--- a/6-过程管理/流程制度规范类文件/060111-信息安全管理制度.docx
+++ b/6-过程管理/流程制度规范类文件/060111-信息安全管理制度.docx
@@ -1,14 +1,13 @@
 
 <file path=word/document.xml><?xml version="1.0" encoding="utf-8"?>
-<w:document xmlns:wpc="http://schemas.microsoft.com/office/word/2010/wordprocessingCanvas" xmlns:mc="http://schemas.openxmlformats.org/markup-compatibility/2006" xmlns:o="urn:schemas-microsoft-com:office:office" xmlns:r="http://schemas.openxmlformats.org/officeDocument/2006/relationships" xmlns:m="http://schemas.openxmlformats.org/officeDocument/2006/math" xmlns:v="urn:schemas-microsoft-com:vml" xmlns:wp14="http://schemas.microsoft.com/office/word/2010/wordprocessingDrawing" xmlns:wp="http://schemas.openxmlformats.org/drawingml/2006/wordprocessingDrawing" xmlns:w10="urn:schemas-microsoft-com:office:word" xmlns:w="http://schemas.openxmlformats.org/wordprocessingml/2006/main" xmlns:w14="http://schemas.microsoft.com/office/word/2010/wordml" xmlns:w15="http://schemas.microsoft.com/office/word/2012/wordml" xmlns:wne="http://schemas.microsoft.com/office/word/2006/wordml" xmlns:wpg="http://schemas.microsoft.com/office/word/2010/wordprocessingGroup" xmlns:wpi="http://schemas.microsoft.com/office/word/2010/wordprocessingInk" xmlns:wps="http://schemas.microsoft.com/office/word/2010/wordprocessingShape" mc:Ignorable="w14 w15 wp14">
-  <!-- Generated by Aspose.Words for .NET 13.3.0.1 -->
+<w:document xmlns:wpc="http://schemas.microsoft.com/office/word/2010/wordprocessingCanvas" xmlns:mc="http://schemas.openxmlformats.org/markup-compatibility/2006" xmlns:o="urn:schemas-microsoft-com:office:office" xmlns:r="http://schemas.openxmlformats.org/officeDocument/2006/relationships" xmlns:m="http://schemas.openxmlformats.org/officeDocument/2006/math" xmlns:v="urn:schemas-microsoft-com:vml" xmlns:wp14="http://schemas.microsoft.com/office/word/2010/wordprocessingDrawing" xmlns:wp="http://schemas.openxmlformats.org/drawingml/2006/wordprocessingDrawing" xmlns:w="http://schemas.openxmlformats.org/wordprocessingml/2006/main" xmlns:w14="http://schemas.microsoft.com/office/word/2010/wordml" xmlns:w10="urn:schemas-microsoft-com:office:word" xmlns:w15="http://schemas.microsoft.com/office/word/2012/wordml" xmlns:wpg="http://schemas.microsoft.com/office/word/2010/wordprocessingGroup" xmlns:wpi="http://schemas.microsoft.com/office/word/2010/wordprocessingInk" xmlns:wne="http://schemas.microsoft.com/office/word/2006/wordml" xmlns:wps="http://schemas.microsoft.com/office/word/2010/wordprocessingShape" xmlns:wpsCustomData="http://www.wps.cn/officeDocument/2013/wpsCustomData" mc:Ignorable="w14 w15 wp14">
   <w:body>
     <w:p>
       <w:pPr>
         <w:spacing w:before="78" w:line="219" w:lineRule="auto"/>
         <w:ind w:left="25"/>
         <w:rPr>
-          <w:rFonts w:ascii="宋体" w:eastAsia="宋体" w:hAnsi="宋体" w:cs="宋体" w:hint="default"/>
+          <w:rFonts w:hint="default" w:ascii="宋体" w:hAnsi="宋体" w:eastAsia="宋体" w:cs="宋体"/>
           <w:sz w:val="24"/>
           <w:szCs w:val="24"/>
           <w:lang w:val="en-US" w:eastAsia="zh-CN"/>
@@ -16,7 +15,7 @@
       </w:pPr>
       <w:r>
         <w:rPr>
-          <w:rFonts w:ascii="宋体" w:eastAsia="宋体" w:hAnsi="宋体" w:cs="宋体"/>
+          <w:rFonts w:ascii="宋体" w:hAnsi="宋体" w:eastAsia="宋体" w:cs="宋体"/>
           <w:b/>
           <w:bCs/>
           <w:spacing w:val="-3"/>
@@ -27,7 +26,7 @@
       </w:r>
       <w:r>
         <w:rPr>
-          <w:rFonts w:ascii="宋体" w:eastAsia="宋体" w:hAnsi="宋体" w:cs="宋体" w:hint="eastAsia"/>
+          <w:rFonts w:hint="eastAsia" w:ascii="宋体" w:hAnsi="宋体" w:eastAsia="宋体" w:cs="宋体"/>
           <w:b/>
           <w:bCs/>
           <w:spacing w:val="-3"/>
@@ -39,7 +38,7 @@
       </w:r>
       <w:r>
         <w:rPr>
-          <w:rFonts w:ascii="宋体" w:eastAsia="宋体" w:hAnsi="宋体" w:cs="宋体"/>
+          <w:rFonts w:ascii="宋体" w:hAnsi="宋体" w:eastAsia="宋体" w:cs="宋体"/>
           <w:b/>
           <w:bCs/>
           <w:spacing w:val="-3"/>
@@ -50,7 +49,7 @@
       </w:r>
       <w:r>
         <w:rPr>
-          <w:rFonts w:ascii="宋体" w:eastAsia="宋体" w:hAnsi="宋体" w:cs="宋体" w:hint="eastAsia"/>
+          <w:rFonts w:hint="eastAsia" w:ascii="宋体" w:hAnsi="宋体" w:eastAsia="宋体" w:cs="宋体"/>
           <w:b/>
           <w:bCs/>
           <w:spacing w:val="-3"/>
@@ -62,7 +61,7 @@
       </w:r>
       <w:r>
         <w:rPr>
-          <w:rFonts w:ascii="宋体" w:hAnsi="宋体" w:cs="宋体" w:hint="eastAsia"/>
+          <w:rFonts w:hint="eastAsia" w:ascii="宋体" w:hAnsi="宋体" w:cs="宋体"/>
           <w:b/>
           <w:bCs/>
           <w:spacing w:val="-3"/>
@@ -92,14 +91,14 @@
         <w:ind w:left="23"/>
         <w:textAlignment w:val="auto"/>
         <w:rPr>
-          <w:rFonts w:ascii="宋体" w:eastAsia="宋体" w:hAnsi="宋体" w:cs="宋体"/>
+          <w:rFonts w:ascii="宋体" w:hAnsi="宋体" w:eastAsia="宋体" w:cs="宋体"/>
           <w:sz w:val="24"/>
           <w:szCs w:val="24"/>
         </w:rPr>
       </w:pPr>
       <w:r>
         <w:rPr>
-          <w:rFonts w:ascii="宋体" w:eastAsia="宋体" w:hAnsi="宋体" w:cs="宋体"/>
+          <w:rFonts w:ascii="宋体" w:hAnsi="宋体" w:eastAsia="宋体" w:cs="宋体"/>
           <w:b/>
           <w:bCs/>
           <w:spacing w:val="240"/>
@@ -111,7 +110,7 @@
       </w:r>
       <w:r>
         <w:rPr>
-          <w:rFonts w:ascii="宋体" w:eastAsia="宋体" w:hAnsi="宋体" w:cs="宋体"/>
+          <w:rFonts w:ascii="宋体" w:hAnsi="宋体" w:eastAsia="宋体" w:cs="宋体"/>
           <w:b/>
           <w:bCs/>
           <w:spacing w:val="0"/>
@@ -123,7 +122,7 @@
       </w:r>
       <w:r>
         <w:rPr>
-          <w:rFonts w:ascii="宋体" w:eastAsia="宋体" w:hAnsi="宋体" w:cs="宋体"/>
+          <w:rFonts w:ascii="宋体" w:hAnsi="宋体" w:eastAsia="宋体" w:cs="宋体"/>
           <w:b/>
           <w:bCs/>
           <w:spacing w:val="-5"/>
@@ -135,10 +134,10 @@
     </w:p>
     <w:p>
       <w:pPr>
-        <w:pStyle w:val="a"/>
-        <w:bidi w:val="0"/>
-      </w:pPr>
-      <w:bookmarkStart w:id="0" w:name="_Toc3875"/>
+        <w:pStyle w:val="24"/>
+        <w:bidi w:val="0"/>
+      </w:pPr>
+      <w:bookmarkStart w:id="0" w:name="_Toc7586"/>
       <w:r>
         <w:rPr>
           <w:rFonts w:hint="eastAsia"/>
@@ -150,14 +149,14 @@
     </w:p>
     <w:p>
       <w:pPr>
-        <w:pStyle w:val="a0"/>
+        <w:pStyle w:val="25"/>
         <w:bidi w:val="0"/>
         <w:rPr>
           <w:rFonts w:hint="default"/>
           <w:lang w:val="en-US"/>
         </w:rPr>
       </w:pPr>
-      <w:bookmarkStart w:id="1" w:name="_Toc2433"/>
+      <w:bookmarkStart w:id="1" w:name="_Toc5242"/>
       <w:r>
         <w:rPr>
           <w:rFonts w:hint="eastAsia"/>
@@ -169,17 +168,18 @@
     </w:p>
     <w:tbl>
       <w:tblPr>
-        <w:tblStyle w:val="TableGrid"/>
+        <w:tblStyle w:val="21"/>
         <w:tblW w:w="0" w:type="auto"/>
         <w:tblInd w:w="2443" w:type="dxa"/>
         <w:tblBorders>
-          <w:top w:val="nil"/>
-          <w:left w:val="nil"/>
-          <w:bottom w:val="nil"/>
-          <w:right w:val="nil"/>
-          <w:insideH w:val="nil"/>
-          <w:insideV w:val="nil"/>
+          <w:top w:val="none" w:color="auto" w:sz="0" w:space="0"/>
+          <w:left w:val="none" w:color="auto" w:sz="0" w:space="0"/>
+          <w:bottom w:val="none" w:color="auto" w:sz="0" w:space="0"/>
+          <w:right w:val="none" w:color="auto" w:sz="0" w:space="0"/>
+          <w:insideH w:val="none" w:color="auto" w:sz="0" w:space="0"/>
+          <w:insideV w:val="none" w:color="auto" w:sz="0" w:space="0"/>
         </w:tblBorders>
+        <w:tblLayout w:type="autofit"/>
         <w:tblCellMar>
           <w:top w:w="0" w:type="dxa"/>
           <w:left w:w="108" w:type="dxa"/>
@@ -193,15 +193,13 @@
       </w:tblGrid>
       <w:tr>
         <w:tblPrEx>
-          <w:tblW w:w="0" w:type="auto"/>
-          <w:tblInd w:w="2443" w:type="dxa"/>
           <w:tblBorders>
-            <w:top w:val="nil"/>
-            <w:left w:val="nil"/>
-            <w:bottom w:val="nil"/>
-            <w:right w:val="nil"/>
-            <w:insideH w:val="nil"/>
-            <w:insideV w:val="nil"/>
+            <w:top w:val="none" w:color="auto" w:sz="0" w:space="0"/>
+            <w:left w:val="none" w:color="auto" w:sz="0" w:space="0"/>
+            <w:bottom w:val="none" w:color="auto" w:sz="0" w:space="0"/>
+            <w:right w:val="none" w:color="auto" w:sz="0" w:space="0"/>
+            <w:insideH w:val="none" w:color="auto" w:sz="0" w:space="0"/>
+            <w:insideV w:val="none" w:color="auto" w:sz="0" w:space="0"/>
           </w:tblBorders>
           <w:tblCellMar>
             <w:top w:w="0" w:type="dxa"/>
@@ -211,15 +209,22 @@
           </w:tblCellMar>
         </w:tblPrEx>
         <w:trPr>
-          <w:trHeight w:val="810"/>
+          <w:trHeight w:val="810" w:hRule="atLeast"/>
         </w:trPr>
         <w:tc>
           <w:tcPr>
             <w:tcW w:w="1818" w:type="dxa"/>
-          </w:tcPr>
-          <w:p>
-            <w:pPr>
+            <w:vAlign w:val="top"/>
+          </w:tcPr>
+          <w:p>
+            <w:pPr>
+              <w:keepNext w:val="0"/>
+              <w:keepLines w:val="0"/>
+              <w:pageBreakBefore w:val="0"/>
               <w:widowControl w:val="0"/>
+              <w:wordWrap/>
+              <w:overflowPunct/>
+              <w:bidi w:val="0"/>
               <w:rPr>
                 <w:rFonts w:hint="default"/>
                 <w:vertAlign w:val="baseline"/>
@@ -236,7 +241,7 @@
             </w:r>
             <w:r>
               <w:rPr>
-                <w:rFonts w:asciiTheme="minorAscii" w:eastAsiaTheme="minorEastAsia" w:hAnsiTheme="minorAscii" w:hint="default"/>
+                <w:rFonts w:hint="default" w:asciiTheme="minorAscii" w:hAnsiTheme="minorAscii" w:eastAsiaTheme="minorEastAsia"/>
                 <w:spacing w:val="227"/>
                 <w:sz w:val="21"/>
                 <w:vertAlign w:val="baseline"/>
@@ -251,17 +256,24 @@
                 <w:vertAlign w:val="baseline"/>
                 <w:lang w:val="en-US" w:eastAsia="zh-CN"/>
               </w:rPr>
-              <w:t>孙光莉</w:t>
+              <w:t>王潇</w:t>
             </w:r>
           </w:p>
         </w:tc>
         <w:tc>
           <w:tcPr>
             <w:tcW w:w="4261" w:type="dxa"/>
-          </w:tcPr>
-          <w:p>
-            <w:pPr>
+            <w:vAlign w:val="top"/>
+          </w:tcPr>
+          <w:p>
+            <w:pPr>
+              <w:keepNext w:val="0"/>
+              <w:keepLines w:val="0"/>
+              <w:pageBreakBefore w:val="0"/>
               <w:widowControl w:val="0"/>
+              <w:wordWrap/>
+              <w:overflowPunct/>
+              <w:bidi w:val="0"/>
               <w:rPr>
                 <w:rFonts w:hint="default"/>
                 <w:vertAlign w:val="baseline"/>
@@ -278,7 +290,7 @@
             </w:r>
             <w:r>
               <w:rPr>
-                <w:rFonts w:asciiTheme="minorAscii" w:eastAsiaTheme="minorEastAsia" w:hAnsiTheme="minorAscii" w:hint="eastAsia"/>
+                <w:rFonts w:hint="eastAsia" w:asciiTheme="minorAscii" w:hAnsiTheme="minorAscii" w:eastAsiaTheme="minorEastAsia"/>
                 <w:spacing w:val="227"/>
                 <w:sz w:val="21"/>
                 <w:vertAlign w:val="baseline"/>
@@ -300,8 +312,14 @@
       </w:tr>
       <w:tr>
         <w:tblPrEx>
-          <w:tblW w:w="0" w:type="auto"/>
-          <w:tblInd w:w="2443" w:type="dxa"/>
+          <w:tblBorders>
+            <w:top w:val="none" w:color="auto" w:sz="0" w:space="0"/>
+            <w:left w:val="none" w:color="auto" w:sz="0" w:space="0"/>
+            <w:bottom w:val="none" w:color="auto" w:sz="0" w:space="0"/>
+            <w:right w:val="none" w:color="auto" w:sz="0" w:space="0"/>
+            <w:insideH w:val="none" w:color="auto" w:sz="0" w:space="0"/>
+            <w:insideV w:val="none" w:color="auto" w:sz="0" w:space="0"/>
+          </w:tblBorders>
           <w:tblCellMar>
             <w:top w:w="0" w:type="dxa"/>
             <w:left w:w="108" w:type="dxa"/>
@@ -310,18 +328,25 @@
           </w:tblCellMar>
         </w:tblPrEx>
         <w:trPr>
-          <w:trHeight w:val="810"/>
+          <w:trHeight w:val="810" w:hRule="atLeast"/>
         </w:trPr>
         <w:tc>
           <w:tcPr>
             <w:tcW w:w="1818" w:type="dxa"/>
             <w:shd w:val="clear" w:color="auto" w:fill="auto"/>
-          </w:tcPr>
-          <w:p>
-            <w:pPr>
+            <w:vAlign w:val="top"/>
+          </w:tcPr>
+          <w:p>
+            <w:pPr>
+              <w:keepNext w:val="0"/>
+              <w:keepLines w:val="0"/>
+              <w:pageBreakBefore w:val="0"/>
               <w:widowControl w:val="0"/>
-              <w:rPr>
-                <w:rFonts w:ascii="Arial" w:eastAsia="Arial" w:hAnsi="Arial" w:cs="Arial" w:hint="eastAsia"/>
+              <w:wordWrap/>
+              <w:overflowPunct/>
+              <w:bidi w:val="0"/>
+              <w:rPr>
+                <w:rFonts w:hint="eastAsia" w:ascii="Arial" w:hAnsi="Arial" w:eastAsia="Arial" w:cs="Arial"/>
                 <w:snapToGrid w:val="0"/>
                 <w:color w:val="000000"/>
                 <w:kern w:val="0"/>
@@ -341,7 +366,7 @@
             </w:r>
             <w:r>
               <w:rPr>
-                <w:rFonts w:asciiTheme="minorAscii" w:eastAsiaTheme="minorEastAsia" w:hAnsiTheme="minorAscii" w:hint="default"/>
+                <w:rFonts w:hint="default" w:asciiTheme="minorAscii" w:hAnsiTheme="minorAscii" w:eastAsiaTheme="minorEastAsia"/>
                 <w:spacing w:val="227"/>
                 <w:sz w:val="21"/>
                 <w:vertAlign w:val="baseline"/>
@@ -352,13 +377,10 @@
             <w:r>
               <w:rPr>
                 <w:rFonts w:hint="eastAsia"/>
-                <w:spacing w:val="105"/>
-                <w:kern w:val="0"/>
                 <w:u w:val="single"/>
-                <w:vertAlign w:val="baseline"/>
                 <w:lang w:val="en-US" w:eastAsia="zh-CN"/>
               </w:rPr>
-              <w:t>严长运</w:t>
+              <w:t>刘钢要</w:t>
             </w:r>
           </w:p>
         </w:tc>
@@ -366,12 +388,19 @@
           <w:tcPr>
             <w:tcW w:w="4261" w:type="dxa"/>
             <w:shd w:val="clear" w:color="auto" w:fill="auto"/>
-          </w:tcPr>
-          <w:p>
-            <w:pPr>
+            <w:vAlign w:val="top"/>
+          </w:tcPr>
+          <w:p>
+            <w:pPr>
+              <w:keepNext w:val="0"/>
+              <w:keepLines w:val="0"/>
+              <w:pageBreakBefore w:val="0"/>
               <w:widowControl w:val="0"/>
-              <w:rPr>
-                <w:rFonts w:ascii="Arial" w:eastAsia="Arial" w:hAnsi="Arial" w:cs="Arial" w:hint="eastAsia"/>
+              <w:wordWrap/>
+              <w:overflowPunct/>
+              <w:bidi w:val="0"/>
+              <w:rPr>
+                <w:rFonts w:hint="eastAsia" w:ascii="Arial" w:hAnsi="Arial" w:eastAsia="Arial" w:cs="Arial"/>
                 <w:snapToGrid w:val="0"/>
                 <w:color w:val="000000"/>
                 <w:kern w:val="0"/>
@@ -391,7 +420,7 @@
             </w:r>
             <w:r>
               <w:rPr>
-                <w:rFonts w:asciiTheme="minorAscii" w:eastAsiaTheme="minorEastAsia" w:hAnsiTheme="minorAscii" w:hint="eastAsia"/>
+                <w:rFonts w:hint="eastAsia" w:asciiTheme="minorAscii" w:hAnsiTheme="minorAscii" w:eastAsiaTheme="minorEastAsia"/>
                 <w:spacing w:val="227"/>
                 <w:sz w:val="21"/>
                 <w:vertAlign w:val="baseline"/>
@@ -413,8 +442,14 @@
       </w:tr>
       <w:tr>
         <w:tblPrEx>
-          <w:tblW w:w="0" w:type="auto"/>
-          <w:tblInd w:w="2443" w:type="dxa"/>
+          <w:tblBorders>
+            <w:top w:val="none" w:color="auto" w:sz="0" w:space="0"/>
+            <w:left w:val="none" w:color="auto" w:sz="0" w:space="0"/>
+            <w:bottom w:val="none" w:color="auto" w:sz="0" w:space="0"/>
+            <w:right w:val="none" w:color="auto" w:sz="0" w:space="0"/>
+            <w:insideH w:val="none" w:color="auto" w:sz="0" w:space="0"/>
+            <w:insideV w:val="none" w:color="auto" w:sz="0" w:space="0"/>
+          </w:tblBorders>
           <w:tblCellMar>
             <w:top w:w="0" w:type="dxa"/>
             <w:left w:w="108" w:type="dxa"/>
@@ -423,15 +458,22 @@
           </w:tblCellMar>
         </w:tblPrEx>
         <w:trPr>
-          <w:trHeight w:val="635"/>
+          <w:trHeight w:val="635" w:hRule="atLeast"/>
         </w:trPr>
         <w:tc>
           <w:tcPr>
             <w:tcW w:w="1818" w:type="dxa"/>
-          </w:tcPr>
-          <w:p>
-            <w:pPr>
+            <w:vAlign w:val="top"/>
+          </w:tcPr>
+          <w:p>
+            <w:pPr>
+              <w:keepNext w:val="0"/>
+              <w:keepLines w:val="0"/>
+              <w:pageBreakBefore w:val="0"/>
               <w:widowControl w:val="0"/>
+              <w:wordWrap/>
+              <w:overflowPunct/>
+              <w:bidi w:val="0"/>
               <w:rPr>
                 <w:rFonts w:hint="eastAsia"/>
                 <w:vertAlign w:val="baseline"/>
@@ -448,7 +490,7 @@
             </w:r>
             <w:r>
               <w:rPr>
-                <w:rFonts w:asciiTheme="minorAscii" w:eastAsiaTheme="minorEastAsia" w:hAnsiTheme="minorAscii" w:hint="eastAsia"/>
+                <w:rFonts w:hint="eastAsia" w:asciiTheme="minorAscii" w:hAnsiTheme="minorAscii" w:eastAsiaTheme="minorEastAsia"/>
                 <w:spacing w:val="227"/>
                 <w:sz w:val="21"/>
                 <w:vertAlign w:val="baseline"/>
@@ -469,10 +511,17 @@
         <w:tc>
           <w:tcPr>
             <w:tcW w:w="4261" w:type="dxa"/>
-          </w:tcPr>
-          <w:p>
-            <w:pPr>
+            <w:vAlign w:val="top"/>
+          </w:tcPr>
+          <w:p>
+            <w:pPr>
+              <w:keepNext w:val="0"/>
+              <w:keepLines w:val="0"/>
+              <w:pageBreakBefore w:val="0"/>
               <w:widowControl w:val="0"/>
+              <w:wordWrap/>
+              <w:overflowPunct/>
+              <w:bidi w:val="0"/>
               <w:rPr>
                 <w:rFonts w:hint="default"/>
                 <w:vertAlign w:val="baseline"/>
@@ -489,7 +538,7 @@
             </w:r>
             <w:r>
               <w:rPr>
-                <w:rFonts w:asciiTheme="minorAscii" w:eastAsiaTheme="minorEastAsia" w:hAnsiTheme="minorAscii" w:hint="eastAsia"/>
+                <w:rFonts w:hint="eastAsia" w:asciiTheme="minorAscii" w:hAnsiTheme="minorAscii" w:eastAsiaTheme="minorEastAsia"/>
                 <w:spacing w:val="227"/>
                 <w:sz w:val="21"/>
                 <w:vertAlign w:val="baseline"/>
@@ -520,14 +569,14 @@
         <w:spacing w:before="153" w:line="225" w:lineRule="auto"/>
         <w:ind w:left="3634"/>
         <w:rPr>
-          <w:rFonts w:ascii="宋体" w:eastAsia="宋体" w:hAnsi="宋体" w:cs="宋体"/>
+          <w:rFonts w:ascii="宋体" w:hAnsi="宋体" w:eastAsia="宋体" w:cs="宋体"/>
           <w:sz w:val="31"/>
           <w:szCs w:val="31"/>
         </w:rPr>
       </w:pPr>
       <w:r>
         <w:rPr>
-          <w:rFonts w:ascii="宋体" w:eastAsia="宋体" w:hAnsi="宋体" w:cs="宋体"/>
+          <w:rFonts w:ascii="宋体" w:hAnsi="宋体" w:eastAsia="宋体" w:cs="宋体"/>
           <w:b/>
           <w:bCs/>
           <w:spacing w:val="4"/>
@@ -539,16 +588,16 @@
     </w:p>
     <w:tbl>
       <w:tblPr>
-        <w:tblStyle w:val="TableNormal0"/>
+        <w:tblStyle w:val="26"/>
         <w:tblW w:w="8301" w:type="dxa"/>
         <w:tblInd w:w="2" w:type="dxa"/>
         <w:tblBorders>
-          <w:top w:val="single" w:sz="2" w:space="0" w:color="000000"/>
-          <w:left w:val="single" w:sz="2" w:space="0" w:color="000000"/>
-          <w:bottom w:val="single" w:sz="2" w:space="0" w:color="000000"/>
-          <w:right w:val="single" w:sz="2" w:space="0" w:color="000000"/>
-          <w:insideH w:val="single" w:sz="2" w:space="0" w:color="000000"/>
-          <w:insideV w:val="single" w:sz="2" w:space="0" w:color="000000"/>
+          <w:top w:val="single" w:color="000000" w:sz="2" w:space="0"/>
+          <w:left w:val="single" w:color="000000" w:sz="2" w:space="0"/>
+          <w:bottom w:val="single" w:color="000000" w:sz="2" w:space="0"/>
+          <w:right w:val="single" w:color="000000" w:sz="2" w:space="0"/>
+          <w:insideH w:val="single" w:color="000000" w:sz="2" w:space="0"/>
+          <w:insideV w:val="single" w:color="000000" w:sz="2" w:space="0"/>
         </w:tblBorders>
         <w:tblLayout w:type="fixed"/>
         <w:tblCellMar>
@@ -568,17 +617,14 @@
       </w:tblGrid>
       <w:tr>
         <w:tblPrEx>
-          <w:tblW w:w="8301" w:type="dxa"/>
-          <w:tblInd w:w="2" w:type="dxa"/>
           <w:tblBorders>
-            <w:top w:val="single" w:sz="2" w:space="0" w:color="000000"/>
-            <w:left w:val="single" w:sz="2" w:space="0" w:color="000000"/>
-            <w:bottom w:val="single" w:sz="2" w:space="0" w:color="000000"/>
-            <w:right w:val="single" w:sz="2" w:space="0" w:color="000000"/>
-            <w:insideH w:val="single" w:sz="2" w:space="0" w:color="000000"/>
-            <w:insideV w:val="single" w:sz="2" w:space="0" w:color="000000"/>
+            <w:top w:val="single" w:color="000000" w:sz="2" w:space="0"/>
+            <w:left w:val="single" w:color="000000" w:sz="2" w:space="0"/>
+            <w:bottom w:val="single" w:color="000000" w:sz="2" w:space="0"/>
+            <w:right w:val="single" w:color="000000" w:sz="2" w:space="0"/>
+            <w:insideH w:val="single" w:color="000000" w:sz="2" w:space="0"/>
+            <w:insideV w:val="single" w:color="000000" w:sz="2" w:space="0"/>
           </w:tblBorders>
-          <w:tblLayout w:type="fixed"/>
           <w:tblCellMar>
             <w:top w:w="0" w:type="dxa"/>
             <w:left w:w="0" w:type="dxa"/>
@@ -587,7 +633,7 @@
           </w:tblCellMar>
         </w:tblPrEx>
         <w:trPr>
-          <w:trHeight w:val="593"/>
+          <w:trHeight w:val="593" w:hRule="atLeast"/>
         </w:trPr>
         <w:tc>
           <w:tcPr>
@@ -598,14 +644,14 @@
               <w:spacing w:before="176" w:line="228" w:lineRule="auto"/>
               <w:ind w:left="607"/>
               <w:rPr>
-                <w:rFonts w:ascii="宋体" w:eastAsia="宋体" w:hAnsi="宋体" w:cs="宋体"/>
+                <w:rFonts w:ascii="宋体" w:hAnsi="宋体" w:eastAsia="宋体" w:cs="宋体"/>
                 <w:sz w:val="20"/>
                 <w:szCs w:val="20"/>
               </w:rPr>
             </w:pPr>
             <w:r>
               <w:rPr>
-                <w:rFonts w:ascii="宋体" w:eastAsia="宋体" w:hAnsi="宋体" w:cs="宋体"/>
+                <w:rFonts w:ascii="宋体" w:hAnsi="宋体" w:eastAsia="宋体" w:cs="宋体"/>
                 <w:spacing w:val="-14"/>
                 <w:sz w:val="20"/>
                 <w:szCs w:val="20"/>
@@ -623,14 +669,14 @@
               <w:spacing w:before="175" w:line="227" w:lineRule="auto"/>
               <w:ind w:left="253"/>
               <w:rPr>
-                <w:rFonts w:ascii="宋体" w:eastAsia="宋体" w:hAnsi="宋体" w:cs="宋体"/>
+                <w:rFonts w:ascii="宋体" w:hAnsi="宋体" w:eastAsia="宋体" w:cs="宋体"/>
                 <w:sz w:val="20"/>
                 <w:szCs w:val="20"/>
               </w:rPr>
             </w:pPr>
             <w:r>
               <w:rPr>
-                <w:rFonts w:ascii="宋体" w:eastAsia="宋体" w:hAnsi="宋体" w:cs="宋体"/>
+                <w:rFonts w:ascii="宋体" w:hAnsi="宋体" w:eastAsia="宋体" w:cs="宋体"/>
                 <w:spacing w:val="4"/>
                 <w:sz w:val="20"/>
                 <w:szCs w:val="20"/>
@@ -648,14 +694,14 @@
               <w:spacing w:before="175" w:line="228" w:lineRule="auto"/>
               <w:ind w:left="730"/>
               <w:rPr>
-                <w:rFonts w:ascii="宋体" w:eastAsia="宋体" w:hAnsi="宋体" w:cs="宋体"/>
+                <w:rFonts w:ascii="宋体" w:hAnsi="宋体" w:eastAsia="宋体" w:cs="宋体"/>
                 <w:sz w:val="20"/>
                 <w:szCs w:val="20"/>
               </w:rPr>
             </w:pPr>
             <w:r>
               <w:rPr>
-                <w:rFonts w:ascii="宋体" w:eastAsia="宋体" w:hAnsi="宋体" w:cs="宋体"/>
+                <w:rFonts w:ascii="宋体" w:hAnsi="宋体" w:eastAsia="宋体" w:cs="宋体"/>
                 <w:spacing w:val="7"/>
                 <w:sz w:val="20"/>
                 <w:szCs w:val="20"/>
@@ -673,14 +719,14 @@
               <w:spacing w:before="175" w:line="228" w:lineRule="auto"/>
               <w:ind w:left="310"/>
               <w:rPr>
-                <w:rFonts w:ascii="宋体" w:eastAsia="宋体" w:hAnsi="宋体" w:cs="宋体"/>
+                <w:rFonts w:ascii="宋体" w:hAnsi="宋体" w:eastAsia="宋体" w:cs="宋体"/>
                 <w:sz w:val="20"/>
                 <w:szCs w:val="20"/>
               </w:rPr>
             </w:pPr>
             <w:r>
               <w:rPr>
-                <w:rFonts w:ascii="宋体" w:eastAsia="宋体" w:hAnsi="宋体" w:cs="宋体"/>
+                <w:rFonts w:ascii="宋体" w:hAnsi="宋体" w:eastAsia="宋体" w:cs="宋体"/>
                 <w:spacing w:val="6"/>
                 <w:sz w:val="20"/>
                 <w:szCs w:val="20"/>
@@ -698,7 +744,7 @@
               <w:spacing w:before="175" w:line="228" w:lineRule="auto"/>
               <w:ind w:left="310"/>
               <w:rPr>
-                <w:rFonts w:ascii="宋体" w:eastAsia="宋体" w:hAnsi="宋体" w:cs="宋体" w:hint="eastAsia"/>
+                <w:rFonts w:hint="eastAsia" w:ascii="宋体" w:hAnsi="宋体" w:eastAsia="宋体" w:cs="宋体"/>
                 <w:spacing w:val="6"/>
                 <w:sz w:val="20"/>
                 <w:szCs w:val="20"/>
@@ -707,7 +753,7 @@
             </w:pPr>
             <w:r>
               <w:rPr>
-                <w:rFonts w:ascii="宋体" w:eastAsia="宋体" w:hAnsi="宋体" w:cs="宋体" w:hint="eastAsia"/>
+                <w:rFonts w:hint="eastAsia" w:ascii="宋体" w:hAnsi="宋体" w:eastAsia="宋体" w:cs="宋体"/>
                 <w:spacing w:val="6"/>
                 <w:sz w:val="20"/>
                 <w:szCs w:val="20"/>
@@ -726,14 +772,14 @@
               <w:spacing w:before="176" w:line="229" w:lineRule="auto"/>
               <w:ind w:left="311"/>
               <w:rPr>
-                <w:rFonts w:ascii="宋体" w:eastAsia="宋体" w:hAnsi="宋体" w:cs="宋体"/>
+                <w:rFonts w:ascii="宋体" w:hAnsi="宋体" w:eastAsia="宋体" w:cs="宋体"/>
                 <w:sz w:val="20"/>
                 <w:szCs w:val="20"/>
               </w:rPr>
             </w:pPr>
             <w:r>
               <w:rPr>
-                <w:rFonts w:ascii="宋体" w:eastAsia="宋体" w:hAnsi="宋体" w:cs="宋体"/>
+                <w:rFonts w:ascii="宋体" w:hAnsi="宋体" w:eastAsia="宋体" w:cs="宋体"/>
                 <w:spacing w:val="7"/>
                 <w:sz w:val="20"/>
                 <w:szCs w:val="20"/>
@@ -745,9 +791,14 @@
       </w:tr>
       <w:tr>
         <w:tblPrEx>
-          <w:tblW w:w="8301" w:type="dxa"/>
-          <w:tblInd w:w="2" w:type="dxa"/>
-          <w:tblLayout w:type="fixed"/>
+          <w:tblBorders>
+            <w:top w:val="single" w:color="000000" w:sz="2" w:space="0"/>
+            <w:left w:val="single" w:color="000000" w:sz="2" w:space="0"/>
+            <w:bottom w:val="single" w:color="000000" w:sz="2" w:space="0"/>
+            <w:right w:val="single" w:color="000000" w:sz="2" w:space="0"/>
+            <w:insideH w:val="single" w:color="000000" w:sz="2" w:space="0"/>
+            <w:insideV w:val="single" w:color="000000" w:sz="2" w:space="0"/>
+          </w:tblBorders>
           <w:tblCellMar>
             <w:top w:w="0" w:type="dxa"/>
             <w:left w:w="0" w:type="dxa"/>
@@ -756,7 +807,7 @@
           </w:tblCellMar>
         </w:tblPrEx>
         <w:trPr>
-          <w:trHeight w:val="556"/>
+          <w:trHeight w:val="556" w:hRule="atLeast"/>
         </w:trPr>
         <w:tc>
           <w:tcPr>
@@ -767,14 +818,14 @@
               <w:spacing w:before="173" w:line="267" w:lineRule="exact"/>
               <w:ind w:left="260"/>
               <w:rPr>
-                <w:rFonts w:ascii="宋体" w:eastAsia="宋体" w:hAnsi="宋体" w:cs="宋体"/>
+                <w:rFonts w:ascii="宋体" w:hAnsi="宋体" w:eastAsia="宋体" w:cs="宋体"/>
                 <w:sz w:val="20"/>
                 <w:szCs w:val="20"/>
               </w:rPr>
             </w:pPr>
             <w:r>
               <w:rPr>
-                <w:rFonts w:ascii="宋体" w:eastAsia="宋体" w:hAnsi="宋体" w:cs="宋体"/>
+                <w:rFonts w:ascii="宋体" w:hAnsi="宋体" w:eastAsia="宋体" w:cs="宋体"/>
                 <w:spacing w:val="3"/>
                 <w:position w:val="1"/>
                 <w:sz w:val="20"/>
@@ -793,14 +844,14 @@
               <w:spacing w:before="173" w:line="267" w:lineRule="exact"/>
               <w:ind w:left="248"/>
               <w:rPr>
-                <w:rFonts w:ascii="宋体" w:eastAsia="宋体" w:hAnsi="宋体" w:cs="宋体"/>
+                <w:rFonts w:ascii="宋体" w:hAnsi="宋体" w:eastAsia="宋体" w:cs="宋体"/>
                 <w:sz w:val="20"/>
                 <w:szCs w:val="20"/>
               </w:rPr>
             </w:pPr>
             <w:r>
               <w:rPr>
-                <w:rFonts w:ascii="宋体" w:eastAsia="宋体" w:hAnsi="宋体" w:cs="宋体"/>
+                <w:rFonts w:ascii="宋体" w:hAnsi="宋体" w:eastAsia="宋体" w:cs="宋体"/>
                 <w:spacing w:val="4"/>
                 <w:position w:val="1"/>
                 <w:sz w:val="20"/>
@@ -820,14 +871,14 @@
               <w:ind w:left="114"/>
               <w:jc w:val="center"/>
               <w:rPr>
-                <w:rFonts w:ascii="宋体" w:eastAsia="宋体" w:hAnsi="宋体" w:cs="宋体"/>
+                <w:rFonts w:ascii="宋体" w:hAnsi="宋体" w:eastAsia="宋体" w:cs="宋体"/>
                 <w:sz w:val="20"/>
                 <w:szCs w:val="20"/>
               </w:rPr>
             </w:pPr>
             <w:r>
               <w:rPr>
-                <w:rFonts w:ascii="宋体" w:eastAsia="宋体" w:hAnsi="宋体" w:cs="宋体"/>
+                <w:rFonts w:ascii="宋体" w:hAnsi="宋体" w:eastAsia="宋体" w:cs="宋体"/>
                 <w:spacing w:val="7"/>
                 <w:sz w:val="20"/>
                 <w:szCs w:val="20"/>
@@ -845,7 +896,7 @@
               <w:spacing w:before="172" w:line="228" w:lineRule="auto"/>
               <w:ind w:left="313"/>
               <w:rPr>
-                <w:rFonts w:ascii="宋体" w:eastAsia="宋体" w:hAnsi="宋体" w:cs="宋体" w:hint="eastAsia"/>
+                <w:rFonts w:hint="eastAsia" w:ascii="宋体" w:hAnsi="宋体" w:eastAsia="宋体" w:cs="宋体"/>
                 <w:sz w:val="20"/>
                 <w:szCs w:val="20"/>
                 <w:lang w:val="en-US" w:eastAsia="zh-CN"/>
@@ -853,12 +904,12 @@
             </w:pPr>
             <w:r>
               <w:rPr>
-                <w:rFonts w:ascii="宋体" w:eastAsia="宋体" w:hAnsi="宋体" w:cs="宋体" w:hint="eastAsia"/>
+                <w:rFonts w:hint="eastAsia" w:ascii="宋体" w:hAnsi="宋体" w:cs="宋体"/>
                 <w:sz w:val="20"/>
                 <w:szCs w:val="20"/>
                 <w:lang w:val="en-US" w:eastAsia="zh-CN"/>
               </w:rPr>
-              <w:t>孙光莉</w:t>
+              <w:t>王潇</w:t>
             </w:r>
           </w:p>
         </w:tc>
@@ -871,7 +922,7 @@
               <w:spacing w:before="172" w:line="228" w:lineRule="auto"/>
               <w:ind w:left="313"/>
               <w:rPr>
-                <w:rFonts w:ascii="宋体" w:eastAsia="宋体" w:hAnsi="宋体" w:cs="宋体" w:hint="eastAsia"/>
+                <w:rFonts w:hint="eastAsia" w:ascii="宋体" w:hAnsi="宋体" w:eastAsia="宋体" w:cs="宋体"/>
                 <w:spacing w:val="5"/>
                 <w:sz w:val="20"/>
                 <w:szCs w:val="20"/>
@@ -879,34 +930,30 @@
             </w:pPr>
             <w:r>
               <w:rPr>
-                <w:rFonts w:ascii="宋体" w:eastAsia="宋体" w:hAnsi="宋体" w:cs="宋体" w:hint="eastAsia"/>
-                <w:spacing w:val="115"/>
-                <w:kern w:val="0"/>
+                <w:rFonts w:hint="eastAsia"/>
+                <w:lang w:val="en-US" w:eastAsia="zh-CN"/>
+              </w:rPr>
+              <w:t>刘钢要</w:t>
+            </w:r>
+          </w:p>
+        </w:tc>
+        <w:tc>
+          <w:tcPr>
+            <w:tcW w:w="1240" w:type="dxa"/>
+          </w:tcPr>
+          <w:p>
+            <w:pPr>
+              <w:spacing w:before="173" w:line="229" w:lineRule="auto"/>
+              <w:ind w:left="314"/>
+              <w:rPr>
+                <w:rFonts w:ascii="宋体" w:hAnsi="宋体" w:eastAsia="宋体" w:cs="宋体"/>
                 <w:sz w:val="20"/>
                 <w:szCs w:val="20"/>
-                <w:lang w:val="en-US" w:eastAsia="zh-CN"/>
-              </w:rPr>
-              <w:t>严长运</w:t>
-            </w:r>
-          </w:p>
-        </w:tc>
-        <w:tc>
-          <w:tcPr>
-            <w:tcW w:w="1240" w:type="dxa"/>
-          </w:tcPr>
-          <w:p>
-            <w:pPr>
-              <w:spacing w:before="173" w:line="229" w:lineRule="auto"/>
-              <w:ind w:left="314"/>
-              <w:rPr>
-                <w:rFonts w:ascii="宋体" w:eastAsia="宋体" w:hAnsi="宋体" w:cs="宋体"/>
-                <w:sz w:val="20"/>
-                <w:szCs w:val="20"/>
-              </w:rPr>
-            </w:pPr>
-            <w:r>
-              <w:rPr>
-                <w:rFonts w:ascii="宋体" w:eastAsia="宋体" w:hAnsi="宋体" w:cs="宋体" w:hint="eastAsia"/>
+              </w:rPr>
+            </w:pPr>
+            <w:r>
+              <w:rPr>
+                <w:rFonts w:hint="eastAsia" w:ascii="宋体" w:hAnsi="宋体" w:eastAsia="宋体" w:cs="宋体"/>
                 <w:spacing w:val="6"/>
                 <w:sz w:val="20"/>
                 <w:szCs w:val="20"/>
@@ -919,9 +966,14 @@
       </w:tr>
       <w:tr>
         <w:tblPrEx>
-          <w:tblW w:w="8301" w:type="dxa"/>
-          <w:tblInd w:w="2" w:type="dxa"/>
-          <w:tblLayout w:type="fixed"/>
+          <w:tblBorders>
+            <w:top w:val="single" w:color="000000" w:sz="2" w:space="0"/>
+            <w:left w:val="single" w:color="000000" w:sz="2" w:space="0"/>
+            <w:bottom w:val="single" w:color="000000" w:sz="2" w:space="0"/>
+            <w:right w:val="single" w:color="000000" w:sz="2" w:space="0"/>
+            <w:insideH w:val="single" w:color="000000" w:sz="2" w:space="0"/>
+            <w:insideV w:val="single" w:color="000000" w:sz="2" w:space="0"/>
+          </w:tblBorders>
           <w:tblCellMar>
             <w:top w:w="0" w:type="dxa"/>
             <w:left w:w="0" w:type="dxa"/>
@@ -930,7 +982,7 @@
           </w:tblCellMar>
         </w:tblPrEx>
         <w:trPr>
-          <w:trHeight w:val="556"/>
+          <w:trHeight w:val="556" w:hRule="atLeast"/>
         </w:trPr>
         <w:tc>
           <w:tcPr>
@@ -938,7 +990,7 @@
           </w:tcPr>
           <w:p>
             <w:pPr>
-              <w:pStyle w:val="TableText"/>
+              <w:pStyle w:val="27"/>
             </w:pPr>
           </w:p>
         </w:tc>
@@ -948,7 +1000,7 @@
           </w:tcPr>
           <w:p>
             <w:pPr>
-              <w:pStyle w:val="TableText"/>
+              <w:pStyle w:val="27"/>
             </w:pPr>
           </w:p>
         </w:tc>
@@ -958,7 +1010,7 @@
           </w:tcPr>
           <w:p>
             <w:pPr>
-              <w:pStyle w:val="TableText"/>
+              <w:pStyle w:val="27"/>
             </w:pPr>
           </w:p>
         </w:tc>
@@ -990,16 +1042,21 @@
           </w:tcPr>
           <w:p>
             <w:pPr>
-              <w:pStyle w:val="TableText"/>
+              <w:pStyle w:val="27"/>
             </w:pPr>
           </w:p>
         </w:tc>
       </w:tr>
       <w:tr>
         <w:tblPrEx>
-          <w:tblW w:w="8301" w:type="dxa"/>
-          <w:tblInd w:w="2" w:type="dxa"/>
-          <w:tblLayout w:type="fixed"/>
+          <w:tblBorders>
+            <w:top w:val="single" w:color="000000" w:sz="2" w:space="0"/>
+            <w:left w:val="single" w:color="000000" w:sz="2" w:space="0"/>
+            <w:bottom w:val="single" w:color="000000" w:sz="2" w:space="0"/>
+            <w:right w:val="single" w:color="000000" w:sz="2" w:space="0"/>
+            <w:insideH w:val="single" w:color="000000" w:sz="2" w:space="0"/>
+            <w:insideV w:val="single" w:color="000000" w:sz="2" w:space="0"/>
+          </w:tblBorders>
           <w:tblCellMar>
             <w:top w:w="0" w:type="dxa"/>
             <w:left w:w="0" w:type="dxa"/>
@@ -1008,7 +1065,7 @@
           </w:tblCellMar>
         </w:tblPrEx>
         <w:trPr>
-          <w:trHeight w:val="556"/>
+          <w:trHeight w:val="556" w:hRule="atLeast"/>
         </w:trPr>
         <w:tc>
           <w:tcPr>
@@ -1016,7 +1073,7 @@
           </w:tcPr>
           <w:p>
             <w:pPr>
-              <w:pStyle w:val="TableText"/>
+              <w:pStyle w:val="27"/>
             </w:pPr>
           </w:p>
         </w:tc>
@@ -1026,7 +1083,7 @@
           </w:tcPr>
           <w:p>
             <w:pPr>
-              <w:pStyle w:val="TableText"/>
+              <w:pStyle w:val="27"/>
             </w:pPr>
           </w:p>
         </w:tc>
@@ -1036,7 +1093,7 @@
           </w:tcPr>
           <w:p>
             <w:pPr>
-              <w:pStyle w:val="TableText"/>
+              <w:pStyle w:val="27"/>
             </w:pPr>
           </w:p>
         </w:tc>
@@ -1068,16 +1125,21 @@
           </w:tcPr>
           <w:p>
             <w:pPr>
-              <w:pStyle w:val="TableText"/>
+              <w:pStyle w:val="27"/>
             </w:pPr>
           </w:p>
         </w:tc>
       </w:tr>
       <w:tr>
         <w:tblPrEx>
-          <w:tblW w:w="8301" w:type="dxa"/>
-          <w:tblInd w:w="2" w:type="dxa"/>
-          <w:tblLayout w:type="fixed"/>
+          <w:tblBorders>
+            <w:top w:val="single" w:color="000000" w:sz="2" w:space="0"/>
+            <w:left w:val="single" w:color="000000" w:sz="2" w:space="0"/>
+            <w:bottom w:val="single" w:color="000000" w:sz="2" w:space="0"/>
+            <w:right w:val="single" w:color="000000" w:sz="2" w:space="0"/>
+            <w:insideH w:val="single" w:color="000000" w:sz="2" w:space="0"/>
+            <w:insideV w:val="single" w:color="000000" w:sz="2" w:space="0"/>
+          </w:tblBorders>
           <w:tblCellMar>
             <w:top w:w="0" w:type="dxa"/>
             <w:left w:w="0" w:type="dxa"/>
@@ -1086,7 +1148,7 @@
           </w:tblCellMar>
         </w:tblPrEx>
         <w:trPr>
-          <w:trHeight w:val="557"/>
+          <w:trHeight w:val="557" w:hRule="atLeast"/>
         </w:trPr>
         <w:tc>
           <w:tcPr>
@@ -1094,7 +1156,7 @@
           </w:tcPr>
           <w:p>
             <w:pPr>
-              <w:pStyle w:val="TableText"/>
+              <w:pStyle w:val="27"/>
             </w:pPr>
           </w:p>
         </w:tc>
@@ -1104,7 +1166,7 @@
           </w:tcPr>
           <w:p>
             <w:pPr>
-              <w:pStyle w:val="TableText"/>
+              <w:pStyle w:val="27"/>
             </w:pPr>
           </w:p>
         </w:tc>
@@ -1114,7 +1176,7 @@
           </w:tcPr>
           <w:p>
             <w:pPr>
-              <w:pStyle w:val="TableText"/>
+              <w:pStyle w:val="27"/>
             </w:pPr>
           </w:p>
         </w:tc>
@@ -1124,7 +1186,7 @@
           </w:tcPr>
           <w:p>
             <w:pPr>
-              <w:pStyle w:val="TableText"/>
+              <w:pStyle w:val="27"/>
             </w:pPr>
           </w:p>
         </w:tc>
@@ -1134,7 +1196,7 @@
           </w:tcPr>
           <w:p>
             <w:pPr>
-              <w:pStyle w:val="TableText"/>
+              <w:pStyle w:val="27"/>
             </w:pPr>
           </w:p>
         </w:tc>
@@ -1144,16 +1206,21 @@
           </w:tcPr>
           <w:p>
             <w:pPr>
-              <w:pStyle w:val="TableText"/>
+              <w:pStyle w:val="27"/>
             </w:pPr>
           </w:p>
         </w:tc>
       </w:tr>
       <w:tr>
         <w:tblPrEx>
-          <w:tblW w:w="8301" w:type="dxa"/>
-          <w:tblInd w:w="2" w:type="dxa"/>
-          <w:tblLayout w:type="fixed"/>
+          <w:tblBorders>
+            <w:top w:val="single" w:color="000000" w:sz="2" w:space="0"/>
+            <w:left w:val="single" w:color="000000" w:sz="2" w:space="0"/>
+            <w:bottom w:val="single" w:color="000000" w:sz="2" w:space="0"/>
+            <w:right w:val="single" w:color="000000" w:sz="2" w:space="0"/>
+            <w:insideH w:val="single" w:color="000000" w:sz="2" w:space="0"/>
+            <w:insideV w:val="single" w:color="000000" w:sz="2" w:space="0"/>
+          </w:tblBorders>
           <w:tblCellMar>
             <w:top w:w="0" w:type="dxa"/>
             <w:left w:w="0" w:type="dxa"/>
@@ -1162,7 +1229,7 @@
           </w:tblCellMar>
         </w:tblPrEx>
         <w:trPr>
-          <w:trHeight w:val="556"/>
+          <w:trHeight w:val="556" w:hRule="atLeast"/>
         </w:trPr>
         <w:tc>
           <w:tcPr>
@@ -1170,7 +1237,7 @@
           </w:tcPr>
           <w:p>
             <w:pPr>
-              <w:pStyle w:val="TableText"/>
+              <w:pStyle w:val="27"/>
             </w:pPr>
           </w:p>
         </w:tc>
@@ -1180,7 +1247,7 @@
           </w:tcPr>
           <w:p>
             <w:pPr>
-              <w:pStyle w:val="TableText"/>
+              <w:pStyle w:val="27"/>
             </w:pPr>
           </w:p>
         </w:tc>
@@ -1190,7 +1257,7 @@
           </w:tcPr>
           <w:p>
             <w:pPr>
-              <w:pStyle w:val="TableText"/>
+              <w:pStyle w:val="27"/>
             </w:pPr>
           </w:p>
         </w:tc>
@@ -1200,7 +1267,7 @@
           </w:tcPr>
           <w:p>
             <w:pPr>
-              <w:pStyle w:val="TableText"/>
+              <w:pStyle w:val="27"/>
             </w:pPr>
           </w:p>
         </w:tc>
@@ -1210,7 +1277,7 @@
           </w:tcPr>
           <w:p>
             <w:pPr>
-              <w:pStyle w:val="TableText"/>
+              <w:pStyle w:val="27"/>
             </w:pPr>
           </w:p>
         </w:tc>
@@ -1220,16 +1287,21 @@
           </w:tcPr>
           <w:p>
             <w:pPr>
-              <w:pStyle w:val="TableText"/>
+              <w:pStyle w:val="27"/>
             </w:pPr>
           </w:p>
         </w:tc>
       </w:tr>
       <w:tr>
         <w:tblPrEx>
-          <w:tblW w:w="8301" w:type="dxa"/>
-          <w:tblInd w:w="2" w:type="dxa"/>
-          <w:tblLayout w:type="fixed"/>
+          <w:tblBorders>
+            <w:top w:val="single" w:color="000000" w:sz="2" w:space="0"/>
+            <w:left w:val="single" w:color="000000" w:sz="2" w:space="0"/>
+            <w:bottom w:val="single" w:color="000000" w:sz="2" w:space="0"/>
+            <w:right w:val="single" w:color="000000" w:sz="2" w:space="0"/>
+            <w:insideH w:val="single" w:color="000000" w:sz="2" w:space="0"/>
+            <w:insideV w:val="single" w:color="000000" w:sz="2" w:space="0"/>
+          </w:tblBorders>
           <w:tblCellMar>
             <w:top w:w="0" w:type="dxa"/>
             <w:left w:w="0" w:type="dxa"/>
@@ -1238,7 +1310,7 @@
           </w:tblCellMar>
         </w:tblPrEx>
         <w:trPr>
-          <w:trHeight w:val="561"/>
+          <w:trHeight w:val="561" w:hRule="atLeast"/>
         </w:trPr>
         <w:tc>
           <w:tcPr>
@@ -1246,7 +1318,7 @@
           </w:tcPr>
           <w:p>
             <w:pPr>
-              <w:pStyle w:val="TableText"/>
+              <w:pStyle w:val="27"/>
             </w:pPr>
           </w:p>
         </w:tc>
@@ -1256,7 +1328,7 @@
           </w:tcPr>
           <w:p>
             <w:pPr>
-              <w:pStyle w:val="TableText"/>
+              <w:pStyle w:val="27"/>
             </w:pPr>
           </w:p>
         </w:tc>
@@ -1266,7 +1338,7 @@
           </w:tcPr>
           <w:p>
             <w:pPr>
-              <w:pStyle w:val="TableText"/>
+              <w:pStyle w:val="27"/>
             </w:pPr>
           </w:p>
         </w:tc>
@@ -1276,7 +1348,7 @@
           </w:tcPr>
           <w:p>
             <w:pPr>
-              <w:pStyle w:val="TableText"/>
+              <w:pStyle w:val="27"/>
             </w:pPr>
           </w:p>
         </w:tc>
@@ -1286,7 +1358,7 @@
           </w:tcPr>
           <w:p>
             <w:pPr>
-              <w:pStyle w:val="TableText"/>
+              <w:pStyle w:val="27"/>
             </w:pPr>
           </w:p>
         </w:tc>
@@ -1296,7 +1368,7 @@
           </w:tcPr>
           <w:p>
             <w:pPr>
-              <w:pStyle w:val="TableText"/>
+              <w:pStyle w:val="27"/>
             </w:pPr>
           </w:p>
         </w:tc>
@@ -1310,7 +1382,7 @@
     <w:sdt>
       <w:sdtPr>
         <w:rPr>
-          <w:rFonts w:ascii="宋体" w:eastAsia="宋体" w:hAnsi="宋体" w:cs="Arial"/>
+          <w:rFonts w:ascii="宋体" w:hAnsi="宋体" w:eastAsia="宋体" w:cs="Arial"/>
           <w:snapToGrid w:val="0"/>
           <w:color w:val="000000"/>
           <w:kern w:val="0"/>
@@ -1326,7 +1398,7 @@
       </w:sdtPr>
       <w:sdtEndPr>
         <w:rPr>
-          <w:rFonts w:ascii="宋体" w:eastAsia="宋体" w:hAnsi="宋体" w:cs="宋体" w:hint="eastAsia"/>
+          <w:rFonts w:hint="eastAsia" w:ascii="宋体" w:hAnsi="宋体" w:eastAsia="宋体" w:cs="宋体"/>
           <w:snapToGrid w:val="0"/>
           <w:color w:val="000000"/>
           <w:kern w:val="0"/>
@@ -1339,17 +1411,17 @@
         <w:p>
           <w:pPr>
             <w:spacing w:before="0" w:beforeLines="0" w:after="0" w:afterLines="0" w:line="240" w:lineRule="auto"/>
-            <w:ind w:left="0" w:right="0" w:firstLine="0" w:leftChars="0" w:rightChars="0" w:firstLineChars="0"/>
+            <w:ind w:left="0" w:leftChars="0" w:right="0" w:rightChars="0" w:firstLine="0" w:firstLineChars="0"/>
             <w:jc w:val="center"/>
             <w:rPr>
-              <w:rFonts w:ascii="宋体" w:eastAsia="宋体" w:hAnsi="宋体" w:cs="宋体" w:hint="eastAsia"/>
+              <w:rFonts w:hint="eastAsia" w:ascii="宋体" w:hAnsi="宋体" w:eastAsia="宋体" w:cs="宋体"/>
               <w:sz w:val="24"/>
               <w:szCs w:val="24"/>
             </w:rPr>
           </w:pPr>
           <w:r>
             <w:rPr>
-              <w:rFonts w:ascii="宋体" w:eastAsia="宋体" w:hAnsi="宋体" w:cs="宋体" w:hint="eastAsia"/>
+              <w:rFonts w:hint="eastAsia" w:ascii="宋体" w:hAnsi="宋体" w:eastAsia="宋体" w:cs="宋体"/>
               <w:sz w:val="24"/>
               <w:szCs w:val="24"/>
             </w:rPr>
@@ -1358,14 +1430,14 @@
         </w:p>
         <w:p>
           <w:pPr>
-            <w:pStyle w:val="TOC1"/>
+            <w:pStyle w:val="16"/>
             <w:tabs>
               <w:tab w:val="right" w:leader="dot" w:pos="8306"/>
             </w:tabs>
           </w:pPr>
           <w:r>
             <w:rPr>
-              <w:rFonts w:ascii="宋体" w:eastAsia="宋体" w:hAnsi="宋体" w:cs="宋体" w:hint="eastAsia"/>
+              <w:rFonts w:hint="eastAsia" w:ascii="宋体" w:hAnsi="宋体" w:eastAsia="宋体" w:cs="宋体"/>
               <w:sz w:val="24"/>
               <w:szCs w:val="24"/>
             </w:rPr>
@@ -1373,7 +1445,7 @@
           </w:r>
           <w:r>
             <w:rPr>
-              <w:rFonts w:ascii="宋体" w:eastAsia="宋体" w:hAnsi="宋体" w:cs="宋体" w:hint="eastAsia"/>
+              <w:rFonts w:hint="eastAsia" w:ascii="宋体" w:hAnsi="宋体" w:eastAsia="宋体" w:cs="宋体"/>
               <w:sz w:val="24"/>
               <w:szCs w:val="24"/>
             </w:rPr>
@@ -1381,7 +1453,7 @@
           </w:r>
           <w:r>
             <w:rPr>
-              <w:rFonts w:ascii="宋体" w:eastAsia="宋体" w:hAnsi="宋体" w:cs="宋体" w:hint="eastAsia"/>
+              <w:rFonts w:hint="eastAsia" w:ascii="宋体" w:hAnsi="宋体" w:eastAsia="宋体" w:cs="宋体"/>
               <w:sz w:val="24"/>
               <w:szCs w:val="24"/>
             </w:rPr>
@@ -1389,21 +1461,21 @@
           </w:r>
           <w:r>
             <w:rPr>
-              <w:rFonts w:ascii="宋体" w:eastAsia="宋体" w:hAnsi="宋体" w:cs="宋体" w:hint="eastAsia"/>
+              <w:rFonts w:hint="eastAsia" w:ascii="宋体" w:hAnsi="宋体" w:eastAsia="宋体" w:cs="宋体"/>
               <w:szCs w:val="24"/>
             </w:rPr>
             <w:fldChar w:fldCharType="begin"/>
           </w:r>
           <w:r>
             <w:rPr>
-              <w:rFonts w:ascii="宋体" w:eastAsia="宋体" w:hAnsi="宋体" w:cs="宋体" w:hint="eastAsia"/>
-              <w:szCs w:val="24"/>
-            </w:rPr>
-            <w:instrText xml:space="preserve"> HYPERLINK \l _Toc3875 </w:instrText>
-          </w:r>
-          <w:r>
-            <w:rPr>
-              <w:rFonts w:ascii="宋体" w:eastAsia="宋体" w:hAnsi="宋体" w:cs="宋体" w:hint="eastAsia"/>
+              <w:rFonts w:hint="eastAsia" w:ascii="宋体" w:hAnsi="宋体" w:eastAsia="宋体" w:cs="宋体"/>
+              <w:szCs w:val="24"/>
+            </w:rPr>
+            <w:instrText xml:space="preserve"> HYPERLINK \l _Toc7586 </w:instrText>
+          </w:r>
+          <w:r>
+            <w:rPr>
+              <w:rFonts w:hint="eastAsia" w:ascii="宋体" w:hAnsi="宋体" w:eastAsia="宋体" w:cs="宋体"/>
               <w:szCs w:val="24"/>
             </w:rPr>
             <w:fldChar w:fldCharType="separate"/>
@@ -1422,7 +1494,7 @@
             <w:fldChar w:fldCharType="begin"/>
           </w:r>
           <w:r>
-            <w:instrText xml:space="preserve"> PAGEREF _Toc3875 \h </w:instrText>
+            <w:instrText xml:space="preserve"> PAGEREF _Toc7586 \h </w:instrText>
           </w:r>
           <w:r>
             <w:fldChar w:fldCharType="separate"/>
@@ -1435,7 +1507,7 @@
           </w:r>
           <w:r>
             <w:rPr>
-              <w:rFonts w:ascii="宋体" w:eastAsia="宋体" w:hAnsi="宋体" w:cs="宋体" w:hint="eastAsia"/>
+              <w:rFonts w:hint="eastAsia" w:ascii="宋体" w:hAnsi="宋体" w:eastAsia="宋体" w:cs="宋体"/>
               <w:szCs w:val="24"/>
             </w:rPr>
             <w:fldChar w:fldCharType="end"/>
@@ -1443,28 +1515,28 @@
         </w:p>
         <w:p>
           <w:pPr>
-            <w:pStyle w:val="TOC1"/>
+            <w:pStyle w:val="16"/>
             <w:tabs>
               <w:tab w:val="right" w:leader="dot" w:pos="8306"/>
             </w:tabs>
           </w:pPr>
           <w:r>
             <w:rPr>
-              <w:rFonts w:ascii="宋体" w:eastAsia="宋体" w:hAnsi="宋体" w:cs="宋体" w:hint="eastAsia"/>
+              <w:rFonts w:hint="eastAsia" w:ascii="宋体" w:hAnsi="宋体" w:eastAsia="宋体" w:cs="宋体"/>
               <w:szCs w:val="24"/>
             </w:rPr>
             <w:fldChar w:fldCharType="begin"/>
           </w:r>
           <w:r>
             <w:rPr>
-              <w:rFonts w:ascii="宋体" w:eastAsia="宋体" w:hAnsi="宋体" w:cs="宋体" w:hint="eastAsia"/>
-              <w:szCs w:val="24"/>
-            </w:rPr>
-            <w:instrText xml:space="preserve"> HYPERLINK \l _Toc2433 </w:instrText>
-          </w:r>
-          <w:r>
-            <w:rPr>
-              <w:rFonts w:ascii="宋体" w:eastAsia="宋体" w:hAnsi="宋体" w:cs="宋体" w:hint="eastAsia"/>
+              <w:rFonts w:hint="eastAsia" w:ascii="宋体" w:hAnsi="宋体" w:eastAsia="宋体" w:cs="宋体"/>
+              <w:szCs w:val="24"/>
+            </w:rPr>
+            <w:instrText xml:space="preserve"> HYPERLINK \l _Toc5242 </w:instrText>
+          </w:r>
+          <w:r>
+            <w:rPr>
+              <w:rFonts w:hint="eastAsia" w:ascii="宋体" w:hAnsi="宋体" w:eastAsia="宋体" w:cs="宋体"/>
               <w:szCs w:val="24"/>
             </w:rPr>
             <w:fldChar w:fldCharType="separate"/>
@@ -1483,7 +1555,7 @@
             <w:fldChar w:fldCharType="begin"/>
           </w:r>
           <w:r>
-            <w:instrText xml:space="preserve"> PAGEREF _Toc2433 \h </w:instrText>
+            <w:instrText xml:space="preserve"> PAGEREF _Toc5242 \h </w:instrText>
           </w:r>
           <w:r>
             <w:fldChar w:fldCharType="separate"/>
@@ -1496,7 +1568,7 @@
           </w:r>
           <w:r>
             <w:rPr>
-              <w:rFonts w:ascii="宋体" w:eastAsia="宋体" w:hAnsi="宋体" w:cs="宋体" w:hint="eastAsia"/>
+              <w:rFonts w:hint="eastAsia" w:ascii="宋体" w:hAnsi="宋体" w:eastAsia="宋体" w:cs="宋体"/>
               <w:szCs w:val="24"/>
             </w:rPr>
             <w:fldChar w:fldCharType="end"/>
@@ -1504,28 +1576,28 @@
         </w:p>
         <w:p>
           <w:pPr>
-            <w:pStyle w:val="TOC1"/>
+            <w:pStyle w:val="16"/>
             <w:tabs>
               <w:tab w:val="right" w:leader="dot" w:pos="8306"/>
             </w:tabs>
           </w:pPr>
           <w:r>
             <w:rPr>
-              <w:rFonts w:ascii="宋体" w:eastAsia="宋体" w:hAnsi="宋体" w:cs="宋体" w:hint="eastAsia"/>
+              <w:rFonts w:hint="eastAsia" w:ascii="宋体" w:hAnsi="宋体" w:eastAsia="宋体" w:cs="宋体"/>
               <w:szCs w:val="24"/>
             </w:rPr>
             <w:fldChar w:fldCharType="begin"/>
           </w:r>
           <w:r>
             <w:rPr>
-              <w:rFonts w:ascii="宋体" w:eastAsia="宋体" w:hAnsi="宋体" w:cs="宋体" w:hint="eastAsia"/>
-              <w:szCs w:val="24"/>
-            </w:rPr>
-            <w:instrText xml:space="preserve"> HYPERLINK \l _Toc25463 </w:instrText>
-          </w:r>
-          <w:r>
-            <w:rPr>
-              <w:rFonts w:ascii="宋体" w:eastAsia="宋体" w:hAnsi="宋体" w:cs="宋体" w:hint="eastAsia"/>
+              <w:rFonts w:hint="eastAsia" w:ascii="宋体" w:hAnsi="宋体" w:eastAsia="宋体" w:cs="宋体"/>
+              <w:szCs w:val="24"/>
+            </w:rPr>
+            <w:instrText xml:space="preserve"> HYPERLINK \l _Toc20485 </w:instrText>
+          </w:r>
+          <w:r>
+            <w:rPr>
+              <w:rFonts w:hint="eastAsia" w:ascii="宋体" w:hAnsi="宋体" w:eastAsia="宋体" w:cs="宋体"/>
               <w:szCs w:val="24"/>
             </w:rPr>
             <w:fldChar w:fldCharType="separate"/>
@@ -1546,20 +1618,20 @@
             <w:fldChar w:fldCharType="begin"/>
           </w:r>
           <w:r>
-            <w:instrText xml:space="preserve"> PAGEREF _Toc25463 \h </w:instrText>
+            <w:instrText xml:space="preserve"> PAGEREF _Toc20485 \h </w:instrText>
           </w:r>
           <w:r>
             <w:fldChar w:fldCharType="separate"/>
           </w:r>
           <w:r>
-            <w:t>4</w:t>
+            <w:t>5</w:t>
           </w:r>
           <w:r>
             <w:fldChar w:fldCharType="end"/>
           </w:r>
           <w:r>
             <w:rPr>
-              <w:rFonts w:ascii="宋体" w:eastAsia="宋体" w:hAnsi="宋体" w:cs="宋体" w:hint="eastAsia"/>
+              <w:rFonts w:hint="eastAsia" w:ascii="宋体" w:hAnsi="宋体" w:eastAsia="宋体" w:cs="宋体"/>
               <w:szCs w:val="24"/>
             </w:rPr>
             <w:fldChar w:fldCharType="end"/>
@@ -1567,28 +1639,28 @@
         </w:p>
         <w:p>
           <w:pPr>
-            <w:pStyle w:val="TOC1"/>
+            <w:pStyle w:val="16"/>
             <w:tabs>
               <w:tab w:val="right" w:leader="dot" w:pos="8306"/>
             </w:tabs>
           </w:pPr>
           <w:r>
             <w:rPr>
-              <w:rFonts w:ascii="宋体" w:eastAsia="宋体" w:hAnsi="宋体" w:cs="宋体" w:hint="eastAsia"/>
+              <w:rFonts w:hint="eastAsia" w:ascii="宋体" w:hAnsi="宋体" w:eastAsia="宋体" w:cs="宋体"/>
               <w:szCs w:val="24"/>
             </w:rPr>
             <w:fldChar w:fldCharType="begin"/>
           </w:r>
           <w:r>
             <w:rPr>
-              <w:rFonts w:ascii="宋体" w:eastAsia="宋体" w:hAnsi="宋体" w:cs="宋体" w:hint="eastAsia"/>
-              <w:szCs w:val="24"/>
-            </w:rPr>
-            <w:instrText xml:space="preserve"> HYPERLINK \l _Toc3546 </w:instrText>
-          </w:r>
-          <w:r>
-            <w:rPr>
-              <w:rFonts w:ascii="宋体" w:eastAsia="宋体" w:hAnsi="宋体" w:cs="宋体" w:hint="eastAsia"/>
+              <w:rFonts w:hint="eastAsia" w:ascii="宋体" w:hAnsi="宋体" w:eastAsia="宋体" w:cs="宋体"/>
+              <w:szCs w:val="24"/>
+            </w:rPr>
+            <w:instrText xml:space="preserve"> HYPERLINK \l _Toc3355 </w:instrText>
+          </w:r>
+          <w:r>
+            <w:rPr>
+              <w:rFonts w:hint="eastAsia" w:ascii="宋体" w:hAnsi="宋体" w:eastAsia="宋体" w:cs="宋体"/>
               <w:szCs w:val="24"/>
             </w:rPr>
             <w:fldChar w:fldCharType="separate"/>
@@ -1614,20 +1686,20 @@
             <w:fldChar w:fldCharType="begin"/>
           </w:r>
           <w:r>
-            <w:instrText xml:space="preserve"> PAGEREF _Toc3546 \h </w:instrText>
+            <w:instrText xml:space="preserve"> PAGEREF _Toc3355 \h </w:instrText>
           </w:r>
           <w:r>
             <w:fldChar w:fldCharType="separate"/>
           </w:r>
           <w:r>
-            <w:t>4</w:t>
+            <w:t>5</w:t>
           </w:r>
           <w:r>
             <w:fldChar w:fldCharType="end"/>
           </w:r>
           <w:r>
             <w:rPr>
-              <w:rFonts w:ascii="宋体" w:eastAsia="宋体" w:hAnsi="宋体" w:cs="宋体" w:hint="eastAsia"/>
+              <w:rFonts w:hint="eastAsia" w:ascii="宋体" w:hAnsi="宋体" w:eastAsia="宋体" w:cs="宋体"/>
               <w:szCs w:val="24"/>
             </w:rPr>
             <w:fldChar w:fldCharType="end"/>
@@ -1635,28 +1707,28 @@
         </w:p>
         <w:p>
           <w:pPr>
-            <w:pStyle w:val="TOC1"/>
+            <w:pStyle w:val="16"/>
             <w:tabs>
               <w:tab w:val="right" w:leader="dot" w:pos="8306"/>
             </w:tabs>
           </w:pPr>
           <w:r>
             <w:rPr>
-              <w:rFonts w:ascii="宋体" w:eastAsia="宋体" w:hAnsi="宋体" w:cs="宋体" w:hint="eastAsia"/>
+              <w:rFonts w:hint="eastAsia" w:ascii="宋体" w:hAnsi="宋体" w:eastAsia="宋体" w:cs="宋体"/>
               <w:szCs w:val="24"/>
             </w:rPr>
             <w:fldChar w:fldCharType="begin"/>
           </w:r>
           <w:r>
             <w:rPr>
-              <w:rFonts w:ascii="宋体" w:eastAsia="宋体" w:hAnsi="宋体" w:cs="宋体" w:hint="eastAsia"/>
-              <w:szCs w:val="24"/>
-            </w:rPr>
-            <w:instrText xml:space="preserve"> HYPERLINK \l _Toc27535 </w:instrText>
-          </w:r>
-          <w:r>
-            <w:rPr>
-              <w:rFonts w:ascii="宋体" w:eastAsia="宋体" w:hAnsi="宋体" w:cs="宋体" w:hint="eastAsia"/>
+              <w:rFonts w:hint="eastAsia" w:ascii="宋体" w:hAnsi="宋体" w:eastAsia="宋体" w:cs="宋体"/>
+              <w:szCs w:val="24"/>
+            </w:rPr>
+            <w:instrText xml:space="preserve"> HYPERLINK \l _Toc22248 </w:instrText>
+          </w:r>
+          <w:r>
+            <w:rPr>
+              <w:rFonts w:hint="eastAsia" w:ascii="宋体" w:hAnsi="宋体" w:eastAsia="宋体" w:cs="宋体"/>
               <w:szCs w:val="24"/>
             </w:rPr>
             <w:fldChar w:fldCharType="separate"/>
@@ -1684,20 +1756,20 @@
             <w:fldChar w:fldCharType="begin"/>
           </w:r>
           <w:r>
-            <w:instrText xml:space="preserve"> PAGEREF _Toc27535 \h </w:instrText>
+            <w:instrText xml:space="preserve"> PAGEREF _Toc22248 \h </w:instrText>
           </w:r>
           <w:r>
             <w:fldChar w:fldCharType="separate"/>
           </w:r>
           <w:r>
-            <w:t>4</w:t>
+            <w:t>5</w:t>
           </w:r>
           <w:r>
             <w:fldChar w:fldCharType="end"/>
           </w:r>
           <w:r>
             <w:rPr>
-              <w:rFonts w:ascii="宋体" w:eastAsia="宋体" w:hAnsi="宋体" w:cs="宋体" w:hint="eastAsia"/>
+              <w:rFonts w:hint="eastAsia" w:ascii="宋体" w:hAnsi="宋体" w:eastAsia="宋体" w:cs="宋体"/>
               <w:szCs w:val="24"/>
             </w:rPr>
             <w:fldChar w:fldCharType="end"/>
@@ -1705,28 +1777,28 @@
         </w:p>
         <w:p>
           <w:pPr>
-            <w:pStyle w:val="TOC1"/>
+            <w:pStyle w:val="16"/>
             <w:tabs>
               <w:tab w:val="right" w:leader="dot" w:pos="8306"/>
             </w:tabs>
           </w:pPr>
           <w:r>
             <w:rPr>
-              <w:rFonts w:ascii="宋体" w:eastAsia="宋体" w:hAnsi="宋体" w:cs="宋体" w:hint="eastAsia"/>
+              <w:rFonts w:hint="eastAsia" w:ascii="宋体" w:hAnsi="宋体" w:eastAsia="宋体" w:cs="宋体"/>
               <w:szCs w:val="24"/>
             </w:rPr>
             <w:fldChar w:fldCharType="begin"/>
           </w:r>
           <w:r>
             <w:rPr>
-              <w:rFonts w:ascii="宋体" w:eastAsia="宋体" w:hAnsi="宋体" w:cs="宋体" w:hint="eastAsia"/>
-              <w:szCs w:val="24"/>
-            </w:rPr>
-            <w:instrText xml:space="preserve"> HYPERLINK \l _Toc27331 </w:instrText>
-          </w:r>
-          <w:r>
-            <w:rPr>
-              <w:rFonts w:ascii="宋体" w:eastAsia="宋体" w:hAnsi="宋体" w:cs="宋体" w:hint="eastAsia"/>
+              <w:rFonts w:hint="eastAsia" w:ascii="宋体" w:hAnsi="宋体" w:eastAsia="宋体" w:cs="宋体"/>
+              <w:szCs w:val="24"/>
+            </w:rPr>
+            <w:instrText xml:space="preserve"> HYPERLINK \l _Toc17865 </w:instrText>
+          </w:r>
+          <w:r>
+            <w:rPr>
+              <w:rFonts w:hint="eastAsia" w:ascii="宋体" w:hAnsi="宋体" w:eastAsia="宋体" w:cs="宋体"/>
               <w:szCs w:val="24"/>
             </w:rPr>
             <w:fldChar w:fldCharType="separate"/>
@@ -1752,20 +1824,20 @@
             <w:fldChar w:fldCharType="begin"/>
           </w:r>
           <w:r>
-            <w:instrText xml:space="preserve"> PAGEREF _Toc27331 \h </w:instrText>
+            <w:instrText xml:space="preserve"> PAGEREF _Toc17865 \h </w:instrText>
           </w:r>
           <w:r>
             <w:fldChar w:fldCharType="separate"/>
           </w:r>
           <w:r>
-            <w:t>4</w:t>
+            <w:t>5</w:t>
           </w:r>
           <w:r>
             <w:fldChar w:fldCharType="end"/>
           </w:r>
           <w:r>
             <w:rPr>
-              <w:rFonts w:ascii="宋体" w:eastAsia="宋体" w:hAnsi="宋体" w:cs="宋体" w:hint="eastAsia"/>
+              <w:rFonts w:hint="eastAsia" w:ascii="宋体" w:hAnsi="宋体" w:eastAsia="宋体" w:cs="宋体"/>
               <w:szCs w:val="24"/>
             </w:rPr>
             <w:fldChar w:fldCharType="end"/>
@@ -1773,28 +1845,28 @@
         </w:p>
         <w:p>
           <w:pPr>
-            <w:pStyle w:val="TOC2"/>
+            <w:pStyle w:val="17"/>
             <w:tabs>
               <w:tab w:val="right" w:leader="dot" w:pos="8306"/>
             </w:tabs>
           </w:pPr>
           <w:r>
             <w:rPr>
-              <w:rFonts w:ascii="宋体" w:eastAsia="宋体" w:hAnsi="宋体" w:cs="宋体" w:hint="eastAsia"/>
+              <w:rFonts w:hint="eastAsia" w:ascii="宋体" w:hAnsi="宋体" w:eastAsia="宋体" w:cs="宋体"/>
               <w:szCs w:val="24"/>
             </w:rPr>
             <w:fldChar w:fldCharType="begin"/>
           </w:r>
           <w:r>
             <w:rPr>
-              <w:rFonts w:ascii="宋体" w:eastAsia="宋体" w:hAnsi="宋体" w:cs="宋体" w:hint="eastAsia"/>
-              <w:szCs w:val="24"/>
-            </w:rPr>
-            <w:instrText xml:space="preserve"> HYPERLINK \l _Toc22366 </w:instrText>
-          </w:r>
-          <w:r>
-            <w:rPr>
-              <w:rFonts w:ascii="宋体" w:eastAsia="宋体" w:hAnsi="宋体" w:cs="宋体" w:hint="eastAsia"/>
+              <w:rFonts w:hint="eastAsia" w:ascii="宋体" w:hAnsi="宋体" w:eastAsia="宋体" w:cs="宋体"/>
+              <w:szCs w:val="24"/>
+            </w:rPr>
+            <w:instrText xml:space="preserve"> HYPERLINK \l _Toc26108 </w:instrText>
+          </w:r>
+          <w:r>
+            <w:rPr>
+              <w:rFonts w:hint="eastAsia" w:ascii="宋体" w:hAnsi="宋体" w:eastAsia="宋体" w:cs="宋体"/>
               <w:szCs w:val="24"/>
             </w:rPr>
             <w:fldChar w:fldCharType="separate"/>
@@ -1820,20 +1892,20 @@
             <w:fldChar w:fldCharType="begin"/>
           </w:r>
           <w:r>
-            <w:instrText xml:space="preserve"> PAGEREF _Toc22366 \h </w:instrText>
+            <w:instrText xml:space="preserve"> PAGEREF _Toc26108 \h </w:instrText>
           </w:r>
           <w:r>
             <w:fldChar w:fldCharType="separate"/>
           </w:r>
           <w:r>
-            <w:t>4</w:t>
+            <w:t>5</w:t>
           </w:r>
           <w:r>
             <w:fldChar w:fldCharType="end"/>
           </w:r>
           <w:r>
             <w:rPr>
-              <w:rFonts w:ascii="宋体" w:eastAsia="宋体" w:hAnsi="宋体" w:cs="宋体" w:hint="eastAsia"/>
+              <w:rFonts w:hint="eastAsia" w:ascii="宋体" w:hAnsi="宋体" w:eastAsia="宋体" w:cs="宋体"/>
               <w:szCs w:val="24"/>
             </w:rPr>
             <w:fldChar w:fldCharType="end"/>
@@ -1841,28 +1913,28 @@
         </w:p>
         <w:p>
           <w:pPr>
-            <w:pStyle w:val="TOC1"/>
+            <w:pStyle w:val="16"/>
             <w:tabs>
               <w:tab w:val="right" w:leader="dot" w:pos="8306"/>
             </w:tabs>
           </w:pPr>
           <w:r>
             <w:rPr>
-              <w:rFonts w:ascii="宋体" w:eastAsia="宋体" w:hAnsi="宋体" w:cs="宋体" w:hint="eastAsia"/>
+              <w:rFonts w:hint="eastAsia" w:ascii="宋体" w:hAnsi="宋体" w:eastAsia="宋体" w:cs="宋体"/>
               <w:szCs w:val="24"/>
             </w:rPr>
             <w:fldChar w:fldCharType="begin"/>
           </w:r>
           <w:r>
             <w:rPr>
-              <w:rFonts w:ascii="宋体" w:eastAsia="宋体" w:hAnsi="宋体" w:cs="宋体" w:hint="eastAsia"/>
-              <w:szCs w:val="24"/>
-            </w:rPr>
-            <w:instrText xml:space="preserve"> HYPERLINK \l _Toc31065 </w:instrText>
-          </w:r>
-          <w:r>
-            <w:rPr>
-              <w:rFonts w:ascii="宋体" w:eastAsia="宋体" w:hAnsi="宋体" w:cs="宋体" w:hint="eastAsia"/>
+              <w:rFonts w:hint="eastAsia" w:ascii="宋体" w:hAnsi="宋体" w:eastAsia="宋体" w:cs="宋体"/>
+              <w:szCs w:val="24"/>
+            </w:rPr>
+            <w:instrText xml:space="preserve"> HYPERLINK \l _Toc2512 </w:instrText>
+          </w:r>
+          <w:r>
+            <w:rPr>
+              <w:rFonts w:hint="eastAsia" w:ascii="宋体" w:hAnsi="宋体" w:eastAsia="宋体" w:cs="宋体"/>
               <w:szCs w:val="24"/>
             </w:rPr>
             <w:fldChar w:fldCharType="separate"/>
@@ -1888,20 +1960,20 @@
             <w:fldChar w:fldCharType="begin"/>
           </w:r>
           <w:r>
-            <w:instrText xml:space="preserve"> PAGEREF _Toc31065 \h </w:instrText>
+            <w:instrText xml:space="preserve"> PAGEREF _Toc2512 \h </w:instrText>
           </w:r>
           <w:r>
             <w:fldChar w:fldCharType="separate"/>
           </w:r>
           <w:r>
-            <w:t>5</w:t>
+            <w:t>6</w:t>
           </w:r>
           <w:r>
             <w:fldChar w:fldCharType="end"/>
           </w:r>
           <w:r>
             <w:rPr>
-              <w:rFonts w:ascii="宋体" w:eastAsia="宋体" w:hAnsi="宋体" w:cs="宋体" w:hint="eastAsia"/>
+              <w:rFonts w:hint="eastAsia" w:ascii="宋体" w:hAnsi="宋体" w:eastAsia="宋体" w:cs="宋体"/>
               <w:szCs w:val="24"/>
             </w:rPr>
             <w:fldChar w:fldCharType="end"/>
@@ -1909,28 +1981,28 @@
         </w:p>
         <w:p>
           <w:pPr>
-            <w:pStyle w:val="TOC2"/>
+            <w:pStyle w:val="17"/>
             <w:tabs>
               <w:tab w:val="right" w:leader="dot" w:pos="8306"/>
             </w:tabs>
           </w:pPr>
           <w:r>
             <w:rPr>
-              <w:rFonts w:ascii="宋体" w:eastAsia="宋体" w:hAnsi="宋体" w:cs="宋体" w:hint="eastAsia"/>
+              <w:rFonts w:hint="eastAsia" w:ascii="宋体" w:hAnsi="宋体" w:eastAsia="宋体" w:cs="宋体"/>
               <w:szCs w:val="24"/>
             </w:rPr>
             <w:fldChar w:fldCharType="begin"/>
           </w:r>
           <w:r>
             <w:rPr>
-              <w:rFonts w:ascii="宋体" w:eastAsia="宋体" w:hAnsi="宋体" w:cs="宋体" w:hint="eastAsia"/>
-              <w:szCs w:val="24"/>
-            </w:rPr>
-            <w:instrText xml:space="preserve"> HYPERLINK \l _Toc10421 </w:instrText>
-          </w:r>
-          <w:r>
-            <w:rPr>
-              <w:rFonts w:ascii="宋体" w:eastAsia="宋体" w:hAnsi="宋体" w:cs="宋体" w:hint="eastAsia"/>
+              <w:rFonts w:hint="eastAsia" w:ascii="宋体" w:hAnsi="宋体" w:eastAsia="宋体" w:cs="宋体"/>
+              <w:szCs w:val="24"/>
+            </w:rPr>
+            <w:instrText xml:space="preserve"> HYPERLINK \l _Toc28730 </w:instrText>
+          </w:r>
+          <w:r>
+            <w:rPr>
+              <w:rFonts w:hint="eastAsia" w:ascii="宋体" w:hAnsi="宋体" w:eastAsia="宋体" w:cs="宋体"/>
               <w:szCs w:val="24"/>
             </w:rPr>
             <w:fldChar w:fldCharType="separate"/>
@@ -1956,20 +2028,20 @@
             <w:fldChar w:fldCharType="begin"/>
           </w:r>
           <w:r>
-            <w:instrText xml:space="preserve"> PAGEREF _Toc10421 \h </w:instrText>
+            <w:instrText xml:space="preserve"> PAGEREF _Toc28730 \h </w:instrText>
           </w:r>
           <w:r>
             <w:fldChar w:fldCharType="separate"/>
           </w:r>
           <w:r>
-            <w:t>5</w:t>
+            <w:t>6</w:t>
           </w:r>
           <w:r>
             <w:fldChar w:fldCharType="end"/>
           </w:r>
           <w:r>
             <w:rPr>
-              <w:rFonts w:ascii="宋体" w:eastAsia="宋体" w:hAnsi="宋体" w:cs="宋体" w:hint="eastAsia"/>
+              <w:rFonts w:hint="eastAsia" w:ascii="宋体" w:hAnsi="宋体" w:eastAsia="宋体" w:cs="宋体"/>
               <w:szCs w:val="24"/>
             </w:rPr>
             <w:fldChar w:fldCharType="end"/>
@@ -1977,28 +2049,28 @@
         </w:p>
         <w:p>
           <w:pPr>
-            <w:pStyle w:val="TOC3"/>
+            <w:pStyle w:val="13"/>
             <w:tabs>
               <w:tab w:val="right" w:leader="dot" w:pos="8306"/>
             </w:tabs>
           </w:pPr>
           <w:r>
             <w:rPr>
-              <w:rFonts w:ascii="宋体" w:eastAsia="宋体" w:hAnsi="宋体" w:cs="宋体" w:hint="eastAsia"/>
+              <w:rFonts w:hint="eastAsia" w:ascii="宋体" w:hAnsi="宋体" w:eastAsia="宋体" w:cs="宋体"/>
               <w:szCs w:val="24"/>
             </w:rPr>
             <w:fldChar w:fldCharType="begin"/>
           </w:r>
           <w:r>
             <w:rPr>
-              <w:rFonts w:ascii="宋体" w:eastAsia="宋体" w:hAnsi="宋体" w:cs="宋体" w:hint="eastAsia"/>
-              <w:szCs w:val="24"/>
-            </w:rPr>
-            <w:instrText xml:space="preserve"> HYPERLINK \l _Toc13479 </w:instrText>
-          </w:r>
-          <w:r>
-            <w:rPr>
-              <w:rFonts w:ascii="宋体" w:eastAsia="宋体" w:hAnsi="宋体" w:cs="宋体" w:hint="eastAsia"/>
+              <w:rFonts w:hint="eastAsia" w:ascii="宋体" w:hAnsi="宋体" w:eastAsia="宋体" w:cs="宋体"/>
+              <w:szCs w:val="24"/>
+            </w:rPr>
+            <w:instrText xml:space="preserve"> HYPERLINK \l _Toc27068 </w:instrText>
+          </w:r>
+          <w:r>
+            <w:rPr>
+              <w:rFonts w:hint="eastAsia" w:ascii="宋体" w:hAnsi="宋体" w:eastAsia="宋体" w:cs="宋体"/>
               <w:szCs w:val="24"/>
             </w:rPr>
             <w:fldChar w:fldCharType="separate"/>
@@ -2019,20 +2091,20 @@
             <w:fldChar w:fldCharType="begin"/>
           </w:r>
           <w:r>
-            <w:instrText xml:space="preserve"> PAGEREF _Toc13479 \h </w:instrText>
+            <w:instrText xml:space="preserve"> PAGEREF _Toc27068 \h </w:instrText>
           </w:r>
           <w:r>
             <w:fldChar w:fldCharType="separate"/>
           </w:r>
           <w:r>
-            <w:t>5</w:t>
+            <w:t>6</w:t>
           </w:r>
           <w:r>
             <w:fldChar w:fldCharType="end"/>
           </w:r>
           <w:r>
             <w:rPr>
-              <w:rFonts w:ascii="宋体" w:eastAsia="宋体" w:hAnsi="宋体" w:cs="宋体" w:hint="eastAsia"/>
+              <w:rFonts w:hint="eastAsia" w:ascii="宋体" w:hAnsi="宋体" w:eastAsia="宋体" w:cs="宋体"/>
               <w:szCs w:val="24"/>
             </w:rPr>
             <w:fldChar w:fldCharType="end"/>
@@ -2040,28 +2112,28 @@
         </w:p>
         <w:p>
           <w:pPr>
-            <w:pStyle w:val="TOC3"/>
+            <w:pStyle w:val="13"/>
             <w:tabs>
               <w:tab w:val="right" w:leader="dot" w:pos="8306"/>
             </w:tabs>
           </w:pPr>
           <w:r>
             <w:rPr>
-              <w:rFonts w:ascii="宋体" w:eastAsia="宋体" w:hAnsi="宋体" w:cs="宋体" w:hint="eastAsia"/>
+              <w:rFonts w:hint="eastAsia" w:ascii="宋体" w:hAnsi="宋体" w:eastAsia="宋体" w:cs="宋体"/>
               <w:szCs w:val="24"/>
             </w:rPr>
             <w:fldChar w:fldCharType="begin"/>
           </w:r>
           <w:r>
             <w:rPr>
-              <w:rFonts w:ascii="宋体" w:eastAsia="宋体" w:hAnsi="宋体" w:cs="宋体" w:hint="eastAsia"/>
-              <w:szCs w:val="24"/>
-            </w:rPr>
-            <w:instrText xml:space="preserve"> HYPERLINK \l _Toc29933 </w:instrText>
-          </w:r>
-          <w:r>
-            <w:rPr>
-              <w:rFonts w:ascii="宋体" w:eastAsia="宋体" w:hAnsi="宋体" w:cs="宋体" w:hint="eastAsia"/>
+              <w:rFonts w:hint="eastAsia" w:ascii="宋体" w:hAnsi="宋体" w:eastAsia="宋体" w:cs="宋体"/>
+              <w:szCs w:val="24"/>
+            </w:rPr>
+            <w:instrText xml:space="preserve"> HYPERLINK \l _Toc20394 </w:instrText>
+          </w:r>
+          <w:r>
+            <w:rPr>
+              <w:rFonts w:hint="eastAsia" w:ascii="宋体" w:hAnsi="宋体" w:eastAsia="宋体" w:cs="宋体"/>
               <w:szCs w:val="24"/>
             </w:rPr>
             <w:fldChar w:fldCharType="separate"/>
@@ -2082,20 +2154,20 @@
             <w:fldChar w:fldCharType="begin"/>
           </w:r>
           <w:r>
-            <w:instrText xml:space="preserve"> PAGEREF _Toc29933 \h </w:instrText>
+            <w:instrText xml:space="preserve"> PAGEREF _Toc20394 \h </w:instrText>
           </w:r>
           <w:r>
             <w:fldChar w:fldCharType="separate"/>
           </w:r>
           <w:r>
-            <w:t>6</w:t>
+            <w:t>7</w:t>
           </w:r>
           <w:r>
             <w:fldChar w:fldCharType="end"/>
           </w:r>
           <w:r>
             <w:rPr>
-              <w:rFonts w:ascii="宋体" w:eastAsia="宋体" w:hAnsi="宋体" w:cs="宋体" w:hint="eastAsia"/>
+              <w:rFonts w:hint="eastAsia" w:ascii="宋体" w:hAnsi="宋体" w:eastAsia="宋体" w:cs="宋体"/>
               <w:szCs w:val="24"/>
             </w:rPr>
             <w:fldChar w:fldCharType="end"/>
@@ -2103,28 +2175,28 @@
         </w:p>
         <w:p>
           <w:pPr>
-            <w:pStyle w:val="TOC3"/>
+            <w:pStyle w:val="13"/>
             <w:tabs>
               <w:tab w:val="right" w:leader="dot" w:pos="8306"/>
             </w:tabs>
           </w:pPr>
           <w:r>
             <w:rPr>
-              <w:rFonts w:ascii="宋体" w:eastAsia="宋体" w:hAnsi="宋体" w:cs="宋体" w:hint="eastAsia"/>
+              <w:rFonts w:hint="eastAsia" w:ascii="宋体" w:hAnsi="宋体" w:eastAsia="宋体" w:cs="宋体"/>
               <w:szCs w:val="24"/>
             </w:rPr>
             <w:fldChar w:fldCharType="begin"/>
           </w:r>
           <w:r>
             <w:rPr>
-              <w:rFonts w:ascii="宋体" w:eastAsia="宋体" w:hAnsi="宋体" w:cs="宋体" w:hint="eastAsia"/>
-              <w:szCs w:val="24"/>
-            </w:rPr>
-            <w:instrText xml:space="preserve"> HYPERLINK \l _Toc12599 </w:instrText>
-          </w:r>
-          <w:r>
-            <w:rPr>
-              <w:rFonts w:ascii="宋体" w:eastAsia="宋体" w:hAnsi="宋体" w:cs="宋体" w:hint="eastAsia"/>
+              <w:rFonts w:hint="eastAsia" w:ascii="宋体" w:hAnsi="宋体" w:eastAsia="宋体" w:cs="宋体"/>
+              <w:szCs w:val="24"/>
+            </w:rPr>
+            <w:instrText xml:space="preserve"> HYPERLINK \l _Toc23666 </w:instrText>
+          </w:r>
+          <w:r>
+            <w:rPr>
+              <w:rFonts w:hint="eastAsia" w:ascii="宋体" w:hAnsi="宋体" w:eastAsia="宋体" w:cs="宋体"/>
               <w:szCs w:val="24"/>
             </w:rPr>
             <w:fldChar w:fldCharType="separate"/>
@@ -2136,7 +2208,7 @@
             <w:t xml:space="preserve">5.1.3. </w:t>
           </w:r>
           <w:r>
-            <w:t>5.3 信息安全风险评估</w:t>
+            <w:t>信息安全风险评估</w:t>
           </w:r>
           <w:r>
             <w:tab/>
@@ -2145,20 +2217,20 @@
             <w:fldChar w:fldCharType="begin"/>
           </w:r>
           <w:r>
-            <w:instrText xml:space="preserve"> PAGEREF _Toc12599 \h </w:instrText>
+            <w:instrText xml:space="preserve"> PAGEREF _Toc23666 \h </w:instrText>
           </w:r>
           <w:r>
             <w:fldChar w:fldCharType="separate"/>
           </w:r>
           <w:r>
-            <w:t>6</w:t>
+            <w:t>7</w:t>
           </w:r>
           <w:r>
             <w:fldChar w:fldCharType="end"/>
           </w:r>
           <w:r>
             <w:rPr>
-              <w:rFonts w:ascii="宋体" w:eastAsia="宋体" w:hAnsi="宋体" w:cs="宋体" w:hint="eastAsia"/>
+              <w:rFonts w:hint="eastAsia" w:ascii="宋体" w:hAnsi="宋体" w:eastAsia="宋体" w:cs="宋体"/>
               <w:szCs w:val="24"/>
             </w:rPr>
             <w:fldChar w:fldCharType="end"/>
@@ -2166,28 +2238,28 @@
         </w:p>
         <w:p>
           <w:pPr>
-            <w:pStyle w:val="TOC3"/>
+            <w:pStyle w:val="13"/>
             <w:tabs>
               <w:tab w:val="right" w:leader="dot" w:pos="8306"/>
             </w:tabs>
           </w:pPr>
           <w:r>
             <w:rPr>
-              <w:rFonts w:ascii="宋体" w:eastAsia="宋体" w:hAnsi="宋体" w:cs="宋体" w:hint="eastAsia"/>
+              <w:rFonts w:hint="eastAsia" w:ascii="宋体" w:hAnsi="宋体" w:eastAsia="宋体" w:cs="宋体"/>
               <w:szCs w:val="24"/>
             </w:rPr>
             <w:fldChar w:fldCharType="begin"/>
           </w:r>
           <w:r>
             <w:rPr>
-              <w:rFonts w:ascii="宋体" w:eastAsia="宋体" w:hAnsi="宋体" w:cs="宋体" w:hint="eastAsia"/>
-              <w:szCs w:val="24"/>
-            </w:rPr>
-            <w:instrText xml:space="preserve"> HYPERLINK \l _Toc18610 </w:instrText>
-          </w:r>
-          <w:r>
-            <w:rPr>
-              <w:rFonts w:ascii="宋体" w:eastAsia="宋体" w:hAnsi="宋体" w:cs="宋体" w:hint="eastAsia"/>
+              <w:rFonts w:hint="eastAsia" w:ascii="宋体" w:hAnsi="宋体" w:eastAsia="宋体" w:cs="宋体"/>
+              <w:szCs w:val="24"/>
+            </w:rPr>
+            <w:instrText xml:space="preserve"> HYPERLINK \l _Toc6293 </w:instrText>
+          </w:r>
+          <w:r>
+            <w:rPr>
+              <w:rFonts w:hint="eastAsia" w:ascii="宋体" w:hAnsi="宋体" w:eastAsia="宋体" w:cs="宋体"/>
               <w:szCs w:val="24"/>
             </w:rPr>
             <w:fldChar w:fldCharType="separate"/>
@@ -2208,20 +2280,20 @@
             <w:fldChar w:fldCharType="begin"/>
           </w:r>
           <w:r>
-            <w:instrText xml:space="preserve"> PAGEREF _Toc18610 \h </w:instrText>
+            <w:instrText xml:space="preserve"> PAGEREF _Toc6293 \h </w:instrText>
           </w:r>
           <w:r>
             <w:fldChar w:fldCharType="separate"/>
           </w:r>
           <w:r>
-            <w:t>6</w:t>
+            <w:t>7</w:t>
           </w:r>
           <w:r>
             <w:fldChar w:fldCharType="end"/>
           </w:r>
           <w:r>
             <w:rPr>
-              <w:rFonts w:ascii="宋体" w:eastAsia="宋体" w:hAnsi="宋体" w:cs="宋体" w:hint="eastAsia"/>
+              <w:rFonts w:hint="eastAsia" w:ascii="宋体" w:hAnsi="宋体" w:eastAsia="宋体" w:cs="宋体"/>
               <w:szCs w:val="24"/>
             </w:rPr>
             <w:fldChar w:fldCharType="end"/>
@@ -2229,28 +2301,28 @@
         </w:p>
         <w:p>
           <w:pPr>
-            <w:pStyle w:val="TOC3"/>
+            <w:pStyle w:val="13"/>
             <w:tabs>
               <w:tab w:val="right" w:leader="dot" w:pos="8306"/>
             </w:tabs>
           </w:pPr>
           <w:r>
             <w:rPr>
-              <w:rFonts w:ascii="宋体" w:eastAsia="宋体" w:hAnsi="宋体" w:cs="宋体" w:hint="eastAsia"/>
+              <w:rFonts w:hint="eastAsia" w:ascii="宋体" w:hAnsi="宋体" w:eastAsia="宋体" w:cs="宋体"/>
               <w:szCs w:val="24"/>
             </w:rPr>
             <w:fldChar w:fldCharType="begin"/>
           </w:r>
           <w:r>
             <w:rPr>
-              <w:rFonts w:ascii="宋体" w:eastAsia="宋体" w:hAnsi="宋体" w:cs="宋体" w:hint="eastAsia"/>
-              <w:szCs w:val="24"/>
-            </w:rPr>
-            <w:instrText xml:space="preserve"> HYPERLINK \l _Toc4648 </w:instrText>
-          </w:r>
-          <w:r>
-            <w:rPr>
-              <w:rFonts w:ascii="宋体" w:eastAsia="宋体" w:hAnsi="宋体" w:cs="宋体" w:hint="eastAsia"/>
+              <w:rFonts w:hint="eastAsia" w:ascii="宋体" w:hAnsi="宋体" w:eastAsia="宋体" w:cs="宋体"/>
+              <w:szCs w:val="24"/>
+            </w:rPr>
+            <w:instrText xml:space="preserve"> HYPERLINK \l _Toc8747 </w:instrText>
+          </w:r>
+          <w:r>
+            <w:rPr>
+              <w:rFonts w:hint="eastAsia" w:ascii="宋体" w:hAnsi="宋体" w:eastAsia="宋体" w:cs="宋体"/>
               <w:szCs w:val="24"/>
             </w:rPr>
             <w:fldChar w:fldCharType="separate"/>
@@ -2271,20 +2343,20 @@
             <w:fldChar w:fldCharType="begin"/>
           </w:r>
           <w:r>
-            <w:instrText xml:space="preserve"> PAGEREF _Toc4648 \h </w:instrText>
+            <w:instrText xml:space="preserve"> PAGEREF _Toc8747 \h </w:instrText>
           </w:r>
           <w:r>
             <w:fldChar w:fldCharType="separate"/>
           </w:r>
           <w:r>
-            <w:t>6</w:t>
+            <w:t>7</w:t>
           </w:r>
           <w:r>
             <w:fldChar w:fldCharType="end"/>
           </w:r>
           <w:r>
             <w:rPr>
-              <w:rFonts w:ascii="宋体" w:eastAsia="宋体" w:hAnsi="宋体" w:cs="宋体" w:hint="eastAsia"/>
+              <w:rFonts w:hint="eastAsia" w:ascii="宋体" w:hAnsi="宋体" w:eastAsia="宋体" w:cs="宋体"/>
               <w:szCs w:val="24"/>
             </w:rPr>
             <w:fldChar w:fldCharType="end"/>
@@ -2292,28 +2364,28 @@
         </w:p>
         <w:p>
           <w:pPr>
-            <w:pStyle w:val="TOC3"/>
+            <w:pStyle w:val="13"/>
             <w:tabs>
               <w:tab w:val="right" w:leader="dot" w:pos="8306"/>
             </w:tabs>
           </w:pPr>
           <w:r>
             <w:rPr>
-              <w:rFonts w:ascii="宋体" w:eastAsia="宋体" w:hAnsi="宋体" w:cs="宋体" w:hint="eastAsia"/>
+              <w:rFonts w:hint="eastAsia" w:ascii="宋体" w:hAnsi="宋体" w:eastAsia="宋体" w:cs="宋体"/>
               <w:szCs w:val="24"/>
             </w:rPr>
             <w:fldChar w:fldCharType="begin"/>
           </w:r>
           <w:r>
             <w:rPr>
-              <w:rFonts w:ascii="宋体" w:eastAsia="宋体" w:hAnsi="宋体" w:cs="宋体" w:hint="eastAsia"/>
-              <w:szCs w:val="24"/>
-            </w:rPr>
-            <w:instrText xml:space="preserve"> HYPERLINK \l _Toc26434 </w:instrText>
-          </w:r>
-          <w:r>
-            <w:rPr>
-              <w:rFonts w:ascii="宋体" w:eastAsia="宋体" w:hAnsi="宋体" w:cs="宋体" w:hint="eastAsia"/>
+              <w:rFonts w:hint="eastAsia" w:ascii="宋体" w:hAnsi="宋体" w:eastAsia="宋体" w:cs="宋体"/>
+              <w:szCs w:val="24"/>
+            </w:rPr>
+            <w:instrText xml:space="preserve"> HYPERLINK \l _Toc23320 </w:instrText>
+          </w:r>
+          <w:r>
+            <w:rPr>
+              <w:rFonts w:hint="eastAsia" w:ascii="宋体" w:hAnsi="宋体" w:eastAsia="宋体" w:cs="宋体"/>
               <w:szCs w:val="24"/>
             </w:rPr>
             <w:fldChar w:fldCharType="separate"/>
@@ -2334,20 +2406,20 @@
             <w:fldChar w:fldCharType="begin"/>
           </w:r>
           <w:r>
-            <w:instrText xml:space="preserve"> PAGEREF _Toc26434 \h </w:instrText>
+            <w:instrText xml:space="preserve"> PAGEREF _Toc23320 \h </w:instrText>
           </w:r>
           <w:r>
             <w:fldChar w:fldCharType="separate"/>
           </w:r>
           <w:r>
-            <w:t>7</w:t>
+            <w:t>8</w:t>
           </w:r>
           <w:r>
             <w:fldChar w:fldCharType="end"/>
           </w:r>
           <w:r>
             <w:rPr>
-              <w:rFonts w:ascii="宋体" w:eastAsia="宋体" w:hAnsi="宋体" w:cs="宋体" w:hint="eastAsia"/>
+              <w:rFonts w:hint="eastAsia" w:ascii="宋体" w:hAnsi="宋体" w:eastAsia="宋体" w:cs="宋体"/>
               <w:szCs w:val="24"/>
             </w:rPr>
             <w:fldChar w:fldCharType="end"/>
@@ -2355,28 +2427,28 @@
         </w:p>
         <w:p>
           <w:pPr>
-            <w:pStyle w:val="TOC3"/>
+            <w:pStyle w:val="13"/>
             <w:tabs>
               <w:tab w:val="right" w:leader="dot" w:pos="8306"/>
             </w:tabs>
           </w:pPr>
           <w:r>
             <w:rPr>
-              <w:rFonts w:ascii="宋体" w:eastAsia="宋体" w:hAnsi="宋体" w:cs="宋体" w:hint="eastAsia"/>
+              <w:rFonts w:hint="eastAsia" w:ascii="宋体" w:hAnsi="宋体" w:eastAsia="宋体" w:cs="宋体"/>
               <w:szCs w:val="24"/>
             </w:rPr>
             <w:fldChar w:fldCharType="begin"/>
           </w:r>
           <w:r>
             <w:rPr>
-              <w:rFonts w:ascii="宋体" w:eastAsia="宋体" w:hAnsi="宋体" w:cs="宋体" w:hint="eastAsia"/>
-              <w:szCs w:val="24"/>
-            </w:rPr>
-            <w:instrText xml:space="preserve"> HYPERLINK \l _Toc28655 </w:instrText>
-          </w:r>
-          <w:r>
-            <w:rPr>
-              <w:rFonts w:ascii="宋体" w:eastAsia="宋体" w:hAnsi="宋体" w:cs="宋体" w:hint="eastAsia"/>
+              <w:rFonts w:hint="eastAsia" w:ascii="宋体" w:hAnsi="宋体" w:eastAsia="宋体" w:cs="宋体"/>
+              <w:szCs w:val="24"/>
+            </w:rPr>
+            <w:instrText xml:space="preserve"> HYPERLINK \l _Toc16436 </w:instrText>
+          </w:r>
+          <w:r>
+            <w:rPr>
+              <w:rFonts w:hint="eastAsia" w:ascii="宋体" w:hAnsi="宋体" w:eastAsia="宋体" w:cs="宋体"/>
               <w:szCs w:val="24"/>
             </w:rPr>
             <w:fldChar w:fldCharType="separate"/>
@@ -2397,20 +2469,20 @@
             <w:fldChar w:fldCharType="begin"/>
           </w:r>
           <w:r>
-            <w:instrText xml:space="preserve"> PAGEREF _Toc28655 \h </w:instrText>
+            <w:instrText xml:space="preserve"> PAGEREF _Toc16436 \h </w:instrText>
           </w:r>
           <w:r>
             <w:fldChar w:fldCharType="separate"/>
           </w:r>
           <w:r>
-            <w:t>7</w:t>
+            <w:t>8</w:t>
           </w:r>
           <w:r>
             <w:fldChar w:fldCharType="end"/>
           </w:r>
           <w:r>
             <w:rPr>
-              <w:rFonts w:ascii="宋体" w:eastAsia="宋体" w:hAnsi="宋体" w:cs="宋体" w:hint="eastAsia"/>
+              <w:rFonts w:hint="eastAsia" w:ascii="宋体" w:hAnsi="宋体" w:eastAsia="宋体" w:cs="宋体"/>
               <w:szCs w:val="24"/>
             </w:rPr>
             <w:fldChar w:fldCharType="end"/>
@@ -2418,28 +2490,28 @@
         </w:p>
         <w:p>
           <w:pPr>
-            <w:pStyle w:val="TOC3"/>
+            <w:pStyle w:val="13"/>
             <w:tabs>
               <w:tab w:val="right" w:leader="dot" w:pos="8306"/>
             </w:tabs>
           </w:pPr>
           <w:r>
             <w:rPr>
-              <w:rFonts w:ascii="宋体" w:eastAsia="宋体" w:hAnsi="宋体" w:cs="宋体" w:hint="eastAsia"/>
+              <w:rFonts w:hint="eastAsia" w:ascii="宋体" w:hAnsi="宋体" w:eastAsia="宋体" w:cs="宋体"/>
               <w:szCs w:val="24"/>
             </w:rPr>
             <w:fldChar w:fldCharType="begin"/>
           </w:r>
           <w:r>
             <w:rPr>
-              <w:rFonts w:ascii="宋体" w:eastAsia="宋体" w:hAnsi="宋体" w:cs="宋体" w:hint="eastAsia"/>
-              <w:szCs w:val="24"/>
-            </w:rPr>
-            <w:instrText xml:space="preserve"> HYPERLINK \l _Toc10410 </w:instrText>
-          </w:r>
-          <w:r>
-            <w:rPr>
-              <w:rFonts w:ascii="宋体" w:eastAsia="宋体" w:hAnsi="宋体" w:cs="宋体" w:hint="eastAsia"/>
+              <w:rFonts w:hint="eastAsia" w:ascii="宋体" w:hAnsi="宋体" w:eastAsia="宋体" w:cs="宋体"/>
+              <w:szCs w:val="24"/>
+            </w:rPr>
+            <w:instrText xml:space="preserve"> HYPERLINK \l _Toc28267 </w:instrText>
+          </w:r>
+          <w:r>
+            <w:rPr>
+              <w:rFonts w:hint="eastAsia" w:ascii="宋体" w:hAnsi="宋体" w:eastAsia="宋体" w:cs="宋体"/>
               <w:szCs w:val="24"/>
             </w:rPr>
             <w:fldChar w:fldCharType="separate"/>
@@ -2460,20 +2532,20 @@
             <w:fldChar w:fldCharType="begin"/>
           </w:r>
           <w:r>
-            <w:instrText xml:space="preserve"> PAGEREF _Toc10410 \h </w:instrText>
+            <w:instrText xml:space="preserve"> PAGEREF _Toc28267 \h </w:instrText>
           </w:r>
           <w:r>
             <w:fldChar w:fldCharType="separate"/>
           </w:r>
           <w:r>
-            <w:t>7</w:t>
+            <w:t>8</w:t>
           </w:r>
           <w:r>
             <w:fldChar w:fldCharType="end"/>
           </w:r>
           <w:r>
             <w:rPr>
-              <w:rFonts w:ascii="宋体" w:eastAsia="宋体" w:hAnsi="宋体" w:cs="宋体" w:hint="eastAsia"/>
+              <w:rFonts w:hint="eastAsia" w:ascii="宋体" w:hAnsi="宋体" w:eastAsia="宋体" w:cs="宋体"/>
               <w:szCs w:val="24"/>
             </w:rPr>
             <w:fldChar w:fldCharType="end"/>
@@ -2481,28 +2553,28 @@
         </w:p>
         <w:p>
           <w:pPr>
-            <w:pStyle w:val="TOC2"/>
+            <w:pStyle w:val="17"/>
             <w:tabs>
               <w:tab w:val="right" w:leader="dot" w:pos="8306"/>
             </w:tabs>
           </w:pPr>
           <w:r>
             <w:rPr>
-              <w:rFonts w:ascii="宋体" w:eastAsia="宋体" w:hAnsi="宋体" w:cs="宋体" w:hint="eastAsia"/>
+              <w:rFonts w:hint="eastAsia" w:ascii="宋体" w:hAnsi="宋体" w:eastAsia="宋体" w:cs="宋体"/>
               <w:szCs w:val="24"/>
             </w:rPr>
             <w:fldChar w:fldCharType="begin"/>
           </w:r>
           <w:r>
             <w:rPr>
-              <w:rFonts w:ascii="宋体" w:eastAsia="宋体" w:hAnsi="宋体" w:cs="宋体" w:hint="eastAsia"/>
-              <w:szCs w:val="24"/>
-            </w:rPr>
-            <w:instrText xml:space="preserve"> HYPERLINK \l _Toc1584 </w:instrText>
-          </w:r>
-          <w:r>
-            <w:rPr>
-              <w:rFonts w:ascii="宋体" w:eastAsia="宋体" w:hAnsi="宋体" w:cs="宋体" w:hint="eastAsia"/>
+              <w:rFonts w:hint="eastAsia" w:ascii="宋体" w:hAnsi="宋体" w:eastAsia="宋体" w:cs="宋体"/>
+              <w:szCs w:val="24"/>
+            </w:rPr>
+            <w:instrText xml:space="preserve"> HYPERLINK \l _Toc25490 </w:instrText>
+          </w:r>
+          <w:r>
+            <w:rPr>
+              <w:rFonts w:hint="eastAsia" w:ascii="宋体" w:hAnsi="宋体" w:eastAsia="宋体" w:cs="宋体"/>
               <w:szCs w:val="24"/>
             </w:rPr>
             <w:fldChar w:fldCharType="separate"/>
@@ -2514,7 +2586,11 @@
             <w:t xml:space="preserve">5.2. </w:t>
           </w:r>
           <w:r>
-            <w:t>考核指标</w:t>
+            <w:rPr>
+              <w:rFonts w:hint="eastAsia"/>
+              <w:lang w:val="en-US" w:eastAsia="zh-CN"/>
+            </w:rPr>
+            <w:t>信息安全策略</w:t>
           </w:r>
           <w:r>
             <w:tab/>
@@ -2523,20 +2599,20 @@
             <w:fldChar w:fldCharType="begin"/>
           </w:r>
           <w:r>
-            <w:instrText xml:space="preserve"> PAGEREF _Toc1584 \h </w:instrText>
+            <w:instrText xml:space="preserve"> PAGEREF _Toc25490 \h </w:instrText>
           </w:r>
           <w:r>
             <w:fldChar w:fldCharType="separate"/>
           </w:r>
           <w:r>
-            <w:t>8</w:t>
+            <w:t>9</w:t>
           </w:r>
           <w:r>
             <w:fldChar w:fldCharType="end"/>
           </w:r>
           <w:r>
             <w:rPr>
-              <w:rFonts w:ascii="宋体" w:eastAsia="宋体" w:hAnsi="宋体" w:cs="宋体" w:hint="eastAsia"/>
+              <w:rFonts w:hint="eastAsia" w:ascii="宋体" w:hAnsi="宋体" w:eastAsia="宋体" w:cs="宋体"/>
               <w:szCs w:val="24"/>
             </w:rPr>
             <w:fldChar w:fldCharType="end"/>
@@ -2544,45 +2620,43 @@
         </w:p>
         <w:p>
           <w:pPr>
-            <w:pStyle w:val="TOC1"/>
+            <w:pStyle w:val="13"/>
             <w:tabs>
               <w:tab w:val="right" w:leader="dot" w:pos="8306"/>
             </w:tabs>
           </w:pPr>
           <w:r>
             <w:rPr>
-              <w:rFonts w:ascii="宋体" w:eastAsia="宋体" w:hAnsi="宋体" w:cs="宋体" w:hint="eastAsia"/>
+              <w:rFonts w:hint="eastAsia" w:ascii="宋体" w:hAnsi="宋体" w:eastAsia="宋体" w:cs="宋体"/>
               <w:szCs w:val="24"/>
             </w:rPr>
             <w:fldChar w:fldCharType="begin"/>
           </w:r>
           <w:r>
             <w:rPr>
-              <w:rFonts w:ascii="宋体" w:eastAsia="宋体" w:hAnsi="宋体" w:cs="宋体" w:hint="eastAsia"/>
-              <w:szCs w:val="24"/>
-            </w:rPr>
-            <w:instrText xml:space="preserve"> HYPERLINK \l _Toc5810 </w:instrText>
-          </w:r>
-          <w:r>
-            <w:rPr>
-              <w:rFonts w:ascii="宋体" w:eastAsia="宋体" w:hAnsi="宋体" w:cs="宋体" w:hint="eastAsia"/>
+              <w:rFonts w:hint="eastAsia" w:ascii="宋体" w:hAnsi="宋体" w:eastAsia="宋体" w:cs="宋体"/>
+              <w:szCs w:val="24"/>
+            </w:rPr>
+            <w:instrText xml:space="preserve"> HYPERLINK \l _Toc31589 </w:instrText>
+          </w:r>
+          <w:r>
+            <w:rPr>
+              <w:rFonts w:hint="eastAsia" w:ascii="宋体" w:hAnsi="宋体" w:eastAsia="宋体" w:cs="宋体"/>
               <w:szCs w:val="24"/>
             </w:rPr>
             <w:fldChar w:fldCharType="separate"/>
           </w:r>
           <w:r>
             <w:rPr>
-              <w:rFonts w:eastAsia="宋体" w:hint="default"/>
-              <w:lang w:val="en-US" w:eastAsia="zh-CN"/>
-            </w:rPr>
-            <w:t xml:space="preserve">6. </w:t>
-          </w:r>
-          <w:r>
-            <w:rPr>
-              <w:rFonts w:eastAsia="宋体" w:hint="eastAsia"/>
-              <w:lang w:val="en-US" w:eastAsia="zh-CN"/>
-            </w:rPr>
-            <w:t>附则</w:t>
+              <w:rFonts w:hint="default"/>
+            </w:rPr>
+            <w:t xml:space="preserve">5.2.1. </w:t>
+          </w:r>
+          <w:r>
+            <w:rPr>
+              <w:rFonts w:hint="eastAsia"/>
+            </w:rPr>
+            <w:t>风险识别</w:t>
           </w:r>
           <w:r>
             <w:tab/>
@@ -2591,20 +2665,20 @@
             <w:fldChar w:fldCharType="begin"/>
           </w:r>
           <w:r>
-            <w:instrText xml:space="preserve"> PAGEREF _Toc5810 \h </w:instrText>
+            <w:instrText xml:space="preserve"> PAGEREF _Toc31589 \h </w:instrText>
           </w:r>
           <w:r>
             <w:fldChar w:fldCharType="separate"/>
           </w:r>
           <w:r>
-            <w:t>8</w:t>
+            <w:t>9</w:t>
           </w:r>
           <w:r>
             <w:fldChar w:fldCharType="end"/>
           </w:r>
           <w:r>
             <w:rPr>
-              <w:rFonts w:ascii="宋体" w:eastAsia="宋体" w:hAnsi="宋体" w:cs="宋体" w:hint="eastAsia"/>
+              <w:rFonts w:hint="eastAsia" w:ascii="宋体" w:hAnsi="宋体" w:eastAsia="宋体" w:cs="宋体"/>
               <w:szCs w:val="24"/>
             </w:rPr>
             <w:fldChar w:fldCharType="end"/>
@@ -2612,28 +2686,28 @@
         </w:p>
         <w:p>
           <w:pPr>
-            <w:pStyle w:val="TOC1"/>
+            <w:pStyle w:val="13"/>
             <w:tabs>
               <w:tab w:val="right" w:leader="dot" w:pos="8306"/>
             </w:tabs>
           </w:pPr>
           <w:r>
             <w:rPr>
-              <w:rFonts w:ascii="宋体" w:eastAsia="宋体" w:hAnsi="宋体" w:cs="宋体" w:hint="eastAsia"/>
+              <w:rFonts w:hint="eastAsia" w:ascii="宋体" w:hAnsi="宋体" w:eastAsia="宋体" w:cs="宋体"/>
               <w:szCs w:val="24"/>
             </w:rPr>
             <w:fldChar w:fldCharType="begin"/>
           </w:r>
           <w:r>
             <w:rPr>
-              <w:rFonts w:ascii="宋体" w:eastAsia="宋体" w:hAnsi="宋体" w:cs="宋体" w:hint="eastAsia"/>
-              <w:szCs w:val="24"/>
-            </w:rPr>
-            <w:instrText xml:space="preserve"> HYPERLINK \l _Toc26961 </w:instrText>
-          </w:r>
-          <w:r>
-            <w:rPr>
-              <w:rFonts w:ascii="宋体" w:eastAsia="宋体" w:hAnsi="宋体" w:cs="宋体" w:hint="eastAsia"/>
+              <w:rFonts w:hint="eastAsia" w:ascii="宋体" w:hAnsi="宋体" w:eastAsia="宋体" w:cs="宋体"/>
+              <w:szCs w:val="24"/>
+            </w:rPr>
+            <w:instrText xml:space="preserve"> HYPERLINK \l _Toc10760 </w:instrText>
+          </w:r>
+          <w:r>
+            <w:rPr>
+              <w:rFonts w:hint="eastAsia" w:ascii="宋体" w:hAnsi="宋体" w:eastAsia="宋体" w:cs="宋体"/>
               <w:szCs w:val="24"/>
             </w:rPr>
             <w:fldChar w:fldCharType="separate"/>
@@ -2641,16 +2715,14 @@
           <w:r>
             <w:rPr>
               <w:rFonts w:hint="default"/>
-              <w:lang w:val="en-US" w:eastAsia="zh-CN"/>
-            </w:rPr>
-            <w:t xml:space="preserve">7. </w:t>
+            </w:rPr>
+            <w:t xml:space="preserve">5.2.2. </w:t>
           </w:r>
           <w:r>
             <w:rPr>
               <w:rFonts w:hint="eastAsia"/>
-              <w:lang w:val="en-US" w:eastAsia="zh-CN"/>
-            </w:rPr>
-            <w:t>附件</w:t>
+            </w:rPr>
+            <w:t>风险评估</w:t>
           </w:r>
           <w:r>
             <w:tab/>
@@ -2659,20 +2731,20 @@
             <w:fldChar w:fldCharType="begin"/>
           </w:r>
           <w:r>
-            <w:instrText xml:space="preserve"> PAGEREF _Toc26961 \h </w:instrText>
+            <w:instrText xml:space="preserve"> PAGEREF _Toc10760 \h </w:instrText>
           </w:r>
           <w:r>
             <w:fldChar w:fldCharType="separate"/>
           </w:r>
           <w:r>
-            <w:t>8</w:t>
+            <w:t>9</w:t>
           </w:r>
           <w:r>
             <w:fldChar w:fldCharType="end"/>
           </w:r>
           <w:r>
             <w:rPr>
-              <w:rFonts w:ascii="宋体" w:eastAsia="宋体" w:hAnsi="宋体" w:cs="宋体" w:hint="eastAsia"/>
+              <w:rFonts w:hint="eastAsia" w:ascii="宋体" w:hAnsi="宋体" w:eastAsia="宋体" w:cs="宋体"/>
               <w:szCs w:val="24"/>
             </w:rPr>
             <w:fldChar w:fldCharType="end"/>
@@ -2680,28 +2752,223 @@
         </w:p>
         <w:p>
           <w:pPr>
-            <w:pStyle w:val="TOC1"/>
+            <w:pStyle w:val="13"/>
             <w:tabs>
               <w:tab w:val="right" w:leader="dot" w:pos="8306"/>
             </w:tabs>
           </w:pPr>
           <w:r>
             <w:rPr>
-              <w:rFonts w:ascii="宋体" w:eastAsia="宋体" w:hAnsi="宋体" w:cs="宋体" w:hint="eastAsia"/>
+              <w:rFonts w:hint="eastAsia" w:ascii="宋体" w:hAnsi="宋体" w:eastAsia="宋体" w:cs="宋体"/>
               <w:szCs w:val="24"/>
             </w:rPr>
             <w:fldChar w:fldCharType="begin"/>
           </w:r>
           <w:r>
             <w:rPr>
-              <w:rFonts w:ascii="宋体" w:eastAsia="宋体" w:hAnsi="宋体" w:cs="宋体" w:hint="eastAsia"/>
-              <w:szCs w:val="24"/>
-            </w:rPr>
-            <w:instrText xml:space="preserve"> HYPERLINK \l _Toc9907 </w:instrText>
-          </w:r>
-          <w:r>
-            <w:rPr>
-              <w:rFonts w:ascii="宋体" w:eastAsia="宋体" w:hAnsi="宋体" w:cs="宋体" w:hint="eastAsia"/>
+              <w:rFonts w:hint="eastAsia" w:ascii="宋体" w:hAnsi="宋体" w:eastAsia="宋体" w:cs="宋体"/>
+              <w:szCs w:val="24"/>
+            </w:rPr>
+            <w:instrText xml:space="preserve"> HYPERLINK \l _Toc26615 </w:instrText>
+          </w:r>
+          <w:r>
+            <w:rPr>
+              <w:rFonts w:hint="eastAsia" w:ascii="宋体" w:hAnsi="宋体" w:eastAsia="宋体" w:cs="宋体"/>
+              <w:szCs w:val="24"/>
+            </w:rPr>
+            <w:fldChar w:fldCharType="separate"/>
+          </w:r>
+          <w:r>
+            <w:rPr>
+              <w:rFonts w:hint="default"/>
+            </w:rPr>
+            <w:t xml:space="preserve">5.2.3. </w:t>
+          </w:r>
+          <w:r>
+            <w:t>风险值计算与评价</w:t>
+          </w:r>
+          <w:r>
+            <w:tab/>
+          </w:r>
+          <w:r>
+            <w:fldChar w:fldCharType="begin"/>
+          </w:r>
+          <w:r>
+            <w:instrText xml:space="preserve"> PAGEREF _Toc26615 \h </w:instrText>
+          </w:r>
+          <w:r>
+            <w:fldChar w:fldCharType="separate"/>
+          </w:r>
+          <w:r>
+            <w:t>10</w:t>
+          </w:r>
+          <w:r>
+            <w:fldChar w:fldCharType="end"/>
+          </w:r>
+          <w:r>
+            <w:rPr>
+              <w:rFonts w:hint="eastAsia" w:ascii="宋体" w:hAnsi="宋体" w:eastAsia="宋体" w:cs="宋体"/>
+              <w:szCs w:val="24"/>
+            </w:rPr>
+            <w:fldChar w:fldCharType="end"/>
+          </w:r>
+        </w:p>
+        <w:p>
+          <w:pPr>
+            <w:pStyle w:val="13"/>
+            <w:tabs>
+              <w:tab w:val="right" w:leader="dot" w:pos="8306"/>
+            </w:tabs>
+          </w:pPr>
+          <w:r>
+            <w:rPr>
+              <w:rFonts w:hint="eastAsia" w:ascii="宋体" w:hAnsi="宋体" w:eastAsia="宋体" w:cs="宋体"/>
+              <w:szCs w:val="24"/>
+            </w:rPr>
+            <w:fldChar w:fldCharType="begin"/>
+          </w:r>
+          <w:r>
+            <w:rPr>
+              <w:rFonts w:hint="eastAsia" w:ascii="宋体" w:hAnsi="宋体" w:eastAsia="宋体" w:cs="宋体"/>
+              <w:szCs w:val="24"/>
+            </w:rPr>
+            <w:instrText xml:space="preserve"> HYPERLINK \l _Toc3090 </w:instrText>
+          </w:r>
+          <w:r>
+            <w:rPr>
+              <w:rFonts w:hint="eastAsia" w:ascii="宋体" w:hAnsi="宋体" w:eastAsia="宋体" w:cs="宋体"/>
+              <w:szCs w:val="24"/>
+            </w:rPr>
+            <w:fldChar w:fldCharType="separate"/>
+          </w:r>
+          <w:r>
+            <w:rPr>
+              <w:rFonts w:hint="default"/>
+            </w:rPr>
+            <w:t xml:space="preserve">5.2.4. </w:t>
+          </w:r>
+          <w:r>
+            <w:rPr>
+              <w:rFonts w:hint="eastAsia"/>
+            </w:rPr>
+            <w:t>风险处置</w:t>
+          </w:r>
+          <w:r>
+            <w:tab/>
+          </w:r>
+          <w:r>
+            <w:fldChar w:fldCharType="begin"/>
+          </w:r>
+          <w:r>
+            <w:instrText xml:space="preserve"> PAGEREF _Toc3090 \h </w:instrText>
+          </w:r>
+          <w:r>
+            <w:fldChar w:fldCharType="separate"/>
+          </w:r>
+          <w:r>
+            <w:t>11</w:t>
+          </w:r>
+          <w:r>
+            <w:fldChar w:fldCharType="end"/>
+          </w:r>
+          <w:r>
+            <w:rPr>
+              <w:rFonts w:hint="eastAsia" w:ascii="宋体" w:hAnsi="宋体" w:eastAsia="宋体" w:cs="宋体"/>
+              <w:szCs w:val="24"/>
+            </w:rPr>
+            <w:fldChar w:fldCharType="end"/>
+          </w:r>
+        </w:p>
+        <w:p>
+          <w:pPr>
+            <w:pStyle w:val="13"/>
+            <w:tabs>
+              <w:tab w:val="right" w:leader="dot" w:pos="8306"/>
+            </w:tabs>
+          </w:pPr>
+          <w:r>
+            <w:rPr>
+              <w:rFonts w:hint="eastAsia" w:ascii="宋体" w:hAnsi="宋体" w:eastAsia="宋体" w:cs="宋体"/>
+              <w:szCs w:val="24"/>
+            </w:rPr>
+            <w:fldChar w:fldCharType="begin"/>
+          </w:r>
+          <w:r>
+            <w:rPr>
+              <w:rFonts w:hint="eastAsia" w:ascii="宋体" w:hAnsi="宋体" w:eastAsia="宋体" w:cs="宋体"/>
+              <w:szCs w:val="24"/>
+            </w:rPr>
+            <w:instrText xml:space="preserve"> HYPERLINK \l _Toc5052 </w:instrText>
+          </w:r>
+          <w:r>
+            <w:rPr>
+              <w:rFonts w:hint="eastAsia" w:ascii="宋体" w:hAnsi="宋体" w:eastAsia="宋体" w:cs="宋体"/>
+              <w:szCs w:val="24"/>
+            </w:rPr>
+            <w:fldChar w:fldCharType="separate"/>
+          </w:r>
+          <w:r>
+            <w:rPr>
+              <w:rFonts w:hint="default"/>
+            </w:rPr>
+            <w:t xml:space="preserve">5.2.5. </w:t>
+          </w:r>
+          <w:r>
+            <w:rPr>
+              <w:rFonts w:hint="eastAsia"/>
+            </w:rPr>
+            <w:t>定期评估</w:t>
+          </w:r>
+          <w:r>
+            <w:tab/>
+          </w:r>
+          <w:r>
+            <w:fldChar w:fldCharType="begin"/>
+          </w:r>
+          <w:r>
+            <w:instrText xml:space="preserve"> PAGEREF _Toc5052 \h </w:instrText>
+          </w:r>
+          <w:r>
+            <w:fldChar w:fldCharType="separate"/>
+          </w:r>
+          <w:r>
+            <w:t>11</w:t>
+          </w:r>
+          <w:r>
+            <w:fldChar w:fldCharType="end"/>
+          </w:r>
+          <w:r>
+            <w:rPr>
+              <w:rFonts w:hint="eastAsia" w:ascii="宋体" w:hAnsi="宋体" w:eastAsia="宋体" w:cs="宋体"/>
+              <w:szCs w:val="24"/>
+            </w:rPr>
+            <w:fldChar w:fldCharType="end"/>
+          </w:r>
+        </w:p>
+        <w:p>
+          <w:pPr>
+            <w:pStyle w:val="13"/>
+            <w:tabs>
+              <w:tab w:val="right" w:leader="dot" w:pos="8306"/>
+            </w:tabs>
+          </w:pPr>
+          <w:r>
+            <w:rPr>
+              <w:rFonts w:hint="eastAsia" w:ascii="宋体" w:hAnsi="宋体" w:eastAsia="宋体" w:cs="宋体"/>
+              <w:szCs w:val="24"/>
+            </w:rPr>
+            <w:fldChar w:fldCharType="begin"/>
+          </w:r>
+          <w:r>
+            <w:rPr>
+              <w:rFonts w:hint="eastAsia" w:ascii="宋体" w:hAnsi="宋体" w:eastAsia="宋体" w:cs="宋体"/>
+              <w:szCs w:val="24"/>
+            </w:rPr>
+            <w:instrText xml:space="preserve"> HYPERLINK \l _Toc14275 </w:instrText>
+          </w:r>
+          <w:r>
+            <w:rPr>
+              <w:rFonts w:hint="eastAsia" w:ascii="宋体" w:hAnsi="宋体" w:eastAsia="宋体" w:cs="宋体"/>
               <w:szCs w:val="24"/>
             </w:rPr>
             <w:fldChar w:fldCharType="separate"/>
@@ -2711,13 +2978,280 @@
               <w:rFonts w:hint="default"/>
               <w:lang w:val="en-US" w:eastAsia="zh-CN"/>
             </w:rPr>
-            <w:t xml:space="preserve">8. </w:t>
+            <w:t xml:space="preserve">5.2.6. </w:t>
           </w:r>
           <w:r>
             <w:rPr>
               <w:rFonts w:hint="eastAsia"/>
               <w:lang w:val="en-US" w:eastAsia="zh-CN"/>
             </w:rPr>
+            <w:t>信息安全培训</w:t>
+          </w:r>
+          <w:r>
+            <w:tab/>
+          </w:r>
+          <w:r>
+            <w:fldChar w:fldCharType="begin"/>
+          </w:r>
+          <w:r>
+            <w:instrText xml:space="preserve"> PAGEREF _Toc14275 \h </w:instrText>
+          </w:r>
+          <w:r>
+            <w:fldChar w:fldCharType="separate"/>
+          </w:r>
+          <w:r>
+            <w:t>11</w:t>
+          </w:r>
+          <w:r>
+            <w:fldChar w:fldCharType="end"/>
+          </w:r>
+          <w:r>
+            <w:rPr>
+              <w:rFonts w:hint="eastAsia" w:ascii="宋体" w:hAnsi="宋体" w:eastAsia="宋体" w:cs="宋体"/>
+              <w:szCs w:val="24"/>
+            </w:rPr>
+            <w:fldChar w:fldCharType="end"/>
+          </w:r>
+        </w:p>
+        <w:p>
+          <w:pPr>
+            <w:pStyle w:val="17"/>
+            <w:tabs>
+              <w:tab w:val="right" w:leader="dot" w:pos="8306"/>
+            </w:tabs>
+          </w:pPr>
+          <w:r>
+            <w:rPr>
+              <w:rFonts w:hint="eastAsia" w:ascii="宋体" w:hAnsi="宋体" w:eastAsia="宋体" w:cs="宋体"/>
+              <w:szCs w:val="24"/>
+            </w:rPr>
+            <w:fldChar w:fldCharType="begin"/>
+          </w:r>
+          <w:r>
+            <w:rPr>
+              <w:rFonts w:hint="eastAsia" w:ascii="宋体" w:hAnsi="宋体" w:eastAsia="宋体" w:cs="宋体"/>
+              <w:szCs w:val="24"/>
+            </w:rPr>
+            <w:instrText xml:space="preserve"> HYPERLINK \l _Toc5583 </w:instrText>
+          </w:r>
+          <w:r>
+            <w:rPr>
+              <w:rFonts w:hint="eastAsia" w:ascii="宋体" w:hAnsi="宋体" w:eastAsia="宋体" w:cs="宋体"/>
+              <w:szCs w:val="24"/>
+            </w:rPr>
+            <w:fldChar w:fldCharType="separate"/>
+          </w:r>
+          <w:r>
+            <w:rPr>
+              <w:rFonts w:hint="default"/>
+            </w:rPr>
+            <w:t xml:space="preserve">5.3. </w:t>
+          </w:r>
+          <w:r>
+            <w:t>考核指标</w:t>
+          </w:r>
+          <w:r>
+            <w:tab/>
+          </w:r>
+          <w:r>
+            <w:fldChar w:fldCharType="begin"/>
+          </w:r>
+          <w:r>
+            <w:instrText xml:space="preserve"> PAGEREF _Toc5583 \h </w:instrText>
+          </w:r>
+          <w:r>
+            <w:fldChar w:fldCharType="separate"/>
+          </w:r>
+          <w:r>
+            <w:t>12</w:t>
+          </w:r>
+          <w:r>
+            <w:fldChar w:fldCharType="end"/>
+          </w:r>
+          <w:r>
+            <w:rPr>
+              <w:rFonts w:hint="eastAsia" w:ascii="宋体" w:hAnsi="宋体" w:eastAsia="宋体" w:cs="宋体"/>
+              <w:szCs w:val="24"/>
+            </w:rPr>
+            <w:fldChar w:fldCharType="end"/>
+          </w:r>
+        </w:p>
+        <w:p>
+          <w:pPr>
+            <w:pStyle w:val="16"/>
+            <w:tabs>
+              <w:tab w:val="right" w:leader="dot" w:pos="8306"/>
+            </w:tabs>
+          </w:pPr>
+          <w:r>
+            <w:rPr>
+              <w:rFonts w:hint="eastAsia" w:ascii="宋体" w:hAnsi="宋体" w:eastAsia="宋体" w:cs="宋体"/>
+              <w:szCs w:val="24"/>
+            </w:rPr>
+            <w:fldChar w:fldCharType="begin"/>
+          </w:r>
+          <w:r>
+            <w:rPr>
+              <w:rFonts w:hint="eastAsia" w:ascii="宋体" w:hAnsi="宋体" w:eastAsia="宋体" w:cs="宋体"/>
+              <w:szCs w:val="24"/>
+            </w:rPr>
+            <w:instrText xml:space="preserve"> HYPERLINK \l _Toc27576 </w:instrText>
+          </w:r>
+          <w:r>
+            <w:rPr>
+              <w:rFonts w:hint="eastAsia" w:ascii="宋体" w:hAnsi="宋体" w:eastAsia="宋体" w:cs="宋体"/>
+              <w:szCs w:val="24"/>
+            </w:rPr>
+            <w:fldChar w:fldCharType="separate"/>
+          </w:r>
+          <w:r>
+            <w:rPr>
+              <w:rFonts w:hint="default" w:eastAsia="宋体"/>
+              <w:lang w:val="en-US" w:eastAsia="zh-CN"/>
+            </w:rPr>
+            <w:t xml:space="preserve">6. </w:t>
+          </w:r>
+          <w:r>
+            <w:rPr>
+              <w:rFonts w:hint="eastAsia" w:eastAsia="宋体"/>
+              <w:lang w:val="en-US" w:eastAsia="zh-CN"/>
+            </w:rPr>
+            <w:t>附则</w:t>
+          </w:r>
+          <w:r>
+            <w:tab/>
+          </w:r>
+          <w:r>
+            <w:fldChar w:fldCharType="begin"/>
+          </w:r>
+          <w:r>
+            <w:instrText xml:space="preserve"> PAGEREF _Toc27576 \h </w:instrText>
+          </w:r>
+          <w:r>
+            <w:fldChar w:fldCharType="separate"/>
+          </w:r>
+          <w:r>
+            <w:t>12</w:t>
+          </w:r>
+          <w:r>
+            <w:fldChar w:fldCharType="end"/>
+          </w:r>
+          <w:r>
+            <w:rPr>
+              <w:rFonts w:hint="eastAsia" w:ascii="宋体" w:hAnsi="宋体" w:eastAsia="宋体" w:cs="宋体"/>
+              <w:szCs w:val="24"/>
+            </w:rPr>
+            <w:fldChar w:fldCharType="end"/>
+          </w:r>
+        </w:p>
+        <w:p>
+          <w:pPr>
+            <w:pStyle w:val="16"/>
+            <w:tabs>
+              <w:tab w:val="right" w:leader="dot" w:pos="8306"/>
+            </w:tabs>
+          </w:pPr>
+          <w:r>
+            <w:rPr>
+              <w:rFonts w:hint="eastAsia" w:ascii="宋体" w:hAnsi="宋体" w:eastAsia="宋体" w:cs="宋体"/>
+              <w:szCs w:val="24"/>
+            </w:rPr>
+            <w:fldChar w:fldCharType="begin"/>
+          </w:r>
+          <w:r>
+            <w:rPr>
+              <w:rFonts w:hint="eastAsia" w:ascii="宋体" w:hAnsi="宋体" w:eastAsia="宋体" w:cs="宋体"/>
+              <w:szCs w:val="24"/>
+            </w:rPr>
+            <w:instrText xml:space="preserve"> HYPERLINK \l _Toc28291 </w:instrText>
+          </w:r>
+          <w:r>
+            <w:rPr>
+              <w:rFonts w:hint="eastAsia" w:ascii="宋体" w:hAnsi="宋体" w:eastAsia="宋体" w:cs="宋体"/>
+              <w:szCs w:val="24"/>
+            </w:rPr>
+            <w:fldChar w:fldCharType="separate"/>
+          </w:r>
+          <w:r>
+            <w:rPr>
+              <w:rFonts w:hint="default"/>
+              <w:lang w:val="en-US" w:eastAsia="zh-CN"/>
+            </w:rPr>
+            <w:t xml:space="preserve">7. </w:t>
+          </w:r>
+          <w:r>
+            <w:rPr>
+              <w:rFonts w:hint="eastAsia"/>
+              <w:lang w:val="en-US" w:eastAsia="zh-CN"/>
+            </w:rPr>
+            <w:t>附件</w:t>
+          </w:r>
+          <w:r>
+            <w:tab/>
+          </w:r>
+          <w:r>
+            <w:fldChar w:fldCharType="begin"/>
+          </w:r>
+          <w:r>
+            <w:instrText xml:space="preserve"> PAGEREF _Toc28291 \h </w:instrText>
+          </w:r>
+          <w:r>
+            <w:fldChar w:fldCharType="separate"/>
+          </w:r>
+          <w:r>
+            <w:t>12</w:t>
+          </w:r>
+          <w:r>
+            <w:fldChar w:fldCharType="end"/>
+          </w:r>
+          <w:r>
+            <w:rPr>
+              <w:rFonts w:hint="eastAsia" w:ascii="宋体" w:hAnsi="宋体" w:eastAsia="宋体" w:cs="宋体"/>
+              <w:szCs w:val="24"/>
+            </w:rPr>
+            <w:fldChar w:fldCharType="end"/>
+          </w:r>
+        </w:p>
+        <w:p>
+          <w:pPr>
+            <w:pStyle w:val="16"/>
+            <w:tabs>
+              <w:tab w:val="right" w:leader="dot" w:pos="8306"/>
+            </w:tabs>
+          </w:pPr>
+          <w:r>
+            <w:rPr>
+              <w:rFonts w:hint="eastAsia" w:ascii="宋体" w:hAnsi="宋体" w:eastAsia="宋体" w:cs="宋体"/>
+              <w:szCs w:val="24"/>
+            </w:rPr>
+            <w:fldChar w:fldCharType="begin"/>
+          </w:r>
+          <w:r>
+            <w:rPr>
+              <w:rFonts w:hint="eastAsia" w:ascii="宋体" w:hAnsi="宋体" w:eastAsia="宋体" w:cs="宋体"/>
+              <w:szCs w:val="24"/>
+            </w:rPr>
+            <w:instrText xml:space="preserve"> HYPERLINK \l _Toc6779 </w:instrText>
+          </w:r>
+          <w:r>
+            <w:rPr>
+              <w:rFonts w:hint="eastAsia" w:ascii="宋体" w:hAnsi="宋体" w:eastAsia="宋体" w:cs="宋体"/>
+              <w:szCs w:val="24"/>
+            </w:rPr>
+            <w:fldChar w:fldCharType="separate"/>
+          </w:r>
+          <w:r>
+            <w:rPr>
+              <w:rFonts w:hint="default"/>
+              <w:lang w:val="en-US" w:eastAsia="zh-CN"/>
+            </w:rPr>
+            <w:t xml:space="preserve">8. </w:t>
+          </w:r>
+          <w:r>
+            <w:rPr>
+              <w:rFonts w:hint="eastAsia"/>
+              <w:lang w:val="en-US" w:eastAsia="zh-CN"/>
+            </w:rPr>
             <w:t>记录</w:t>
           </w:r>
           <w:r>
@@ -2727,20 +3261,20 @@
             <w:fldChar w:fldCharType="begin"/>
           </w:r>
           <w:r>
-            <w:instrText xml:space="preserve"> PAGEREF _Toc9907 \h </w:instrText>
+            <w:instrText xml:space="preserve"> PAGEREF _Toc6779 \h </w:instrText>
           </w:r>
           <w:r>
             <w:fldChar w:fldCharType="separate"/>
           </w:r>
           <w:r>
-            <w:t>8</w:t>
+            <w:t>12</w:t>
           </w:r>
           <w:r>
             <w:fldChar w:fldCharType="end"/>
           </w:r>
           <w:r>
             <w:rPr>
-              <w:rFonts w:ascii="宋体" w:eastAsia="宋体" w:hAnsi="宋体" w:cs="宋体" w:hint="eastAsia"/>
+              <w:rFonts w:hint="eastAsia" w:ascii="宋体" w:hAnsi="宋体" w:eastAsia="宋体" w:cs="宋体"/>
               <w:szCs w:val="24"/>
             </w:rPr>
             <w:fldChar w:fldCharType="end"/>
@@ -2750,7 +3284,7 @@
           <w:pPr>
             <w:bidi w:val="0"/>
             <w:rPr>
-              <w:rFonts w:ascii="宋体" w:eastAsia="宋体" w:hAnsi="宋体" w:cs="宋体" w:hint="eastAsia"/>
+              <w:rFonts w:hint="eastAsia" w:ascii="宋体" w:hAnsi="宋体" w:eastAsia="宋体" w:cs="宋体"/>
               <w:snapToGrid w:val="0"/>
               <w:color w:val="000000"/>
               <w:kern w:val="0"/>
@@ -2761,7 +3295,7 @@
           </w:pPr>
           <w:r>
             <w:rPr>
-              <w:rFonts w:ascii="宋体" w:eastAsia="宋体" w:hAnsi="宋体" w:cs="宋体" w:hint="eastAsia"/>
+              <w:rFonts w:hint="eastAsia" w:ascii="宋体" w:hAnsi="宋体" w:eastAsia="宋体" w:cs="宋体"/>
               <w:szCs w:val="24"/>
             </w:rPr>
             <w:fldChar w:fldCharType="end"/>
@@ -2771,35 +3305,10 @@
     </w:sdt>
     <w:p>
       <w:pPr>
-        <w:rPr>
-          <w:rFonts w:ascii="Arial" w:eastAsia="Arial" w:hAnsi="Arial" w:cs="Arial"/>
-          <w:snapToGrid w:val="0"/>
-          <w:color w:val="000000"/>
-          <w:kern w:val="0"/>
-          <w:sz w:val="21"/>
-          <w:szCs w:val="21"/>
-          <w:lang w:val="en-US" w:eastAsia="en-US" w:bidi="ar-SA"/>
-        </w:rPr>
-      </w:pPr>
-      <w:r>
-        <w:rPr>
-          <w:rFonts w:ascii="Arial" w:eastAsia="Arial" w:hAnsi="Arial" w:cs="Arial"/>
-          <w:snapToGrid w:val="0"/>
-          <w:color w:val="000000"/>
-          <w:kern w:val="0"/>
-          <w:sz w:val="21"/>
-          <w:szCs w:val="21"/>
-          <w:lang w:val="en-US" w:eastAsia="en-US" w:bidi="ar-SA"/>
-        </w:rPr>
-        <w:br w:type="page"/>
-      </w:r>
-    </w:p>
-    <w:p>
-      <w:pPr>
-        <w:pStyle w:val="1"/>
-        <w:bidi w:val="0"/>
-      </w:pPr>
-      <w:bookmarkStart w:id="2" w:name="_Toc25463"/>
+        <w:pStyle w:val="28"/>
+        <w:bidi w:val="0"/>
+      </w:pPr>
+      <w:bookmarkStart w:id="2" w:name="_Toc20485"/>
       <w:r>
         <w:t>目的</w:t>
       </w:r>
@@ -2807,7 +3316,7 @@
     </w:p>
     <w:p>
       <w:pPr>
-        <w:pStyle w:val="a1"/>
+        <w:pStyle w:val="29"/>
         <w:bidi w:val="0"/>
       </w:pPr>
       <w:r>
@@ -2840,13 +3349,13 @@
     </w:p>
     <w:p>
       <w:pPr>
-        <w:pStyle w:val="a1"/>
+        <w:pStyle w:val="29"/>
         <w:numPr>
           <w:ilvl w:val="0"/>
           <w:numId w:val="2"/>
         </w:numPr>
         <w:bidi w:val="0"/>
-        <w:ind w:left="425" w:hanging="425" w:leftChars="0" w:firstLineChars="0"/>
+        <w:ind w:left="425" w:leftChars="0" w:hanging="425" w:firstLineChars="0"/>
       </w:pPr>
       <w:r>
         <w:t>满足信息系统集成、软件运维项目运行和客户服务中的安全性需求以及合同、法律和外部政策等外部要求；</w:t>
@@ -2854,13 +3363,13 @@
     </w:p>
     <w:p>
       <w:pPr>
-        <w:pStyle w:val="a1"/>
+        <w:pStyle w:val="29"/>
         <w:numPr>
           <w:ilvl w:val="0"/>
           <w:numId w:val="2"/>
         </w:numPr>
         <w:bidi w:val="0"/>
-        <w:ind w:left="425" w:hanging="425" w:leftChars="0" w:firstLineChars="0"/>
+        <w:ind w:left="425" w:leftChars="0" w:hanging="425" w:firstLineChars="0"/>
       </w:pPr>
       <w:r>
         <w:t>提供一个满足需求的基本的信息系统安全基线；</w:t>
@@ -2868,13 +3377,13 @@
     </w:p>
     <w:p>
       <w:pPr>
-        <w:pStyle w:val="a1"/>
+        <w:pStyle w:val="29"/>
         <w:numPr>
           <w:ilvl w:val="0"/>
           <w:numId w:val="2"/>
         </w:numPr>
         <w:bidi w:val="0"/>
-        <w:ind w:left="425" w:hanging="425" w:leftChars="0" w:firstLineChars="0"/>
+        <w:ind w:left="425" w:leftChars="0" w:hanging="425" w:firstLineChars="0"/>
       </w:pPr>
       <w:r>
         <w:t>确保有效的信息安全措施在公司、交付部与</w:t>
@@ -2902,14 +3411,14 @@
     </w:p>
     <w:p>
       <w:pPr>
-        <w:pStyle w:val="1"/>
+        <w:pStyle w:val="28"/>
         <w:bidi w:val="0"/>
         <w:rPr>
           <w:rFonts w:hint="eastAsia"/>
           <w:lang w:val="en-US" w:eastAsia="zh-CN"/>
         </w:rPr>
       </w:pPr>
-      <w:bookmarkStart w:id="3" w:name="_Toc3546"/>
+      <w:bookmarkStart w:id="3" w:name="_Toc3355"/>
       <w:r>
         <w:rPr>
           <w:rFonts w:hint="eastAsia"/>
@@ -2921,7 +3430,7 @@
     </w:p>
     <w:p>
       <w:pPr>
-        <w:pStyle w:val="a1"/>
+        <w:pStyle w:val="29"/>
         <w:bidi w:val="0"/>
         <w:rPr>
           <w:rFonts w:hint="eastAsia"/>
@@ -2934,10 +3443,10 @@
     </w:p>
     <w:p>
       <w:pPr>
-        <w:pStyle w:val="1"/>
-        <w:bidi w:val="0"/>
-      </w:pPr>
-      <w:bookmarkStart w:id="4" w:name="_Toc27535"/>
+        <w:pStyle w:val="28"/>
+        <w:bidi w:val="0"/>
+      </w:pPr>
+      <w:bookmarkStart w:id="4" w:name="_Toc22248"/>
       <w:r>
         <w:rPr>
           <w:rFonts w:hint="eastAsia"/>
@@ -2952,7 +3461,7 @@
     </w:p>
     <w:p>
       <w:pPr>
-        <w:pStyle w:val="a1"/>
+        <w:pStyle w:val="29"/>
         <w:bidi w:val="0"/>
       </w:pPr>
       <w:r>
@@ -2971,14 +3480,14 @@
     </w:p>
     <w:p>
       <w:pPr>
-        <w:pStyle w:val="1"/>
+        <w:pStyle w:val="28"/>
         <w:bidi w:val="0"/>
         <w:rPr>
           <w:rFonts w:hint="eastAsia"/>
           <w:lang w:val="en-US" w:eastAsia="zh-CN"/>
         </w:rPr>
       </w:pPr>
-      <w:bookmarkStart w:id="5" w:name="_Toc27331"/>
+      <w:bookmarkStart w:id="5" w:name="_Toc17865"/>
       <w:r>
         <w:rPr>
           <w:rFonts w:hint="eastAsia"/>
@@ -2990,14 +3499,14 @@
     </w:p>
     <w:p>
       <w:pPr>
-        <w:pStyle w:val="2"/>
+        <w:pStyle w:val="30"/>
         <w:bidi w:val="0"/>
         <w:rPr>
           <w:rFonts w:hint="eastAsia"/>
           <w:lang w:val="en-US" w:eastAsia="zh-CN"/>
         </w:rPr>
       </w:pPr>
-      <w:bookmarkStart w:id="6" w:name="_Toc22366"/>
+      <w:bookmarkStart w:id="6" w:name="_Toc26108"/>
       <w:r>
         <w:rPr>
           <w:rFonts w:hint="eastAsia"/>
@@ -3009,7 +3518,7 @@
     </w:p>
     <w:p>
       <w:pPr>
-        <w:pStyle w:val="a3"/>
+        <w:pStyle w:val="39"/>
         <w:numPr>
           <w:ilvl w:val="0"/>
           <w:numId w:val="3"/>
@@ -3022,7 +3531,7 @@
     </w:p>
     <w:p>
       <w:pPr>
-        <w:pStyle w:val="a3"/>
+        <w:pStyle w:val="39"/>
         <w:numPr>
           <w:ilvl w:val="0"/>
           <w:numId w:val="3"/>
@@ -3035,7 +3544,7 @@
     </w:p>
     <w:p>
       <w:pPr>
-        <w:pStyle w:val="a3"/>
+        <w:pStyle w:val="39"/>
         <w:numPr>
           <w:ilvl w:val="0"/>
           <w:numId w:val="3"/>
@@ -3048,7 +3557,7 @@
     </w:p>
     <w:p>
       <w:pPr>
-        <w:pStyle w:val="a3"/>
+        <w:pStyle w:val="39"/>
         <w:numPr>
           <w:ilvl w:val="0"/>
           <w:numId w:val="3"/>
@@ -3061,7 +3570,7 @@
     </w:p>
     <w:p>
       <w:pPr>
-        <w:pStyle w:val="a3"/>
+        <w:pStyle w:val="39"/>
         <w:numPr>
           <w:ilvl w:val="0"/>
           <w:numId w:val="3"/>
@@ -3074,7 +3583,7 @@
     </w:p>
     <w:p>
       <w:pPr>
-        <w:pStyle w:val="a3"/>
+        <w:pStyle w:val="39"/>
         <w:numPr>
           <w:ilvl w:val="0"/>
           <w:numId w:val="3"/>
@@ -3087,7 +3596,7 @@
     </w:p>
     <w:p>
       <w:pPr>
-        <w:pStyle w:val="a3"/>
+        <w:pStyle w:val="39"/>
         <w:numPr>
           <w:ilvl w:val="0"/>
           <w:numId w:val="3"/>
@@ -3100,7 +3609,7 @@
     </w:p>
     <w:p>
       <w:pPr>
-        <w:pStyle w:val="a3"/>
+        <w:pStyle w:val="39"/>
         <w:numPr>
           <w:ilvl w:val="0"/>
           <w:numId w:val="3"/>
@@ -3113,7 +3622,7 @@
     </w:p>
     <w:p>
       <w:pPr>
-        <w:pStyle w:val="a3"/>
+        <w:pStyle w:val="39"/>
         <w:numPr>
           <w:ilvl w:val="0"/>
           <w:numId w:val="3"/>
@@ -3126,7 +3635,7 @@
     </w:p>
     <w:p>
       <w:pPr>
-        <w:pStyle w:val="a3"/>
+        <w:pStyle w:val="39"/>
         <w:numPr>
           <w:ilvl w:val="0"/>
           <w:numId w:val="3"/>
@@ -3139,7 +3648,7 @@
     </w:p>
     <w:p>
       <w:pPr>
-        <w:pStyle w:val="a3"/>
+        <w:pStyle w:val="39"/>
         <w:numPr>
           <w:ilvl w:val="0"/>
           <w:numId w:val="3"/>
@@ -3152,7 +3661,7 @@
     </w:p>
     <w:p>
       <w:pPr>
-        <w:pStyle w:val="a3"/>
+        <w:pStyle w:val="39"/>
         <w:numPr>
           <w:ilvl w:val="0"/>
           <w:numId w:val="3"/>
@@ -3165,14 +3674,14 @@
     </w:p>
     <w:p>
       <w:pPr>
-        <w:pStyle w:val="1"/>
+        <w:pStyle w:val="28"/>
         <w:bidi w:val="0"/>
         <w:rPr>
           <w:rFonts w:hint="default"/>
           <w:lang w:val="en-US" w:eastAsia="zh-CN"/>
         </w:rPr>
       </w:pPr>
-      <w:bookmarkStart w:id="7" w:name="_Toc31065"/>
+      <w:bookmarkStart w:id="7" w:name="_Toc2512"/>
       <w:r>
         <w:rPr>
           <w:rFonts w:hint="eastAsia"/>
@@ -3184,7 +3693,7 @@
     </w:p>
     <w:p>
       <w:pPr>
-        <w:pStyle w:val="a1"/>
+        <w:pStyle w:val="29"/>
         <w:rPr>
           <w:rFonts w:hint="eastAsia"/>
           <w:lang w:val="en-US" w:eastAsia="zh-CN"/>
@@ -3200,7 +3709,7 @@
     </w:p>
     <w:p>
       <w:pPr>
-        <w:pStyle w:val="a1"/>
+        <w:pStyle w:val="29"/>
         <w:jc w:val="center"/>
         <w:rPr>
           <w:rFonts w:hint="eastAsia"/>
@@ -3301,60 +3810,49 @@
     </w:p>
     <w:p>
       <w:pPr>
-        <w:pStyle w:val="a1"/>
+        <w:pStyle w:val="29"/>
         <w:jc w:val="left"/>
         <w:rPr>
           <w:rFonts w:hint="default"/>
           <w:lang w:val="en-US" w:eastAsia="zh-CN"/>
         </w:rPr>
       </w:pPr>
+      <w:bookmarkStart w:id="45" w:name="_GoBack"/>
       <w:r>
         <w:rPr>
           <w:rFonts w:hint="default"/>
           <w:lang w:val="en-US" w:eastAsia="zh-CN"/>
         </w:rPr>
         <w:object>
-          <v:shapetype id="_x0000_t75" coordsize="21600,21600" o:spt="75" o:preferrelative="t" path="m@4@5l@4@11@9@11@9@5xe" filled="f" stroked="f">
-            <v:stroke joinstyle="miter"/>
-            <v:formulas>
-              <v:f eqn="if lineDrawn pixelLineWidth 0"/>
-              <v:f eqn="sum @0 1 0"/>
-              <v:f eqn="sum 0 0 @1"/>
-              <v:f eqn="prod @2 1 2"/>
-              <v:f eqn="prod @3 21600 pixelWidth"/>
-              <v:f eqn="prod @3 21600 pixelHeight"/>
-              <v:f eqn="sum @0 0 1"/>
-              <v:f eqn="prod @6 1 2"/>
-              <v:f eqn="prod @7 21600 pixelWidth"/>
-              <v:f eqn="sum @8 21600 0"/>
-              <v:f eqn="prod @7 21600 pixelHeight"/>
-              <v:f eqn="sum @10 21600 0"/>
-            </v:formulas>
-            <v:path o:extrusionok="f" gradientshapeok="t" o:connecttype="rect"/>
+          <v:shape id="_x0000_i1025" o:spt="75" alt="" type="#_x0000_t75" style="height:371.65pt;width:536.3pt;" o:ole="t" filled="f" o:preferrelative="t" stroked="f" coordsize="21600,21600">
+            <v:path/>
+            <v:fill on="f" focussize="0,0"/>
+            <v:stroke on="f"/>
+            <v:imagedata r:id="rId9" o:title=""/>
             <o:lock v:ext="edit" aspectratio="t"/>
-          </v:shapetype>
-          <v:shape id="_x0000_i1025" type="#_x0000_t75" style="height:371.3pt;width:536.4pt" o:oleicon="f" o:ole="" coordsize="21600,21600" o:preferrelative="t" filled="f" stroked="f">
-            <v:imagedata r:id="rId4" o:title=""/>
-            <o:lock v:ext="edit" aspectratio="t"/>
+            <w10:wrap type="none"/>
             <w10:anchorlock/>
           </v:shape>
-          <o:OLEObject Type="Embed" ProgID="Visio.Drawing.15" ShapeID="_x0000_i1025" DrawAspect="Content" ObjectID="_1468075725" r:id="rId5"/>
+          <o:OLEObject Type="Embed" ProgID="Visio.Drawing.15" ShapeID="_x0000_i1025" DrawAspect="Content" ObjectID="_1468075725" r:id="rId8">
+            <o:LockedField>false</o:LockedField>
+          </o:OLEObject>
         </w:object>
       </w:r>
-    </w:p>
-    <w:p>
-      <w:pPr>
-        <w:pStyle w:val="2"/>
+      <w:bookmarkEnd w:id="45"/>
+    </w:p>
+    <w:p>
+      <w:pPr>
+        <w:pStyle w:val="30"/>
         <w:bidi w:val="0"/>
         <w:rPr>
           <w:rFonts w:hint="default"/>
           <w:lang w:val="en-US" w:eastAsia="zh-CN"/>
         </w:rPr>
       </w:pPr>
-      <w:bookmarkStart w:id="8" w:name="_Toc10421"/>
-      <w:r>
-        <w:rPr>
-          <w:rStyle w:val="2Char"/>
+      <w:bookmarkStart w:id="8" w:name="_Toc28730"/>
+      <w:r>
+        <w:rPr>
+          <w:rStyle w:val="42"/>
           <w:rFonts w:hint="eastAsia"/>
           <w:lang w:val="en-US" w:eastAsia="zh-CN"/>
         </w:rPr>
@@ -3364,7 +3862,7 @@
     </w:p>
     <w:p>
       <w:pPr>
-        <w:pStyle w:val="a1"/>
+        <w:pStyle w:val="29"/>
         <w:bidi w:val="0"/>
       </w:pPr>
       <w:r>
@@ -3373,10 +3871,10 @@
     </w:p>
     <w:p>
       <w:pPr>
-        <w:pStyle w:val="3"/>
-        <w:bidi w:val="0"/>
-      </w:pPr>
-      <w:bookmarkStart w:id="9" w:name="_Toc13479"/>
+        <w:pStyle w:val="31"/>
+        <w:bidi w:val="0"/>
+      </w:pPr>
+      <w:bookmarkStart w:id="9" w:name="_Toc27068"/>
       <w:r>
         <w:t>需求识别和分析</w:t>
       </w:r>
@@ -3384,7 +3882,7 @@
     </w:p>
     <w:p>
       <w:pPr>
-        <w:pStyle w:val="a1"/>
+        <w:pStyle w:val="29"/>
         <w:bidi w:val="0"/>
       </w:pPr>
       <w:r>
@@ -3393,10 +3891,10 @@
     </w:p>
     <w:p>
       <w:pPr>
-        <w:pStyle w:val="3"/>
-        <w:bidi w:val="0"/>
-      </w:pPr>
-      <w:bookmarkStart w:id="10" w:name="_Toc29933"/>
+        <w:pStyle w:val="31"/>
+        <w:bidi w:val="0"/>
+      </w:pPr>
+      <w:bookmarkStart w:id="10" w:name="_Toc20394"/>
       <w:r>
         <w:t>确定安全实施范围</w:t>
       </w:r>
@@ -3404,7 +3902,7 @@
     </w:p>
     <w:p>
       <w:pPr>
-        <w:pStyle w:val="a1"/>
+        <w:pStyle w:val="29"/>
         <w:bidi w:val="0"/>
       </w:pPr>
       <w:r>
@@ -3413,12 +3911,12 @@
     </w:p>
     <w:p>
       <w:pPr>
-        <w:pStyle w:val="3"/>
+        <w:pStyle w:val="31"/>
         <w:bidi w:val="0"/>
       </w:pPr>
       <w:bookmarkStart w:id="11" w:name="bookmark15"/>
       <w:bookmarkEnd w:id="11"/>
-      <w:bookmarkStart w:id="12" w:name="_Toc12599"/>
+      <w:bookmarkStart w:id="12" w:name="_Toc23666"/>
       <w:r>
         <w:t>信息安全风险评估</w:t>
       </w:r>
@@ -3426,7 +3924,7 @@
     </w:p>
     <w:p>
       <w:pPr>
-        <w:pStyle w:val="a1"/>
+        <w:pStyle w:val="29"/>
         <w:bidi w:val="0"/>
       </w:pPr>
       <w:r>
@@ -3442,7 +3940,7 @@
     </w:p>
     <w:p>
       <w:pPr>
-        <w:pStyle w:val="a1"/>
+        <w:pStyle w:val="29"/>
         <w:bidi w:val="0"/>
       </w:pPr>
       <w:r>
@@ -3451,12 +3949,12 @@
     </w:p>
     <w:p>
       <w:pPr>
-        <w:pStyle w:val="3"/>
+        <w:pStyle w:val="31"/>
         <w:bidi w:val="0"/>
       </w:pPr>
       <w:bookmarkStart w:id="13" w:name="bookmark16"/>
       <w:bookmarkEnd w:id="13"/>
-      <w:bookmarkStart w:id="14" w:name="_Toc18610"/>
+      <w:bookmarkStart w:id="14" w:name="_Toc6293"/>
       <w:r>
         <w:t>设计安全规范</w:t>
       </w:r>
@@ -3464,7 +3962,7 @@
     </w:p>
     <w:p>
       <w:pPr>
-        <w:pStyle w:val="a1"/>
+        <w:pStyle w:val="29"/>
         <w:bidi w:val="0"/>
       </w:pPr>
       <w:r>
@@ -3493,12 +3991,12 @@
     </w:p>
     <w:p>
       <w:pPr>
-        <w:pStyle w:val="3"/>
+        <w:pStyle w:val="31"/>
         <w:bidi w:val="0"/>
       </w:pPr>
       <w:bookmarkStart w:id="15" w:name="bookmark17"/>
       <w:bookmarkEnd w:id="15"/>
-      <w:bookmarkStart w:id="16" w:name="_Toc4648"/>
+      <w:bookmarkStart w:id="16" w:name="_Toc8747"/>
       <w:r>
         <w:t>实施安全规范</w:t>
       </w:r>
@@ -3506,7 +4004,7 @@
     </w:p>
     <w:p>
       <w:pPr>
-        <w:pStyle w:val="a1"/>
+        <w:pStyle w:val="29"/>
         <w:bidi w:val="0"/>
       </w:pPr>
       <w:r>
@@ -3515,13 +4013,13 @@
     </w:p>
     <w:p>
       <w:pPr>
-        <w:pStyle w:val="a1"/>
+        <w:pStyle w:val="29"/>
         <w:numPr>
           <w:ilvl w:val="0"/>
           <w:numId w:val="4"/>
         </w:numPr>
         <w:bidi w:val="0"/>
-        <w:ind w:left="425" w:hanging="425" w:leftChars="0" w:firstLineChars="0"/>
+        <w:ind w:left="425" w:leftChars="0" w:hanging="425" w:firstLineChars="0"/>
       </w:pPr>
       <w:r>
         <w:t xml:space="preserve"> 在人员安全方面的实施：</w:t>
@@ -3529,13 +4027,13 @@
     </w:p>
     <w:p>
       <w:pPr>
-        <w:pStyle w:val="a1"/>
+        <w:pStyle w:val="29"/>
         <w:numPr>
           <w:ilvl w:val="0"/>
           <w:numId w:val="5"/>
         </w:numPr>
         <w:bidi w:val="0"/>
-        <w:ind w:left="845" w:hanging="425" w:leftChars="0" w:firstLineChars="0"/>
+        <w:ind w:left="845" w:leftChars="0" w:hanging="425" w:firstLineChars="0"/>
       </w:pPr>
       <w:r>
         <w:t>职位说明中的任务和职责；</w:t>
@@ -3543,13 +4041,13 @@
     </w:p>
     <w:p>
       <w:pPr>
-        <w:pStyle w:val="a1"/>
+        <w:pStyle w:val="29"/>
         <w:numPr>
           <w:ilvl w:val="0"/>
           <w:numId w:val="5"/>
         </w:numPr>
         <w:bidi w:val="0"/>
-        <w:ind w:left="845" w:hanging="425" w:leftChars="0" w:firstLineChars="0"/>
+        <w:ind w:left="845" w:leftChars="0" w:hanging="425" w:firstLineChars="0"/>
       </w:pPr>
       <w:r>
         <w:t>安全防护；</w:t>
@@ -3557,13 +4055,13 @@
     </w:p>
     <w:p>
       <w:pPr>
-        <w:pStyle w:val="a1"/>
+        <w:pStyle w:val="29"/>
         <w:numPr>
           <w:ilvl w:val="0"/>
           <w:numId w:val="5"/>
         </w:numPr>
         <w:bidi w:val="0"/>
-        <w:ind w:left="845" w:hanging="425" w:leftChars="0" w:firstLineChars="0"/>
+        <w:ind w:left="845" w:leftChars="0" w:hanging="425" w:firstLineChars="0"/>
       </w:pPr>
       <w:r>
         <w:t>针对个人的保密协议；</w:t>
@@ -3571,13 +4069,13 @@
     </w:p>
     <w:p>
       <w:pPr>
-        <w:pStyle w:val="a1"/>
+        <w:pStyle w:val="29"/>
         <w:numPr>
           <w:ilvl w:val="0"/>
           <w:numId w:val="4"/>
         </w:numPr>
         <w:bidi w:val="0"/>
-        <w:ind w:left="425" w:hanging="425" w:leftChars="0" w:firstLineChars="0"/>
+        <w:ind w:left="425" w:leftChars="0" w:hanging="425" w:firstLineChars="0"/>
       </w:pPr>
       <w:r>
         <w:t>责任划分的实施，以及岗位分离的实施；</w:t>
@@ -3585,13 +4083,13 @@
     </w:p>
     <w:p>
       <w:pPr>
-        <w:pStyle w:val="a1"/>
+        <w:pStyle w:val="29"/>
         <w:numPr>
           <w:ilvl w:val="0"/>
           <w:numId w:val="4"/>
         </w:numPr>
         <w:bidi w:val="0"/>
-        <w:ind w:left="425" w:hanging="425" w:leftChars="0" w:firstLineChars="0"/>
+        <w:ind w:left="425" w:leftChars="0" w:hanging="425" w:firstLineChars="0"/>
       </w:pPr>
       <w:r>
         <w:t>书面的操作指示，内部规章；</w:t>
@@ -3599,13 +4097,13 @@
     </w:p>
     <w:p>
       <w:pPr>
-        <w:pStyle w:val="a1"/>
+        <w:pStyle w:val="29"/>
         <w:numPr>
           <w:ilvl w:val="0"/>
           <w:numId w:val="4"/>
         </w:numPr>
         <w:bidi w:val="0"/>
-        <w:ind w:left="425" w:hanging="425" w:leftChars="0" w:firstLineChars="0"/>
+        <w:ind w:left="425" w:leftChars="0" w:hanging="425" w:firstLineChars="0"/>
       </w:pPr>
       <w:r>
         <w:t>安全问题涉及整个生命周期，应针对系统开发、测试、验收、运营、维护和终止制定安全指南；</w:t>
@@ -3613,13 +4111,13 @@
     </w:p>
     <w:p>
       <w:pPr>
-        <w:pStyle w:val="a1"/>
+        <w:pStyle w:val="29"/>
         <w:numPr>
           <w:ilvl w:val="0"/>
           <w:numId w:val="4"/>
         </w:numPr>
         <w:bidi w:val="0"/>
-        <w:ind w:left="425" w:hanging="425" w:leftChars="0" w:firstLineChars="0"/>
+        <w:ind w:left="425" w:leftChars="0" w:hanging="425" w:firstLineChars="0"/>
       </w:pPr>
       <w:r>
         <w:t>将开发和测试环境与实际的运营环境分离开来；</w:t>
@@ -3627,13 +4125,13 @@
     </w:p>
     <w:p>
       <w:pPr>
-        <w:pStyle w:val="a1"/>
+        <w:pStyle w:val="29"/>
         <w:numPr>
           <w:ilvl w:val="0"/>
           <w:numId w:val="4"/>
         </w:numPr>
         <w:bidi w:val="0"/>
-        <w:ind w:left="425" w:hanging="425" w:leftChars="0" w:firstLineChars="0"/>
+        <w:ind w:left="425" w:leftChars="0" w:hanging="425" w:firstLineChars="0"/>
       </w:pPr>
       <w:r>
         <w:t>处理事件的</w:t>
@@ -3651,13 +4149,13 @@
     </w:p>
     <w:p>
       <w:pPr>
-        <w:pStyle w:val="a1"/>
+        <w:pStyle w:val="29"/>
         <w:numPr>
           <w:ilvl w:val="0"/>
           <w:numId w:val="4"/>
         </w:numPr>
         <w:bidi w:val="0"/>
-        <w:ind w:left="425" w:hanging="425" w:leftChars="0" w:firstLineChars="0"/>
+        <w:ind w:left="425" w:leftChars="0" w:hanging="425" w:firstLineChars="0"/>
       </w:pPr>
       <w:r>
         <w:t>恢复设施的实施；</w:t>
@@ -3665,13 +4163,13 @@
     </w:p>
     <w:p>
       <w:pPr>
-        <w:pStyle w:val="a1"/>
+        <w:pStyle w:val="29"/>
         <w:numPr>
           <w:ilvl w:val="0"/>
           <w:numId w:val="4"/>
         </w:numPr>
         <w:bidi w:val="0"/>
-        <w:ind w:left="425" w:hanging="425" w:leftChars="0" w:firstLineChars="0"/>
+        <w:ind w:left="425" w:leftChars="0" w:hanging="425" w:firstLineChars="0"/>
       </w:pPr>
       <w:r>
         <w:t>为变更管理提供信息输入，病毒防护措施的实施；</w:t>
@@ -3679,13 +4177,13 @@
     </w:p>
     <w:p>
       <w:pPr>
-        <w:pStyle w:val="a1"/>
+        <w:pStyle w:val="29"/>
         <w:numPr>
           <w:ilvl w:val="0"/>
           <w:numId w:val="4"/>
         </w:numPr>
         <w:bidi w:val="0"/>
-        <w:ind w:left="425" w:hanging="425" w:leftChars="0" w:firstLineChars="0"/>
+        <w:ind w:left="425" w:leftChars="0" w:hanging="425" w:firstLineChars="0"/>
       </w:pPr>
       <w:r>
         <w:t>针对计算机、操作系统、应用系统、数据、网络和网络服务的安全管理措施的实施；</w:t>
@@ -3693,13 +4191,13 @@
     </w:p>
     <w:p>
       <w:pPr>
-        <w:pStyle w:val="a1"/>
+        <w:pStyle w:val="29"/>
         <w:numPr>
           <w:ilvl w:val="0"/>
           <w:numId w:val="4"/>
         </w:numPr>
         <w:bidi w:val="0"/>
-        <w:ind w:left="425" w:hanging="425" w:leftChars="0" w:firstLineChars="0"/>
+        <w:ind w:left="425" w:leftChars="0" w:hanging="425" w:firstLineChars="0"/>
       </w:pPr>
       <w:r>
         <w:t>数据媒介的处理和安全。</w:t>
@@ -3707,14 +4205,14 @@
     </w:p>
     <w:p>
       <w:pPr>
-        <w:pStyle w:val="3"/>
+        <w:pStyle w:val="31"/>
         <w:bidi w:val="0"/>
       </w:pPr>
       <w:bookmarkStart w:id="17" w:name="bookmark28"/>
       <w:bookmarkEnd w:id="17"/>
       <w:bookmarkStart w:id="18" w:name="bookmark18"/>
       <w:bookmarkEnd w:id="18"/>
-      <w:bookmarkStart w:id="19" w:name="_Toc26434"/>
+      <w:bookmarkStart w:id="19" w:name="_Toc23320"/>
       <w:r>
         <w:t>监控安全状况</w:t>
       </w:r>
@@ -3722,7 +4220,7 @@
     </w:p>
     <w:p>
       <w:pPr>
-        <w:pStyle w:val="a1"/>
+        <w:pStyle w:val="29"/>
         <w:bidi w:val="0"/>
       </w:pPr>
       <w:r>
@@ -3731,7 +4229,7 @@
     </w:p>
     <w:p>
       <w:pPr>
-        <w:pStyle w:val="a1"/>
+        <w:pStyle w:val="29"/>
         <w:bidi w:val="0"/>
       </w:pPr>
       <w:r>
@@ -3750,12 +4248,12 @@
     </w:p>
     <w:p>
       <w:pPr>
-        <w:pStyle w:val="3"/>
+        <w:pStyle w:val="31"/>
         <w:bidi w:val="0"/>
       </w:pPr>
       <w:bookmarkStart w:id="20" w:name="bookmark19"/>
       <w:bookmarkEnd w:id="20"/>
-      <w:bookmarkStart w:id="21" w:name="_Toc28655"/>
+      <w:bookmarkStart w:id="21" w:name="_Toc16436"/>
       <w:r>
         <w:t>维护安全规范</w:t>
       </w:r>
@@ -3763,7 +4261,7 @@
     </w:p>
     <w:p>
       <w:pPr>
-        <w:pStyle w:val="a1"/>
+        <w:pStyle w:val="29"/>
         <w:bidi w:val="0"/>
       </w:pPr>
       <w:r>
@@ -3789,7 +4287,7 @@
     </w:p>
     <w:p>
       <w:pPr>
-        <w:pStyle w:val="a1"/>
+        <w:pStyle w:val="29"/>
         <w:bidi w:val="0"/>
       </w:pPr>
       <w:r>
@@ -3798,7 +4296,7 @@
     </w:p>
     <w:p>
       <w:pPr>
-        <w:pStyle w:val="a1"/>
+        <w:pStyle w:val="29"/>
         <w:bidi w:val="0"/>
       </w:pPr>
       <w:r>
@@ -3807,7 +4305,7 @@
     </w:p>
     <w:p>
       <w:pPr>
-        <w:pStyle w:val="a1"/>
+        <w:pStyle w:val="29"/>
         <w:bidi w:val="0"/>
       </w:pPr>
       <w:r>
@@ -3816,7 +4314,7 @@
     </w:p>
     <w:p>
       <w:pPr>
-        <w:pStyle w:val="a1"/>
+        <w:pStyle w:val="29"/>
         <w:bidi w:val="0"/>
       </w:pPr>
       <w:r>
@@ -3835,20 +4333,22 @@
     </w:p>
     <w:p>
       <w:pPr>
-        <w:pStyle w:val="3"/>
+        <w:pStyle w:val="31"/>
         <w:bidi w:val="0"/>
       </w:pPr>
       <w:bookmarkStart w:id="22" w:name="bookmark20"/>
       <w:bookmarkEnd w:id="22"/>
       <w:bookmarkStart w:id="23" w:name="_Toc10408"/>
+      <w:bookmarkStart w:id="24" w:name="_Toc28267"/>
       <w:r>
         <w:t>信息安全报告</w:t>
       </w:r>
       <w:bookmarkEnd w:id="23"/>
-    </w:p>
-    <w:p>
-      <w:pPr>
-        <w:pStyle w:val="a1"/>
+      <w:bookmarkEnd w:id="24"/>
+    </w:p>
+    <w:p>
+      <w:pPr>
+        <w:pStyle w:val="29"/>
         <w:bidi w:val="0"/>
       </w:pPr>
       <w:r>
@@ -3864,7 +4364,7 @@
     </w:p>
     <w:p>
       <w:pPr>
-        <w:pStyle w:val="a1"/>
+        <w:pStyle w:val="29"/>
         <w:bidi w:val="0"/>
       </w:pPr>
       <w:r>
@@ -3873,7 +4373,7 @@
     </w:p>
     <w:p>
       <w:pPr>
-        <w:pStyle w:val="a1"/>
+        <w:pStyle w:val="29"/>
         <w:bidi w:val="0"/>
       </w:pPr>
       <w:r>
@@ -3892,7 +4392,7 @@
     </w:p>
     <w:p>
       <w:pPr>
-        <w:pStyle w:val="a1"/>
+        <w:pStyle w:val="29"/>
         <w:bidi w:val="0"/>
       </w:pPr>
       <w:r>
@@ -3911,7 +4411,7 @@
     </w:p>
     <w:p>
       <w:pPr>
-        <w:pStyle w:val="a1"/>
+        <w:pStyle w:val="29"/>
         <w:bidi w:val="0"/>
       </w:pPr>
       <w:r>
@@ -3930,11 +4430,11 @@
     </w:p>
     <w:p>
       <w:pPr>
-        <w:pStyle w:val="2"/>
-        <w:bidi w:val="0"/>
-      </w:pPr>
-      <w:bookmarkStart w:id="24" w:name="_Toc6088"/>
-      <w:bookmarkStart w:id="25" w:name="_Toc1584"/>
+        <w:pStyle w:val="30"/>
+        <w:bidi w:val="0"/>
+      </w:pPr>
+      <w:bookmarkStart w:id="25" w:name="_Toc25490"/>
+      <w:bookmarkStart w:id="26" w:name="_Toc6088"/>
       <w:r>
         <w:rPr>
           <w:rFonts w:hint="eastAsia"/>
@@ -3942,30 +4442,33 @@
         </w:rPr>
         <w:t>信息安全策略</w:t>
       </w:r>
-    </w:p>
-    <w:p>
-      <w:pPr>
-        <w:pStyle w:val="3"/>
-        <w:bidi w:val="0"/>
-      </w:pPr>
-      <w:bookmarkStart w:id="26" w:name="_Toc455763769"/>
+      <w:bookmarkEnd w:id="25"/>
+    </w:p>
+    <w:p>
+      <w:pPr>
+        <w:pStyle w:val="31"/>
+        <w:bidi w:val="0"/>
+      </w:pPr>
+      <w:bookmarkStart w:id="27" w:name="_Toc31589"/>
+      <w:bookmarkStart w:id="28" w:name="_Toc455763769"/>
       <w:r>
         <w:rPr>
           <w:rFonts w:hint="eastAsia"/>
         </w:rPr>
         <w:t>风险识别</w:t>
       </w:r>
-      <w:bookmarkEnd w:id="26"/>
-    </w:p>
-    <w:p>
-      <w:pPr>
-        <w:pStyle w:val="a1"/>
+      <w:bookmarkEnd w:id="27"/>
+      <w:bookmarkEnd w:id="28"/>
+    </w:p>
+    <w:p>
+      <w:pPr>
+        <w:pStyle w:val="29"/>
         <w:numPr>
           <w:ilvl w:val="0"/>
           <w:numId w:val="6"/>
         </w:numPr>
         <w:bidi w:val="0"/>
-        <w:ind w:left="425" w:hanging="425" w:leftChars="0" w:firstLineChars="0"/>
+        <w:ind w:left="425" w:leftChars="0" w:hanging="425" w:firstLineChars="0"/>
       </w:pPr>
       <w:r>
         <w:t>识别风险</w:t>
@@ -3973,7 +4476,7 @@
     </w:p>
     <w:p>
       <w:pPr>
-        <w:pStyle w:val="a1"/>
+        <w:pStyle w:val="29"/>
         <w:bidi w:val="0"/>
         <w:rPr>
           <w:rFonts w:hint="eastAsia"/>
@@ -3988,7 +4491,7 @@
     </w:p>
     <w:p>
       <w:pPr>
-        <w:pStyle w:val="a1"/>
+        <w:pStyle w:val="29"/>
         <w:bidi w:val="0"/>
         <w:rPr>
           <w:rFonts w:hint="eastAsia"/>
@@ -4003,7 +4506,7 @@
     </w:p>
     <w:p>
       <w:pPr>
-        <w:pStyle w:val="a1"/>
+        <w:pStyle w:val="29"/>
         <w:bidi w:val="0"/>
         <w:rPr>
           <w:rFonts w:hint="eastAsia"/>
@@ -4018,7 +4521,7 @@
     </w:p>
     <w:p>
       <w:pPr>
-        <w:pStyle w:val="a1"/>
+        <w:pStyle w:val="29"/>
         <w:bidi w:val="0"/>
       </w:pPr>
       <w:r>
@@ -4030,13 +4533,13 @@
     </w:p>
     <w:p>
       <w:pPr>
-        <w:pStyle w:val="a1"/>
+        <w:pStyle w:val="29"/>
         <w:numPr>
           <w:ilvl w:val="0"/>
           <w:numId w:val="6"/>
         </w:numPr>
         <w:bidi w:val="0"/>
-        <w:ind w:left="425" w:hanging="425" w:leftChars="0" w:firstLineChars="0"/>
+        <w:ind w:left="425" w:leftChars="0" w:hanging="425" w:firstLineChars="0"/>
       </w:pPr>
       <w:r>
         <w:t>确认已经存在的防护及控制措施</w:t>
@@ -4044,7 +4547,7 @@
     </w:p>
     <w:p>
       <w:pPr>
-        <w:pStyle w:val="a1"/>
+        <w:pStyle w:val="29"/>
         <w:bidi w:val="0"/>
         <w:rPr>
           <w:rFonts w:hint="eastAsia"/>
@@ -4059,7 +4562,7 @@
     </w:p>
     <w:p>
       <w:pPr>
-        <w:pStyle w:val="a1"/>
+        <w:pStyle w:val="29"/>
         <w:bidi w:val="0"/>
       </w:pPr>
       <w:r>
@@ -4071,26 +4574,28 @@
     </w:p>
     <w:p>
       <w:pPr>
-        <w:pStyle w:val="3"/>
-        <w:bidi w:val="0"/>
-      </w:pPr>
-      <w:bookmarkStart w:id="27" w:name="_Toc455763770"/>
+        <w:pStyle w:val="31"/>
+        <w:bidi w:val="0"/>
+      </w:pPr>
+      <w:bookmarkStart w:id="29" w:name="_Toc10760"/>
+      <w:bookmarkStart w:id="30" w:name="_Toc455763770"/>
       <w:r>
         <w:rPr>
           <w:rFonts w:hint="eastAsia"/>
         </w:rPr>
         <w:t>风险评估</w:t>
       </w:r>
-      <w:bookmarkEnd w:id="27"/>
-    </w:p>
-    <w:p>
-      <w:pPr>
-        <w:pStyle w:val="a1"/>
+      <w:bookmarkEnd w:id="29"/>
+      <w:bookmarkEnd w:id="30"/>
+    </w:p>
+    <w:p>
+      <w:pPr>
+        <w:pStyle w:val="29"/>
         <w:numPr>
           <w:ilvl w:val="0"/>
           <w:numId w:val="7"/>
         </w:numPr>
-        <w:ind w:left="425" w:hanging="425" w:leftChars="0" w:firstLineChars="0"/>
+        <w:ind w:left="425" w:leftChars="0" w:hanging="425" w:firstLineChars="0"/>
         <w:rPr>
           <w:rFonts w:hint="eastAsia"/>
         </w:rPr>
@@ -4104,7 +4609,7 @@
     </w:p>
     <w:p>
       <w:pPr>
-        <w:pStyle w:val="a1"/>
+        <w:pStyle w:val="29"/>
         <w:rPr>
           <w:rFonts w:hint="eastAsia"/>
         </w:rPr>
@@ -4118,12 +4623,12 @@
     </w:p>
     <w:p>
       <w:pPr>
-        <w:pStyle w:val="a1"/>
+        <w:pStyle w:val="29"/>
         <w:numPr>
           <w:ilvl w:val="0"/>
           <w:numId w:val="7"/>
         </w:numPr>
-        <w:ind w:left="425" w:hanging="425" w:leftChars="0" w:firstLineChars="0"/>
+        <w:ind w:left="425" w:leftChars="0" w:hanging="425" w:firstLineChars="0"/>
         <w:rPr>
           <w:rFonts w:hint="eastAsia"/>
         </w:rPr>
@@ -4137,7 +4642,7 @@
     </w:p>
     <w:p>
       <w:pPr>
-        <w:pStyle w:val="a1"/>
+        <w:pStyle w:val="29"/>
         <w:rPr>
           <w:rFonts w:hint="eastAsia"/>
         </w:rPr>
@@ -4151,7 +4656,7 @@
     </w:p>
     <w:p>
       <w:pPr>
-        <w:pStyle w:val="a1"/>
+        <w:pStyle w:val="29"/>
       </w:pPr>
       <w:r>
         <w:rPr>
@@ -4162,17 +4667,18 @@
     </w:p>
     <w:tbl>
       <w:tblPr>
-        <w:tblStyle w:val="TableNormal"/>
+        <w:tblStyle w:val="20"/>
         <w:tblW w:w="5000" w:type="pct"/>
         <w:tblInd w:w="0" w:type="dxa"/>
         <w:tblBorders>
-          <w:top w:val="single" w:sz="4" w:space="0" w:color="auto"/>
-          <w:left w:val="single" w:sz="4" w:space="0" w:color="auto"/>
-          <w:bottom w:val="single" w:sz="4" w:space="0" w:color="auto"/>
-          <w:right w:val="single" w:sz="4" w:space="0" w:color="auto"/>
-          <w:insideH w:val="single" w:sz="4" w:space="0" w:color="auto"/>
-          <w:insideV w:val="single" w:sz="4" w:space="0" w:color="auto"/>
+          <w:top w:val="single" w:color="auto" w:sz="4" w:space="0"/>
+          <w:left w:val="single" w:color="auto" w:sz="4" w:space="0"/>
+          <w:bottom w:val="single" w:color="auto" w:sz="4" w:space="0"/>
+          <w:right w:val="single" w:color="auto" w:sz="4" w:space="0"/>
+          <w:insideH w:val="single" w:color="auto" w:sz="4" w:space="0"/>
+          <w:insideV w:val="single" w:color="auto" w:sz="4" w:space="0"/>
         </w:tblBorders>
+        <w:tblLayout w:type="autofit"/>
         <w:tblCellMar>
           <w:top w:w="0" w:type="dxa"/>
           <w:left w:w="108" w:type="dxa"/>
@@ -4186,15 +4692,13 @@
       </w:tblGrid>
       <w:tr>
         <w:tblPrEx>
-          <w:tblW w:w="5000" w:type="pct"/>
-          <w:tblInd w:w="0" w:type="dxa"/>
           <w:tblBorders>
-            <w:top w:val="single" w:sz="4" w:space="0" w:color="auto"/>
-            <w:left w:val="single" w:sz="4" w:space="0" w:color="auto"/>
-            <w:bottom w:val="single" w:sz="4" w:space="0" w:color="auto"/>
-            <w:right w:val="single" w:sz="4" w:space="0" w:color="auto"/>
-            <w:insideH w:val="single" w:sz="4" w:space="0" w:color="auto"/>
-            <w:insideV w:val="single" w:sz="4" w:space="0" w:color="auto"/>
+            <w:top w:val="single" w:color="auto" w:sz="4" w:space="0"/>
+            <w:left w:val="single" w:color="auto" w:sz="4" w:space="0"/>
+            <w:bottom w:val="single" w:color="auto" w:sz="4" w:space="0"/>
+            <w:right w:val="single" w:color="auto" w:sz="4" w:space="0"/>
+            <w:insideH w:val="single" w:color="auto" w:sz="4" w:space="0"/>
+            <w:insideV w:val="single" w:color="auto" w:sz="4" w:space="0"/>
           </w:tblBorders>
           <w:tblCellMar>
             <w:top w:w="0" w:type="dxa"/>
@@ -4204,7 +4708,7 @@
           </w:tblCellMar>
         </w:tblPrEx>
         <w:trPr>
-          <w:trHeight w:val="105"/>
+          <w:trHeight w:val="105" w:hRule="atLeast"/>
         </w:trPr>
         <w:tc>
           <w:tcPr>
@@ -4212,7 +4716,7 @@
           </w:tcPr>
           <w:p>
             <w:pPr>
-              <w:pStyle w:val="a1"/>
+              <w:pStyle w:val="29"/>
               <w:bidi w:val="0"/>
             </w:pPr>
             <w:r>
@@ -4226,7 +4730,7 @@
           </w:tcPr>
           <w:p>
             <w:pPr>
-              <w:pStyle w:val="a1"/>
+              <w:pStyle w:val="29"/>
               <w:bidi w:val="0"/>
             </w:pPr>
             <w:r>
@@ -4237,8 +4741,14 @@
       </w:tr>
       <w:tr>
         <w:tblPrEx>
-          <w:tblW w:w="5000" w:type="pct"/>
-          <w:tblInd w:w="0" w:type="dxa"/>
+          <w:tblBorders>
+            <w:top w:val="single" w:color="auto" w:sz="4" w:space="0"/>
+            <w:left w:val="single" w:color="auto" w:sz="4" w:space="0"/>
+            <w:bottom w:val="single" w:color="auto" w:sz="4" w:space="0"/>
+            <w:right w:val="single" w:color="auto" w:sz="4" w:space="0"/>
+            <w:insideH w:val="single" w:color="auto" w:sz="4" w:space="0"/>
+            <w:insideV w:val="single" w:color="auto" w:sz="4" w:space="0"/>
+          </w:tblBorders>
           <w:tblCellMar>
             <w:top w:w="0" w:type="dxa"/>
             <w:left w:w="108" w:type="dxa"/>
@@ -4247,7 +4757,7 @@
           </w:tblCellMar>
         </w:tblPrEx>
         <w:trPr>
-          <w:trHeight w:val="98"/>
+          <w:trHeight w:val="98" w:hRule="atLeast"/>
         </w:trPr>
         <w:tc>
           <w:tcPr>
@@ -4255,7 +4765,7 @@
           </w:tcPr>
           <w:p>
             <w:pPr>
-              <w:pStyle w:val="a1"/>
+              <w:pStyle w:val="29"/>
               <w:bidi w:val="0"/>
             </w:pPr>
             <w:r>
@@ -4272,7 +4782,7 @@
           </w:tcPr>
           <w:p>
             <w:pPr>
-              <w:pStyle w:val="a1"/>
+              <w:pStyle w:val="29"/>
               <w:bidi w:val="0"/>
             </w:pPr>
             <w:r>
@@ -4283,8 +4793,14 @@
       </w:tr>
       <w:tr>
         <w:tblPrEx>
-          <w:tblW w:w="5000" w:type="pct"/>
-          <w:tblInd w:w="0" w:type="dxa"/>
+          <w:tblBorders>
+            <w:top w:val="single" w:color="auto" w:sz="4" w:space="0"/>
+            <w:left w:val="single" w:color="auto" w:sz="4" w:space="0"/>
+            <w:bottom w:val="single" w:color="auto" w:sz="4" w:space="0"/>
+            <w:right w:val="single" w:color="auto" w:sz="4" w:space="0"/>
+            <w:insideH w:val="single" w:color="auto" w:sz="4" w:space="0"/>
+            <w:insideV w:val="single" w:color="auto" w:sz="4" w:space="0"/>
+          </w:tblBorders>
           <w:tblCellMar>
             <w:top w:w="0" w:type="dxa"/>
             <w:left w:w="108" w:type="dxa"/>
@@ -4293,7 +4809,7 @@
           </w:tblCellMar>
         </w:tblPrEx>
         <w:trPr>
-          <w:trHeight w:val="98"/>
+          <w:trHeight w:val="98" w:hRule="atLeast"/>
         </w:trPr>
         <w:tc>
           <w:tcPr>
@@ -4301,7 +4817,7 @@
           </w:tcPr>
           <w:p>
             <w:pPr>
-              <w:pStyle w:val="a1"/>
+              <w:pStyle w:val="29"/>
               <w:bidi w:val="0"/>
             </w:pPr>
             <w:r>
@@ -4318,7 +4834,7 @@
           </w:tcPr>
           <w:p>
             <w:pPr>
-              <w:pStyle w:val="a1"/>
+              <w:pStyle w:val="29"/>
               <w:bidi w:val="0"/>
             </w:pPr>
             <w:r>
@@ -4329,8 +4845,14 @@
       </w:tr>
       <w:tr>
         <w:tblPrEx>
-          <w:tblW w:w="5000" w:type="pct"/>
-          <w:tblInd w:w="0" w:type="dxa"/>
+          <w:tblBorders>
+            <w:top w:val="single" w:color="auto" w:sz="4" w:space="0"/>
+            <w:left w:val="single" w:color="auto" w:sz="4" w:space="0"/>
+            <w:bottom w:val="single" w:color="auto" w:sz="4" w:space="0"/>
+            <w:right w:val="single" w:color="auto" w:sz="4" w:space="0"/>
+            <w:insideH w:val="single" w:color="auto" w:sz="4" w:space="0"/>
+            <w:insideV w:val="single" w:color="auto" w:sz="4" w:space="0"/>
+          </w:tblBorders>
           <w:tblCellMar>
             <w:top w:w="0" w:type="dxa"/>
             <w:left w:w="108" w:type="dxa"/>
@@ -4339,7 +4861,7 @@
           </w:tblCellMar>
         </w:tblPrEx>
         <w:trPr>
-          <w:trHeight w:val="98"/>
+          <w:trHeight w:val="98" w:hRule="atLeast"/>
         </w:trPr>
         <w:tc>
           <w:tcPr>
@@ -4347,7 +4869,7 @@
           </w:tcPr>
           <w:p>
             <w:pPr>
-              <w:pStyle w:val="a1"/>
+              <w:pStyle w:val="29"/>
               <w:bidi w:val="0"/>
             </w:pPr>
             <w:r>
@@ -4364,7 +4886,7 @@
           </w:tcPr>
           <w:p>
             <w:pPr>
-              <w:pStyle w:val="a1"/>
+              <w:pStyle w:val="29"/>
               <w:bidi w:val="0"/>
             </w:pPr>
             <w:r>
@@ -4375,8 +4897,14 @@
       </w:tr>
       <w:tr>
         <w:tblPrEx>
-          <w:tblW w:w="5000" w:type="pct"/>
-          <w:tblInd w:w="0" w:type="dxa"/>
+          <w:tblBorders>
+            <w:top w:val="single" w:color="auto" w:sz="4" w:space="0"/>
+            <w:left w:val="single" w:color="auto" w:sz="4" w:space="0"/>
+            <w:bottom w:val="single" w:color="auto" w:sz="4" w:space="0"/>
+            <w:right w:val="single" w:color="auto" w:sz="4" w:space="0"/>
+            <w:insideH w:val="single" w:color="auto" w:sz="4" w:space="0"/>
+            <w:insideV w:val="single" w:color="auto" w:sz="4" w:space="0"/>
+          </w:tblBorders>
           <w:tblCellMar>
             <w:top w:w="0" w:type="dxa"/>
             <w:left w:w="108" w:type="dxa"/>
@@ -4385,7 +4913,7 @@
           </w:tblCellMar>
         </w:tblPrEx>
         <w:trPr>
-          <w:trHeight w:val="98"/>
+          <w:trHeight w:val="98" w:hRule="atLeast"/>
         </w:trPr>
         <w:tc>
           <w:tcPr>
@@ -4393,7 +4921,7 @@
           </w:tcPr>
           <w:p>
             <w:pPr>
-              <w:pStyle w:val="a1"/>
+              <w:pStyle w:val="29"/>
               <w:bidi w:val="0"/>
             </w:pPr>
             <w:r>
@@ -4410,7 +4938,7 @@
           </w:tcPr>
           <w:p>
             <w:pPr>
-              <w:pStyle w:val="a1"/>
+              <w:pStyle w:val="29"/>
               <w:bidi w:val="0"/>
             </w:pPr>
             <w:r>
@@ -4421,8 +4949,14 @@
       </w:tr>
       <w:tr>
         <w:tblPrEx>
-          <w:tblW w:w="5000" w:type="pct"/>
-          <w:tblInd w:w="0" w:type="dxa"/>
+          <w:tblBorders>
+            <w:top w:val="single" w:color="auto" w:sz="4" w:space="0"/>
+            <w:left w:val="single" w:color="auto" w:sz="4" w:space="0"/>
+            <w:bottom w:val="single" w:color="auto" w:sz="4" w:space="0"/>
+            <w:right w:val="single" w:color="auto" w:sz="4" w:space="0"/>
+            <w:insideH w:val="single" w:color="auto" w:sz="4" w:space="0"/>
+            <w:insideV w:val="single" w:color="auto" w:sz="4" w:space="0"/>
+          </w:tblBorders>
           <w:tblCellMar>
             <w:top w:w="0" w:type="dxa"/>
             <w:left w:w="108" w:type="dxa"/>
@@ -4431,7 +4965,7 @@
           </w:tblCellMar>
         </w:tblPrEx>
         <w:trPr>
-          <w:trHeight w:val="98"/>
+          <w:trHeight w:val="98" w:hRule="atLeast"/>
         </w:trPr>
         <w:tc>
           <w:tcPr>
@@ -4439,7 +4973,7 @@
           </w:tcPr>
           <w:p>
             <w:pPr>
-              <w:pStyle w:val="a1"/>
+              <w:pStyle w:val="29"/>
               <w:bidi w:val="0"/>
             </w:pPr>
             <w:r>
@@ -4456,7 +4990,7 @@
           </w:tcPr>
           <w:p>
             <w:pPr>
-              <w:pStyle w:val="a1"/>
+              <w:pStyle w:val="29"/>
               <w:bidi w:val="0"/>
             </w:pPr>
             <w:r>
@@ -4468,7 +5002,7 @@
     </w:tbl>
     <w:p>
       <w:pPr>
-        <w:pStyle w:val="a1"/>
+        <w:pStyle w:val="29"/>
         <w:bidi w:val="0"/>
       </w:pPr>
       <w:r>
@@ -4480,17 +5014,18 @@
     </w:p>
     <w:tbl>
       <w:tblPr>
-        <w:tblStyle w:val="TableNormal"/>
+        <w:tblStyle w:val="20"/>
         <w:tblW w:w="5000" w:type="pct"/>
         <w:tblInd w:w="0" w:type="dxa"/>
         <w:tblBorders>
-          <w:top w:val="single" w:sz="4" w:space="0" w:color="auto"/>
-          <w:left w:val="single" w:sz="4" w:space="0" w:color="auto"/>
-          <w:bottom w:val="single" w:sz="4" w:space="0" w:color="auto"/>
-          <w:right w:val="single" w:sz="4" w:space="0" w:color="auto"/>
-          <w:insideH w:val="single" w:sz="4" w:space="0" w:color="auto"/>
-          <w:insideV w:val="single" w:sz="4" w:space="0" w:color="auto"/>
+          <w:top w:val="single" w:color="auto" w:sz="4" w:space="0"/>
+          <w:left w:val="single" w:color="auto" w:sz="4" w:space="0"/>
+          <w:bottom w:val="single" w:color="auto" w:sz="4" w:space="0"/>
+          <w:right w:val="single" w:color="auto" w:sz="4" w:space="0"/>
+          <w:insideH w:val="single" w:color="auto" w:sz="4" w:space="0"/>
+          <w:insideV w:val="single" w:color="auto" w:sz="4" w:space="0"/>
         </w:tblBorders>
+        <w:tblLayout w:type="autofit"/>
         <w:tblCellMar>
           <w:top w:w="0" w:type="dxa"/>
           <w:left w:w="108" w:type="dxa"/>
@@ -4505,15 +5040,13 @@
       </w:tblGrid>
       <w:tr>
         <w:tblPrEx>
-          <w:tblW w:w="5000" w:type="pct"/>
-          <w:tblInd w:w="0" w:type="dxa"/>
           <w:tblBorders>
-            <w:top w:val="single" w:sz="4" w:space="0" w:color="auto"/>
-            <w:left w:val="single" w:sz="4" w:space="0" w:color="auto"/>
-            <w:bottom w:val="single" w:sz="4" w:space="0" w:color="auto"/>
-            <w:right w:val="single" w:sz="4" w:space="0" w:color="auto"/>
-            <w:insideH w:val="single" w:sz="4" w:space="0" w:color="auto"/>
-            <w:insideV w:val="single" w:sz="4" w:space="0" w:color="auto"/>
+            <w:top w:val="single" w:color="auto" w:sz="4" w:space="0"/>
+            <w:left w:val="single" w:color="auto" w:sz="4" w:space="0"/>
+            <w:bottom w:val="single" w:color="auto" w:sz="4" w:space="0"/>
+            <w:right w:val="single" w:color="auto" w:sz="4" w:space="0"/>
+            <w:insideH w:val="single" w:color="auto" w:sz="4" w:space="0"/>
+            <w:insideV w:val="single" w:color="auto" w:sz="4" w:space="0"/>
           </w:tblBorders>
           <w:tblCellMar>
             <w:top w:w="0" w:type="dxa"/>
@@ -4523,7 +5056,7 @@
           </w:tblCellMar>
         </w:tblPrEx>
         <w:trPr>
-          <w:trHeight w:val="105"/>
+          <w:trHeight w:val="105" w:hRule="atLeast"/>
         </w:trPr>
         <w:tc>
           <w:tcPr>
@@ -4531,7 +5064,7 @@
           </w:tcPr>
           <w:p>
             <w:pPr>
-              <w:pStyle w:val="a1"/>
+              <w:pStyle w:val="29"/>
               <w:bidi w:val="0"/>
             </w:pPr>
             <w:r>
@@ -4545,7 +5078,7 @@
           </w:tcPr>
           <w:p>
             <w:pPr>
-              <w:pStyle w:val="a1"/>
+              <w:pStyle w:val="29"/>
               <w:bidi w:val="0"/>
             </w:pPr>
             <w:r>
@@ -4559,7 +5092,7 @@
           </w:tcPr>
           <w:p>
             <w:pPr>
-              <w:pStyle w:val="a1"/>
+              <w:pStyle w:val="29"/>
               <w:bidi w:val="0"/>
             </w:pPr>
             <w:r>
@@ -4570,8 +5103,14 @@
       </w:tr>
       <w:tr>
         <w:tblPrEx>
-          <w:tblW w:w="5000" w:type="pct"/>
-          <w:tblInd w:w="0" w:type="dxa"/>
+          <w:tblBorders>
+            <w:top w:val="single" w:color="auto" w:sz="4" w:space="0"/>
+            <w:left w:val="single" w:color="auto" w:sz="4" w:space="0"/>
+            <w:bottom w:val="single" w:color="auto" w:sz="4" w:space="0"/>
+            <w:right w:val="single" w:color="auto" w:sz="4" w:space="0"/>
+            <w:insideH w:val="single" w:color="auto" w:sz="4" w:space="0"/>
+            <w:insideV w:val="single" w:color="auto" w:sz="4" w:space="0"/>
+          </w:tblBorders>
           <w:tblCellMar>
             <w:top w:w="0" w:type="dxa"/>
             <w:left w:w="108" w:type="dxa"/>
@@ -4580,7 +5119,7 @@
           </w:tblCellMar>
         </w:tblPrEx>
         <w:trPr>
-          <w:trHeight w:val="98"/>
+          <w:trHeight w:val="98" w:hRule="atLeast"/>
         </w:trPr>
         <w:tc>
           <w:tcPr>
@@ -4588,7 +5127,7 @@
           </w:tcPr>
           <w:p>
             <w:pPr>
-              <w:pStyle w:val="a1"/>
+              <w:pStyle w:val="29"/>
               <w:bidi w:val="0"/>
             </w:pPr>
             <w:r>
@@ -4602,7 +5141,7 @@
           </w:tcPr>
           <w:p>
             <w:pPr>
-              <w:pStyle w:val="a1"/>
+              <w:pStyle w:val="29"/>
               <w:bidi w:val="0"/>
             </w:pPr>
             <w:r>
@@ -4616,7 +5155,7 @@
           </w:tcPr>
           <w:p>
             <w:pPr>
-              <w:pStyle w:val="a1"/>
+              <w:pStyle w:val="29"/>
               <w:bidi w:val="0"/>
             </w:pPr>
             <w:r>
@@ -4627,8 +5166,14 @@
       </w:tr>
       <w:tr>
         <w:tblPrEx>
-          <w:tblW w:w="5000" w:type="pct"/>
-          <w:tblInd w:w="0" w:type="dxa"/>
+          <w:tblBorders>
+            <w:top w:val="single" w:color="auto" w:sz="4" w:space="0"/>
+            <w:left w:val="single" w:color="auto" w:sz="4" w:space="0"/>
+            <w:bottom w:val="single" w:color="auto" w:sz="4" w:space="0"/>
+            <w:right w:val="single" w:color="auto" w:sz="4" w:space="0"/>
+            <w:insideH w:val="single" w:color="auto" w:sz="4" w:space="0"/>
+            <w:insideV w:val="single" w:color="auto" w:sz="4" w:space="0"/>
+          </w:tblBorders>
           <w:tblCellMar>
             <w:top w:w="0" w:type="dxa"/>
             <w:left w:w="108" w:type="dxa"/>
@@ -4637,7 +5182,7 @@
           </w:tblCellMar>
         </w:tblPrEx>
         <w:trPr>
-          <w:trHeight w:val="98"/>
+          <w:trHeight w:val="98" w:hRule="atLeast"/>
         </w:trPr>
         <w:tc>
           <w:tcPr>
@@ -4645,7 +5190,7 @@
           </w:tcPr>
           <w:p>
             <w:pPr>
-              <w:pStyle w:val="a1"/>
+              <w:pStyle w:val="29"/>
               <w:bidi w:val="0"/>
             </w:pPr>
             <w:r>
@@ -4659,7 +5204,7 @@
           </w:tcPr>
           <w:p>
             <w:pPr>
-              <w:pStyle w:val="a1"/>
+              <w:pStyle w:val="29"/>
               <w:bidi w:val="0"/>
             </w:pPr>
             <w:r>
@@ -4673,7 +5218,7 @@
           </w:tcPr>
           <w:p>
             <w:pPr>
-              <w:pStyle w:val="a1"/>
+              <w:pStyle w:val="29"/>
               <w:bidi w:val="0"/>
             </w:pPr>
             <w:r>
@@ -4684,8 +5229,14 @@
       </w:tr>
       <w:tr>
         <w:tblPrEx>
-          <w:tblW w:w="5000" w:type="pct"/>
-          <w:tblInd w:w="0" w:type="dxa"/>
+          <w:tblBorders>
+            <w:top w:val="single" w:color="auto" w:sz="4" w:space="0"/>
+            <w:left w:val="single" w:color="auto" w:sz="4" w:space="0"/>
+            <w:bottom w:val="single" w:color="auto" w:sz="4" w:space="0"/>
+            <w:right w:val="single" w:color="auto" w:sz="4" w:space="0"/>
+            <w:insideH w:val="single" w:color="auto" w:sz="4" w:space="0"/>
+            <w:insideV w:val="single" w:color="auto" w:sz="4" w:space="0"/>
+          </w:tblBorders>
           <w:tblCellMar>
             <w:top w:w="0" w:type="dxa"/>
             <w:left w:w="108" w:type="dxa"/>
@@ -4694,7 +5245,7 @@
           </w:tblCellMar>
         </w:tblPrEx>
         <w:trPr>
-          <w:trHeight w:val="98"/>
+          <w:trHeight w:val="98" w:hRule="atLeast"/>
         </w:trPr>
         <w:tc>
           <w:tcPr>
@@ -4702,7 +5253,7 @@
           </w:tcPr>
           <w:p>
             <w:pPr>
-              <w:pStyle w:val="a1"/>
+              <w:pStyle w:val="29"/>
               <w:bidi w:val="0"/>
             </w:pPr>
             <w:r>
@@ -4716,7 +5267,7 @@
           </w:tcPr>
           <w:p>
             <w:pPr>
-              <w:pStyle w:val="a1"/>
+              <w:pStyle w:val="29"/>
               <w:bidi w:val="0"/>
             </w:pPr>
             <w:r>
@@ -4730,7 +5281,7 @@
           </w:tcPr>
           <w:p>
             <w:pPr>
-              <w:pStyle w:val="a1"/>
+              <w:pStyle w:val="29"/>
               <w:bidi w:val="0"/>
             </w:pPr>
             <w:r>
@@ -4741,8 +5292,14 @@
       </w:tr>
       <w:tr>
         <w:tblPrEx>
-          <w:tblW w:w="5000" w:type="pct"/>
-          <w:tblInd w:w="0" w:type="dxa"/>
+          <w:tblBorders>
+            <w:top w:val="single" w:color="auto" w:sz="4" w:space="0"/>
+            <w:left w:val="single" w:color="auto" w:sz="4" w:space="0"/>
+            <w:bottom w:val="single" w:color="auto" w:sz="4" w:space="0"/>
+            <w:right w:val="single" w:color="auto" w:sz="4" w:space="0"/>
+            <w:insideH w:val="single" w:color="auto" w:sz="4" w:space="0"/>
+            <w:insideV w:val="single" w:color="auto" w:sz="4" w:space="0"/>
+          </w:tblBorders>
           <w:tblCellMar>
             <w:top w:w="0" w:type="dxa"/>
             <w:left w:w="108" w:type="dxa"/>
@@ -4751,7 +5308,7 @@
           </w:tblCellMar>
         </w:tblPrEx>
         <w:trPr>
-          <w:trHeight w:val="98"/>
+          <w:trHeight w:val="98" w:hRule="atLeast"/>
         </w:trPr>
         <w:tc>
           <w:tcPr>
@@ -4759,7 +5316,7 @@
           </w:tcPr>
           <w:p>
             <w:pPr>
-              <w:pStyle w:val="a1"/>
+              <w:pStyle w:val="29"/>
               <w:bidi w:val="0"/>
             </w:pPr>
             <w:r>
@@ -4773,7 +5330,7 @@
           </w:tcPr>
           <w:p>
             <w:pPr>
-              <w:pStyle w:val="a1"/>
+              <w:pStyle w:val="29"/>
               <w:bidi w:val="0"/>
             </w:pPr>
             <w:r>
@@ -4787,7 +5344,7 @@
           </w:tcPr>
           <w:p>
             <w:pPr>
-              <w:pStyle w:val="a1"/>
+              <w:pStyle w:val="29"/>
               <w:bidi w:val="0"/>
             </w:pPr>
             <w:r>
@@ -4798,8 +5355,14 @@
       </w:tr>
       <w:tr>
         <w:tblPrEx>
-          <w:tblW w:w="5000" w:type="pct"/>
-          <w:tblInd w:w="0" w:type="dxa"/>
+          <w:tblBorders>
+            <w:top w:val="single" w:color="auto" w:sz="4" w:space="0"/>
+            <w:left w:val="single" w:color="auto" w:sz="4" w:space="0"/>
+            <w:bottom w:val="single" w:color="auto" w:sz="4" w:space="0"/>
+            <w:right w:val="single" w:color="auto" w:sz="4" w:space="0"/>
+            <w:insideH w:val="single" w:color="auto" w:sz="4" w:space="0"/>
+            <w:insideV w:val="single" w:color="auto" w:sz="4" w:space="0"/>
+          </w:tblBorders>
           <w:tblCellMar>
             <w:top w:w="0" w:type="dxa"/>
             <w:left w:w="108" w:type="dxa"/>
@@ -4808,7 +5371,7 @@
           </w:tblCellMar>
         </w:tblPrEx>
         <w:trPr>
-          <w:trHeight w:val="98"/>
+          <w:trHeight w:val="98" w:hRule="atLeast"/>
         </w:trPr>
         <w:tc>
           <w:tcPr>
@@ -4816,7 +5379,7 @@
           </w:tcPr>
           <w:p>
             <w:pPr>
-              <w:pStyle w:val="a1"/>
+              <w:pStyle w:val="29"/>
               <w:bidi w:val="0"/>
             </w:pPr>
             <w:r>
@@ -4830,7 +5393,7 @@
           </w:tcPr>
           <w:p>
             <w:pPr>
-              <w:pStyle w:val="a1"/>
+              <w:pStyle w:val="29"/>
               <w:bidi w:val="0"/>
             </w:pPr>
             <w:r>
@@ -4844,7 +5407,7 @@
           </w:tcPr>
           <w:p>
             <w:pPr>
-              <w:pStyle w:val="a1"/>
+              <w:pStyle w:val="29"/>
               <w:bidi w:val="0"/>
             </w:pPr>
             <w:r>
@@ -4856,16 +5419,18 @@
     </w:tbl>
     <w:p>
       <w:pPr>
-        <w:pStyle w:val="3"/>
-        <w:bidi w:val="0"/>
-      </w:pPr>
+        <w:pStyle w:val="31"/>
+        <w:bidi w:val="0"/>
+      </w:pPr>
+      <w:bookmarkStart w:id="31" w:name="_Toc26615"/>
       <w:r>
         <w:t>风险值计算与评价</w:t>
       </w:r>
-    </w:p>
-    <w:p>
-      <w:pPr>
-        <w:pStyle w:val="a1"/>
+      <w:bookmarkEnd w:id="31"/>
+    </w:p>
+    <w:p>
+      <w:pPr>
+        <w:pStyle w:val="29"/>
       </w:pPr>
       <m:oMathPara>
         <m:oMath>
@@ -4883,7 +5448,7 @@
     </w:p>
     <w:p>
       <w:pPr>
-        <w:pStyle w:val="a1"/>
+        <w:pStyle w:val="29"/>
         <w:bidi w:val="0"/>
         <w:rPr>
           <w:rFonts w:hint="eastAsia"/>
@@ -4898,7 +5463,7 @@
     </w:p>
     <w:p>
       <w:pPr>
-        <w:pStyle w:val="a1"/>
+        <w:pStyle w:val="29"/>
         <w:bidi w:val="0"/>
         <w:rPr>
           <w:rFonts w:hint="eastAsia"/>
@@ -4913,10 +5478,10 @@
     </w:p>
     <w:p>
       <w:pPr>
-        <w:pStyle w:val="a1"/>
-        <w:bidi w:val="0"/>
-        <w:rPr>
-          <w:rFonts w:eastAsia="宋体" w:hint="default"/>
+        <w:pStyle w:val="29"/>
+        <w:bidi w:val="0"/>
+        <w:rPr>
+          <w:rFonts w:hint="default" w:eastAsia="宋体"/>
           <w:lang w:val="en-US" w:eastAsia="zh-CN"/>
         </w:rPr>
       </w:pPr>
@@ -4936,16 +5501,16 @@
     </w:p>
     <w:tbl>
       <w:tblPr>
-        <w:tblStyle w:val="TableNormal"/>
+        <w:tblStyle w:val="20"/>
         <w:tblW w:w="0" w:type="auto"/>
         <w:tblInd w:w="-34" w:type="dxa"/>
         <w:tblBorders>
-          <w:top w:val="nil"/>
-          <w:left w:val="nil"/>
-          <w:bottom w:val="nil"/>
-          <w:right w:val="nil"/>
-          <w:insideH w:val="nil"/>
-          <w:insideV w:val="nil"/>
+          <w:top w:val="none" w:color="auto" w:sz="0" w:space="0"/>
+          <w:left w:val="none" w:color="auto" w:sz="0" w:space="0"/>
+          <w:bottom w:val="none" w:color="auto" w:sz="0" w:space="0"/>
+          <w:right w:val="none" w:color="auto" w:sz="0" w:space="0"/>
+          <w:insideH w:val="none" w:color="auto" w:sz="0" w:space="0"/>
+          <w:insideV w:val="none" w:color="auto" w:sz="0" w:space="0"/>
         </w:tblBorders>
         <w:tblLayout w:type="fixed"/>
         <w:tblCellMar>
@@ -4963,17 +5528,14 @@
       </w:tblGrid>
       <w:tr>
         <w:tblPrEx>
-          <w:tblW w:w="0" w:type="auto"/>
-          <w:tblInd w:w="-34" w:type="dxa"/>
           <w:tblBorders>
-            <w:top w:val="nil"/>
-            <w:left w:val="nil"/>
-            <w:bottom w:val="nil"/>
-            <w:right w:val="nil"/>
-            <w:insideH w:val="nil"/>
-            <w:insideV w:val="nil"/>
+            <w:top w:val="none" w:color="auto" w:sz="0" w:space="0"/>
+            <w:left w:val="none" w:color="auto" w:sz="0" w:space="0"/>
+            <w:bottom w:val="none" w:color="auto" w:sz="0" w:space="0"/>
+            <w:right w:val="none" w:color="auto" w:sz="0" w:space="0"/>
+            <w:insideH w:val="none" w:color="auto" w:sz="0" w:space="0"/>
+            <w:insideV w:val="none" w:color="auto" w:sz="0" w:space="0"/>
           </w:tblBorders>
-          <w:tblLayout w:type="fixed"/>
           <w:tblCellMar>
             <w:top w:w="0" w:type="dxa"/>
             <w:left w:w="108" w:type="dxa"/>
@@ -4982,23 +5544,23 @@
           </w:tblCellMar>
         </w:tblPrEx>
         <w:trPr>
-          <w:trHeight w:val="270"/>
+          <w:trHeight w:val="270" w:hRule="atLeast"/>
         </w:trPr>
         <w:tc>
           <w:tcPr>
             <w:tcW w:w="9640" w:type="dxa"/>
             <w:gridSpan w:val="4"/>
             <w:tcBorders>
-              <w:top w:val="single" w:sz="4" w:space="0" w:color="auto"/>
-              <w:left w:val="single" w:sz="4" w:space="0" w:color="auto"/>
-              <w:bottom w:val="single" w:sz="4" w:space="0" w:color="auto"/>
-              <w:right w:val="single" w:sz="4" w:space="0" w:color="auto"/>
+              <w:top w:val="single" w:color="auto" w:sz="4" w:space="0"/>
+              <w:left w:val="single" w:color="auto" w:sz="4" w:space="0"/>
+              <w:bottom w:val="single" w:color="auto" w:sz="4" w:space="0"/>
+              <w:right w:val="single" w:color="auto" w:sz="4" w:space="0"/>
             </w:tcBorders>
             <w:vAlign w:val="center"/>
           </w:tcPr>
           <w:p>
             <w:pPr>
-              <w:pStyle w:val="a1"/>
+              <w:pStyle w:val="29"/>
               <w:bidi w:val="0"/>
             </w:pPr>
             <w:r>
@@ -5012,9 +5574,14 @@
       </w:tr>
       <w:tr>
         <w:tblPrEx>
-          <w:tblW w:w="0" w:type="auto"/>
-          <w:tblInd w:w="-34" w:type="dxa"/>
-          <w:tblLayout w:type="fixed"/>
+          <w:tblBorders>
+            <w:top w:val="none" w:color="auto" w:sz="0" w:space="0"/>
+            <w:left w:val="none" w:color="auto" w:sz="0" w:space="0"/>
+            <w:bottom w:val="none" w:color="auto" w:sz="0" w:space="0"/>
+            <w:right w:val="none" w:color="auto" w:sz="0" w:space="0"/>
+            <w:insideH w:val="none" w:color="auto" w:sz="0" w:space="0"/>
+            <w:insideV w:val="none" w:color="auto" w:sz="0" w:space="0"/>
+          </w:tblBorders>
           <w:tblCellMar>
             <w:top w:w="0" w:type="dxa"/>
             <w:left w:w="108" w:type="dxa"/>
@@ -5023,22 +5590,22 @@
           </w:tblCellMar>
         </w:tblPrEx>
         <w:trPr>
-          <w:trHeight w:val="270"/>
+          <w:trHeight w:val="270" w:hRule="atLeast"/>
         </w:trPr>
         <w:tc>
           <w:tcPr>
             <w:tcW w:w="3021" w:type="dxa"/>
             <w:tcBorders>
               <w:top w:val="nil"/>
-              <w:left w:val="single" w:sz="4" w:space="0" w:color="auto"/>
-              <w:bottom w:val="single" w:sz="4" w:space="0" w:color="auto"/>
-              <w:right w:val="single" w:sz="4" w:space="0" w:color="auto"/>
+              <w:left w:val="single" w:color="auto" w:sz="4" w:space="0"/>
+              <w:bottom w:val="single" w:color="auto" w:sz="4" w:space="0"/>
+              <w:right w:val="single" w:color="auto" w:sz="4" w:space="0"/>
             </w:tcBorders>
             <w:vAlign w:val="center"/>
           </w:tcPr>
           <w:p>
             <w:pPr>
-              <w:pStyle w:val="a1"/>
+              <w:pStyle w:val="29"/>
               <w:bidi w:val="0"/>
             </w:pPr>
             <w:r>
@@ -5055,14 +5622,14 @@
             <w:tcBorders>
               <w:top w:val="nil"/>
               <w:left w:val="nil"/>
-              <w:bottom w:val="single" w:sz="4" w:space="0" w:color="auto"/>
-              <w:right w:val="single" w:sz="4" w:space="0" w:color="auto"/>
+              <w:bottom w:val="single" w:color="auto" w:sz="4" w:space="0"/>
+              <w:right w:val="single" w:color="auto" w:sz="4" w:space="0"/>
             </w:tcBorders>
             <w:vAlign w:val="center"/>
           </w:tcPr>
           <w:p>
             <w:pPr>
-              <w:pStyle w:val="a1"/>
+              <w:pStyle w:val="29"/>
               <w:bidi w:val="0"/>
             </w:pPr>
             <w:r>
@@ -5076,14 +5643,14 @@
             <w:tcBorders>
               <w:top w:val="nil"/>
               <w:left w:val="nil"/>
-              <w:bottom w:val="single" w:sz="4" w:space="0" w:color="auto"/>
-              <w:right w:val="single" w:sz="4" w:space="0" w:color="auto"/>
+              <w:bottom w:val="single" w:color="auto" w:sz="4" w:space="0"/>
+              <w:right w:val="single" w:color="auto" w:sz="4" w:space="0"/>
             </w:tcBorders>
             <w:vAlign w:val="center"/>
           </w:tcPr>
           <w:p>
             <w:pPr>
-              <w:pStyle w:val="a1"/>
+              <w:pStyle w:val="29"/>
               <w:bidi w:val="0"/>
             </w:pPr>
             <w:r>
@@ -5100,14 +5667,14 @@
             <w:tcBorders>
               <w:top w:val="nil"/>
               <w:left w:val="nil"/>
-              <w:bottom w:val="single" w:sz="4" w:space="0" w:color="auto"/>
-              <w:right w:val="single" w:sz="4" w:space="0" w:color="auto"/>
+              <w:bottom w:val="single" w:color="auto" w:sz="4" w:space="0"/>
+              <w:right w:val="single" w:color="auto" w:sz="4" w:space="0"/>
             </w:tcBorders>
             <w:vAlign w:val="center"/>
           </w:tcPr>
           <w:p>
             <w:pPr>
-              <w:pStyle w:val="a1"/>
+              <w:pStyle w:val="29"/>
               <w:bidi w:val="0"/>
             </w:pPr>
             <w:r>
@@ -5121,9 +5688,14 @@
       </w:tr>
       <w:tr>
         <w:tblPrEx>
-          <w:tblW w:w="0" w:type="auto"/>
-          <w:tblInd w:w="-34" w:type="dxa"/>
-          <w:tblLayout w:type="fixed"/>
+          <w:tblBorders>
+            <w:top w:val="none" w:color="auto" w:sz="0" w:space="0"/>
+            <w:left w:val="none" w:color="auto" w:sz="0" w:space="0"/>
+            <w:bottom w:val="none" w:color="auto" w:sz="0" w:space="0"/>
+            <w:right w:val="none" w:color="auto" w:sz="0" w:space="0"/>
+            <w:insideH w:val="none" w:color="auto" w:sz="0" w:space="0"/>
+            <w:insideV w:val="none" w:color="auto" w:sz="0" w:space="0"/>
+          </w:tblBorders>
           <w:tblCellMar>
             <w:top w:w="0" w:type="dxa"/>
             <w:left w:w="108" w:type="dxa"/>
@@ -5132,7 +5704,7 @@
           </w:tblCellMar>
         </w:tblPrEx>
         <w:trPr>
-          <w:trHeight w:val="270"/>
+          <w:trHeight w:val="270" w:hRule="atLeast"/>
         </w:trPr>
         <w:tc>
           <w:tcPr>
@@ -5140,15 +5712,15 @@
             <w:vMerge w:val="restart"/>
             <w:tcBorders>
               <w:top w:val="nil"/>
-              <w:left w:val="single" w:sz="4" w:space="0" w:color="auto"/>
-              <w:bottom w:val="single" w:sz="4" w:space="0" w:color="auto"/>
-              <w:right w:val="single" w:sz="4" w:space="0" w:color="auto"/>
+              <w:left w:val="single" w:color="auto" w:sz="4" w:space="0"/>
+              <w:bottom w:val="single" w:color="auto" w:sz="4" w:space="0"/>
+              <w:right w:val="single" w:color="auto" w:sz="4" w:space="0"/>
             </w:tcBorders>
             <w:vAlign w:val="center"/>
           </w:tcPr>
           <w:p>
             <w:pPr>
-              <w:pStyle w:val="a1"/>
+              <w:pStyle w:val="29"/>
               <w:bidi w:val="0"/>
             </w:pPr>
             <w:r>
@@ -5165,14 +5737,14 @@
             <w:tcBorders>
               <w:top w:val="nil"/>
               <w:left w:val="nil"/>
-              <w:bottom w:val="single" w:sz="4" w:space="0" w:color="auto"/>
-              <w:right w:val="single" w:sz="4" w:space="0" w:color="auto"/>
+              <w:bottom w:val="single" w:color="auto" w:sz="4" w:space="0"/>
+              <w:right w:val="single" w:color="auto" w:sz="4" w:space="0"/>
             </w:tcBorders>
             <w:vAlign w:val="center"/>
           </w:tcPr>
           <w:p>
             <w:pPr>
-              <w:pStyle w:val="a1"/>
+              <w:pStyle w:val="29"/>
               <w:bidi w:val="0"/>
             </w:pPr>
             <w:r>
@@ -5188,16 +5760,16 @@
             <w:tcW w:w="4438" w:type="dxa"/>
             <w:gridSpan w:val="2"/>
             <w:tcBorders>
-              <w:top w:val="single" w:sz="4" w:space="0" w:color="auto"/>
+              <w:top w:val="single" w:color="auto" w:sz="4" w:space="0"/>
               <w:left w:val="nil"/>
-              <w:bottom w:val="single" w:sz="4" w:space="0" w:color="auto"/>
-              <w:right w:val="single" w:sz="4" w:space="0" w:color="auto"/>
+              <w:bottom w:val="single" w:color="auto" w:sz="4" w:space="0"/>
+              <w:right w:val="single" w:color="auto" w:sz="4" w:space="0"/>
             </w:tcBorders>
             <w:vAlign w:val="center"/>
           </w:tcPr>
           <w:p>
             <w:pPr>
-              <w:pStyle w:val="a1"/>
+              <w:pStyle w:val="29"/>
               <w:bidi w:val="0"/>
             </w:pPr>
             <w:r>
@@ -5211,9 +5783,14 @@
       </w:tr>
       <w:tr>
         <w:tblPrEx>
-          <w:tblW w:w="0" w:type="auto"/>
-          <w:tblInd w:w="-34" w:type="dxa"/>
-          <w:tblLayout w:type="fixed"/>
+          <w:tblBorders>
+            <w:top w:val="none" w:color="auto" w:sz="0" w:space="0"/>
+            <w:left w:val="none" w:color="auto" w:sz="0" w:space="0"/>
+            <w:bottom w:val="none" w:color="auto" w:sz="0" w:space="0"/>
+            <w:right w:val="none" w:color="auto" w:sz="0" w:space="0"/>
+            <w:insideH w:val="none" w:color="auto" w:sz="0" w:space="0"/>
+            <w:insideV w:val="none" w:color="auto" w:sz="0" w:space="0"/>
+          </w:tblBorders>
           <w:tblCellMar>
             <w:top w:w="0" w:type="dxa"/>
             <w:left w:w="108" w:type="dxa"/>
@@ -5222,23 +5799,23 @@
           </w:tblCellMar>
         </w:tblPrEx>
         <w:trPr>
-          <w:trHeight w:val="270"/>
+          <w:trHeight w:val="270" w:hRule="atLeast"/>
         </w:trPr>
         <w:tc>
           <w:tcPr>
             <w:tcW w:w="3021" w:type="dxa"/>
-            <w:vMerge/>
+            <w:vMerge w:val="continue"/>
             <w:tcBorders>
               <w:top w:val="nil"/>
-              <w:left w:val="single" w:sz="4" w:space="0" w:color="auto"/>
-              <w:bottom w:val="single" w:sz="4" w:space="0" w:color="auto"/>
-              <w:right w:val="single" w:sz="4" w:space="0" w:color="auto"/>
+              <w:left w:val="single" w:color="auto" w:sz="4" w:space="0"/>
+              <w:bottom w:val="single" w:color="auto" w:sz="4" w:space="0"/>
+              <w:right w:val="single" w:color="auto" w:sz="4" w:space="0"/>
             </w:tcBorders>
             <w:vAlign w:val="center"/>
           </w:tcPr>
           <w:p>
             <w:pPr>
-              <w:pStyle w:val="a1"/>
+              <w:pStyle w:val="29"/>
               <w:bidi w:val="0"/>
             </w:pPr>
           </w:p>
@@ -5249,14 +5826,14 @@
             <w:tcBorders>
               <w:top w:val="nil"/>
               <w:left w:val="nil"/>
-              <w:bottom w:val="single" w:sz="4" w:space="0" w:color="auto"/>
-              <w:right w:val="single" w:sz="4" w:space="0" w:color="auto"/>
+              <w:bottom w:val="single" w:color="auto" w:sz="4" w:space="0"/>
+              <w:right w:val="single" w:color="auto" w:sz="4" w:space="0"/>
             </w:tcBorders>
             <w:vAlign w:val="center"/>
           </w:tcPr>
           <w:p>
             <w:pPr>
-              <w:pStyle w:val="a1"/>
+              <w:pStyle w:val="29"/>
               <w:bidi w:val="0"/>
             </w:pPr>
             <w:r>
@@ -5272,16 +5849,16 @@
             <w:tcW w:w="4438" w:type="dxa"/>
             <w:gridSpan w:val="2"/>
             <w:tcBorders>
-              <w:top w:val="single" w:sz="4" w:space="0" w:color="auto"/>
+              <w:top w:val="single" w:color="auto" w:sz="4" w:space="0"/>
               <w:left w:val="nil"/>
-              <w:bottom w:val="single" w:sz="4" w:space="0" w:color="auto"/>
-              <w:right w:val="single" w:sz="4" w:space="0" w:color="auto"/>
+              <w:bottom w:val="single" w:color="auto" w:sz="4" w:space="0"/>
+              <w:right w:val="single" w:color="auto" w:sz="4" w:space="0"/>
             </w:tcBorders>
             <w:vAlign w:val="center"/>
           </w:tcPr>
           <w:p>
             <w:pPr>
-              <w:pStyle w:val="a1"/>
+              <w:pStyle w:val="29"/>
               <w:bidi w:val="0"/>
             </w:pPr>
             <w:r>
@@ -5292,9 +5869,14 @@
       </w:tr>
       <w:tr>
         <w:tblPrEx>
-          <w:tblW w:w="0" w:type="auto"/>
-          <w:tblInd w:w="-34" w:type="dxa"/>
-          <w:tblLayout w:type="fixed"/>
+          <w:tblBorders>
+            <w:top w:val="none" w:color="auto" w:sz="0" w:space="0"/>
+            <w:left w:val="none" w:color="auto" w:sz="0" w:space="0"/>
+            <w:bottom w:val="none" w:color="auto" w:sz="0" w:space="0"/>
+            <w:right w:val="none" w:color="auto" w:sz="0" w:space="0"/>
+            <w:insideH w:val="none" w:color="auto" w:sz="0" w:space="0"/>
+            <w:insideV w:val="none" w:color="auto" w:sz="0" w:space="0"/>
+          </w:tblBorders>
           <w:tblCellMar>
             <w:top w:w="0" w:type="dxa"/>
             <w:left w:w="108" w:type="dxa"/>
@@ -5303,23 +5885,23 @@
           </w:tblCellMar>
         </w:tblPrEx>
         <w:trPr>
-          <w:trHeight w:val="270"/>
+          <w:trHeight w:val="270" w:hRule="atLeast"/>
         </w:trPr>
         <w:tc>
           <w:tcPr>
             <w:tcW w:w="3021" w:type="dxa"/>
-            <w:vMerge/>
+            <w:vMerge w:val="continue"/>
             <w:tcBorders>
               <w:top w:val="nil"/>
-              <w:left w:val="single" w:sz="4" w:space="0" w:color="auto"/>
-              <w:bottom w:val="single" w:sz="4" w:space="0" w:color="auto"/>
-              <w:right w:val="single" w:sz="4" w:space="0" w:color="auto"/>
+              <w:left w:val="single" w:color="auto" w:sz="4" w:space="0"/>
+              <w:bottom w:val="single" w:color="auto" w:sz="4" w:space="0"/>
+              <w:right w:val="single" w:color="auto" w:sz="4" w:space="0"/>
             </w:tcBorders>
             <w:vAlign w:val="center"/>
           </w:tcPr>
           <w:p>
             <w:pPr>
-              <w:pStyle w:val="a1"/>
+              <w:pStyle w:val="29"/>
               <w:bidi w:val="0"/>
             </w:pPr>
           </w:p>
@@ -5330,14 +5912,14 @@
             <w:tcBorders>
               <w:top w:val="nil"/>
               <w:left w:val="nil"/>
-              <w:bottom w:val="single" w:sz="4" w:space="0" w:color="auto"/>
-              <w:right w:val="single" w:sz="4" w:space="0" w:color="auto"/>
+              <w:bottom w:val="single" w:color="auto" w:sz="4" w:space="0"/>
+              <w:right w:val="single" w:color="auto" w:sz="4" w:space="0"/>
             </w:tcBorders>
             <w:vAlign w:val="center"/>
           </w:tcPr>
           <w:p>
             <w:pPr>
-              <w:pStyle w:val="a1"/>
+              <w:pStyle w:val="29"/>
               <w:bidi w:val="0"/>
             </w:pPr>
             <w:r>
@@ -5353,16 +5935,16 @@
             <w:tcW w:w="4438" w:type="dxa"/>
             <w:gridSpan w:val="2"/>
             <w:tcBorders>
-              <w:top w:val="single" w:sz="4" w:space="0" w:color="auto"/>
+              <w:top w:val="single" w:color="auto" w:sz="4" w:space="0"/>
               <w:left w:val="nil"/>
-              <w:bottom w:val="single" w:sz="4" w:space="0" w:color="auto"/>
-              <w:right w:val="single" w:sz="4" w:space="0" w:color="auto"/>
+              <w:bottom w:val="single" w:color="auto" w:sz="4" w:space="0"/>
+              <w:right w:val="single" w:color="auto" w:sz="4" w:space="0"/>
             </w:tcBorders>
             <w:vAlign w:val="center"/>
           </w:tcPr>
           <w:p>
             <w:pPr>
-              <w:pStyle w:val="a1"/>
+              <w:pStyle w:val="29"/>
               <w:bidi w:val="0"/>
             </w:pPr>
             <w:r>
@@ -5373,9 +5955,14 @@
       </w:tr>
       <w:tr>
         <w:tblPrEx>
-          <w:tblW w:w="0" w:type="auto"/>
-          <w:tblInd w:w="-34" w:type="dxa"/>
-          <w:tblLayout w:type="fixed"/>
+          <w:tblBorders>
+            <w:top w:val="none" w:color="auto" w:sz="0" w:space="0"/>
+            <w:left w:val="none" w:color="auto" w:sz="0" w:space="0"/>
+            <w:bottom w:val="none" w:color="auto" w:sz="0" w:space="0"/>
+            <w:right w:val="none" w:color="auto" w:sz="0" w:space="0"/>
+            <w:insideH w:val="none" w:color="auto" w:sz="0" w:space="0"/>
+            <w:insideV w:val="none" w:color="auto" w:sz="0" w:space="0"/>
+          </w:tblBorders>
           <w:tblCellMar>
             <w:top w:w="0" w:type="dxa"/>
             <w:left w:w="108" w:type="dxa"/>
@@ -5384,23 +5971,23 @@
           </w:tblCellMar>
         </w:tblPrEx>
         <w:trPr>
-          <w:trHeight w:val="270"/>
+          <w:trHeight w:val="270" w:hRule="atLeast"/>
         </w:trPr>
         <w:tc>
           <w:tcPr>
             <w:tcW w:w="3021" w:type="dxa"/>
-            <w:vMerge/>
+            <w:vMerge w:val="continue"/>
             <w:tcBorders>
               <w:top w:val="nil"/>
-              <w:left w:val="single" w:sz="4" w:space="0" w:color="auto"/>
-              <w:bottom w:val="single" w:sz="4" w:space="0" w:color="auto"/>
-              <w:right w:val="single" w:sz="4" w:space="0" w:color="auto"/>
+              <w:left w:val="single" w:color="auto" w:sz="4" w:space="0"/>
+              <w:bottom w:val="single" w:color="auto" w:sz="4" w:space="0"/>
+              <w:right w:val="single" w:color="auto" w:sz="4" w:space="0"/>
             </w:tcBorders>
             <w:vAlign w:val="center"/>
           </w:tcPr>
           <w:p>
             <w:pPr>
-              <w:pStyle w:val="a1"/>
+              <w:pStyle w:val="29"/>
               <w:bidi w:val="0"/>
             </w:pPr>
           </w:p>
@@ -5411,14 +5998,14 @@
             <w:tcBorders>
               <w:top w:val="nil"/>
               <w:left w:val="nil"/>
-              <w:bottom w:val="single" w:sz="4" w:space="0" w:color="auto"/>
-              <w:right w:val="single" w:sz="4" w:space="0" w:color="auto"/>
+              <w:bottom w:val="single" w:color="auto" w:sz="4" w:space="0"/>
+              <w:right w:val="single" w:color="auto" w:sz="4" w:space="0"/>
             </w:tcBorders>
             <w:vAlign w:val="center"/>
           </w:tcPr>
           <w:p>
             <w:pPr>
-              <w:pStyle w:val="a1"/>
+              <w:pStyle w:val="29"/>
               <w:bidi w:val="0"/>
             </w:pPr>
             <w:r>
@@ -5434,16 +6021,16 @@
             <w:tcW w:w="4438" w:type="dxa"/>
             <w:gridSpan w:val="2"/>
             <w:tcBorders>
-              <w:top w:val="single" w:sz="4" w:space="0" w:color="auto"/>
+              <w:top w:val="single" w:color="auto" w:sz="4" w:space="0"/>
               <w:left w:val="nil"/>
-              <w:bottom w:val="single" w:sz="4" w:space="0" w:color="auto"/>
-              <w:right w:val="single" w:sz="4" w:space="0" w:color="auto"/>
+              <w:bottom w:val="single" w:color="auto" w:sz="4" w:space="0"/>
+              <w:right w:val="single" w:color="auto" w:sz="4" w:space="0"/>
             </w:tcBorders>
             <w:vAlign w:val="center"/>
           </w:tcPr>
           <w:p>
             <w:pPr>
-              <w:pStyle w:val="a1"/>
+              <w:pStyle w:val="29"/>
               <w:bidi w:val="0"/>
             </w:pPr>
             <w:r>
@@ -5454,9 +6041,14 @@
       </w:tr>
       <w:tr>
         <w:tblPrEx>
-          <w:tblW w:w="0" w:type="auto"/>
-          <w:tblInd w:w="-34" w:type="dxa"/>
-          <w:tblLayout w:type="fixed"/>
+          <w:tblBorders>
+            <w:top w:val="none" w:color="auto" w:sz="0" w:space="0"/>
+            <w:left w:val="none" w:color="auto" w:sz="0" w:space="0"/>
+            <w:bottom w:val="none" w:color="auto" w:sz="0" w:space="0"/>
+            <w:right w:val="none" w:color="auto" w:sz="0" w:space="0"/>
+            <w:insideH w:val="none" w:color="auto" w:sz="0" w:space="0"/>
+            <w:insideV w:val="none" w:color="auto" w:sz="0" w:space="0"/>
+          </w:tblBorders>
           <w:tblCellMar>
             <w:top w:w="0" w:type="dxa"/>
             <w:left w:w="108" w:type="dxa"/>
@@ -5465,22 +6057,22 @@
           </w:tblCellMar>
         </w:tblPrEx>
         <w:trPr>
-          <w:trHeight w:val="1769"/>
+          <w:trHeight w:val="1769" w:hRule="atLeast"/>
         </w:trPr>
         <w:tc>
           <w:tcPr>
             <w:tcW w:w="3021" w:type="dxa"/>
             <w:tcBorders>
               <w:top w:val="nil"/>
-              <w:left w:val="single" w:sz="4" w:space="0" w:color="auto"/>
-              <w:bottom w:val="single" w:sz="4" w:space="0" w:color="auto"/>
-              <w:right w:val="single" w:sz="4" w:space="0" w:color="auto"/>
+              <w:left w:val="single" w:color="auto" w:sz="4" w:space="0"/>
+              <w:bottom w:val="single" w:color="auto" w:sz="4" w:space="0"/>
+              <w:right w:val="single" w:color="auto" w:sz="4" w:space="0"/>
             </w:tcBorders>
             <w:vAlign w:val="center"/>
           </w:tcPr>
           <w:p>
             <w:pPr>
-              <w:pStyle w:val="a1"/>
+              <w:pStyle w:val="29"/>
               <w:bidi w:val="0"/>
             </w:pPr>
             <w:r>
@@ -5496,16 +6088,16 @@
             <w:tcW w:w="6619" w:type="dxa"/>
             <w:gridSpan w:val="3"/>
             <w:tcBorders>
-              <w:top w:val="single" w:sz="4" w:space="0" w:color="auto"/>
+              <w:top w:val="single" w:color="auto" w:sz="4" w:space="0"/>
               <w:left w:val="nil"/>
-              <w:bottom w:val="single" w:sz="4" w:space="0" w:color="auto"/>
-              <w:right w:val="single" w:sz="4" w:space="0" w:color="auto"/>
+              <w:bottom w:val="single" w:color="auto" w:sz="4" w:space="0"/>
+              <w:right w:val="single" w:color="auto" w:sz="4" w:space="0"/>
             </w:tcBorders>
             <w:vAlign w:val="center"/>
           </w:tcPr>
           <w:p>
             <w:pPr>
-              <w:pStyle w:val="a1"/>
+              <w:pStyle w:val="29"/>
               <w:bidi w:val="0"/>
             </w:pPr>
             <w:r>
@@ -5528,9 +6120,14 @@
       </w:tr>
       <w:tr>
         <w:tblPrEx>
-          <w:tblW w:w="0" w:type="auto"/>
-          <w:tblInd w:w="-34" w:type="dxa"/>
-          <w:tblLayout w:type="fixed"/>
+          <w:tblBorders>
+            <w:top w:val="none" w:color="auto" w:sz="0" w:space="0"/>
+            <w:left w:val="none" w:color="auto" w:sz="0" w:space="0"/>
+            <w:bottom w:val="none" w:color="auto" w:sz="0" w:space="0"/>
+            <w:right w:val="none" w:color="auto" w:sz="0" w:space="0"/>
+            <w:insideH w:val="none" w:color="auto" w:sz="0" w:space="0"/>
+            <w:insideV w:val="none" w:color="auto" w:sz="0" w:space="0"/>
+          </w:tblBorders>
           <w:tblCellMar>
             <w:top w:w="0" w:type="dxa"/>
             <w:left w:w="108" w:type="dxa"/>
@@ -5539,22 +6136,22 @@
           </w:tblCellMar>
         </w:tblPrEx>
         <w:trPr>
-          <w:trHeight w:val="540"/>
+          <w:trHeight w:val="540" w:hRule="atLeast"/>
         </w:trPr>
         <w:tc>
           <w:tcPr>
             <w:tcW w:w="3021" w:type="dxa"/>
             <w:tcBorders>
               <w:top w:val="nil"/>
-              <w:left w:val="single" w:sz="4" w:space="0" w:color="auto"/>
-              <w:bottom w:val="single" w:sz="4" w:space="0" w:color="auto"/>
-              <w:right w:val="single" w:sz="4" w:space="0" w:color="auto"/>
+              <w:left w:val="single" w:color="auto" w:sz="4" w:space="0"/>
+              <w:bottom w:val="single" w:color="auto" w:sz="4" w:space="0"/>
+              <w:right w:val="single" w:color="auto" w:sz="4" w:space="0"/>
             </w:tcBorders>
             <w:vAlign w:val="center"/>
           </w:tcPr>
           <w:p>
             <w:pPr>
-              <w:pStyle w:val="a1"/>
+              <w:pStyle w:val="29"/>
               <w:bidi w:val="0"/>
             </w:pPr>
             <w:r>
@@ -5570,18 +6167,18 @@
             <w:tcW w:w="6619" w:type="dxa"/>
             <w:gridSpan w:val="3"/>
             <w:tcBorders>
-              <w:top w:val="single" w:sz="4" w:space="0" w:color="auto"/>
+              <w:top w:val="single" w:color="auto" w:sz="4" w:space="0"/>
               <w:left w:val="nil"/>
-              <w:bottom w:val="single" w:sz="4" w:space="0" w:color="auto"/>
-              <w:right w:val="single" w:sz="4" w:space="0" w:color="auto"/>
+              <w:bottom w:val="single" w:color="auto" w:sz="4" w:space="0"/>
+              <w:right w:val="single" w:color="auto" w:sz="4" w:space="0"/>
             </w:tcBorders>
             <w:vAlign w:val="center"/>
           </w:tcPr>
           <w:p>
             <w:pPr>
-              <w:pStyle w:val="a1"/>
+              <w:pStyle w:val="29"/>
               <w:bidi w:val="0"/>
-              <w:ind w:left="0" w:firstLine="0" w:leftChars="0" w:firstLineChars="0"/>
+              <w:ind w:left="0" w:leftChars="0" w:firstLine="0" w:firstLineChars="0"/>
             </w:pPr>
             <w:r>
               <w:rPr>
@@ -5590,7 +6187,7 @@
               <w:t>签字：</w:t>
             </w:r>
             <w:r>
-              <w:br/>
+              <w:br w:type="textWrapping"/>
             </w:r>
             <w:r>
               <w:rPr>
@@ -5603,9 +6200,14 @@
       </w:tr>
       <w:tr>
         <w:tblPrEx>
-          <w:tblW w:w="0" w:type="auto"/>
-          <w:tblInd w:w="-34" w:type="dxa"/>
-          <w:tblLayout w:type="fixed"/>
+          <w:tblBorders>
+            <w:top w:val="none" w:color="auto" w:sz="0" w:space="0"/>
+            <w:left w:val="none" w:color="auto" w:sz="0" w:space="0"/>
+            <w:bottom w:val="none" w:color="auto" w:sz="0" w:space="0"/>
+            <w:right w:val="none" w:color="auto" w:sz="0" w:space="0"/>
+            <w:insideH w:val="none" w:color="auto" w:sz="0" w:space="0"/>
+            <w:insideV w:val="none" w:color="auto" w:sz="0" w:space="0"/>
+          </w:tblBorders>
           <w:tblCellMar>
             <w:top w:w="0" w:type="dxa"/>
             <w:left w:w="108" w:type="dxa"/>
@@ -5614,22 +6216,22 @@
           </w:tblCellMar>
         </w:tblPrEx>
         <w:trPr>
-          <w:trHeight w:val="540"/>
+          <w:trHeight w:val="540" w:hRule="atLeast"/>
         </w:trPr>
         <w:tc>
           <w:tcPr>
             <w:tcW w:w="3021" w:type="dxa"/>
             <w:tcBorders>
               <w:top w:val="nil"/>
-              <w:left w:val="single" w:sz="4" w:space="0" w:color="auto"/>
-              <w:bottom w:val="single" w:sz="4" w:space="0" w:color="auto"/>
-              <w:right w:val="single" w:sz="4" w:space="0" w:color="auto"/>
+              <w:left w:val="single" w:color="auto" w:sz="4" w:space="0"/>
+              <w:bottom w:val="single" w:color="auto" w:sz="4" w:space="0"/>
+              <w:right w:val="single" w:color="auto" w:sz="4" w:space="0"/>
             </w:tcBorders>
             <w:vAlign w:val="center"/>
           </w:tcPr>
           <w:p>
             <w:pPr>
-              <w:pStyle w:val="a1"/>
+              <w:pStyle w:val="29"/>
               <w:bidi w:val="0"/>
             </w:pPr>
             <w:r>
@@ -5645,18 +6247,18 @@
             <w:tcW w:w="6619" w:type="dxa"/>
             <w:gridSpan w:val="3"/>
             <w:tcBorders>
-              <w:top w:val="single" w:sz="4" w:space="0" w:color="auto"/>
+              <w:top w:val="single" w:color="auto" w:sz="4" w:space="0"/>
               <w:left w:val="nil"/>
-              <w:bottom w:val="single" w:sz="4" w:space="0" w:color="auto"/>
-              <w:right w:val="single" w:sz="4" w:space="0" w:color="auto"/>
+              <w:bottom w:val="single" w:color="auto" w:sz="4" w:space="0"/>
+              <w:right w:val="single" w:color="auto" w:sz="4" w:space="0"/>
             </w:tcBorders>
             <w:vAlign w:val="center"/>
           </w:tcPr>
           <w:p>
             <w:pPr>
-              <w:pStyle w:val="a1"/>
+              <w:pStyle w:val="29"/>
               <w:bidi w:val="0"/>
-              <w:ind w:left="0" w:firstLine="0" w:leftChars="0" w:firstLineChars="0"/>
+              <w:ind w:left="0" w:leftChars="0" w:firstLine="0" w:firstLineChars="0"/>
             </w:pPr>
             <w:r>
               <w:rPr>
@@ -5665,7 +6267,7 @@
               <w:t>签字：</w:t>
             </w:r>
             <w:r>
-              <w:br/>
+              <w:br w:type="textWrapping"/>
             </w:r>
             <w:r>
               <w:rPr>
@@ -5679,21 +6281,23 @@
     </w:tbl>
     <w:p>
       <w:pPr>
-        <w:pStyle w:val="3"/>
-        <w:bidi w:val="0"/>
-      </w:pPr>
-      <w:bookmarkStart w:id="28" w:name="_Toc455763771"/>
+        <w:pStyle w:val="31"/>
+        <w:bidi w:val="0"/>
+      </w:pPr>
+      <w:bookmarkStart w:id="32" w:name="_Toc455763771"/>
+      <w:bookmarkStart w:id="33" w:name="_Toc3090"/>
       <w:r>
         <w:rPr>
           <w:rFonts w:hint="eastAsia"/>
         </w:rPr>
         <w:t>风险处置</w:t>
       </w:r>
-      <w:bookmarkEnd w:id="28"/>
-    </w:p>
-    <w:p>
-      <w:pPr>
-        <w:pStyle w:val="a1"/>
+      <w:bookmarkEnd w:id="32"/>
+      <w:bookmarkEnd w:id="33"/>
+    </w:p>
+    <w:p>
+      <w:pPr>
+        <w:pStyle w:val="29"/>
       </w:pPr>
       <w:r>
         <w:rPr>
@@ -5704,21 +6308,23 @@
     </w:p>
     <w:p>
       <w:pPr>
-        <w:pStyle w:val="3"/>
-        <w:bidi w:val="0"/>
-      </w:pPr>
-      <w:bookmarkStart w:id="29" w:name="_Toc455763772"/>
+        <w:pStyle w:val="31"/>
+        <w:bidi w:val="0"/>
+      </w:pPr>
+      <w:bookmarkStart w:id="34" w:name="_Toc455763772"/>
+      <w:bookmarkStart w:id="35" w:name="_Toc5052"/>
       <w:r>
         <w:rPr>
           <w:rFonts w:hint="eastAsia"/>
         </w:rPr>
         <w:t>定期评估</w:t>
       </w:r>
-      <w:bookmarkEnd w:id="29"/>
-    </w:p>
-    <w:p>
-      <w:pPr>
-        <w:pStyle w:val="a1"/>
+      <w:bookmarkEnd w:id="34"/>
+      <w:bookmarkEnd w:id="35"/>
+    </w:p>
+    <w:p>
+      <w:pPr>
+        <w:pStyle w:val="29"/>
         <w:bidi w:val="0"/>
       </w:pPr>
       <w:r>
@@ -5727,7 +6333,7 @@
     </w:p>
     <w:p>
       <w:pPr>
-        <w:pStyle w:val="a1"/>
+        <w:pStyle w:val="29"/>
         <w:bidi w:val="0"/>
       </w:pPr>
       <w:r>
@@ -5736,7 +6342,7 @@
     </w:p>
     <w:p>
       <w:pPr>
-        <w:pStyle w:val="a1"/>
+        <w:pStyle w:val="29"/>
         <w:bidi w:val="0"/>
       </w:pPr>
       <w:r>
@@ -5745,7 +6351,7 @@
     </w:p>
     <w:p>
       <w:pPr>
-        <w:pStyle w:val="a1"/>
+        <w:pStyle w:val="29"/>
         <w:bidi w:val="0"/>
       </w:pPr>
       <w:r>
@@ -5754,7 +6360,7 @@
     </w:p>
     <w:p>
       <w:pPr>
-        <w:pStyle w:val="a1"/>
+        <w:pStyle w:val="29"/>
         <w:bidi w:val="0"/>
       </w:pPr>
       <w:r>
@@ -5763,13 +6369,14 @@
     </w:p>
     <w:p>
       <w:pPr>
-        <w:pStyle w:val="3"/>
+        <w:pStyle w:val="31"/>
         <w:bidi w:val="0"/>
         <w:rPr>
           <w:rFonts w:hint="default"/>
           <w:lang w:val="en-US" w:eastAsia="zh-CN"/>
         </w:rPr>
       </w:pPr>
+      <w:bookmarkStart w:id="36" w:name="_Toc14275"/>
       <w:r>
         <w:rPr>
           <w:rFonts w:hint="eastAsia"/>
@@ -5777,10 +6384,11 @@
         </w:rPr>
         <w:t>信息安全培训</w:t>
       </w:r>
-    </w:p>
-    <w:p>
-      <w:pPr>
-        <w:pStyle w:val="a1"/>
+      <w:bookmarkEnd w:id="36"/>
+    </w:p>
+    <w:p>
+      <w:pPr>
+        <w:pStyle w:val="29"/>
         <w:bidi w:val="0"/>
         <w:rPr>
           <w:rFonts w:hint="default"/>
@@ -5811,30 +6419,30 @@
     </w:p>
     <w:p>
       <w:pPr>
-        <w:pStyle w:val="2"/>
-        <w:bidi w:val="0"/>
-      </w:pPr>
-      <w:bookmarkStart w:id="30" w:name="_GoBack"/>
-      <w:bookmarkEnd w:id="30"/>
+        <w:pStyle w:val="30"/>
+        <w:bidi w:val="0"/>
+      </w:pPr>
+      <w:bookmarkStart w:id="37" w:name="_Toc5583"/>
       <w:r>
         <w:t>考核指标</w:t>
       </w:r>
-      <w:bookmarkEnd w:id="24"/>
-      <w:bookmarkEnd w:id="25"/>
+      <w:bookmarkEnd w:id="26"/>
+      <w:bookmarkEnd w:id="37"/>
     </w:p>
     <w:tbl>
       <w:tblPr>
-        <w:tblStyle w:val="TableGrid"/>
+        <w:tblStyle w:val="21"/>
         <w:tblW w:w="0" w:type="auto"/>
         <w:tblInd w:w="0" w:type="dxa"/>
         <w:tblBorders>
-          <w:top w:val="single" w:sz="4" w:space="0" w:color="auto"/>
-          <w:left w:val="single" w:sz="4" w:space="0" w:color="auto"/>
-          <w:bottom w:val="single" w:sz="4" w:space="0" w:color="auto"/>
-          <w:right w:val="single" w:sz="4" w:space="0" w:color="auto"/>
-          <w:insideH w:val="single" w:sz="4" w:space="0" w:color="auto"/>
-          <w:insideV w:val="single" w:sz="4" w:space="0" w:color="auto"/>
+          <w:top w:val="single" w:color="auto" w:sz="4" w:space="0"/>
+          <w:left w:val="single" w:color="auto" w:sz="4" w:space="0"/>
+          <w:bottom w:val="single" w:color="auto" w:sz="4" w:space="0"/>
+          <w:right w:val="single" w:color="auto" w:sz="4" w:space="0"/>
+          <w:insideH w:val="single" w:color="auto" w:sz="4" w:space="0"/>
+          <w:insideV w:val="single" w:color="auto" w:sz="4" w:space="0"/>
         </w:tblBorders>
+        <w:tblLayout w:type="autofit"/>
         <w:tblCellMar>
           <w:top w:w="0" w:type="dxa"/>
           <w:left w:w="108" w:type="dxa"/>
@@ -5850,15 +6458,13 @@
       </w:tblGrid>
       <w:tr>
         <w:tblPrEx>
-          <w:tblW w:w="0" w:type="auto"/>
-          <w:tblInd w:w="0" w:type="dxa"/>
           <w:tblBorders>
-            <w:top w:val="single" w:sz="4" w:space="0" w:color="auto"/>
-            <w:left w:val="single" w:sz="4" w:space="0" w:color="auto"/>
-            <w:bottom w:val="single" w:sz="4" w:space="0" w:color="auto"/>
-            <w:right w:val="single" w:sz="4" w:space="0" w:color="auto"/>
-            <w:insideH w:val="single" w:sz="4" w:space="0" w:color="auto"/>
-            <w:insideV w:val="single" w:sz="4" w:space="0" w:color="auto"/>
+            <w:top w:val="single" w:color="auto" w:sz="4" w:space="0"/>
+            <w:left w:val="single" w:color="auto" w:sz="4" w:space="0"/>
+            <w:bottom w:val="single" w:color="auto" w:sz="4" w:space="0"/>
+            <w:right w:val="single" w:color="auto" w:sz="4" w:space="0"/>
+            <w:insideH w:val="single" w:color="auto" w:sz="4" w:space="0"/>
+            <w:insideV w:val="single" w:color="auto" w:sz="4" w:space="0"/>
           </w:tblBorders>
           <w:tblCellMar>
             <w:top w:w="0" w:type="dxa"/>
@@ -5876,7 +6482,7 @@
               <w:widowControl w:val="0"/>
               <w:jc w:val="center"/>
               <w:rPr>
-                <w:rFonts w:ascii="宋体" w:eastAsia="宋体" w:hAnsi="宋体" w:cs="宋体" w:hint="default"/>
+                <w:rFonts w:hint="default" w:ascii="宋体" w:hAnsi="宋体" w:eastAsia="宋体" w:cs="宋体"/>
                 <w:b/>
                 <w:bCs/>
                 <w:sz w:val="18"/>
@@ -5886,7 +6492,7 @@
             </w:pPr>
             <w:r>
               <w:rPr>
-                <w:rFonts w:ascii="宋体" w:eastAsia="宋体" w:hAnsi="宋体" w:cs="宋体" w:hint="eastAsia"/>
+                <w:rFonts w:hint="eastAsia" w:ascii="宋体" w:hAnsi="宋体" w:eastAsia="宋体" w:cs="宋体"/>
                 <w:b/>
                 <w:bCs/>
                 <w:sz w:val="18"/>
@@ -5906,7 +6512,7 @@
               <w:widowControl w:val="0"/>
               <w:jc w:val="center"/>
               <w:rPr>
-                <w:rFonts w:ascii="宋体" w:eastAsia="宋体" w:hAnsi="宋体" w:cs="宋体" w:hint="default"/>
+                <w:rFonts w:hint="default" w:ascii="宋体" w:hAnsi="宋体" w:eastAsia="宋体" w:cs="宋体"/>
                 <w:b/>
                 <w:bCs/>
                 <w:sz w:val="18"/>
@@ -5916,7 +6522,7 @@
             </w:pPr>
             <w:r>
               <w:rPr>
-                <w:rFonts w:ascii="宋体" w:eastAsia="宋体" w:hAnsi="宋体" w:cs="宋体" w:hint="eastAsia"/>
+                <w:rFonts w:hint="eastAsia" w:ascii="宋体" w:hAnsi="宋体" w:eastAsia="宋体" w:cs="宋体"/>
                 <w:b/>
                 <w:bCs/>
                 <w:sz w:val="18"/>
@@ -5936,7 +6542,7 @@
               <w:widowControl w:val="0"/>
               <w:jc w:val="center"/>
               <w:rPr>
-                <w:rFonts w:ascii="宋体" w:eastAsia="宋体" w:hAnsi="宋体" w:cs="宋体" w:hint="default"/>
+                <w:rFonts w:hint="default" w:ascii="宋体" w:hAnsi="宋体" w:eastAsia="宋体" w:cs="宋体"/>
                 <w:b/>
                 <w:bCs/>
                 <w:sz w:val="18"/>
@@ -5946,7 +6552,7 @@
             </w:pPr>
             <w:r>
               <w:rPr>
-                <w:rFonts w:ascii="宋体" w:eastAsia="宋体" w:hAnsi="宋体" w:cs="宋体" w:hint="eastAsia"/>
+                <w:rFonts w:hint="eastAsia" w:ascii="宋体" w:hAnsi="宋体" w:eastAsia="宋体" w:cs="宋体"/>
                 <w:b/>
                 <w:bCs/>
                 <w:sz w:val="18"/>
@@ -5966,7 +6572,7 @@
               <w:widowControl w:val="0"/>
               <w:jc w:val="center"/>
               <w:rPr>
-                <w:rFonts w:ascii="宋体" w:eastAsia="宋体" w:hAnsi="宋体" w:cs="宋体" w:hint="default"/>
+                <w:rFonts w:hint="default" w:ascii="宋体" w:hAnsi="宋体" w:eastAsia="宋体" w:cs="宋体"/>
                 <w:b/>
                 <w:bCs/>
                 <w:sz w:val="18"/>
@@ -5976,7 +6582,7 @@
             </w:pPr>
             <w:r>
               <w:rPr>
-                <w:rFonts w:ascii="宋体" w:eastAsia="宋体" w:hAnsi="宋体" w:cs="宋体" w:hint="eastAsia"/>
+                <w:rFonts w:hint="eastAsia" w:ascii="宋体" w:hAnsi="宋体" w:eastAsia="宋体" w:cs="宋体"/>
                 <w:b/>
                 <w:bCs/>
                 <w:sz w:val="18"/>
@@ -5990,8 +6596,14 @@
       </w:tr>
       <w:tr>
         <w:tblPrEx>
-          <w:tblW w:w="0" w:type="auto"/>
-          <w:tblInd w:w="0" w:type="dxa"/>
+          <w:tblBorders>
+            <w:top w:val="single" w:color="auto" w:sz="4" w:space="0"/>
+            <w:left w:val="single" w:color="auto" w:sz="4" w:space="0"/>
+            <w:bottom w:val="single" w:color="auto" w:sz="4" w:space="0"/>
+            <w:right w:val="single" w:color="auto" w:sz="4" w:space="0"/>
+            <w:insideH w:val="single" w:color="auto" w:sz="4" w:space="0"/>
+            <w:insideV w:val="single" w:color="auto" w:sz="4" w:space="0"/>
+          </w:tblBorders>
           <w:tblCellMar>
             <w:top w:w="0" w:type="dxa"/>
             <w:left w:w="108" w:type="dxa"/>
@@ -6000,7 +6612,7 @@
           </w:tblCellMar>
         </w:tblPrEx>
         <w:trPr>
-          <w:trHeight w:val="339"/>
+          <w:trHeight w:val="339" w:hRule="atLeast"/>
         </w:trPr>
         <w:tc>
           <w:tcPr>
@@ -6011,7 +6623,7 @@
             <w:pPr>
               <w:widowControl w:val="0"/>
               <w:rPr>
-                <w:rFonts w:ascii="宋体" w:eastAsia="宋体" w:hAnsi="宋体" w:cs="宋体" w:hint="default"/>
+                <w:rFonts w:hint="default" w:ascii="宋体" w:hAnsi="宋体" w:eastAsia="宋体" w:cs="宋体"/>
                 <w:snapToGrid w:val="0"/>
                 <w:color w:val="000000"/>
                 <w:kern w:val="0"/>
@@ -6022,7 +6634,7 @@
             </w:pPr>
             <w:r>
               <w:rPr>
-                <w:rFonts w:ascii="宋体" w:eastAsia="宋体" w:hAnsi="宋体" w:cs="宋体" w:hint="eastAsia"/>
+                <w:rFonts w:hint="eastAsia" w:ascii="宋体" w:hAnsi="宋体" w:eastAsia="宋体" w:cs="宋体"/>
                 <w:sz w:val="18"/>
                 <w:szCs w:val="18"/>
               </w:rPr>
@@ -6039,7 +6651,7 @@
             <w:pPr>
               <w:widowControl w:val="0"/>
               <w:rPr>
-                <w:rFonts w:ascii="宋体" w:eastAsia="宋体" w:hAnsi="宋体" w:cs="宋体" w:hint="default"/>
+                <w:rFonts w:hint="default" w:ascii="宋体" w:hAnsi="宋体" w:eastAsia="宋体" w:cs="宋体"/>
                 <w:snapToGrid w:val="0"/>
                 <w:color w:val="000000"/>
                 <w:kern w:val="0"/>
@@ -6050,7 +6662,7 @@
             </w:pPr>
             <w:r>
               <w:rPr>
-                <w:rFonts w:ascii="宋体" w:eastAsia="宋体" w:hAnsi="宋体" w:cs="宋体" w:hint="eastAsia"/>
+                <w:rFonts w:hint="eastAsia" w:ascii="宋体" w:hAnsi="宋体" w:eastAsia="宋体" w:cs="宋体"/>
                 <w:sz w:val="18"/>
                 <w:szCs w:val="18"/>
               </w:rPr>
@@ -6067,7 +6679,7 @@
             <w:pPr>
               <w:widowControl w:val="0"/>
               <w:rPr>
-                <w:rFonts w:ascii="宋体" w:eastAsia="宋体" w:hAnsi="宋体" w:cs="宋体" w:hint="default"/>
+                <w:rFonts w:hint="default" w:ascii="宋体" w:hAnsi="宋体" w:eastAsia="宋体" w:cs="宋体"/>
                 <w:snapToGrid w:val="0"/>
                 <w:color w:val="000000"/>
                 <w:kern w:val="0"/>
@@ -6078,7 +6690,7 @@
             </w:pPr>
             <w:r>
               <w:rPr>
-                <w:rFonts w:ascii="宋体" w:eastAsia="宋体" w:hAnsi="宋体" w:cs="宋体" w:hint="eastAsia"/>
+                <w:rFonts w:hint="eastAsia" w:ascii="宋体" w:hAnsi="宋体" w:eastAsia="宋体" w:cs="宋体"/>
                 <w:sz w:val="18"/>
                 <w:szCs w:val="18"/>
               </w:rPr>
@@ -6095,7 +6707,7 @@
             <w:pPr>
               <w:widowControl w:val="0"/>
               <w:rPr>
-                <w:rFonts w:ascii="宋体" w:eastAsia="宋体" w:hAnsi="宋体" w:cs="宋体" w:hint="eastAsia"/>
+                <w:rFonts w:hint="eastAsia" w:ascii="宋体" w:hAnsi="宋体" w:eastAsia="宋体" w:cs="宋体"/>
                 <w:snapToGrid w:val="0"/>
                 <w:color w:val="000000"/>
                 <w:kern w:val="0"/>
@@ -6106,7 +6718,7 @@
             </w:pPr>
             <w:r>
               <w:rPr>
-                <w:rFonts w:ascii="宋体" w:eastAsia="宋体" w:hAnsi="宋体" w:cs="宋体" w:hint="eastAsia"/>
+                <w:rFonts w:hint="eastAsia" w:ascii="宋体" w:hAnsi="宋体" w:eastAsia="宋体" w:cs="宋体"/>
                 <w:sz w:val="18"/>
                 <w:szCs w:val="18"/>
               </w:rPr>
@@ -6117,8 +6729,14 @@
       </w:tr>
       <w:tr>
         <w:tblPrEx>
-          <w:tblW w:w="0" w:type="auto"/>
-          <w:tblInd w:w="0" w:type="dxa"/>
+          <w:tblBorders>
+            <w:top w:val="single" w:color="auto" w:sz="4" w:space="0"/>
+            <w:left w:val="single" w:color="auto" w:sz="4" w:space="0"/>
+            <w:bottom w:val="single" w:color="auto" w:sz="4" w:space="0"/>
+            <w:right w:val="single" w:color="auto" w:sz="4" w:space="0"/>
+            <w:insideH w:val="single" w:color="auto" w:sz="4" w:space="0"/>
+            <w:insideV w:val="single" w:color="auto" w:sz="4" w:space="0"/>
+          </w:tblBorders>
           <w:tblCellMar>
             <w:top w:w="0" w:type="dxa"/>
             <w:left w:w="108" w:type="dxa"/>
@@ -6127,7 +6745,7 @@
           </w:tblCellMar>
         </w:tblPrEx>
         <w:trPr>
-          <w:trHeight w:val="370"/>
+          <w:trHeight w:val="370" w:hRule="atLeast"/>
         </w:trPr>
         <w:tc>
           <w:tcPr>
@@ -6138,7 +6756,7 @@
             <w:pPr>
               <w:widowControl w:val="0"/>
               <w:rPr>
-                <w:rFonts w:ascii="宋体" w:eastAsia="宋体" w:hAnsi="宋体" w:cs="宋体" w:hint="default"/>
+                <w:rFonts w:hint="default" w:ascii="宋体" w:hAnsi="宋体" w:eastAsia="宋体" w:cs="宋体"/>
                 <w:snapToGrid w:val="0"/>
                 <w:color w:val="000000"/>
                 <w:kern w:val="0"/>
@@ -6149,7 +6767,7 @@
             </w:pPr>
             <w:r>
               <w:rPr>
-                <w:rFonts w:ascii="宋体" w:eastAsia="宋体" w:hAnsi="宋体" w:cs="宋体" w:hint="eastAsia"/>
+                <w:rFonts w:hint="eastAsia" w:ascii="宋体" w:hAnsi="宋体" w:eastAsia="宋体" w:cs="宋体"/>
                 <w:sz w:val="18"/>
                 <w:szCs w:val="18"/>
               </w:rPr>
@@ -6166,7 +6784,7 @@
             <w:pPr>
               <w:widowControl w:val="0"/>
               <w:rPr>
-                <w:rFonts w:ascii="宋体" w:eastAsia="宋体" w:hAnsi="宋体" w:cs="宋体" w:hint="default"/>
+                <w:rFonts w:hint="default" w:ascii="宋体" w:hAnsi="宋体" w:eastAsia="宋体" w:cs="宋体"/>
                 <w:snapToGrid w:val="0"/>
                 <w:color w:val="000000"/>
                 <w:kern w:val="0"/>
@@ -6177,7 +6795,7 @@
             </w:pPr>
             <w:r>
               <w:rPr>
-                <w:rFonts w:ascii="宋体" w:eastAsia="宋体" w:hAnsi="宋体" w:cs="宋体" w:hint="eastAsia"/>
+                <w:rFonts w:hint="eastAsia" w:ascii="宋体" w:hAnsi="宋体" w:eastAsia="宋体" w:cs="宋体"/>
                 <w:sz w:val="18"/>
                 <w:szCs w:val="18"/>
               </w:rPr>
@@ -6194,7 +6812,7 @@
             <w:pPr>
               <w:widowControl w:val="0"/>
               <w:rPr>
-                <w:rFonts w:ascii="宋体" w:eastAsia="宋体" w:hAnsi="宋体" w:cs="宋体" w:hint="default"/>
+                <w:rFonts w:hint="default" w:ascii="宋体" w:hAnsi="宋体" w:eastAsia="宋体" w:cs="宋体"/>
                 <w:snapToGrid w:val="0"/>
                 <w:color w:val="000000"/>
                 <w:kern w:val="0"/>
@@ -6205,7 +6823,7 @@
             </w:pPr>
             <w:r>
               <w:rPr>
-                <w:rFonts w:ascii="宋体" w:eastAsia="宋体" w:hAnsi="宋体" w:cs="宋体" w:hint="eastAsia"/>
+                <w:rFonts w:hint="eastAsia" w:ascii="宋体" w:hAnsi="宋体" w:eastAsia="宋体" w:cs="宋体"/>
                 <w:sz w:val="18"/>
                 <w:szCs w:val="18"/>
               </w:rPr>
@@ -6222,7 +6840,7 @@
             <w:pPr>
               <w:widowControl w:val="0"/>
               <w:rPr>
-                <w:rFonts w:ascii="宋体" w:eastAsia="宋体" w:hAnsi="宋体" w:cs="宋体" w:hint="eastAsia"/>
+                <w:rFonts w:hint="eastAsia" w:ascii="宋体" w:hAnsi="宋体" w:eastAsia="宋体" w:cs="宋体"/>
                 <w:snapToGrid w:val="0"/>
                 <w:color w:val="000000"/>
                 <w:kern w:val="0"/>
@@ -6233,7 +6851,7 @@
             </w:pPr>
             <w:r>
               <w:rPr>
-                <w:rFonts w:ascii="宋体" w:eastAsia="宋体" w:hAnsi="宋体" w:cs="宋体" w:hint="eastAsia"/>
+                <w:rFonts w:hint="eastAsia" w:ascii="宋体" w:hAnsi="宋体" w:eastAsia="宋体" w:cs="宋体"/>
                 <w:sz w:val="18"/>
                 <w:szCs w:val="18"/>
               </w:rPr>
@@ -6245,28 +6863,30 @@
     </w:tbl>
     <w:p>
       <w:pPr>
-        <w:pStyle w:val="1"/>
-        <w:bidi w:val="0"/>
-        <w:rPr>
-          <w:rStyle w:val="1Char"/>
-          <w:rFonts w:eastAsia="宋体" w:hint="default"/>
+        <w:pStyle w:val="28"/>
+        <w:bidi w:val="0"/>
+        <w:rPr>
+          <w:rStyle w:val="38"/>
+          <w:rFonts w:hint="default" w:eastAsia="宋体"/>
           <w:lang w:val="en-US" w:eastAsia="zh-CN"/>
         </w:rPr>
       </w:pPr>
-      <w:bookmarkStart w:id="31" w:name="bookmark3"/>
-      <w:bookmarkEnd w:id="31"/>
-      <w:bookmarkStart w:id="32" w:name="_Toc17424"/>
-      <w:bookmarkStart w:id="33" w:name="_Toc5809"/>
-      <w:r>
-        <w:rPr>
-          <w:rStyle w:val="1Char"/>
-          <w:rFonts w:eastAsia="宋体" w:hint="eastAsia"/>
+      <w:bookmarkStart w:id="38" w:name="bookmark3"/>
+      <w:bookmarkEnd w:id="38"/>
+      <w:bookmarkStart w:id="39" w:name="_Toc27576"/>
+      <w:bookmarkStart w:id="40" w:name="_Toc5809"/>
+      <w:bookmarkStart w:id="41" w:name="_Toc17424"/>
+      <w:r>
+        <w:rPr>
+          <w:rStyle w:val="38"/>
+          <w:rFonts w:hint="eastAsia" w:eastAsia="宋体"/>
           <w:lang w:val="en-US" w:eastAsia="zh-CN"/>
         </w:rPr>
         <w:t>附则</w:t>
       </w:r>
-      <w:bookmarkEnd w:id="32"/>
-      <w:bookmarkEnd w:id="33"/>
+      <w:bookmarkEnd w:id="39"/>
+      <w:bookmarkEnd w:id="40"/>
+      <w:bookmarkEnd w:id="41"/>
     </w:p>
     <w:p>
       <w:pPr>
@@ -6288,17 +6908,17 @@
         <w:adjustRightInd w:val="0"/>
         <w:snapToGrid w:val="0"/>
         <w:spacing w:line="360" w:lineRule="auto"/>
-        <w:ind w:left="425" w:hanging="425" w:leftChars="0" w:firstLineChars="0"/>
+        <w:ind w:left="425" w:leftChars="0" w:hanging="425" w:firstLineChars="0"/>
         <w:textAlignment w:val="baseline"/>
         <w:rPr>
-          <w:rFonts w:ascii="宋体" w:eastAsia="宋体" w:hAnsi="宋体" w:cs="宋体"/>
+          <w:rFonts w:ascii="宋体" w:hAnsi="宋体" w:eastAsia="宋体" w:cs="宋体"/>
           <w:sz w:val="24"/>
           <w:szCs w:val="24"/>
         </w:rPr>
       </w:pPr>
       <w:r>
         <w:rPr>
-          <w:rFonts w:ascii="宋体" w:eastAsia="宋体" w:hAnsi="宋体" w:cs="宋体"/>
+          <w:rFonts w:ascii="宋体" w:hAnsi="宋体" w:eastAsia="宋体" w:cs="宋体"/>
           <w:spacing w:val="-1"/>
           <w:sz w:val="24"/>
           <w:szCs w:val="24"/>
@@ -6307,7 +6927,7 @@
       </w:r>
       <w:r>
         <w:rPr>
-          <w:rFonts w:ascii="宋体" w:eastAsia="宋体" w:hAnsi="宋体" w:cs="宋体" w:hint="eastAsia"/>
+          <w:rFonts w:hint="eastAsia" w:ascii="宋体" w:hAnsi="宋体" w:eastAsia="宋体" w:cs="宋体"/>
           <w:spacing w:val="-1"/>
           <w:sz w:val="24"/>
           <w:szCs w:val="24"/>
@@ -6317,7 +6937,7 @@
       </w:r>
       <w:r>
         <w:rPr>
-          <w:rFonts w:ascii="宋体" w:eastAsia="宋体" w:hAnsi="宋体" w:cs="宋体"/>
+          <w:rFonts w:ascii="宋体" w:hAnsi="宋体" w:eastAsia="宋体" w:cs="宋体"/>
           <w:spacing w:val="-1"/>
           <w:sz w:val="24"/>
           <w:szCs w:val="24"/>
@@ -6345,7 +6965,7 @@
         <w:adjustRightInd w:val="0"/>
         <w:snapToGrid w:val="0"/>
         <w:spacing w:line="360" w:lineRule="auto"/>
-        <w:ind w:left="425" w:hanging="425" w:leftChars="0" w:firstLineChars="0"/>
+        <w:ind w:left="425" w:leftChars="0" w:hanging="425" w:firstLineChars="0"/>
         <w:textAlignment w:val="baseline"/>
         <w:rPr>
           <w:rFonts w:hint="default"/>
@@ -6354,7 +6974,7 @@
       </w:pPr>
       <w:r>
         <w:rPr>
-          <w:rFonts w:ascii="宋体" w:eastAsia="宋体" w:hAnsi="宋体" w:cs="宋体"/>
+          <w:rFonts w:ascii="宋体" w:hAnsi="宋体" w:eastAsia="宋体" w:cs="宋体"/>
           <w:spacing w:val="-2"/>
           <w:sz w:val="24"/>
           <w:szCs w:val="24"/>
@@ -6364,16 +6984,16 @@
     </w:p>
     <w:p>
       <w:pPr>
-        <w:pStyle w:val="1"/>
+        <w:pStyle w:val="28"/>
         <w:bidi w:val="0"/>
         <w:rPr>
           <w:rFonts w:hint="default"/>
           <w:lang w:val="en-US" w:eastAsia="zh-CN"/>
         </w:rPr>
       </w:pPr>
-      <w:bookmarkStart w:id="34" w:name="bookmark14"/>
-      <w:bookmarkEnd w:id="34"/>
-      <w:bookmarkStart w:id="35" w:name="_Toc26961"/>
+      <w:bookmarkStart w:id="42" w:name="bookmark14"/>
+      <w:bookmarkEnd w:id="42"/>
+      <w:bookmarkStart w:id="43" w:name="_Toc28291"/>
       <w:r>
         <w:rPr>
           <w:rFonts w:hint="eastAsia"/>
@@ -6381,11 +7001,11 @@
         </w:rPr>
         <w:t>附件</w:t>
       </w:r>
-      <w:bookmarkEnd w:id="35"/>
-    </w:p>
-    <w:p>
-      <w:pPr>
-        <w:pStyle w:val="a3"/>
+      <w:bookmarkEnd w:id="43"/>
+    </w:p>
+    <w:p>
+      <w:pPr>
+        <w:pStyle w:val="39"/>
         <w:bidi w:val="0"/>
       </w:pPr>
       <w:r>
@@ -6404,7 +7024,7 @@
     </w:p>
     <w:p>
       <w:pPr>
-        <w:pStyle w:val="a3"/>
+        <w:pStyle w:val="39"/>
         <w:bidi w:val="0"/>
       </w:pPr>
       <w:r>
@@ -6423,7 +7043,7 @@
     </w:p>
     <w:p>
       <w:pPr>
-        <w:pStyle w:val="a3"/>
+        <w:pStyle w:val="39"/>
         <w:bidi w:val="0"/>
       </w:pPr>
       <w:r>
@@ -6442,14 +7062,14 @@
     </w:p>
     <w:p>
       <w:pPr>
-        <w:pStyle w:val="1"/>
+        <w:pStyle w:val="28"/>
         <w:bidi w:val="0"/>
         <w:rPr>
           <w:rFonts w:hint="eastAsia"/>
           <w:lang w:val="en-US" w:eastAsia="zh-CN"/>
         </w:rPr>
       </w:pPr>
-      <w:bookmarkStart w:id="36" w:name="_Toc9907"/>
+      <w:bookmarkStart w:id="44" w:name="_Toc6779"/>
       <w:r>
         <w:rPr>
           <w:rFonts w:hint="eastAsia"/>
@@ -6457,11 +7077,11 @@
         </w:rPr>
         <w:t>记录</w:t>
       </w:r>
-      <w:bookmarkEnd w:id="36"/>
-    </w:p>
-    <w:p>
-      <w:pPr>
-        <w:pStyle w:val="a3"/>
+      <w:bookmarkEnd w:id="44"/>
+    </w:p>
+    <w:p>
+      <w:pPr>
+        <w:pStyle w:val="39"/>
         <w:bidi w:val="0"/>
       </w:pPr>
       <w:r>
@@ -6470,7 +7090,7 @@
     </w:p>
     <w:p>
       <w:pPr>
-        <w:pStyle w:val="a3"/>
+        <w:pStyle w:val="39"/>
         <w:bidi w:val="0"/>
       </w:pPr>
       <w:r>
@@ -6479,7 +7099,7 @@
     </w:p>
     <w:p>
       <w:pPr>
-        <w:pStyle w:val="a3"/>
+        <w:pStyle w:val="39"/>
         <w:bidi w:val="0"/>
       </w:pPr>
       <w:r>
@@ -6498,7 +7118,7 @@
     </w:p>
     <w:p>
       <w:pPr>
-        <w:pStyle w:val="a1"/>
+        <w:pStyle w:val="29"/>
         <w:rPr>
           <w:rFonts w:hint="eastAsia"/>
           <w:lang w:val="en-US" w:eastAsia="zh-CN"/>
@@ -6506,44 +7126,94 @@
       </w:pPr>
     </w:p>
     <w:sectPr>
-      <w:headerReference w:type="default" r:id="rId6"/>
-      <w:footerReference w:type="default" r:id="rId7"/>
+      <w:headerReference r:id="rId5" w:type="default"/>
+      <w:footerReference r:id="rId6" w:type="default"/>
       <w:pgSz w:w="11906" w:h="16838"/>
       <w:pgMar w:top="1417" w:right="1800" w:bottom="1440" w:left="1800" w:header="1140" w:footer="992" w:gutter="0"/>
-      <w:cols w:num="1" w:space="425"/>
+      <w:cols w:space="425" w:num="1"/>
       <w:docGrid w:type="lines" w:linePitch="312" w:charSpace="0"/>
     </w:sectPr>
   </w:body>
 </w:document>
 </file>
 
+<file path=word/endnotes.xml><?xml version="1.0" encoding="utf-8"?>
+<w:endnotes xmlns:wpc="http://schemas.microsoft.com/office/word/2010/wordprocessingCanvas" xmlns:mc="http://schemas.openxmlformats.org/markup-compatibility/2006" xmlns:o="urn:schemas-microsoft-com:office:office" xmlns:r="http://schemas.openxmlformats.org/officeDocument/2006/relationships" xmlns:m="http://schemas.openxmlformats.org/officeDocument/2006/math" xmlns:v="urn:schemas-microsoft-com:vml" xmlns:wp14="http://schemas.microsoft.com/office/word/2010/wordprocessingDrawing" xmlns:wp="http://schemas.openxmlformats.org/drawingml/2006/wordprocessingDrawing" xmlns:w="http://schemas.openxmlformats.org/wordprocessingml/2006/main" xmlns:w14="http://schemas.microsoft.com/office/word/2010/wordml" xmlns:w15="http://schemas.microsoft.com/office/word/2012/wordml" xmlns:w10="urn:schemas-microsoft-com:office:word" xmlns:wpg="http://schemas.microsoft.com/office/word/2010/wordprocessingGroup" xmlns:wpi="http://schemas.microsoft.com/office/word/2010/wordprocessingInk" xmlns:wne="http://schemas.microsoft.com/office/word/2006/wordml" xmlns:wps="http://schemas.microsoft.com/office/word/2010/wordprocessingShape" xmlns:wpsCustomData="http://www.wps.cn/officeDocument/2013/wpsCustomData" mc:Ignorable="w14 w15 wp14">
+  <w:endnote w:type="separator" w:id="0">
+    <w:p>
+      <w:pPr>
+        <w:spacing w:line="240" w:lineRule="auto"/>
+      </w:pPr>
+      <w:r>
+        <w:separator/>
+      </w:r>
+    </w:p>
+  </w:endnote>
+  <w:endnote w:type="continuationSeparator" w:id="1">
+    <w:p>
+      <w:pPr>
+        <w:spacing w:line="240" w:lineRule="auto"/>
+      </w:pPr>
+      <w:r>
+        <w:continuationSeparator/>
+      </w:r>
+    </w:p>
+  </w:endnote>
+</w:endnotes>
+</file>
+
 <file path=word/footer1.xml><?xml version="1.0" encoding="utf-8"?>
-<w:ftr xmlns:wpc="http://schemas.microsoft.com/office/word/2010/wordprocessingCanvas" xmlns:mc="http://schemas.openxmlformats.org/markup-compatibility/2006" xmlns:o="urn:schemas-microsoft-com:office:office" xmlns:r="http://schemas.openxmlformats.org/officeDocument/2006/relationships" xmlns:m="http://schemas.openxmlformats.org/officeDocument/2006/math" xmlns:v="urn:schemas-microsoft-com:vml" xmlns:wp14="http://schemas.microsoft.com/office/word/2010/wordprocessingDrawing" xmlns:wp="http://schemas.openxmlformats.org/drawingml/2006/wordprocessingDrawing" xmlns:w10="urn:schemas-microsoft-com:office:word" xmlns:w="http://schemas.openxmlformats.org/wordprocessingml/2006/main" xmlns:w14="http://schemas.microsoft.com/office/word/2010/wordml" xmlns:w15="http://schemas.microsoft.com/office/word/2012/wordml" xmlns:wne="http://schemas.microsoft.com/office/word/2006/wordml" xmlns:wpg="http://schemas.microsoft.com/office/word/2010/wordprocessingGroup" xmlns:wpi="http://schemas.microsoft.com/office/word/2010/wordprocessingInk" xmlns:wps="http://schemas.microsoft.com/office/word/2010/wordprocessingShape" mc:Ignorable="w14 w15 wp14">
+<w:ftr xmlns:wpc="http://schemas.microsoft.com/office/word/2010/wordprocessingCanvas" xmlns:mc="http://schemas.openxmlformats.org/markup-compatibility/2006" xmlns:o="urn:schemas-microsoft-com:office:office" xmlns:r="http://schemas.openxmlformats.org/officeDocument/2006/relationships" xmlns:m="http://schemas.openxmlformats.org/officeDocument/2006/math" xmlns:v="urn:schemas-microsoft-com:vml" xmlns:wp14="http://schemas.microsoft.com/office/word/2010/wordprocessingDrawing" xmlns:wp="http://schemas.openxmlformats.org/drawingml/2006/wordprocessingDrawing" xmlns:w10="urn:schemas-microsoft-com:office:word" xmlns:w="http://schemas.openxmlformats.org/wordprocessingml/2006/main" xmlns:w14="http://schemas.microsoft.com/office/word/2010/wordml" xmlns:w15="http://schemas.microsoft.com/office/word/2012/wordml" xmlns:wpg="http://schemas.microsoft.com/office/word/2010/wordprocessingGroup" xmlns:wpi="http://schemas.microsoft.com/office/word/2010/wordprocessingInk" xmlns:wne="http://schemas.microsoft.com/office/word/2006/wordml" xmlns:wps="http://schemas.microsoft.com/office/word/2010/wordprocessingShape" xmlns:wpsCustomData="http://www.wps.cn/officeDocument/2013/wpsCustomData" mc:Ignorable="w14 w15 wp14">
   <w:p>
     <w:pPr>
-      <w:pStyle w:val="Footer"/>
+      <w:pStyle w:val="14"/>
     </w:pPr>
   </w:p>
 </w:ftr>
 </file>
 
+<file path=word/footnotes.xml><?xml version="1.0" encoding="utf-8"?>
+<w:footnotes xmlns:wpc="http://schemas.microsoft.com/office/word/2010/wordprocessingCanvas" xmlns:mc="http://schemas.openxmlformats.org/markup-compatibility/2006" xmlns:o="urn:schemas-microsoft-com:office:office" xmlns:r="http://schemas.openxmlformats.org/officeDocument/2006/relationships" xmlns:m="http://schemas.openxmlformats.org/officeDocument/2006/math" xmlns:v="urn:schemas-microsoft-com:vml" xmlns:wp14="http://schemas.microsoft.com/office/word/2010/wordprocessingDrawing" xmlns:wp="http://schemas.openxmlformats.org/drawingml/2006/wordprocessingDrawing" xmlns:w="http://schemas.openxmlformats.org/wordprocessingml/2006/main" xmlns:w14="http://schemas.microsoft.com/office/word/2010/wordml" xmlns:w15="http://schemas.microsoft.com/office/word/2012/wordml" xmlns:w10="urn:schemas-microsoft-com:office:word" xmlns:wpg="http://schemas.microsoft.com/office/word/2010/wordprocessingGroup" xmlns:wpi="http://schemas.microsoft.com/office/word/2010/wordprocessingInk" xmlns:wne="http://schemas.microsoft.com/office/word/2006/wordml" xmlns:wps="http://schemas.microsoft.com/office/word/2010/wordprocessingShape" xmlns:wpsCustomData="http://www.wps.cn/officeDocument/2013/wpsCustomData" mc:Ignorable="w14 w15 wp14">
+  <w:footnote w:type="separator" w:id="0">
+    <w:p>
+      <w:pPr>
+        <w:spacing w:line="360" w:lineRule="auto"/>
+      </w:pPr>
+      <w:r>
+        <w:separator/>
+      </w:r>
+    </w:p>
+  </w:footnote>
+  <w:footnote w:type="continuationSeparator" w:id="1">
+    <w:p>
+      <w:pPr>
+        <w:spacing w:line="360" w:lineRule="auto"/>
+      </w:pPr>
+      <w:r>
+        <w:continuationSeparator/>
+      </w:r>
+    </w:p>
+  </w:footnote>
+</w:footnotes>
+</file>
+
 <file path=word/header1.xml><?xml version="1.0" encoding="utf-8"?>
-<w:hdr xmlns:wpc="http://schemas.microsoft.com/office/word/2010/wordprocessingCanvas" xmlns:mc="http://schemas.openxmlformats.org/markup-compatibility/2006" xmlns:o="urn:schemas-microsoft-com:office:office" xmlns:r="http://schemas.openxmlformats.org/officeDocument/2006/relationships" xmlns:m="http://schemas.openxmlformats.org/officeDocument/2006/math" xmlns:v="urn:schemas-microsoft-com:vml" xmlns:wp14="http://schemas.microsoft.com/office/word/2010/wordprocessingDrawing" xmlns:wp="http://schemas.openxmlformats.org/drawingml/2006/wordprocessingDrawing" xmlns:w10="urn:schemas-microsoft-com:office:word" xmlns:w="http://schemas.openxmlformats.org/wordprocessingml/2006/main" xmlns:w14="http://schemas.microsoft.com/office/word/2010/wordml" xmlns:w15="http://schemas.microsoft.com/office/word/2012/wordml" xmlns:wne="http://schemas.microsoft.com/office/word/2006/wordml" xmlns:wpg="http://schemas.microsoft.com/office/word/2010/wordprocessingGroup" xmlns:wpi="http://schemas.microsoft.com/office/word/2010/wordprocessingInk" xmlns:wps="http://schemas.microsoft.com/office/word/2010/wordprocessingShape" mc:Ignorable="w14 w15 wp14">
+<w:hdr xmlns:wpc="http://schemas.microsoft.com/office/word/2010/wordprocessingCanvas" xmlns:mc="http://schemas.openxmlformats.org/markup-compatibility/2006" xmlns:o="urn:schemas-microsoft-com:office:office" xmlns:r="http://schemas.openxmlformats.org/officeDocument/2006/relationships" xmlns:m="http://schemas.openxmlformats.org/officeDocument/2006/math" xmlns:v="urn:schemas-microsoft-com:vml" xmlns:wp14="http://schemas.microsoft.com/office/word/2010/wordprocessingDrawing" xmlns:wp="http://schemas.openxmlformats.org/drawingml/2006/wordprocessingDrawing" xmlns:w10="urn:schemas-microsoft-com:office:word" xmlns:w="http://schemas.openxmlformats.org/wordprocessingml/2006/main" xmlns:w14="http://schemas.microsoft.com/office/word/2010/wordml" xmlns:w15="http://schemas.microsoft.com/office/word/2012/wordml" xmlns:wpg="http://schemas.microsoft.com/office/word/2010/wordprocessingGroup" xmlns:wpi="http://schemas.microsoft.com/office/word/2010/wordprocessingInk" xmlns:wne="http://schemas.microsoft.com/office/word/2006/wordml" xmlns:wps="http://schemas.microsoft.com/office/word/2010/wordprocessingShape" xmlns:wpsCustomData="http://www.wps.cn/officeDocument/2013/wpsCustomData" mc:Ignorable="w14 w15 wp14">
   <w:p>
     <w:pPr>
-      <w:pStyle w:val="Header"/>
+      <w:pStyle w:val="15"/>
       <w:pBdr>
-        <w:bottom w:val="single" w:sz="4" w:space="1" w:color="auto"/>
+        <w:bottom w:val="single" w:color="auto" w:sz="4" w:space="1"/>
       </w:pBdr>
       <w:jc w:val="right"/>
       <w:rPr>
-        <w:rFonts w:eastAsiaTheme="minorEastAsia" w:hint="eastAsia"/>
+        <w:rFonts w:hint="eastAsia" w:eastAsiaTheme="minorEastAsia"/>
         <w:lang w:eastAsia="zh-CN"/>
       </w:rPr>
     </w:pPr>
     <w:r>
       <w:rPr>
-        <w:rFonts w:eastAsiaTheme="minorEastAsia" w:hint="eastAsia"/>
+        <w:rFonts w:hint="eastAsia" w:eastAsiaTheme="minorEastAsia"/>
         <w:lang w:eastAsia="zh-CN"/>
       </w:rPr>
       <w:t>陕西益利德软件科技有限公司</w:t>
@@ -6553,15 +7223,15 @@
 </file>
 
 <file path=word/numbering.xml><?xml version="1.0" encoding="utf-8"?>
-<w:numbering xmlns:wpc="http://schemas.microsoft.com/office/word/2010/wordprocessingCanvas" xmlns:mc="http://schemas.openxmlformats.org/markup-compatibility/2006" xmlns:o="urn:schemas-microsoft-com:office:office" xmlns:r="http://schemas.openxmlformats.org/officeDocument/2006/relationships" xmlns:m="http://schemas.openxmlformats.org/officeDocument/2006/math" xmlns:v="urn:schemas-microsoft-com:vml" xmlns:wp14="http://schemas.microsoft.com/office/word/2010/wordprocessingDrawing" xmlns:wp="http://schemas.openxmlformats.org/drawingml/2006/wordprocessingDrawing" xmlns:w10="urn:schemas-microsoft-com:office:word" xmlns:w="http://schemas.openxmlformats.org/wordprocessingml/2006/main" xmlns:w14="http://schemas.microsoft.com/office/word/2010/wordml" xmlns:w15="http://schemas.microsoft.com/office/word/2012/wordml" xmlns:wne="http://schemas.microsoft.com/office/word/2006/wordml" xmlns:wpg="http://schemas.microsoft.com/office/word/2010/wordprocessingGroup" xmlns:wpi="http://schemas.microsoft.com/office/word/2010/wordprocessingInk" xmlns:wps="http://schemas.microsoft.com/office/word/2010/wordprocessingShape" mc:Ignorable="w14 w15 wp14">
+<w:numbering xmlns:wpc="http://schemas.microsoft.com/office/word/2010/wordprocessingCanvas" xmlns:mc="http://schemas.openxmlformats.org/markup-compatibility/2006" xmlns:o="urn:schemas-microsoft-com:office:office" xmlns:r="http://schemas.openxmlformats.org/officeDocument/2006/relationships" xmlns:m="http://schemas.openxmlformats.org/officeDocument/2006/math" xmlns:v="urn:schemas-microsoft-com:vml" xmlns:wp14="http://schemas.microsoft.com/office/word/2010/wordprocessingDrawing" xmlns:wp="http://schemas.openxmlformats.org/drawingml/2006/wordprocessingDrawing" xmlns:w10="urn:schemas-microsoft-com:office:word" xmlns:w="http://schemas.openxmlformats.org/wordprocessingml/2006/main" xmlns:w14="http://schemas.microsoft.com/office/word/2010/wordml" xmlns:wpg="http://schemas.microsoft.com/office/word/2010/wordprocessingGroup" xmlns:wpi="http://schemas.microsoft.com/office/word/2010/wordprocessingInk" xmlns:wne="http://schemas.microsoft.com/office/word/2006/wordml" xmlns:wps="http://schemas.microsoft.com/office/word/2010/wordprocessingShape" xmlns:wpsCustomData="http://www.wps.cn/officeDocument/2013/wpsCustomData" mc:Ignorable="w14 wp14">
   <w:abstractNum w:abstractNumId="0">
     <w:nsid w:val="8E964DCE"/>
     <w:multiLevelType w:val="multilevel"/>
     <w:tmpl w:val="8E964DCE"/>
-    <w:lvl w:ilvl="0">
+    <w:lvl w:ilvl="0" w:tentative="0">
       <w:start w:val="1"/>
       <w:numFmt w:val="decimal"/>
-      <w:pStyle w:val="Heading1"/>
+      <w:pStyle w:val="2"/>
       <w:lvlText w:val="%1."/>
       <w:lvlJc w:val="left"/>
       <w:pPr>
@@ -6571,10 +7241,10 @@
         <w:rFonts w:hint="default"/>
       </w:rPr>
     </w:lvl>
-    <w:lvl w:ilvl="1">
+    <w:lvl w:ilvl="1" w:tentative="0">
       <w:start w:val="1"/>
       <w:numFmt w:val="decimal"/>
-      <w:pStyle w:val="Heading2"/>
+      <w:pStyle w:val="3"/>
       <w:lvlText w:val="%1.%2."/>
       <w:lvlJc w:val="left"/>
       <w:pPr>
@@ -6584,10 +7254,10 @@
         <w:rFonts w:hint="default"/>
       </w:rPr>
     </w:lvl>
-    <w:lvl w:ilvl="2">
+    <w:lvl w:ilvl="2" w:tentative="0">
       <w:start w:val="1"/>
       <w:numFmt w:val="decimal"/>
-      <w:pStyle w:val="Heading3"/>
+      <w:pStyle w:val="4"/>
       <w:lvlText w:val="%1.%2.%3."/>
       <w:lvlJc w:val="left"/>
       <w:pPr>
@@ -6597,10 +7267,10 @@
         <w:rFonts w:hint="default"/>
       </w:rPr>
     </w:lvl>
-    <w:lvl w:ilvl="3">
+    <w:lvl w:ilvl="3" w:tentative="0">
       <w:start w:val="1"/>
       <w:numFmt w:val="decimal"/>
-      <w:pStyle w:val="Heading4"/>
+      <w:pStyle w:val="5"/>
       <w:lvlText w:val="%1.%2.%3.%4."/>
       <w:lvlJc w:val="left"/>
       <w:pPr>
@@ -6610,10 +7280,10 @@
         <w:rFonts w:hint="default"/>
       </w:rPr>
     </w:lvl>
-    <w:lvl w:ilvl="4">
+    <w:lvl w:ilvl="4" w:tentative="0">
       <w:start w:val="1"/>
       <w:numFmt w:val="decimal"/>
-      <w:pStyle w:val="Heading5"/>
+      <w:pStyle w:val="6"/>
       <w:lvlText w:val="%1.%2.%3.%4.%5."/>
       <w:lvlJc w:val="left"/>
       <w:pPr>
@@ -6623,10 +7293,10 @@
         <w:rFonts w:hint="default"/>
       </w:rPr>
     </w:lvl>
-    <w:lvl w:ilvl="5">
+    <w:lvl w:ilvl="5" w:tentative="0">
       <w:start w:val="1"/>
       <w:numFmt w:val="decimal"/>
-      <w:pStyle w:val="Heading6"/>
+      <w:pStyle w:val="7"/>
       <w:lvlText w:val="%1.%2.%3.%4.%5.%6."/>
       <w:lvlJc w:val="left"/>
       <w:pPr>
@@ -6636,10 +7306,10 @@
         <w:rFonts w:hint="default"/>
       </w:rPr>
     </w:lvl>
-    <w:lvl w:ilvl="6">
+    <w:lvl w:ilvl="6" w:tentative="0">
       <w:start w:val="1"/>
       <w:numFmt w:val="decimal"/>
-      <w:pStyle w:val="Heading7"/>
+      <w:pStyle w:val="8"/>
       <w:lvlText w:val="%1.%2.%3.%4.%5.%6.%7."/>
       <w:lvlJc w:val="left"/>
       <w:pPr>
@@ -6649,10 +7319,10 @@
         <w:rFonts w:hint="default"/>
       </w:rPr>
     </w:lvl>
-    <w:lvl w:ilvl="7">
+    <w:lvl w:ilvl="7" w:tentative="0">
       <w:start w:val="1"/>
       <w:numFmt w:val="decimal"/>
-      <w:pStyle w:val="Heading8"/>
+      <w:pStyle w:val="9"/>
       <w:lvlText w:val="%1.%2.%3.%4.%5.%6.%7.%8."/>
       <w:lvlJc w:val="left"/>
       <w:pPr>
@@ -6662,10 +7332,10 @@
         <w:rFonts w:hint="default"/>
       </w:rPr>
     </w:lvl>
-    <w:lvl w:ilvl="8">
+    <w:lvl w:ilvl="8" w:tentative="0">
       <w:start w:val="1"/>
       <w:numFmt w:val="decimal"/>
-      <w:pStyle w:val="Heading9"/>
+      <w:pStyle w:val="10"/>
       <w:lvlText w:val="%1.%2.%3.%4.%5.%6.%7.%8.%9."/>
       <w:lvlJc w:val="left"/>
       <w:pPr>
@@ -6680,7 +7350,7 @@
     <w:nsid w:val="F9539CF3"/>
     <w:multiLevelType w:val="singleLevel"/>
     <w:tmpl w:val="F9539CF3"/>
-    <w:lvl w:ilvl="0">
+    <w:lvl w:ilvl="0" w:tentative="0">
       <w:start w:val="1"/>
       <w:numFmt w:val="decimal"/>
       <w:lvlText w:val="%1."/>
@@ -6697,7 +7367,7 @@
     <w:nsid w:val="088012B1"/>
     <w:multiLevelType w:val="singleLevel"/>
     <w:tmpl w:val="088012B1"/>
-    <w:lvl w:ilvl="0">
+    <w:lvl w:ilvl="0" w:tentative="0">
       <w:start w:val="1"/>
       <w:numFmt w:val="decimal"/>
       <w:lvlText w:val="%1."/>
@@ -6714,7 +7384,7 @@
     <w:nsid w:val="2AF1B93E"/>
     <w:multiLevelType w:val="singleLevel"/>
     <w:tmpl w:val="2AF1B93E"/>
-    <w:lvl w:ilvl="0">
+    <w:lvl w:ilvl="0" w:tentative="0">
       <w:start w:val="1"/>
       <w:numFmt w:val="decimal"/>
       <w:lvlText w:val="(%1)"/>
@@ -6734,7 +7404,7 @@
     <w:nsid w:val="40CFADA9"/>
     <w:multiLevelType w:val="singleLevel"/>
     <w:tmpl w:val="40CFADA9"/>
-    <w:lvl w:ilvl="0">
+    <w:lvl w:ilvl="0" w:tentative="0">
       <w:start w:val="1"/>
       <w:numFmt w:val="decimal"/>
       <w:lvlText w:val="%1."/>
@@ -6751,7 +7421,7 @@
     <w:nsid w:val="41AA82C7"/>
     <w:multiLevelType w:val="singleLevel"/>
     <w:tmpl w:val="41AA82C7"/>
-    <w:lvl w:ilvl="0">
+    <w:lvl w:ilvl="0" w:tentative="0">
       <w:start w:val="1"/>
       <w:numFmt w:val="decimal"/>
       <w:lvlText w:val="%1."/>
@@ -6768,7 +7438,7 @@
     <w:nsid w:val="605EA310"/>
     <w:multiLevelType w:val="singleLevel"/>
     <w:tmpl w:val="605EA310"/>
-    <w:lvl w:ilvl="0">
+    <w:lvl w:ilvl="0" w:tentative="0">
       <w:start w:val="1"/>
       <w:numFmt w:val="decimal"/>
       <w:lvlText w:val="%1."/>
@@ -6785,7 +7455,7 @@
     <w:nsid w:val="656D9973"/>
     <w:multiLevelType w:val="singleLevel"/>
     <w:tmpl w:val="656D9973"/>
-    <w:lvl w:ilvl="0">
+    <w:lvl w:ilvl="0" w:tentative="0">
       <w:start w:val="1"/>
       <w:numFmt w:val="decimal"/>
       <w:lvlText w:val="%1."/>
@@ -6826,267 +7496,269 @@
 </file>
 
 <file path=word/styles.xml><?xml version="1.0" encoding="utf-8"?>
-<w:styles xmlns:mc="http://schemas.openxmlformats.org/markup-compatibility/2006" xmlns:r="http://schemas.openxmlformats.org/officeDocument/2006/relationships" xmlns:w="http://schemas.openxmlformats.org/wordprocessingml/2006/main" xmlns:w14="http://schemas.microsoft.com/office/word/2010/wordml" xmlns:w15="http://schemas.microsoft.com/office/word/2012/wordml" mc:Ignorable="w14 w15">
+<w:styles xmlns:mc="http://schemas.openxmlformats.org/markup-compatibility/2006" xmlns:o="urn:schemas-microsoft-com:office:office" xmlns:r="http://schemas.openxmlformats.org/officeDocument/2006/relationships" xmlns:m="http://schemas.openxmlformats.org/officeDocument/2006/math" xmlns:v="urn:schemas-microsoft-com:vml" xmlns:w="http://schemas.openxmlformats.org/wordprocessingml/2006/main" xmlns:w14="http://schemas.microsoft.com/office/word/2010/wordml" xmlns:w10="urn:schemas-microsoft-com:office:word" xmlns:sl="http://schemas.openxmlformats.org/schemaLibrary/2006/main" xmlns:wpsCustomData="http://www.wps.cn/officeDocument/2013/wpsCustomData" mc:Ignorable="w14">
   <w:docDefaults>
     <w:rPrDefault>
       <w:rPr>
-        <w:rFonts w:ascii="Times New Roman" w:eastAsia="宋体" w:hAnsi="Times New Roman" w:cs="Times New Roman"/>
+        <w:rFonts w:ascii="Times New Roman" w:hAnsi="Times New Roman" w:eastAsia="宋体" w:cs="Times New Roman"/>
       </w:rPr>
     </w:rPrDefault>
     <w:pPrDefault/>
   </w:docDefaults>
-  <w:latentStyles w:defLockedState="0" w:defUIPriority="99" w:defSemiHidden="1" w:defUnhideWhenUsed="1" w:defQFormat="0" w:count="260">
-    <w:lsdException w:name="Normal" w:semiHidden="0" w:uiPriority="0" w:unhideWhenUsed="0" w:qFormat="1"/>
-    <w:lsdException w:name="heading 1" w:semiHidden="0" w:uiPriority="0" w:unhideWhenUsed="0" w:qFormat="1"/>
-    <w:lsdException w:name="heading 2" w:semiHidden="0" w:uiPriority="0" w:qFormat="1"/>
-    <w:lsdException w:name="heading 3" w:uiPriority="0" w:qFormat="1"/>
-    <w:lsdException w:name="heading 4" w:semiHidden="0" w:uiPriority="0" w:qFormat="1"/>
-    <w:lsdException w:name="heading 5" w:uiPriority="0" w:qFormat="1"/>
-    <w:lsdException w:name="heading 6" w:uiPriority="0" w:qFormat="1"/>
-    <w:lsdException w:name="heading 7" w:uiPriority="0" w:qFormat="1"/>
-    <w:lsdException w:name="heading 8" w:uiPriority="0" w:qFormat="1"/>
-    <w:lsdException w:name="heading 9" w:uiPriority="0" w:qFormat="1"/>
-    <w:lsdException w:name="index 1" w:semiHidden="0" w:uiPriority="0" w:unhideWhenUsed="0"/>
-    <w:lsdException w:name="index 2" w:semiHidden="0" w:uiPriority="0" w:unhideWhenUsed="0"/>
-    <w:lsdException w:name="index 3" w:semiHidden="0" w:uiPriority="0" w:unhideWhenUsed="0"/>
-    <w:lsdException w:name="index 4" w:semiHidden="0" w:uiPriority="0" w:unhideWhenUsed="0"/>
-    <w:lsdException w:name="index 5" w:semiHidden="0" w:uiPriority="0" w:unhideWhenUsed="0"/>
-    <w:lsdException w:name="index 6" w:semiHidden="0" w:uiPriority="0" w:unhideWhenUsed="0"/>
-    <w:lsdException w:name="index 7" w:semiHidden="0" w:uiPriority="0" w:unhideWhenUsed="0"/>
-    <w:lsdException w:name="index 8" w:semiHidden="0" w:uiPriority="0" w:unhideWhenUsed="0"/>
-    <w:lsdException w:name="index 9" w:semiHidden="0" w:uiPriority="0" w:unhideWhenUsed="0"/>
-    <w:lsdException w:name="toc 1" w:semiHidden="0" w:uiPriority="0" w:unhideWhenUsed="0" w:qFormat="1"/>
-    <w:lsdException w:name="toc 2" w:semiHidden="0" w:uiPriority="0" w:unhideWhenUsed="0" w:qFormat="1"/>
-    <w:lsdException w:name="toc 3" w:semiHidden="0" w:uiPriority="0" w:unhideWhenUsed="0" w:qFormat="1"/>
-    <w:lsdException w:name="toc 4" w:semiHidden="0" w:uiPriority="0" w:unhideWhenUsed="0"/>
-    <w:lsdException w:name="toc 5" w:semiHidden="0" w:uiPriority="0" w:unhideWhenUsed="0"/>
-    <w:lsdException w:name="toc 6" w:semiHidden="0" w:uiPriority="0" w:unhideWhenUsed="0"/>
-    <w:lsdException w:name="toc 7" w:semiHidden="0" w:uiPriority="0" w:unhideWhenUsed="0"/>
-    <w:lsdException w:name="toc 8" w:semiHidden="0" w:uiPriority="0" w:unhideWhenUsed="0"/>
-    <w:lsdException w:name="toc 9" w:semiHidden="0" w:uiPriority="0" w:unhideWhenUsed="0"/>
-    <w:lsdException w:name="Normal Indent" w:semiHidden="0" w:uiPriority="0" w:unhideWhenUsed="0"/>
-    <w:lsdException w:name="footnote text" w:semiHidden="0" w:uiPriority="0" w:unhideWhenUsed="0"/>
-    <w:lsdException w:name="annotation text" w:semiHidden="0" w:uiPriority="0" w:unhideWhenUsed="0" w:qFormat="1"/>
-    <w:lsdException w:name="header" w:semiHidden="0" w:uiPriority="0" w:unhideWhenUsed="0" w:qFormat="1"/>
-    <w:lsdException w:name="footer" w:semiHidden="0" w:uiPriority="0" w:unhideWhenUsed="0" w:qFormat="1"/>
-    <w:lsdException w:name="index heading" w:semiHidden="0" w:uiPriority="0" w:unhideWhenUsed="0"/>
-    <w:lsdException w:name="caption" w:uiPriority="0" w:qFormat="1"/>
-    <w:lsdException w:name="table of figures" w:semiHidden="0" w:uiPriority="0" w:unhideWhenUsed="0"/>
-    <w:lsdException w:name="envelope address" w:semiHidden="0" w:uiPriority="0" w:unhideWhenUsed="0"/>
-    <w:lsdException w:name="envelope return" w:semiHidden="0" w:uiPriority="0" w:unhideWhenUsed="0"/>
-    <w:lsdException w:name="footnote reference" w:semiHidden="0" w:uiPriority="0" w:unhideWhenUsed="0"/>
-    <w:lsdException w:name="annotation reference" w:semiHidden="0" w:uiPriority="0" w:unhideWhenUsed="0"/>
-    <w:lsdException w:name="line number" w:semiHidden="0" w:uiPriority="0" w:unhideWhenUsed="0"/>
-    <w:lsdException w:name="page number" w:semiHidden="0" w:uiPriority="0" w:unhideWhenUsed="0"/>
-    <w:lsdException w:name="endnote reference" w:semiHidden="0" w:uiPriority="0" w:unhideWhenUsed="0"/>
-    <w:lsdException w:name="endnote text" w:semiHidden="0" w:uiPriority="0" w:unhideWhenUsed="0"/>
-    <w:lsdException w:name="table of authorities" w:semiHidden="0" w:uiPriority="0" w:unhideWhenUsed="0"/>
-    <w:lsdException w:name="macro" w:semiHidden="0" w:uiPriority="0" w:unhideWhenUsed="0"/>
-    <w:lsdException w:name="toa heading" w:semiHidden="0" w:uiPriority="0" w:unhideWhenUsed="0"/>
-    <w:lsdException w:name="List" w:semiHidden="0" w:uiPriority="0" w:unhideWhenUsed="0"/>
-    <w:lsdException w:name="List Bullet" w:semiHidden="0" w:uiPriority="0" w:unhideWhenUsed="0"/>
-    <w:lsdException w:name="List Number" w:semiHidden="0" w:uiPriority="0" w:unhideWhenUsed="0"/>
-    <w:lsdException w:name="List 2" w:semiHidden="0" w:uiPriority="0" w:unhideWhenUsed="0"/>
-    <w:lsdException w:name="List 3" w:semiHidden="0" w:uiPriority="0" w:unhideWhenUsed="0"/>
-    <w:lsdException w:name="List 4" w:semiHidden="0" w:uiPriority="0" w:unhideWhenUsed="0"/>
-    <w:lsdException w:name="List 5" w:semiHidden="0" w:uiPriority="0" w:unhideWhenUsed="0"/>
-    <w:lsdException w:name="List Bullet 2" w:semiHidden="0" w:uiPriority="0" w:unhideWhenUsed="0"/>
-    <w:lsdException w:name="List Bullet 3" w:semiHidden="0" w:uiPriority="0" w:unhideWhenUsed="0"/>
-    <w:lsdException w:name="List Bullet 4" w:semiHidden="0" w:uiPriority="0" w:unhideWhenUsed="0"/>
-    <w:lsdException w:name="List Bullet 5" w:semiHidden="0" w:uiPriority="0" w:unhideWhenUsed="0"/>
-    <w:lsdException w:name="List Number 2" w:semiHidden="0" w:uiPriority="0" w:unhideWhenUsed="0"/>
-    <w:lsdException w:name="List Number 3" w:semiHidden="0" w:uiPriority="0" w:unhideWhenUsed="0"/>
-    <w:lsdException w:name="List Number 4" w:semiHidden="0" w:uiPriority="0" w:unhideWhenUsed="0"/>
-    <w:lsdException w:name="List Number 5" w:semiHidden="0" w:uiPriority="0" w:unhideWhenUsed="0"/>
-    <w:lsdException w:name="Title" w:semiHidden="0" w:uiPriority="0" w:unhideWhenUsed="0" w:qFormat="1"/>
-    <w:lsdException w:name="Closing" w:semiHidden="0" w:uiPriority="0" w:unhideWhenUsed="0"/>
-    <w:lsdException w:name="Signature" w:semiHidden="0" w:uiPriority="0" w:unhideWhenUsed="0"/>
-    <w:lsdException w:name="Default Paragraph Font" w:uiPriority="0" w:unhideWhenUsed="0" w:qFormat="1"/>
-    <w:lsdException w:name="Body Text" w:uiPriority="0" w:unhideWhenUsed="0" w:qFormat="1"/>
-    <w:lsdException w:name="Body Text Indent" w:semiHidden="0" w:uiPriority="0" w:unhideWhenUsed="0"/>
-    <w:lsdException w:name="List Continue" w:semiHidden="0" w:uiPriority="0" w:unhideWhenUsed="0"/>
-    <w:lsdException w:name="List Continue 2" w:semiHidden="0" w:uiPriority="0" w:unhideWhenUsed="0"/>
-    <w:lsdException w:name="List Continue 3" w:semiHidden="0" w:uiPriority="0" w:unhideWhenUsed="0"/>
-    <w:lsdException w:name="List Continue 4" w:semiHidden="0" w:uiPriority="0" w:unhideWhenUsed="0"/>
-    <w:lsdException w:name="List Continue 5" w:semiHidden="0" w:uiPriority="0" w:unhideWhenUsed="0"/>
-    <w:lsdException w:name="Message Header" w:semiHidden="0" w:uiPriority="0" w:unhideWhenUsed="0"/>
-    <w:lsdException w:name="Subtitle" w:semiHidden="0" w:uiPriority="0" w:unhideWhenUsed="0" w:qFormat="1"/>
-    <w:lsdException w:name="Salutation" w:semiHidden="0" w:uiPriority="0" w:unhideWhenUsed="0"/>
-    <w:lsdException w:name="Date" w:semiHidden="0" w:uiPriority="0" w:unhideWhenUsed="0"/>
-    <w:lsdException w:name="Body Text First Indent" w:semiHidden="0" w:uiPriority="0" w:unhideWhenUsed="0"/>
-    <w:lsdException w:name="Body Text First Indent 2" w:semiHidden="0" w:uiPriority="0" w:unhideWhenUsed="0"/>
-    <w:lsdException w:name="Body Text 2" w:semiHidden="0" w:uiPriority="0" w:unhideWhenUsed="0"/>
-    <w:lsdException w:name="Body Text 3" w:semiHidden="0" w:uiPriority="0" w:unhideWhenUsed="0"/>
-    <w:lsdException w:name="Body Text Indent 2" w:semiHidden="0" w:uiPriority="0" w:unhideWhenUsed="0"/>
-    <w:lsdException w:name="Body Text Indent 3" w:semiHidden="0" w:uiPriority="0" w:unhideWhenUsed="0"/>
-    <w:lsdException w:name="Block Text" w:semiHidden="0" w:uiPriority="0" w:unhideWhenUsed="0"/>
-    <w:lsdException w:name="Hyperlink" w:semiHidden="0" w:uiPriority="0" w:unhideWhenUsed="0"/>
-    <w:lsdException w:name="FollowedHyperlink" w:semiHidden="0" w:uiPriority="0" w:unhideWhenUsed="0"/>
-    <w:lsdException w:name="Strong" w:semiHidden="0" w:uiPriority="0" w:unhideWhenUsed="0" w:qFormat="1"/>
-    <w:lsdException w:name="Emphasis" w:semiHidden="0" w:uiPriority="0" w:unhideWhenUsed="0" w:qFormat="1"/>
-    <w:lsdException w:name="Document Map" w:semiHidden="0" w:uiPriority="0" w:unhideWhenUsed="0"/>
-    <w:lsdException w:name="Plain Text" w:semiHidden="0" w:uiPriority="0" w:unhideWhenUsed="0"/>
-    <w:lsdException w:name="E-mail Signature" w:semiHidden="0" w:uiPriority="0" w:unhideWhenUsed="0"/>
-    <w:lsdException w:name="Normal (Web)" w:semiHidden="0" w:uiPriority="0" w:unhideWhenUsed="0" w:qFormat="1"/>
-    <w:lsdException w:name="HTML Acronym" w:semiHidden="0" w:uiPriority="0" w:unhideWhenUsed="0"/>
-    <w:lsdException w:name="HTML Address" w:semiHidden="0" w:uiPriority="0" w:unhideWhenUsed="0"/>
-    <w:lsdException w:name="HTML Cite" w:semiHidden="0" w:uiPriority="0" w:unhideWhenUsed="0"/>
-    <w:lsdException w:name="HTML Code" w:semiHidden="0" w:uiPriority="0" w:unhideWhenUsed="0"/>
-    <w:lsdException w:name="HTML Definition" w:semiHidden="0" w:uiPriority="0" w:unhideWhenUsed="0"/>
-    <w:lsdException w:name="HTML Keyboard" w:semiHidden="0" w:uiPriority="0" w:unhideWhenUsed="0"/>
-    <w:lsdException w:name="HTML Preformatted" w:semiHidden="0" w:uiPriority="0" w:unhideWhenUsed="0"/>
-    <w:lsdException w:name="HTML Sample" w:semiHidden="0" w:uiPriority="0" w:unhideWhenUsed="0"/>
-    <w:lsdException w:name="HTML Typewriter" w:semiHidden="0" w:uiPriority="0" w:unhideWhenUsed="0"/>
-    <w:lsdException w:name="HTML Variable" w:semiHidden="0" w:uiPriority="0" w:unhideWhenUsed="0"/>
-    <w:lsdException w:name="Normal Table" w:uiPriority="0" w:unhideWhenUsed="0" w:qFormat="1"/>
-    <w:lsdException w:name="annotation subject" w:semiHidden="0" w:uiPriority="0" w:unhideWhenUsed="0"/>
-    <w:lsdException w:name="Table Simple 1" w:semiHidden="0" w:uiPriority="0" w:unhideWhenUsed="0"/>
-    <w:lsdException w:name="Table Simple 2" w:semiHidden="0" w:uiPriority="0" w:unhideWhenUsed="0"/>
-    <w:lsdException w:name="Table Simple 3" w:semiHidden="0" w:uiPriority="0" w:unhideWhenUsed="0"/>
-    <w:lsdException w:name="Table Classic 1" w:semiHidden="0" w:uiPriority="0" w:unhideWhenUsed="0"/>
-    <w:lsdException w:name="Table Classic 2" w:semiHidden="0" w:uiPriority="0" w:unhideWhenUsed="0"/>
-    <w:lsdException w:name="Table Classic 3" w:semiHidden="0" w:uiPriority="0" w:unhideWhenUsed="0"/>
-    <w:lsdException w:name="Table Classic 4" w:semiHidden="0" w:uiPriority="0" w:unhideWhenUsed="0"/>
-    <w:lsdException w:name="Table Colorful 1" w:semiHidden="0" w:uiPriority="0" w:unhideWhenUsed="0"/>
-    <w:lsdException w:name="Table Colorful 2" w:semiHidden="0" w:uiPriority="0" w:unhideWhenUsed="0"/>
-    <w:lsdException w:name="Table Colorful 3" w:semiHidden="0" w:uiPriority="0" w:unhideWhenUsed="0"/>
-    <w:lsdException w:name="Table Columns 1" w:semiHidden="0" w:uiPriority="0" w:unhideWhenUsed="0"/>
-    <w:lsdException w:name="Table Columns 2" w:semiHidden="0" w:uiPriority="0" w:unhideWhenUsed="0"/>
-    <w:lsdException w:name="Table Columns 3" w:semiHidden="0" w:uiPriority="0" w:unhideWhenUsed="0"/>
-    <w:lsdException w:name="Table Columns 4" w:semiHidden="0" w:uiPriority="0" w:unhideWhenUsed="0"/>
-    <w:lsdException w:name="Table Columns 5" w:semiHidden="0" w:uiPriority="0" w:unhideWhenUsed="0"/>
-    <w:lsdException w:name="Table Grid 1" w:semiHidden="0" w:uiPriority="0" w:unhideWhenUsed="0"/>
-    <w:lsdException w:name="Table Grid 2" w:semiHidden="0" w:uiPriority="0" w:unhideWhenUsed="0"/>
-    <w:lsdException w:name="Table Grid 3" w:semiHidden="0" w:uiPriority="0" w:unhideWhenUsed="0"/>
-    <w:lsdException w:name="Table Grid 4" w:semiHidden="0" w:uiPriority="0" w:unhideWhenUsed="0"/>
-    <w:lsdException w:name="Table Grid 5" w:semiHidden="0" w:uiPriority="0" w:unhideWhenUsed="0"/>
-    <w:lsdException w:name="Table Grid 6" w:semiHidden="0" w:uiPriority="0" w:unhideWhenUsed="0"/>
-    <w:lsdException w:name="Table Grid 7" w:semiHidden="0" w:uiPriority="0" w:unhideWhenUsed="0"/>
-    <w:lsdException w:name="Table Grid 8" w:semiHidden="0" w:uiPriority="0" w:unhideWhenUsed="0"/>
-    <w:lsdException w:name="Table List 1" w:semiHidden="0" w:uiPriority="0" w:unhideWhenUsed="0"/>
-    <w:lsdException w:name="Table List 2" w:semiHidden="0" w:uiPriority="0" w:unhideWhenUsed="0"/>
-    <w:lsdException w:name="Table List 3" w:semiHidden="0" w:uiPriority="0" w:unhideWhenUsed="0"/>
-    <w:lsdException w:name="Table List 4" w:semiHidden="0" w:uiPriority="0" w:unhideWhenUsed="0"/>
-    <w:lsdException w:name="Table List 5" w:semiHidden="0" w:uiPriority="0" w:unhideWhenUsed="0"/>
-    <w:lsdException w:name="Table List 6" w:semiHidden="0" w:uiPriority="0" w:unhideWhenUsed="0"/>
-    <w:lsdException w:name="Table List 7" w:semiHidden="0" w:uiPriority="0" w:unhideWhenUsed="0"/>
-    <w:lsdException w:name="Table List 8" w:semiHidden="0" w:uiPriority="0" w:unhideWhenUsed="0"/>
-    <w:lsdException w:name="Table 3D effects 1" w:semiHidden="0" w:uiPriority="0" w:unhideWhenUsed="0"/>
-    <w:lsdException w:name="Table 3D effects 2" w:semiHidden="0" w:uiPriority="0" w:unhideWhenUsed="0"/>
-    <w:lsdException w:name="Table 3D effects 3" w:semiHidden="0" w:uiPriority="0" w:unhideWhenUsed="0"/>
-    <w:lsdException w:name="Table Contemporary" w:semiHidden="0" w:uiPriority="0" w:unhideWhenUsed="0"/>
-    <w:lsdException w:name="Table Elegant" w:semiHidden="0" w:uiPriority="0" w:unhideWhenUsed="0"/>
-    <w:lsdException w:name="Table Professional" w:semiHidden="0" w:uiPriority="0" w:unhideWhenUsed="0"/>
-    <w:lsdException w:name="Table Subtle 1" w:semiHidden="0" w:uiPriority="0" w:unhideWhenUsed="0"/>
-    <w:lsdException w:name="Table Subtle 2" w:semiHidden="0" w:uiPriority="0" w:unhideWhenUsed="0"/>
-    <w:lsdException w:name="Table Web 1" w:semiHidden="0" w:uiPriority="0" w:unhideWhenUsed="0"/>
-    <w:lsdException w:name="Table Web 2" w:semiHidden="0" w:uiPriority="0" w:unhideWhenUsed="0"/>
-    <w:lsdException w:name="Table Web 3" w:semiHidden="0" w:uiPriority="0" w:unhideWhenUsed="0"/>
-    <w:lsdException w:name="Balloon Text" w:semiHidden="0" w:uiPriority="0" w:unhideWhenUsed="0"/>
-    <w:lsdException w:name="Table Grid" w:semiHidden="0" w:uiPriority="0" w:unhideWhenUsed="0" w:qFormat="1"/>
-    <w:lsdException w:name="Table Theme" w:semiHidden="0" w:uiPriority="0" w:unhideWhenUsed="0"/>
-    <w:lsdException w:name="Light Shading" w:semiHidden="0" w:uiPriority="60" w:unhideWhenUsed="0"/>
-    <w:lsdException w:name="Light List" w:semiHidden="0" w:uiPriority="61" w:unhideWhenUsed="0"/>
-    <w:lsdException w:name="Light Grid" w:semiHidden="0" w:uiPriority="62" w:unhideWhenUsed="0"/>
-    <w:lsdException w:name="Medium Shading 1" w:semiHidden="0" w:uiPriority="63" w:unhideWhenUsed="0"/>
-    <w:lsdException w:name="Medium Shading 2" w:semiHidden="0" w:uiPriority="64" w:unhideWhenUsed="0"/>
-    <w:lsdException w:name="Medium List 1" w:semiHidden="0" w:uiPriority="65" w:unhideWhenUsed="0"/>
-    <w:lsdException w:name="Medium List 2" w:semiHidden="0" w:uiPriority="66" w:unhideWhenUsed="0"/>
-    <w:lsdException w:name="Medium Grid 1" w:semiHidden="0" w:uiPriority="67" w:unhideWhenUsed="0"/>
-    <w:lsdException w:name="Medium Grid 2" w:semiHidden="0" w:uiPriority="68" w:unhideWhenUsed="0"/>
-    <w:lsdException w:name="Medium Grid 3" w:semiHidden="0" w:uiPriority="69" w:unhideWhenUsed="0"/>
-    <w:lsdException w:name="Dark List" w:semiHidden="0" w:uiPriority="70" w:unhideWhenUsed="0"/>
-    <w:lsdException w:name="Colorful Shading" w:semiHidden="0" w:uiPriority="71" w:unhideWhenUsed="0"/>
-    <w:lsdException w:name="Colorful List" w:semiHidden="0" w:uiPriority="72" w:unhideWhenUsed="0"/>
-    <w:lsdException w:name="Colorful Grid" w:semiHidden="0" w:uiPriority="73" w:unhideWhenUsed="0"/>
-    <w:lsdException w:name="Light Shading Accent 1" w:semiHidden="0" w:uiPriority="60" w:unhideWhenUsed="0"/>
-    <w:lsdException w:name="Light List Accent 1" w:semiHidden="0" w:uiPriority="61" w:unhideWhenUsed="0"/>
-    <w:lsdException w:name="Light Grid Accent 1" w:semiHidden="0" w:uiPriority="62" w:unhideWhenUsed="0"/>
-    <w:lsdException w:name="Medium Shading 1 Accent 1" w:semiHidden="0" w:uiPriority="63" w:unhideWhenUsed="0"/>
-    <w:lsdException w:name="Medium Shading 2 Accent 1" w:semiHidden="0" w:uiPriority="64" w:unhideWhenUsed="0"/>
-    <w:lsdException w:name="Medium List 1 Accent 1" w:semiHidden="0" w:uiPriority="65" w:unhideWhenUsed="0"/>
-    <w:lsdException w:name="Medium List 2 Accent 1" w:semiHidden="0" w:uiPriority="66" w:unhideWhenUsed="0"/>
-    <w:lsdException w:name="Medium Grid 1 Accent 1" w:semiHidden="0" w:uiPriority="67" w:unhideWhenUsed="0"/>
-    <w:lsdException w:name="Medium Grid 2 Accent 1" w:semiHidden="0" w:uiPriority="68" w:unhideWhenUsed="0"/>
-    <w:lsdException w:name="Medium Grid 3 Accent 1" w:semiHidden="0" w:uiPriority="69" w:unhideWhenUsed="0"/>
-    <w:lsdException w:name="Dark List Accent 1" w:semiHidden="0" w:uiPriority="70" w:unhideWhenUsed="0"/>
-    <w:lsdException w:name="Colorful Shading Accent 1" w:semiHidden="0" w:uiPriority="71" w:unhideWhenUsed="0"/>
-    <w:lsdException w:name="Colorful List Accent 1" w:semiHidden="0" w:uiPriority="72" w:unhideWhenUsed="0"/>
-    <w:lsdException w:name="Colorful Grid Accent 1" w:semiHidden="0" w:uiPriority="73" w:unhideWhenUsed="0"/>
-    <w:lsdException w:name="Light Shading Accent 2" w:semiHidden="0" w:uiPriority="60" w:unhideWhenUsed="0"/>
-    <w:lsdException w:name="Light List Accent 2" w:semiHidden="0" w:uiPriority="61" w:unhideWhenUsed="0"/>
-    <w:lsdException w:name="Light Grid Accent 2" w:semiHidden="0" w:uiPriority="62" w:unhideWhenUsed="0"/>
-    <w:lsdException w:name="Medium Shading 1 Accent 2" w:semiHidden="0" w:uiPriority="63" w:unhideWhenUsed="0"/>
-    <w:lsdException w:name="Medium Shading 2 Accent 2" w:semiHidden="0" w:uiPriority="64" w:unhideWhenUsed="0"/>
-    <w:lsdException w:name="Medium List 1 Accent 2" w:semiHidden="0" w:uiPriority="65" w:unhideWhenUsed="0"/>
-    <w:lsdException w:name="Medium List 2 Accent 2" w:semiHidden="0" w:uiPriority="66" w:unhideWhenUsed="0"/>
-    <w:lsdException w:name="Medium Grid 1 Accent 2" w:semiHidden="0" w:uiPriority="67" w:unhideWhenUsed="0"/>
-    <w:lsdException w:name="Medium Grid 2 Accent 2" w:semiHidden="0" w:uiPriority="68" w:unhideWhenUsed="0"/>
-    <w:lsdException w:name="Medium Grid 3 Accent 2" w:semiHidden="0" w:uiPriority="69" w:unhideWhenUsed="0"/>
-    <w:lsdException w:name="Dark List Accent 2" w:semiHidden="0" w:uiPriority="70" w:unhideWhenUsed="0"/>
-    <w:lsdException w:name="Colorful Shading Accent 2" w:semiHidden="0" w:uiPriority="71" w:unhideWhenUsed="0"/>
-    <w:lsdException w:name="Colorful List Accent 2" w:semiHidden="0" w:uiPriority="72" w:unhideWhenUsed="0"/>
-    <w:lsdException w:name="Colorful Grid Accent 2" w:semiHidden="0" w:uiPriority="73" w:unhideWhenUsed="0"/>
-    <w:lsdException w:name="Light Shading Accent 3" w:semiHidden="0" w:uiPriority="60" w:unhideWhenUsed="0"/>
-    <w:lsdException w:name="Light List Accent 3" w:semiHidden="0" w:uiPriority="61" w:unhideWhenUsed="0"/>
-    <w:lsdException w:name="Light Grid Accent 3" w:semiHidden="0" w:uiPriority="62" w:unhideWhenUsed="0"/>
-    <w:lsdException w:name="Medium Shading 1 Accent 3" w:semiHidden="0" w:uiPriority="63" w:unhideWhenUsed="0"/>
-    <w:lsdException w:name="Medium Shading 2 Accent 3" w:semiHidden="0" w:uiPriority="64" w:unhideWhenUsed="0"/>
-    <w:lsdException w:name="Medium List 1 Accent 3" w:semiHidden="0" w:uiPriority="65" w:unhideWhenUsed="0"/>
-    <w:lsdException w:name="Medium List 2 Accent 3" w:semiHidden="0" w:uiPriority="66" w:unhideWhenUsed="0"/>
-    <w:lsdException w:name="Medium Grid 1 Accent 3" w:semiHidden="0" w:uiPriority="67" w:unhideWhenUsed="0"/>
-    <w:lsdException w:name="Medium Grid 2 Accent 3" w:semiHidden="0" w:uiPriority="68" w:unhideWhenUsed="0"/>
-    <w:lsdException w:name="Medium Grid 3 Accent 3" w:semiHidden="0" w:uiPriority="69" w:unhideWhenUsed="0"/>
-    <w:lsdException w:name="Dark List Accent 3" w:semiHidden="0" w:uiPriority="70" w:unhideWhenUsed="0"/>
-    <w:lsdException w:name="Colorful Shading Accent 3" w:semiHidden="0" w:uiPriority="71" w:unhideWhenUsed="0"/>
-    <w:lsdException w:name="Colorful List Accent 3" w:semiHidden="0" w:uiPriority="72" w:unhideWhenUsed="0"/>
-    <w:lsdException w:name="Colorful Grid Accent 3" w:semiHidden="0" w:uiPriority="73" w:unhideWhenUsed="0"/>
-    <w:lsdException w:name="Light Shading Accent 4" w:semiHidden="0" w:uiPriority="60" w:unhideWhenUsed="0"/>
-    <w:lsdException w:name="Light List Accent 4" w:semiHidden="0" w:uiPriority="61" w:unhideWhenUsed="0"/>
-    <w:lsdException w:name="Light Grid Accent 4" w:semiHidden="0" w:uiPriority="62" w:unhideWhenUsed="0"/>
-    <w:lsdException w:name="Medium Shading 1 Accent 4" w:semiHidden="0" w:uiPriority="63" w:unhideWhenUsed="0"/>
-    <w:lsdException w:name="Medium Shading 2 Accent 4" w:semiHidden="0" w:uiPriority="64" w:unhideWhenUsed="0"/>
-    <w:lsdException w:name="Medium List 1 Accent 4" w:semiHidden="0" w:uiPriority="65" w:unhideWhenUsed="0"/>
-    <w:lsdException w:name="Medium List 2 Accent 4" w:semiHidden="0" w:uiPriority="66" w:unhideWhenUsed="0"/>
-    <w:lsdException w:name="Medium Grid 1 Accent 4" w:semiHidden="0" w:uiPriority="67" w:unhideWhenUsed="0"/>
-    <w:lsdException w:name="Medium Grid 2 Accent 4" w:semiHidden="0" w:uiPriority="68" w:unhideWhenUsed="0"/>
-    <w:lsdException w:name="Medium Grid 3 Accent 4" w:semiHidden="0" w:uiPriority="69" w:unhideWhenUsed="0"/>
-    <w:lsdException w:name="Dark List Accent 4" w:semiHidden="0" w:uiPriority="70" w:unhideWhenUsed="0"/>
-    <w:lsdException w:name="Colorful Shading Accent 4" w:semiHidden="0" w:uiPriority="71" w:unhideWhenUsed="0"/>
-    <w:lsdException w:name="Colorful List Accent 4" w:semiHidden="0" w:uiPriority="72" w:unhideWhenUsed="0"/>
-    <w:lsdException w:name="Colorful Grid Accent 4" w:semiHidden="0" w:uiPriority="73" w:unhideWhenUsed="0"/>
-    <w:lsdException w:name="Light Shading Accent 5" w:semiHidden="0" w:uiPriority="60" w:unhideWhenUsed="0"/>
-    <w:lsdException w:name="Light List Accent 5" w:semiHidden="0" w:uiPriority="61" w:unhideWhenUsed="0"/>
-    <w:lsdException w:name="Light Grid Accent 5" w:semiHidden="0" w:uiPriority="62" w:unhideWhenUsed="0"/>
-    <w:lsdException w:name="Medium Shading 1 Accent 5" w:semiHidden="0" w:uiPriority="63" w:unhideWhenUsed="0"/>
-    <w:lsdException w:name="Medium Shading 2 Accent 5" w:semiHidden="0" w:uiPriority="64" w:unhideWhenUsed="0"/>
-    <w:lsdException w:name="Medium List 1 Accent 5" w:semiHidden="0" w:uiPriority="65" w:unhideWhenUsed="0"/>
-    <w:lsdException w:name="Medium List 2 Accent 5" w:semiHidden="0" w:uiPriority="66" w:unhideWhenUsed="0"/>
-    <w:lsdException w:name="Medium Grid 1 Accent 5" w:semiHidden="0" w:uiPriority="67" w:unhideWhenUsed="0"/>
-    <w:lsdException w:name="Medium Grid 2 Accent 5" w:semiHidden="0" w:uiPriority="68" w:unhideWhenUsed="0"/>
-    <w:lsdException w:name="Medium Grid 3 Accent 5" w:semiHidden="0" w:uiPriority="69" w:unhideWhenUsed="0"/>
-    <w:lsdException w:name="Dark List Accent 5" w:semiHidden="0" w:uiPriority="70" w:unhideWhenUsed="0"/>
-    <w:lsdException w:name="Colorful Shading Accent 5" w:semiHidden="0" w:uiPriority="71" w:unhideWhenUsed="0"/>
-    <w:lsdException w:name="Colorful List Accent 5" w:semiHidden="0" w:uiPriority="72" w:unhideWhenUsed="0"/>
-    <w:lsdException w:name="Colorful Grid Accent 5" w:semiHidden="0" w:uiPriority="73" w:unhideWhenUsed="0"/>
-    <w:lsdException w:name="Light Shading Accent 6" w:semiHidden="0" w:uiPriority="60" w:unhideWhenUsed="0"/>
-    <w:lsdException w:name="Light List Accent 6" w:semiHidden="0" w:uiPriority="61" w:unhideWhenUsed="0"/>
-    <w:lsdException w:name="Light Grid Accent 6" w:semiHidden="0" w:uiPriority="62" w:unhideWhenUsed="0"/>
-    <w:lsdException w:name="Medium Shading 1 Accent 6" w:semiHidden="0" w:uiPriority="63" w:unhideWhenUsed="0"/>
-    <w:lsdException w:name="Medium Shading 2 Accent 6" w:semiHidden="0" w:uiPriority="64" w:unhideWhenUsed="0"/>
-    <w:lsdException w:name="Medium List 1 Accent 6" w:semiHidden="0" w:uiPriority="65" w:unhideWhenUsed="0"/>
-    <w:lsdException w:name="Medium List 2 Accent 6" w:semiHidden="0" w:uiPriority="66" w:unhideWhenUsed="0"/>
-    <w:lsdException w:name="Medium Grid 1 Accent 6" w:semiHidden="0" w:uiPriority="67" w:unhideWhenUsed="0"/>
-    <w:lsdException w:name="Medium Grid 2 Accent 6" w:semiHidden="0" w:uiPriority="68" w:unhideWhenUsed="0"/>
-    <w:lsdException w:name="Medium Grid 3 Accent 6" w:semiHidden="0" w:uiPriority="69" w:unhideWhenUsed="0"/>
-    <w:lsdException w:name="Dark List Accent 6" w:semiHidden="0" w:uiPriority="70" w:unhideWhenUsed="0"/>
-    <w:lsdException w:name="Colorful Shading Accent 6" w:semiHidden="0" w:uiPriority="71" w:unhideWhenUsed="0"/>
-    <w:lsdException w:name="Colorful List Accent 6" w:semiHidden="0" w:uiPriority="72" w:unhideWhenUsed="0"/>
-    <w:lsdException w:name="Colorful Grid Accent 6" w:semiHidden="0" w:uiPriority="73" w:unhideWhenUsed="0"/>
+  <w:latentStyles w:count="260" w:defQFormat="0" w:defUnhideWhenUsed="1" w:defSemiHidden="1" w:defUIPriority="99" w:defLockedState="0">
+    <w:lsdException w:qFormat="1" w:unhideWhenUsed="0" w:uiPriority="0" w:semiHidden="0" w:name="Normal"/>
+    <w:lsdException w:qFormat="1" w:unhideWhenUsed="0" w:uiPriority="0" w:semiHidden="0" w:name="heading 1"/>
+    <w:lsdException w:qFormat="1" w:uiPriority="0" w:semiHidden="0" w:name="heading 2"/>
+    <w:lsdException w:qFormat="1" w:uiPriority="0" w:name="heading 3"/>
+    <w:lsdException w:qFormat="1" w:uiPriority="0" w:semiHidden="0" w:name="heading 4"/>
+    <w:lsdException w:qFormat="1" w:uiPriority="0" w:name="heading 5"/>
+    <w:lsdException w:qFormat="1" w:uiPriority="0" w:name="heading 6"/>
+    <w:lsdException w:qFormat="1" w:uiPriority="0" w:name="heading 7"/>
+    <w:lsdException w:qFormat="1" w:uiPriority="0" w:name="heading 8"/>
+    <w:lsdException w:qFormat="1" w:uiPriority="0" w:name="heading 9"/>
+    <w:lsdException w:unhideWhenUsed="0" w:uiPriority="0" w:semiHidden="0" w:name="index 1"/>
+    <w:lsdException w:unhideWhenUsed="0" w:uiPriority="0" w:semiHidden="0" w:name="index 2"/>
+    <w:lsdException w:unhideWhenUsed="0" w:uiPriority="0" w:semiHidden="0" w:name="index 3"/>
+    <w:lsdException w:unhideWhenUsed="0" w:uiPriority="0" w:semiHidden="0" w:name="index 4"/>
+    <w:lsdException w:unhideWhenUsed="0" w:uiPriority="0" w:semiHidden="0" w:name="index 5"/>
+    <w:lsdException w:unhideWhenUsed="0" w:uiPriority="0" w:semiHidden="0" w:name="index 6"/>
+    <w:lsdException w:unhideWhenUsed="0" w:uiPriority="0" w:semiHidden="0" w:name="index 7"/>
+    <w:lsdException w:unhideWhenUsed="0" w:uiPriority="0" w:semiHidden="0" w:name="index 8"/>
+    <w:lsdException w:unhideWhenUsed="0" w:uiPriority="0" w:semiHidden="0" w:name="index 9"/>
+    <w:lsdException w:qFormat="1" w:unhideWhenUsed="0" w:uiPriority="0" w:semiHidden="0" w:name="toc 1"/>
+    <w:lsdException w:qFormat="1" w:unhideWhenUsed="0" w:uiPriority="0" w:semiHidden="0" w:name="toc 2"/>
+    <w:lsdException w:qFormat="1" w:unhideWhenUsed="0" w:uiPriority="0" w:semiHidden="0" w:name="toc 3"/>
+    <w:lsdException w:unhideWhenUsed="0" w:uiPriority="0" w:semiHidden="0" w:name="toc 4"/>
+    <w:lsdException w:unhideWhenUsed="0" w:uiPriority="0" w:semiHidden="0" w:name="toc 5"/>
+    <w:lsdException w:unhideWhenUsed="0" w:uiPriority="0" w:semiHidden="0" w:name="toc 6"/>
+    <w:lsdException w:unhideWhenUsed="0" w:uiPriority="0" w:semiHidden="0" w:name="toc 7"/>
+    <w:lsdException w:unhideWhenUsed="0" w:uiPriority="0" w:semiHidden="0" w:name="toc 8"/>
+    <w:lsdException w:unhideWhenUsed="0" w:uiPriority="0" w:semiHidden="0" w:name="toc 9"/>
+    <w:lsdException w:unhideWhenUsed="0" w:uiPriority="0" w:semiHidden="0" w:name="Normal Indent"/>
+    <w:lsdException w:unhideWhenUsed="0" w:uiPriority="0" w:semiHidden="0" w:name="footnote text"/>
+    <w:lsdException w:qFormat="1" w:unhideWhenUsed="0" w:uiPriority="0" w:semiHidden="0" w:name="annotation text"/>
+    <w:lsdException w:qFormat="1" w:unhideWhenUsed="0" w:uiPriority="0" w:semiHidden="0" w:name="header"/>
+    <w:lsdException w:qFormat="1" w:unhideWhenUsed="0" w:uiPriority="0" w:semiHidden="0" w:name="footer"/>
+    <w:lsdException w:unhideWhenUsed="0" w:uiPriority="0" w:semiHidden="0" w:name="index heading"/>
+    <w:lsdException w:qFormat="1" w:uiPriority="0" w:name="caption"/>
+    <w:lsdException w:unhideWhenUsed="0" w:uiPriority="0" w:semiHidden="0" w:name="table of figures"/>
+    <w:lsdException w:unhideWhenUsed="0" w:uiPriority="0" w:semiHidden="0" w:name="envelope address"/>
+    <w:lsdException w:unhideWhenUsed="0" w:uiPriority="0" w:semiHidden="0" w:name="envelope return"/>
+    <w:lsdException w:unhideWhenUsed="0" w:uiPriority="0" w:semiHidden="0" w:name="footnote reference"/>
+    <w:lsdException w:unhideWhenUsed="0" w:uiPriority="0" w:semiHidden="0" w:name="annotation reference"/>
+    <w:lsdException w:unhideWhenUsed="0" w:uiPriority="0" w:semiHidden="0" w:name="line number"/>
+    <w:lsdException w:unhideWhenUsed="0" w:uiPriority="0" w:semiHidden="0" w:name="page number"/>
+    <w:lsdException w:unhideWhenUsed="0" w:uiPriority="0" w:semiHidden="0" w:name="endnote reference"/>
+    <w:lsdException w:unhideWhenUsed="0" w:uiPriority="0" w:semiHidden="0" w:name="endnote text"/>
+    <w:lsdException w:unhideWhenUsed="0" w:uiPriority="0" w:semiHidden="0" w:name="table of authorities"/>
+    <w:lsdException w:unhideWhenUsed="0" w:uiPriority="0" w:semiHidden="0" w:name="macro"/>
+    <w:lsdException w:unhideWhenUsed="0" w:uiPriority="0" w:semiHidden="0" w:name="toa heading"/>
+    <w:lsdException w:unhideWhenUsed="0" w:uiPriority="0" w:semiHidden="0" w:name="List"/>
+    <w:lsdException w:unhideWhenUsed="0" w:uiPriority="0" w:semiHidden="0" w:name="List Bullet"/>
+    <w:lsdException w:unhideWhenUsed="0" w:uiPriority="0" w:semiHidden="0" w:name="List Number"/>
+    <w:lsdException w:unhideWhenUsed="0" w:uiPriority="0" w:semiHidden="0" w:name="List 2"/>
+    <w:lsdException w:unhideWhenUsed="0" w:uiPriority="0" w:semiHidden="0" w:name="List 3"/>
+    <w:lsdException w:unhideWhenUsed="0" w:uiPriority="0" w:semiHidden="0" w:name="List 4"/>
+    <w:lsdException w:unhideWhenUsed="0" w:uiPriority="0" w:semiHidden="0" w:name="List 5"/>
+    <w:lsdException w:unhideWhenUsed="0" w:uiPriority="0" w:semiHidden="0" w:name="List Bullet 2"/>
+    <w:lsdException w:unhideWhenUsed="0" w:uiPriority="0" w:semiHidden="0" w:name="List Bullet 3"/>
+    <w:lsdException w:unhideWhenUsed="0" w:uiPriority="0" w:semiHidden="0" w:name="List Bullet 4"/>
+    <w:lsdException w:unhideWhenUsed="0" w:uiPriority="0" w:semiHidden="0" w:name="List Bullet 5"/>
+    <w:lsdException w:unhideWhenUsed="0" w:uiPriority="0" w:semiHidden="0" w:name="List Number 2"/>
+    <w:lsdException w:unhideWhenUsed="0" w:uiPriority="0" w:semiHidden="0" w:name="List Number 3"/>
+    <w:lsdException w:unhideWhenUsed="0" w:uiPriority="0" w:semiHidden="0" w:name="List Number 4"/>
+    <w:lsdException w:unhideWhenUsed="0" w:uiPriority="0" w:semiHidden="0" w:name="List Number 5"/>
+    <w:lsdException w:qFormat="1" w:unhideWhenUsed="0" w:uiPriority="0" w:semiHidden="0" w:name="Title"/>
+    <w:lsdException w:unhideWhenUsed="0" w:uiPriority="0" w:semiHidden="0" w:name="Closing"/>
+    <w:lsdException w:unhideWhenUsed="0" w:uiPriority="0" w:semiHidden="0" w:name="Signature"/>
+    <w:lsdException w:qFormat="1" w:unhideWhenUsed="0" w:uiPriority="0" w:name="Default Paragraph Font"/>
+    <w:lsdException w:qFormat="1" w:unhideWhenUsed="0" w:uiPriority="0" w:name="Body Text"/>
+    <w:lsdException w:unhideWhenUsed="0" w:uiPriority="0" w:semiHidden="0" w:name="Body Text Indent"/>
+    <w:lsdException w:unhideWhenUsed="0" w:uiPriority="0" w:semiHidden="0" w:name="List Continue"/>
+    <w:lsdException w:unhideWhenUsed="0" w:uiPriority="0" w:semiHidden="0" w:name="List Continue 2"/>
+    <w:lsdException w:unhideWhenUsed="0" w:uiPriority="0" w:semiHidden="0" w:name="List Continue 3"/>
+    <w:lsdException w:unhideWhenUsed="0" w:uiPriority="0" w:semiHidden="0" w:name="List Continue 4"/>
+    <w:lsdException w:unhideWhenUsed="0" w:uiPriority="0" w:semiHidden="0" w:name="List Continue 5"/>
+    <w:lsdException w:unhideWhenUsed="0" w:uiPriority="0" w:semiHidden="0" w:name="Message Header"/>
+    <w:lsdException w:qFormat="1" w:unhideWhenUsed="0" w:uiPriority="0" w:semiHidden="0" w:name="Subtitle"/>
+    <w:lsdException w:unhideWhenUsed="0" w:uiPriority="0" w:semiHidden="0" w:name="Salutation"/>
+    <w:lsdException w:unhideWhenUsed="0" w:uiPriority="0" w:semiHidden="0" w:name="Date"/>
+    <w:lsdException w:unhideWhenUsed="0" w:uiPriority="0" w:semiHidden="0" w:name="Body Text First Indent"/>
+    <w:lsdException w:unhideWhenUsed="0" w:uiPriority="0" w:semiHidden="0" w:name="Body Text First Indent 2"/>
+    <w:lsdException w:uiPriority="99" w:name="Note Heading"/>
+    <w:lsdException w:unhideWhenUsed="0" w:uiPriority="0" w:semiHidden="0" w:name="Body Text 2"/>
+    <w:lsdException w:unhideWhenUsed="0" w:uiPriority="0" w:semiHidden="0" w:name="Body Text 3"/>
+    <w:lsdException w:unhideWhenUsed="0" w:uiPriority="0" w:semiHidden="0" w:name="Body Text Indent 2"/>
+    <w:lsdException w:unhideWhenUsed="0" w:uiPriority="0" w:semiHidden="0" w:name="Body Text Indent 3"/>
+    <w:lsdException w:unhideWhenUsed="0" w:uiPriority="0" w:semiHidden="0" w:name="Block Text"/>
+    <w:lsdException w:unhideWhenUsed="0" w:uiPriority="0" w:semiHidden="0" w:name="Hyperlink"/>
+    <w:lsdException w:unhideWhenUsed="0" w:uiPriority="0" w:semiHidden="0" w:name="FollowedHyperlink"/>
+    <w:lsdException w:qFormat="1" w:unhideWhenUsed="0" w:uiPriority="0" w:semiHidden="0" w:name="Strong"/>
+    <w:lsdException w:qFormat="1" w:unhideWhenUsed="0" w:uiPriority="0" w:semiHidden="0" w:name="Emphasis"/>
+    <w:lsdException w:unhideWhenUsed="0" w:uiPriority="0" w:semiHidden="0" w:name="Document Map"/>
+    <w:lsdException w:unhideWhenUsed="0" w:uiPriority="0" w:semiHidden="0" w:name="Plain Text"/>
+    <w:lsdException w:unhideWhenUsed="0" w:uiPriority="0" w:semiHidden="0" w:name="E-mail Signature"/>
+    <w:lsdException w:qFormat="1" w:unhideWhenUsed="0" w:uiPriority="0" w:semiHidden="0" w:name="Normal (Web)"/>
+    <w:lsdException w:unhideWhenUsed="0" w:uiPriority="0" w:semiHidden="0" w:name="HTML Acronym"/>
+    <w:lsdException w:unhideWhenUsed="0" w:uiPriority="0" w:semiHidden="0" w:name="HTML Address"/>
+    <w:lsdException w:unhideWhenUsed="0" w:uiPriority="0" w:semiHidden="0" w:name="HTML Cite"/>
+    <w:lsdException w:unhideWhenUsed="0" w:uiPriority="0" w:semiHidden="0" w:name="HTML Code"/>
+    <w:lsdException w:unhideWhenUsed="0" w:uiPriority="0" w:semiHidden="0" w:name="HTML Definition"/>
+    <w:lsdException w:unhideWhenUsed="0" w:uiPriority="0" w:semiHidden="0" w:name="HTML Keyboard"/>
+    <w:lsdException w:unhideWhenUsed="0" w:uiPriority="0" w:semiHidden="0" w:name="HTML Preformatted"/>
+    <w:lsdException w:unhideWhenUsed="0" w:uiPriority="0" w:semiHidden="0" w:name="HTML Sample"/>
+    <w:lsdException w:unhideWhenUsed="0" w:uiPriority="0" w:semiHidden="0" w:name="HTML Typewriter"/>
+    <w:lsdException w:unhideWhenUsed="0" w:uiPriority="0" w:semiHidden="0" w:name="HTML Variable"/>
+    <w:lsdException w:qFormat="1" w:unhideWhenUsed="0" w:uiPriority="0" w:name="Normal Table"/>
+    <w:lsdException w:unhideWhenUsed="0" w:uiPriority="0" w:semiHidden="0" w:name="annotation subject"/>
+    <w:lsdException w:unhideWhenUsed="0" w:uiPriority="0" w:semiHidden="0" w:name="Table Simple 1"/>
+    <w:lsdException w:unhideWhenUsed="0" w:uiPriority="0" w:semiHidden="0" w:name="Table Simple 2"/>
+    <w:lsdException w:unhideWhenUsed="0" w:uiPriority="0" w:semiHidden="0" w:name="Table Simple 3"/>
+    <w:lsdException w:unhideWhenUsed="0" w:uiPriority="0" w:semiHidden="0" w:name="Table Classic 1"/>
+    <w:lsdException w:unhideWhenUsed="0" w:uiPriority="0" w:semiHidden="0" w:name="Table Classic 2"/>
+    <w:lsdException w:unhideWhenUsed="0" w:uiPriority="0" w:semiHidden="0" w:name="Table Classic 3"/>
+    <w:lsdException w:unhideWhenUsed="0" w:uiPriority="0" w:semiHidden="0" w:name="Table Classic 4"/>
+    <w:lsdException w:unhideWhenUsed="0" w:uiPriority="0" w:semiHidden="0" w:name="Table Colorful 1"/>
+    <w:lsdException w:unhideWhenUsed="0" w:uiPriority="0" w:semiHidden="0" w:name="Table Colorful 2"/>
+    <w:lsdException w:unhideWhenUsed="0" w:uiPriority="0" w:semiHidden="0" w:name="Table Colorful 3"/>
+    <w:lsdException w:unhideWhenUsed="0" w:uiPriority="0" w:semiHidden="0" w:name="Table Columns 1"/>
+    <w:lsdException w:unhideWhenUsed="0" w:uiPriority="0" w:semiHidden="0" w:name="Table Columns 2"/>
+    <w:lsdException w:unhideWhenUsed="0" w:uiPriority="0" w:semiHidden="0" w:name="Table Columns 3"/>
+    <w:lsdException w:unhideWhenUsed="0" w:uiPriority="0" w:semiHidden="0" w:name="Table Columns 4"/>
+    <w:lsdException w:unhideWhenUsed="0" w:uiPriority="0" w:semiHidden="0" w:name="Table Columns 5"/>
+    <w:lsdException w:unhideWhenUsed="0" w:uiPriority="0" w:semiHidden="0" w:name="Table Grid 1"/>
+    <w:lsdException w:unhideWhenUsed="0" w:uiPriority="0" w:semiHidden="0" w:name="Table Grid 2"/>
+    <w:lsdException w:unhideWhenUsed="0" w:uiPriority="0" w:semiHidden="0" w:name="Table Grid 3"/>
+    <w:lsdException w:unhideWhenUsed="0" w:uiPriority="0" w:semiHidden="0" w:name="Table Grid 4"/>
+    <w:lsdException w:unhideWhenUsed="0" w:uiPriority="0" w:semiHidden="0" w:name="Table Grid 5"/>
+    <w:lsdException w:unhideWhenUsed="0" w:uiPriority="0" w:semiHidden="0" w:name="Table Grid 6"/>
+    <w:lsdException w:unhideWhenUsed="0" w:uiPriority="0" w:semiHidden="0" w:name="Table Grid 7"/>
+    <w:lsdException w:unhideWhenUsed="0" w:uiPriority="0" w:semiHidden="0" w:name="Table Grid 8"/>
+    <w:lsdException w:unhideWhenUsed="0" w:uiPriority="0" w:semiHidden="0" w:name="Table List 1"/>
+    <w:lsdException w:unhideWhenUsed="0" w:uiPriority="0" w:semiHidden="0" w:name="Table List 2"/>
+    <w:lsdException w:unhideWhenUsed="0" w:uiPriority="0" w:semiHidden="0" w:name="Table List 3"/>
+    <w:lsdException w:unhideWhenUsed="0" w:uiPriority="0" w:semiHidden="0" w:name="Table List 4"/>
+    <w:lsdException w:unhideWhenUsed="0" w:uiPriority="0" w:semiHidden="0" w:name="Table List 5"/>
+    <w:lsdException w:unhideWhenUsed="0" w:uiPriority="0" w:semiHidden="0" w:name="Table List 6"/>
+    <w:lsdException w:unhideWhenUsed="0" w:uiPriority="0" w:semiHidden="0" w:name="Table List 7"/>
+    <w:lsdException w:unhideWhenUsed="0" w:uiPriority="0" w:semiHidden="0" w:name="Table List 8"/>
+    <w:lsdException w:unhideWhenUsed="0" w:uiPriority="0" w:semiHidden="0" w:name="Table 3D effects 1"/>
+    <w:lsdException w:unhideWhenUsed="0" w:uiPriority="0" w:semiHidden="0" w:name="Table 3D effects 2"/>
+    <w:lsdException w:unhideWhenUsed="0" w:uiPriority="0" w:semiHidden="0" w:name="Table 3D effects 3"/>
+    <w:lsdException w:unhideWhenUsed="0" w:uiPriority="0" w:semiHidden="0" w:name="Table Contemporary"/>
+    <w:lsdException w:unhideWhenUsed="0" w:uiPriority="0" w:semiHidden="0" w:name="Table Elegant"/>
+    <w:lsdException w:unhideWhenUsed="0" w:uiPriority="0" w:semiHidden="0" w:name="Table Professional"/>
+    <w:lsdException w:unhideWhenUsed="0" w:uiPriority="0" w:semiHidden="0" w:name="Table Subtle 1"/>
+    <w:lsdException w:unhideWhenUsed="0" w:uiPriority="0" w:semiHidden="0" w:name="Table Subtle 2"/>
+    <w:lsdException w:unhideWhenUsed="0" w:uiPriority="0" w:semiHidden="0" w:name="Table Web 1"/>
+    <w:lsdException w:unhideWhenUsed="0" w:uiPriority="0" w:semiHidden="0" w:name="Table Web 2"/>
+    <w:lsdException w:unhideWhenUsed="0" w:uiPriority="0" w:semiHidden="0" w:name="Table Web 3"/>
+    <w:lsdException w:unhideWhenUsed="0" w:uiPriority="0" w:semiHidden="0" w:name="Balloon Text"/>
+    <w:lsdException w:qFormat="1" w:unhideWhenUsed="0" w:uiPriority="0" w:semiHidden="0" w:name="Table Grid"/>
+    <w:lsdException w:unhideWhenUsed="0" w:uiPriority="0" w:semiHidden="0" w:name="Table Theme"/>
+    <w:lsdException w:unhideWhenUsed="0" w:uiPriority="60" w:semiHidden="0" w:name="Light Shading"/>
+    <w:lsdException w:unhideWhenUsed="0" w:uiPriority="61" w:semiHidden="0" w:name="Light List"/>
+    <w:lsdException w:unhideWhenUsed="0" w:uiPriority="62" w:semiHidden="0" w:name="Light Grid"/>
+    <w:lsdException w:unhideWhenUsed="0" w:uiPriority="63" w:semiHidden="0" w:name="Medium Shading 1"/>
+    <w:lsdException w:unhideWhenUsed="0" w:uiPriority="64" w:semiHidden="0" w:name="Medium Shading 2"/>
+    <w:lsdException w:unhideWhenUsed="0" w:uiPriority="65" w:semiHidden="0" w:name="Medium List 1"/>
+    <w:lsdException w:unhideWhenUsed="0" w:uiPriority="66" w:semiHidden="0" w:name="Medium List 2"/>
+    <w:lsdException w:unhideWhenUsed="0" w:uiPriority="67" w:semiHidden="0" w:name="Medium Grid 1"/>
+    <w:lsdException w:unhideWhenUsed="0" w:uiPriority="68" w:semiHidden="0" w:name="Medium Grid 2"/>
+    <w:lsdException w:unhideWhenUsed="0" w:uiPriority="69" w:semiHidden="0" w:name="Medium Grid 3"/>
+    <w:lsdException w:unhideWhenUsed="0" w:uiPriority="70" w:semiHidden="0" w:name="Dark List"/>
+    <w:lsdException w:unhideWhenUsed="0" w:uiPriority="71" w:semiHidden="0" w:name="Colorful Shading"/>
+    <w:lsdException w:unhideWhenUsed="0" w:uiPriority="72" w:semiHidden="0" w:name="Colorful List"/>
+    <w:lsdException w:unhideWhenUsed="0" w:uiPriority="73" w:semiHidden="0" w:name="Colorful Grid"/>
+    <w:lsdException w:unhideWhenUsed="0" w:uiPriority="60" w:semiHidden="0" w:name="Light Shading Accent 1"/>
+    <w:lsdException w:unhideWhenUsed="0" w:uiPriority="61" w:semiHidden="0" w:name="Light List Accent 1"/>
+    <w:lsdException w:unhideWhenUsed="0" w:uiPriority="62" w:semiHidden="0" w:name="Light Grid Accent 1"/>
+    <w:lsdException w:unhideWhenUsed="0" w:uiPriority="63" w:semiHidden="0" w:name="Medium Shading 1 Accent 1"/>
+    <w:lsdException w:unhideWhenUsed="0" w:uiPriority="64" w:semiHidden="0" w:name="Medium Shading 2 Accent 1"/>
+    <w:lsdException w:unhideWhenUsed="0" w:uiPriority="65" w:semiHidden="0" w:name="Medium List 1 Accent 1"/>
+    <w:lsdException w:unhideWhenUsed="0" w:uiPriority="66" w:semiHidden="0" w:name="Medium List 2 Accent 1"/>
+    <w:lsdException w:unhideWhenUsed="0" w:uiPriority="67" w:semiHidden="0" w:name="Medium Grid 1 Accent 1"/>
+    <w:lsdException w:unhideWhenUsed="0" w:uiPriority="68" w:semiHidden="0" w:name="Medium Grid 2 Accent 1"/>
+    <w:lsdException w:unhideWhenUsed="0" w:uiPriority="69" w:semiHidden="0" w:name="Medium Grid 3 Accent 1"/>
+    <w:lsdException w:unhideWhenUsed="0" w:uiPriority="70" w:semiHidden="0" w:name="Dark List Accent 1"/>
+    <w:lsdException w:unhideWhenUsed="0" w:uiPriority="71" w:semiHidden="0" w:name="Colorful Shading Accent 1"/>
+    <w:lsdException w:unhideWhenUsed="0" w:uiPriority="72" w:semiHidden="0" w:name="Colorful List Accent 1"/>
+    <w:lsdException w:unhideWhenUsed="0" w:uiPriority="73" w:semiHidden="0" w:name="Colorful Grid Accent 1"/>
+    <w:lsdException w:unhideWhenUsed="0" w:uiPriority="60" w:semiHidden="0" w:name="Light Shading Accent 2"/>
+    <w:lsdException w:unhideWhenUsed="0" w:uiPriority="61" w:semiHidden="0" w:name="Light List Accent 2"/>
+    <w:lsdException w:unhideWhenUsed="0" w:uiPriority="62" w:semiHidden="0" w:name="Light Grid Accent 2"/>
+    <w:lsdException w:unhideWhenUsed="0" w:uiPriority="63" w:semiHidden="0" w:name="Medium Shading 1 Accent 2"/>
+    <w:lsdException w:unhideWhenUsed="0" w:uiPriority="64" w:semiHidden="0" w:name="Medium Shading 2 Accent 2"/>
+    <w:lsdException w:unhideWhenUsed="0" w:uiPriority="65" w:semiHidden="0" w:name="Medium List 1 Accent 2"/>
+    <w:lsdException w:unhideWhenUsed="0" w:uiPriority="66" w:semiHidden="0" w:name="Medium List 2 Accent 2"/>
+    <w:lsdException w:unhideWhenUsed="0" w:uiPriority="67" w:semiHidden="0" w:name="Medium Grid 1 Accent 2"/>
+    <w:lsdException w:unhideWhenUsed="0" w:uiPriority="68" w:semiHidden="0" w:name="Medium Grid 2 Accent 2"/>
+    <w:lsdException w:unhideWhenUsed="0" w:uiPriority="69" w:semiHidden="0" w:name="Medium Grid 3 Accent 2"/>
+    <w:lsdException w:unhideWhenUsed="0" w:uiPriority="70" w:semiHidden="0" w:name="Dark List Accent 2"/>
+    <w:lsdException w:unhideWhenUsed="0" w:uiPriority="71" w:semiHidden="0" w:name="Colorful Shading Accent 2"/>
+    <w:lsdException w:unhideWhenUsed="0" w:uiPriority="72" w:semiHidden="0" w:name="Colorful List Accent 2"/>
+    <w:lsdException w:unhideWhenUsed="0" w:uiPriority="73" w:semiHidden="0" w:name="Colorful Grid Accent 2"/>
+    <w:lsdException w:unhideWhenUsed="0" w:uiPriority="60" w:semiHidden="0" w:name="Light Shading Accent 3"/>
+    <w:lsdException w:unhideWhenUsed="0" w:uiPriority="61" w:semiHidden="0" w:name="Light List Accent 3"/>
+    <w:lsdException w:unhideWhenUsed="0" w:uiPriority="62" w:semiHidden="0" w:name="Light Grid Accent 3"/>
+    <w:lsdException w:unhideWhenUsed="0" w:uiPriority="63" w:semiHidden="0" w:name="Medium Shading 1 Accent 3"/>
+    <w:lsdException w:unhideWhenUsed="0" w:uiPriority="64" w:semiHidden="0" w:name="Medium Shading 2 Accent 3"/>
+    <w:lsdException w:unhideWhenUsed="0" w:uiPriority="65" w:semiHidden="0" w:name="Medium List 1 Accent 3"/>
+    <w:lsdException w:unhideWhenUsed="0" w:uiPriority="66" w:semiHidden="0" w:name="Medium List 2 Accent 3"/>
+    <w:lsdException w:unhideWhenUsed="0" w:uiPriority="67" w:semiHidden="0" w:name="Medium Grid 1 Accent 3"/>
+    <w:lsdException w:unhideWhenUsed="0" w:uiPriority="68" w:semiHidden="0" w:name="Medium Grid 2 Accent 3"/>
+    <w:lsdException w:unhideWhenUsed="0" w:uiPriority="69" w:semiHidden="0" w:name="Medium Grid 3 Accent 3"/>
+    <w:lsdException w:unhideWhenUsed="0" w:uiPriority="70" w:semiHidden="0" w:name="Dark List Accent 3"/>
+    <w:lsdException w:unhideWhenUsed="0" w:uiPriority="71" w:semiHidden="0" w:name="Colorful Shading Accent 3"/>
+    <w:lsdException w:unhideWhenUsed="0" w:uiPriority="72" w:semiHidden="0" w:name="Colorful List Accent 3"/>
+    <w:lsdException w:unhideWhenUsed="0" w:uiPriority="73" w:semiHidden="0" w:name="Colorful Grid Accent 3"/>
+    <w:lsdException w:unhideWhenUsed="0" w:uiPriority="60" w:semiHidden="0" w:name="Light Shading Accent 4"/>
+    <w:lsdException w:unhideWhenUsed="0" w:uiPriority="61" w:semiHidden="0" w:name="Light List Accent 4"/>
+    <w:lsdException w:unhideWhenUsed="0" w:uiPriority="62" w:semiHidden="0" w:name="Light Grid Accent 4"/>
+    <w:lsdException w:unhideWhenUsed="0" w:uiPriority="63" w:semiHidden="0" w:name="Medium Shading 1 Accent 4"/>
+    <w:lsdException w:unhideWhenUsed="0" w:uiPriority="64" w:semiHidden="0" w:name="Medium Shading 2 Accent 4"/>
+    <w:lsdException w:unhideWhenUsed="0" w:uiPriority="65" w:semiHidden="0" w:name="Medium List 1 Accent 4"/>
+    <w:lsdException w:unhideWhenUsed="0" w:uiPriority="66" w:semiHidden="0" w:name="Medium List 2 Accent 4"/>
+    <w:lsdException w:unhideWhenUsed="0" w:uiPriority="67" w:semiHidden="0" w:name="Medium Grid 1 Accent 4"/>
+    <w:lsdException w:unhideWhenUsed="0" w:uiPriority="68" w:semiHidden="0" w:name="Medium Grid 2 Accent 4"/>
+    <w:lsdException w:unhideWhenUsed="0" w:uiPriority="69" w:semiHidden="0" w:name="Medium Grid 3 Accent 4"/>
+    <w:lsdException w:unhideWhenUsed="0" w:uiPriority="70" w:semiHidden="0" w:name="Dark List Accent 4"/>
+    <w:lsdException w:unhideWhenUsed="0" w:uiPriority="71" w:semiHidden="0" w:name="Colorful Shading Accent 4"/>
+    <w:lsdException w:unhideWhenUsed="0" w:uiPriority="72" w:semiHidden="0" w:name="Colorful List Accent 4"/>
+    <w:lsdException w:unhideWhenUsed="0" w:uiPriority="73" w:semiHidden="0" w:name="Colorful Grid Accent 4"/>
+    <w:lsdException w:unhideWhenUsed="0" w:uiPriority="60" w:semiHidden="0" w:name="Light Shading Accent 5"/>
+    <w:lsdException w:unhideWhenUsed="0" w:uiPriority="61" w:semiHidden="0" w:name="Light List Accent 5"/>
+    <w:lsdException w:unhideWhenUsed="0" w:uiPriority="62" w:semiHidden="0" w:name="Light Grid Accent 5"/>
+    <w:lsdException w:unhideWhenUsed="0" w:uiPriority="63" w:semiHidden="0" w:name="Medium Shading 1 Accent 5"/>
+    <w:lsdException w:unhideWhenUsed="0" w:uiPriority="64" w:semiHidden="0" w:name="Medium Shading 2 Accent 5"/>
+    <w:lsdException w:unhideWhenUsed="0" w:uiPriority="65" w:semiHidden="0" w:name="Medium List 1 Accent 5"/>
+    <w:lsdException w:unhideWhenUsed="0" w:uiPriority="66" w:semiHidden="0" w:name="Medium List 2 Accent 5"/>
+    <w:lsdException w:unhideWhenUsed="0" w:uiPriority="67" w:semiHidden="0" w:name="Medium Grid 1 Accent 5"/>
+    <w:lsdException w:unhideWhenUsed="0" w:uiPriority="68" w:semiHidden="0" w:name="Medium Grid 2 Accent 5"/>
+    <w:lsdException w:unhideWhenUsed="0" w:uiPriority="69" w:semiHidden="0" w:name="Medium Grid 3 Accent 5"/>
+    <w:lsdException w:unhideWhenUsed="0" w:uiPriority="70" w:semiHidden="0" w:name="Dark List Accent 5"/>
+    <w:lsdException w:unhideWhenUsed="0" w:uiPriority="71" w:semiHidden="0" w:name="Colorful Shading Accent 5"/>
+    <w:lsdException w:unhideWhenUsed="0" w:uiPriority="72" w:semiHidden="0" w:name="Colorful List Accent 5"/>
+    <w:lsdException w:unhideWhenUsed="0" w:uiPriority="73" w:semiHidden="0" w:name="Colorful Grid Accent 5"/>
+    <w:lsdException w:unhideWhenUsed="0" w:uiPriority="60" w:semiHidden="0" w:name="Light Shading Accent 6"/>
+    <w:lsdException w:unhideWhenUsed="0" w:uiPriority="61" w:semiHidden="0" w:name="Light List Accent 6"/>
+    <w:lsdException w:unhideWhenUsed="0" w:uiPriority="62" w:semiHidden="0" w:name="Light Grid Accent 6"/>
+    <w:lsdException w:unhideWhenUsed="0" w:uiPriority="63" w:semiHidden="0" w:name="Medium Shading 1 Accent 6"/>
+    <w:lsdException w:unhideWhenUsed="0" w:uiPriority="64" w:semiHidden="0" w:name="Medium Shading 2 Accent 6"/>
+    <w:lsdException w:unhideWhenUsed="0" w:uiPriority="65" w:semiHidden="0" w:name="Medium List 1 Accent 6"/>
+    <w:lsdException w:unhideWhenUsed="0" w:uiPriority="66" w:semiHidden="0" w:name="Medium List 2 Accent 6"/>
+    <w:lsdException w:unhideWhenUsed="0" w:uiPriority="67" w:semiHidden="0" w:name="Medium Grid 1 Accent 6"/>
+    <w:lsdException w:unhideWhenUsed="0" w:uiPriority="68" w:semiHidden="0" w:name="Medium Grid 2 Accent 6"/>
+    <w:lsdException w:unhideWhenUsed="0" w:uiPriority="69" w:semiHidden="0" w:name="Medium Grid 3 Accent 6"/>
+    <w:lsdException w:unhideWhenUsed="0" w:uiPriority="70" w:semiHidden="0" w:name="Dark List Accent 6"/>
+    <w:lsdException w:unhideWhenUsed="0" w:uiPriority="71" w:semiHidden="0" w:name="Colorful Shading Accent 6"/>
+    <w:lsdException w:unhideWhenUsed="0" w:uiPriority="72" w:semiHidden="0" w:name="Colorful List Accent 6"/>
+    <w:lsdException w:unhideWhenUsed="0" w:uiPriority="73" w:semiHidden="0" w:name="Colorful Grid Accent 6"/>
   </w:latentStyles>
-  <w:style w:type="paragraph" w:default="1" w:styleId="Normal">
+  <w:style w:type="paragraph" w:default="1" w:styleId="1">
     <w:name w:val="Normal"/>
     <w:qFormat/>
+    <w:uiPriority w:val="0"/>
     <w:pPr>
       <w:kinsoku w:val="0"/>
       <w:autoSpaceDE w:val="0"/>
@@ -7098,7 +7770,7 @@
       <w:textAlignment w:val="baseline"/>
     </w:pPr>
     <w:rPr>
-      <w:rFonts w:ascii="Arial" w:eastAsia="宋体" w:hAnsi="Arial" w:cs="Arial"/>
+      <w:rFonts w:ascii="Arial" w:hAnsi="Arial" w:eastAsia="宋体" w:cs="Arial"/>
       <w:snapToGrid w:val="0"/>
       <w:color w:val="000000"/>
       <w:kern w:val="0"/>
@@ -7107,11 +7779,12 @@
       <w:lang w:val="en-US" w:eastAsia="en-US" w:bidi="ar-SA"/>
     </w:rPr>
   </w:style>
-  <w:style w:type="paragraph" w:styleId="Heading1">
+  <w:style w:type="paragraph" w:styleId="2">
     <w:name w:val="heading 1"/>
-    <w:basedOn w:val="Normal"/>
-    <w:next w:val="Normal"/>
+    <w:basedOn w:val="1"/>
+    <w:next w:val="1"/>
     <w:qFormat/>
+    <w:uiPriority w:val="0"/>
     <w:pPr>
       <w:keepNext/>
       <w:keepLines/>
@@ -7129,12 +7802,13 @@
       <w:sz w:val="44"/>
     </w:rPr>
   </w:style>
-  <w:style w:type="paragraph" w:styleId="Heading2">
+  <w:style w:type="paragraph" w:styleId="3">
     <w:name w:val="heading 2"/>
-    <w:basedOn w:val="Normal"/>
-    <w:next w:val="Normal"/>
+    <w:basedOn w:val="1"/>
+    <w:next w:val="1"/>
     <w:unhideWhenUsed/>
     <w:qFormat/>
+    <w:uiPriority w:val="0"/>
     <w:pPr>
       <w:keepNext/>
       <w:keepLines/>
@@ -7147,18 +7821,19 @@
       <w:outlineLvl w:val="1"/>
     </w:pPr>
     <w:rPr>
-      <w:rFonts w:ascii="Arial" w:eastAsia="黑体" w:hAnsi="Arial"/>
+      <w:rFonts w:ascii="Arial" w:hAnsi="Arial" w:eastAsia="黑体"/>
       <w:b/>
       <w:sz w:val="32"/>
     </w:rPr>
   </w:style>
-  <w:style w:type="paragraph" w:styleId="Heading3">
+  <w:style w:type="paragraph" w:styleId="4">
     <w:name w:val="heading 3"/>
-    <w:basedOn w:val="Normal"/>
-    <w:next w:val="Normal"/>
+    <w:basedOn w:val="1"/>
+    <w:next w:val="1"/>
     <w:semiHidden/>
     <w:unhideWhenUsed/>
     <w:qFormat/>
+    <w:uiPriority w:val="0"/>
     <w:pPr>
       <w:keepNext/>
       <w:keepLines/>
@@ -7175,12 +7850,13 @@
       <w:sz w:val="32"/>
     </w:rPr>
   </w:style>
-  <w:style w:type="paragraph" w:styleId="Heading4">
+  <w:style w:type="paragraph" w:styleId="5">
     <w:name w:val="heading 4"/>
-    <w:basedOn w:val="Normal"/>
-    <w:next w:val="Normal"/>
+    <w:basedOn w:val="1"/>
+    <w:next w:val="1"/>
     <w:unhideWhenUsed/>
     <w:qFormat/>
+    <w:uiPriority w:val="0"/>
     <w:pPr>
       <w:keepNext/>
       <w:keepLines/>
@@ -7193,18 +7869,19 @@
       <w:outlineLvl w:val="3"/>
     </w:pPr>
     <w:rPr>
-      <w:rFonts w:ascii="Arial" w:eastAsia="黑体" w:hAnsi="Arial"/>
+      <w:rFonts w:ascii="Arial" w:hAnsi="Arial" w:eastAsia="黑体"/>
       <w:b/>
       <w:sz w:val="28"/>
     </w:rPr>
   </w:style>
-  <w:style w:type="paragraph" w:styleId="Heading5">
+  <w:style w:type="paragraph" w:styleId="6">
     <w:name w:val="heading 5"/>
-    <w:basedOn w:val="Normal"/>
-    <w:next w:val="Normal"/>
+    <w:basedOn w:val="1"/>
+    <w:next w:val="1"/>
     <w:semiHidden/>
     <w:unhideWhenUsed/>
     <w:qFormat/>
+    <w:uiPriority w:val="0"/>
     <w:pPr>
       <w:keepNext/>
       <w:keepLines/>
@@ -7221,13 +7898,14 @@
       <w:sz w:val="28"/>
     </w:rPr>
   </w:style>
-  <w:style w:type="paragraph" w:styleId="Heading6">
+  <w:style w:type="paragraph" w:styleId="7">
     <w:name w:val="heading 6"/>
-    <w:basedOn w:val="Normal"/>
-    <w:next w:val="Normal"/>
+    <w:basedOn w:val="1"/>
+    <w:next w:val="1"/>
     <w:semiHidden/>
     <w:unhideWhenUsed/>
     <w:qFormat/>
+    <w:uiPriority w:val="0"/>
     <w:pPr>
       <w:keepNext/>
       <w:keepLines/>
@@ -7240,18 +7918,19 @@
       <w:outlineLvl w:val="5"/>
     </w:pPr>
     <w:rPr>
-      <w:rFonts w:ascii="Arial" w:eastAsia="黑体" w:hAnsi="Arial"/>
+      <w:rFonts w:ascii="Arial" w:hAnsi="Arial" w:eastAsia="黑体"/>
       <w:b/>
       <w:sz w:val="24"/>
     </w:rPr>
   </w:style>
-  <w:style w:type="paragraph" w:styleId="Heading7">
+  <w:style w:type="paragraph" w:styleId="8">
     <w:name w:val="heading 7"/>
-    <w:basedOn w:val="Normal"/>
-    <w:next w:val="Normal"/>
+    <w:basedOn w:val="1"/>
+    <w:next w:val="1"/>
     <w:semiHidden/>
     <w:unhideWhenUsed/>
     <w:qFormat/>
+    <w:uiPriority w:val="0"/>
     <w:pPr>
       <w:keepNext/>
       <w:keepLines/>
@@ -7268,13 +7947,14 @@
       <w:sz w:val="24"/>
     </w:rPr>
   </w:style>
-  <w:style w:type="paragraph" w:styleId="Heading8">
+  <w:style w:type="paragraph" w:styleId="9">
     <w:name w:val="heading 8"/>
-    <w:basedOn w:val="Normal"/>
-    <w:next w:val="Normal"/>
+    <w:basedOn w:val="1"/>
+    <w:next w:val="1"/>
     <w:semiHidden/>
     <w:unhideWhenUsed/>
     <w:qFormat/>
+    <w:uiPriority w:val="0"/>
     <w:pPr>
       <w:keepNext/>
       <w:keepLines/>
@@ -7287,17 +7967,18 @@
       <w:outlineLvl w:val="7"/>
     </w:pPr>
     <w:rPr>
-      <w:rFonts w:ascii="Arial" w:eastAsia="黑体" w:hAnsi="Arial"/>
+      <w:rFonts w:ascii="Arial" w:hAnsi="Arial" w:eastAsia="黑体"/>
       <w:sz w:val="24"/>
     </w:rPr>
   </w:style>
-  <w:style w:type="paragraph" w:styleId="Heading9">
+  <w:style w:type="paragraph" w:styleId="10">
     <w:name w:val="heading 9"/>
-    <w:basedOn w:val="Normal"/>
-    <w:next w:val="Normal"/>
+    <w:basedOn w:val="1"/>
+    <w:next w:val="1"/>
     <w:semiHidden/>
     <w:unhideWhenUsed/>
     <w:qFormat/>
+    <w:uiPriority w:val="0"/>
     <w:pPr>
       <w:keepNext/>
       <w:keepLines/>
@@ -7310,19 +7991,21 @@
       <w:outlineLvl w:val="8"/>
     </w:pPr>
     <w:rPr>
-      <w:rFonts w:ascii="Arial" w:eastAsia="黑体" w:hAnsi="Arial"/>
+      <w:rFonts w:ascii="Arial" w:hAnsi="Arial" w:eastAsia="黑体"/>
       <w:sz w:val="21"/>
     </w:rPr>
   </w:style>
-  <w:style w:type="character" w:default="1" w:styleId="DefaultParagraphFont">
+  <w:style w:type="character" w:default="1" w:styleId="22">
     <w:name w:val="Default Paragraph Font"/>
     <w:semiHidden/>
     <w:qFormat/>
+    <w:uiPriority w:val="0"/>
   </w:style>
-  <w:style w:type="table" w:default="1" w:styleId="TableNormal">
+  <w:style w:type="table" w:default="1" w:styleId="20">
     <w:name w:val="Normal Table"/>
     <w:semiHidden/>
     <w:qFormat/>
+    <w:uiPriority w:val="0"/>
     <w:tblPr>
       <w:tblCellMar>
         <w:top w:w="0" w:type="dxa"/>
@@ -7332,39 +8015,43 @@
       </w:tblCellMar>
     </w:tblPr>
   </w:style>
-  <w:style w:type="paragraph" w:styleId="CommentText">
+  <w:style w:type="paragraph" w:styleId="11">
     <w:name w:val="annotation text"/>
-    <w:basedOn w:val="Normal"/>
+    <w:basedOn w:val="1"/>
     <w:qFormat/>
+    <w:uiPriority w:val="0"/>
     <w:pPr>
       <w:jc w:val="left"/>
     </w:pPr>
   </w:style>
-  <w:style w:type="paragraph" w:styleId="BodyText">
+  <w:style w:type="paragraph" w:styleId="12">
     <w:name w:val="Body Text"/>
-    <w:basedOn w:val="Normal"/>
+    <w:basedOn w:val="1"/>
     <w:semiHidden/>
     <w:qFormat/>
+    <w:uiPriority w:val="0"/>
     <w:rPr>
-      <w:rFonts w:ascii="Arial" w:eastAsia="Arial" w:hAnsi="Arial" w:cs="Arial"/>
+      <w:rFonts w:ascii="Arial" w:hAnsi="Arial" w:eastAsia="Arial" w:cs="Arial"/>
       <w:sz w:val="21"/>
       <w:szCs w:val="21"/>
       <w:lang w:val="en-US" w:eastAsia="en-US" w:bidi="ar-SA"/>
     </w:rPr>
   </w:style>
-  <w:style w:type="paragraph" w:styleId="TOC3">
+  <w:style w:type="paragraph" w:styleId="13">
     <w:name w:val="toc 3"/>
-    <w:basedOn w:val="Normal"/>
-    <w:next w:val="Normal"/>
+    <w:basedOn w:val="1"/>
+    <w:next w:val="1"/>
     <w:qFormat/>
+    <w:uiPriority w:val="0"/>
     <w:pPr>
       <w:ind w:left="840" w:leftChars="400"/>
     </w:pPr>
   </w:style>
-  <w:style w:type="paragraph" w:styleId="Footer">
+  <w:style w:type="paragraph" w:styleId="14">
     <w:name w:val="footer"/>
-    <w:basedOn w:val="Normal"/>
+    <w:basedOn w:val="1"/>
     <w:qFormat/>
+    <w:uiPriority w:val="0"/>
     <w:pPr>
       <w:tabs>
         <w:tab w:val="center" w:pos="4153"/>
@@ -7377,16 +8064,17 @@
       <w:sz w:val="18"/>
     </w:rPr>
   </w:style>
-  <w:style w:type="paragraph" w:styleId="Header">
+  <w:style w:type="paragraph" w:styleId="15">
     <w:name w:val="header"/>
-    <w:basedOn w:val="Normal"/>
+    <w:basedOn w:val="1"/>
     <w:qFormat/>
+    <w:uiPriority w:val="0"/>
     <w:pPr>
       <w:pBdr>
-        <w:top w:val="nil"/>
-        <w:left w:val="nil"/>
-        <w:bottom w:val="nil"/>
-        <w:right w:val="nil"/>
+        <w:top w:val="none" w:color="auto" w:sz="0" w:space="0"/>
+        <w:left w:val="none" w:color="auto" w:sz="0" w:space="0"/>
+        <w:bottom w:val="none" w:color="auto" w:sz="0" w:space="0"/>
+        <w:right w:val="none" w:color="auto" w:sz="0" w:space="0"/>
       </w:pBdr>
       <w:tabs>
         <w:tab w:val="center" w:pos="4153"/>
@@ -7401,37 +8089,41 @@
       <w:sz w:val="18"/>
     </w:rPr>
   </w:style>
-  <w:style w:type="paragraph" w:styleId="TOC1">
+  <w:style w:type="paragraph" w:styleId="16">
     <w:name w:val="toc 1"/>
-    <w:basedOn w:val="Normal"/>
-    <w:next w:val="Normal"/>
+    <w:basedOn w:val="1"/>
+    <w:next w:val="1"/>
     <w:qFormat/>
+    <w:uiPriority w:val="0"/>
     <w:rPr>
-      <w:rFonts w:ascii="Arial" w:eastAsia="Microsoft JhengHei" w:hAnsi="Arial"/>
+      <w:rFonts w:ascii="Arial" w:hAnsi="Arial" w:eastAsia="Microsoft JhengHei"/>
       <w:sz w:val="24"/>
     </w:rPr>
   </w:style>
-  <w:style w:type="paragraph" w:styleId="TOC2">
+  <w:style w:type="paragraph" w:styleId="17">
     <w:name w:val="toc 2"/>
-    <w:basedOn w:val="Normal"/>
-    <w:next w:val="Normal"/>
+    <w:basedOn w:val="1"/>
+    <w:next w:val="1"/>
     <w:qFormat/>
+    <w:uiPriority w:val="0"/>
     <w:pPr>
       <w:ind w:left="420" w:leftChars="200"/>
     </w:pPr>
   </w:style>
-  <w:style w:type="paragraph" w:styleId="NormalWeb">
+  <w:style w:type="paragraph" w:styleId="18">
     <w:name w:val="Normal (Web)"/>
-    <w:basedOn w:val="Normal"/>
+    <w:basedOn w:val="1"/>
     <w:qFormat/>
+    <w:uiPriority w:val="0"/>
     <w:rPr>
       <w:sz w:val="24"/>
     </w:rPr>
   </w:style>
-  <w:style w:type="paragraph" w:styleId="Title">
+  <w:style w:type="paragraph" w:styleId="19">
     <w:name w:val="Title"/>
-    <w:basedOn w:val="Normal"/>
+    <w:basedOn w:val="1"/>
     <w:qFormat/>
+    <w:uiPriority w:val="0"/>
     <w:pPr>
       <w:spacing w:before="240" w:beforeLines="0" w:beforeAutospacing="0" w:after="60" w:afterLines="0" w:afterAutospacing="0"/>
       <w:jc w:val="center"/>
@@ -7443,68 +8135,73 @@
       <w:sz w:val="32"/>
     </w:rPr>
   </w:style>
-  <w:style w:type="table" w:styleId="TableGrid">
+  <w:style w:type="table" w:styleId="21">
     <w:name w:val="Table Grid"/>
-    <w:basedOn w:val="TableNormal"/>
+    <w:basedOn w:val="20"/>
     <w:qFormat/>
+    <w:uiPriority w:val="0"/>
     <w:pPr>
       <w:widowControl w:val="0"/>
       <w:jc w:val="both"/>
     </w:pPr>
     <w:tblPr>
       <w:tblBorders>
-        <w:top w:val="single" w:sz="4" w:space="0" w:color="auto"/>
-        <w:left w:val="single" w:sz="4" w:space="0" w:color="auto"/>
-        <w:bottom w:val="single" w:sz="4" w:space="0" w:color="auto"/>
-        <w:right w:val="single" w:sz="4" w:space="0" w:color="auto"/>
-        <w:insideH w:val="single" w:sz="4" w:space="0" w:color="auto"/>
-        <w:insideV w:val="single" w:sz="4" w:space="0" w:color="auto"/>
+        <w:top w:val="single" w:color="auto" w:sz="4" w:space="0"/>
+        <w:left w:val="single" w:color="auto" w:sz="4" w:space="0"/>
+        <w:bottom w:val="single" w:color="auto" w:sz="4" w:space="0"/>
+        <w:right w:val="single" w:color="auto" w:sz="4" w:space="0"/>
+        <w:insideH w:val="single" w:color="auto" w:sz="4" w:space="0"/>
+        <w:insideV w:val="single" w:color="auto" w:sz="4" w:space="0"/>
       </w:tblBorders>
     </w:tblPr>
   </w:style>
-  <w:style w:type="character" w:styleId="Strong">
+  <w:style w:type="character" w:styleId="23">
     <w:name w:val="Strong"/>
-    <w:basedOn w:val="DefaultParagraphFont"/>
+    <w:basedOn w:val="22"/>
     <w:qFormat/>
+    <w:uiPriority w:val="0"/>
     <w:rPr>
       <w:b/>
     </w:rPr>
   </w:style>
-  <w:style w:type="paragraph" w:customStyle="1" w:styleId="a">
+  <w:style w:type="paragraph" w:customStyle="1" w:styleId="24">
     <w:name w:val="柴_公司名"/>
-    <w:basedOn w:val="Title"/>
+    <w:basedOn w:val="19"/>
     <w:qFormat/>
+    <w:uiPriority w:val="0"/>
     <w:pPr>
       <w:spacing w:after="600" w:afterLines="600"/>
     </w:pPr>
     <w:rPr>
-      <w:rFonts w:ascii="宋体" w:eastAsia="宋体" w:hAnsi="宋体" w:cs="宋体" w:hint="eastAsia"/>
+      <w:rFonts w:hint="eastAsia" w:ascii="宋体" w:hAnsi="宋体" w:eastAsia="宋体" w:cs="宋体"/>
       <w:bCs/>
       <w:spacing w:val="-6"/>
       <w:sz w:val="52"/>
       <w:szCs w:val="52"/>
     </w:rPr>
   </w:style>
-  <w:style w:type="paragraph" w:customStyle="1" w:styleId="a0">
+  <w:style w:type="paragraph" w:customStyle="1" w:styleId="25">
     <w:name w:val="柴_文档名"/>
-    <w:basedOn w:val="Title"/>
+    <w:basedOn w:val="19"/>
     <w:qFormat/>
+    <w:uiPriority w:val="0"/>
     <w:pPr>
       <w:spacing w:after="900" w:afterLines="900"/>
     </w:pPr>
     <w:rPr>
-      <w:rFonts w:ascii="黑体" w:eastAsia="黑体" w:hAnsi="黑体" w:cs="黑体"/>
+      <w:rFonts w:ascii="黑体" w:hAnsi="黑体" w:eastAsia="黑体" w:cs="黑体"/>
       <w:bCs/>
       <w:spacing w:val="-7"/>
       <w:sz w:val="52"/>
       <w:szCs w:val="52"/>
     </w:rPr>
   </w:style>
-  <w:style w:type="table" w:customStyle="1" w:styleId="TableNormal0">
+  <w:style w:type="table" w:customStyle="1" w:styleId="26">
     <w:name w:val="Table Normal_0"/>
     <w:semiHidden/>
     <w:unhideWhenUsed/>
     <w:qFormat/>
+    <w:uiPriority w:val="0"/>
     <w:tblPr>
       <w:tblCellMar>
         <w:top w:w="0" w:type="dxa"/>
@@ -7514,82 +8211,88 @@
       </w:tblCellMar>
     </w:tblPr>
   </w:style>
-  <w:style w:type="paragraph" w:customStyle="1" w:styleId="TableText">
+  <w:style w:type="paragraph" w:customStyle="1" w:styleId="27">
     <w:name w:val="Table Text"/>
-    <w:basedOn w:val="Normal"/>
+    <w:basedOn w:val="1"/>
     <w:semiHidden/>
     <w:qFormat/>
+    <w:uiPriority w:val="0"/>
     <w:rPr>
-      <w:rFonts w:ascii="宋体" w:eastAsia="宋体" w:hAnsi="宋体" w:cs="宋体"/>
+      <w:rFonts w:ascii="宋体" w:hAnsi="宋体" w:eastAsia="宋体" w:cs="宋体"/>
       <w:sz w:val="21"/>
       <w:szCs w:val="21"/>
       <w:lang w:val="en-US" w:eastAsia="en-US" w:bidi="ar-SA"/>
     </w:rPr>
   </w:style>
-  <w:style w:type="paragraph" w:customStyle="1" w:styleId="1">
+  <w:style w:type="paragraph" w:customStyle="1" w:styleId="28">
     <w:name w:val="柴_标题1"/>
-    <w:basedOn w:val="Heading1"/>
-    <w:next w:val="a1"/>
-    <w:link w:val="1Char"/>
+    <w:basedOn w:val="2"/>
+    <w:next w:val="29"/>
+    <w:link w:val="38"/>
     <w:qFormat/>
+    <w:uiPriority w:val="0"/>
     <w:pPr>
       <w:spacing w:before="100" w:after="90" w:line="360" w:lineRule="auto"/>
     </w:pPr>
     <w:rPr>
-      <w:rFonts w:ascii="Arial" w:eastAsia="宋体" w:hAnsi="Arial"/>
+      <w:rFonts w:ascii="Arial" w:hAnsi="Arial" w:eastAsia="宋体"/>
       <w:sz w:val="32"/>
     </w:rPr>
   </w:style>
-  <w:style w:type="paragraph" w:customStyle="1" w:styleId="a1">
+  <w:style w:type="paragraph" w:customStyle="1" w:styleId="29">
     <w:name w:val="柴_正文"/>
-    <w:basedOn w:val="BodyText"/>
-    <w:link w:val="Char"/>
+    <w:basedOn w:val="12"/>
+    <w:link w:val="41"/>
     <w:qFormat/>
+    <w:uiPriority w:val="0"/>
     <w:pPr>
       <w:spacing w:line="360" w:lineRule="auto"/>
       <w:ind w:firstLine="470" w:firstLineChars="200"/>
     </w:pPr>
     <w:rPr>
-      <w:rFonts w:ascii="Arial" w:eastAsia="宋体" w:hAnsi="Arial"/>
+      <w:rFonts w:ascii="Arial" w:hAnsi="Arial" w:eastAsia="宋体"/>
       <w:sz w:val="24"/>
       <w:lang w:eastAsia="zh-CN"/>
     </w:rPr>
   </w:style>
-  <w:style w:type="paragraph" w:customStyle="1" w:styleId="2">
+  <w:style w:type="paragraph" w:customStyle="1" w:styleId="30">
     <w:name w:val="柴_标题2"/>
-    <w:basedOn w:val="Heading2"/>
-    <w:next w:val="a1"/>
-    <w:link w:val="2Char"/>
+    <w:basedOn w:val="3"/>
+    <w:next w:val="29"/>
+    <w:link w:val="42"/>
     <w:qFormat/>
+    <w:uiPriority w:val="0"/>
     <w:pPr>
       <w:spacing w:line="360" w:lineRule="auto"/>
     </w:pPr>
     <w:rPr>
-      <w:rFonts w:ascii="Arial" w:eastAsia="宋体" w:hAnsi="Arial"/>
+      <w:rFonts w:ascii="Arial" w:hAnsi="Arial" w:eastAsia="宋体"/>
       <w:sz w:val="28"/>
     </w:rPr>
   </w:style>
-  <w:style w:type="paragraph" w:customStyle="1" w:styleId="3">
+  <w:style w:type="paragraph" w:customStyle="1" w:styleId="31">
     <w:name w:val="柴_标题3"/>
-    <w:basedOn w:val="Heading3"/>
-    <w:next w:val="a1"/>
+    <w:basedOn w:val="4"/>
+    <w:next w:val="29"/>
     <w:qFormat/>
+    <w:uiPriority w:val="0"/>
     <w:pPr>
       <w:spacing w:line="360" w:lineRule="auto"/>
       <w:ind w:left="0" w:firstLine="472" w:firstLineChars="200"/>
     </w:pPr>
     <w:rPr>
-      <w:rFonts w:ascii="宋体" w:eastAsia="宋体" w:hAnsi="宋体" w:cs="宋体"/>
+      <w:rFonts w:ascii="宋体" w:hAnsi="宋体" w:eastAsia="宋体" w:cs="宋体"/>
       <w:spacing w:val="-2"/>
       <w:sz w:val="24"/>
       <w:szCs w:val="24"/>
     </w:rPr>
   </w:style>
-  <w:style w:type="paragraph" w:customStyle="1" w:styleId="a2">
+  <w:style w:type="paragraph" w:customStyle="1" w:styleId="32">
     <w:name w:val="柴_目录"/>
-    <w:basedOn w:val="Normal"/>
-    <w:next w:val="BodyText"/>
+    <w:basedOn w:val="1"/>
+    <w:next w:val="12"/>
     <w:qFormat/>
+    <w:uiPriority w:val="0"/>
     <w:pPr>
       <w:tabs>
         <w:tab w:val="right" w:leader="dot" w:pos="8442"/>
@@ -7597,59 +8300,64 @@
       <w:ind w:left="0" w:leftChars="0"/>
     </w:pPr>
     <w:rPr>
-      <w:rFonts w:ascii="Arial" w:eastAsia="Microsoft JhengHei" w:hAnsi="Arial"/>
+      <w:rFonts w:ascii="Arial" w:hAnsi="Arial" w:eastAsia="Microsoft JhengHei"/>
       <w:sz w:val="24"/>
     </w:rPr>
   </w:style>
-  <w:style w:type="paragraph" w:customStyle="1" w:styleId="WPSOffice1">
+  <w:style w:type="paragraph" w:customStyle="1" w:styleId="33">
     <w:name w:val="WPSOffice手动目录 1"/>
     <w:qFormat/>
+    <w:uiPriority w:val="0"/>
     <w:pPr>
       <w:ind w:leftChars="0"/>
     </w:pPr>
     <w:rPr>
-      <w:rFonts w:ascii="Times New Roman" w:eastAsia="宋体" w:hAnsi="Times New Roman" w:cs="Times New Roman"/>
+      <w:rFonts w:ascii="Times New Roman" w:hAnsi="Times New Roman" w:eastAsia="宋体" w:cs="Times New Roman"/>
       <w:sz w:val="20"/>
       <w:szCs w:val="20"/>
     </w:rPr>
   </w:style>
-  <w:style w:type="paragraph" w:customStyle="1" w:styleId="WPSOffice2">
+  <w:style w:type="paragraph" w:customStyle="1" w:styleId="34">
     <w:name w:val="WPSOffice手动目录 2"/>
     <w:qFormat/>
+    <w:uiPriority w:val="0"/>
     <w:pPr>
       <w:ind w:leftChars="200"/>
     </w:pPr>
     <w:rPr>
-      <w:rFonts w:ascii="Times New Roman" w:eastAsia="宋体" w:hAnsi="Times New Roman" w:cs="Times New Roman"/>
+      <w:rFonts w:ascii="Times New Roman" w:hAnsi="Times New Roman" w:eastAsia="宋体" w:cs="Times New Roman"/>
       <w:sz w:val="20"/>
       <w:szCs w:val="20"/>
     </w:rPr>
   </w:style>
-  <w:style w:type="paragraph" w:customStyle="1" w:styleId="WPSOffice3">
+  <w:style w:type="paragraph" w:customStyle="1" w:styleId="35">
     <w:name w:val="WPSOffice手动目录 3"/>
     <w:qFormat/>
+    <w:uiPriority w:val="0"/>
     <w:pPr>
       <w:ind w:leftChars="400"/>
     </w:pPr>
     <w:rPr>
-      <w:rFonts w:ascii="Times New Roman" w:eastAsia="宋体" w:hAnsi="Times New Roman" w:cs="Times New Roman"/>
+      <w:rFonts w:ascii="Times New Roman" w:hAnsi="Times New Roman" w:eastAsia="宋体" w:cs="Times New Roman"/>
       <w:sz w:val="20"/>
       <w:szCs w:val="20"/>
     </w:rPr>
   </w:style>
-  <w:style w:type="paragraph" w:customStyle="1" w:styleId="Compact">
+  <w:style w:type="paragraph" w:customStyle="1" w:styleId="36">
     <w:name w:val="Compact"/>
-    <w:basedOn w:val="BodyText"/>
+    <w:basedOn w:val="12"/>
     <w:qFormat/>
+    <w:uiPriority w:val="0"/>
     <w:pPr>
       <w:spacing w:before="36" w:after="36"/>
     </w:pPr>
   </w:style>
-  <w:style w:type="table" w:customStyle="1" w:styleId="Table">
+  <w:style w:type="table" w:customStyle="1" w:styleId="37">
     <w:name w:val="Table"/>
     <w:semiHidden/>
     <w:unhideWhenUsed/>
     <w:qFormat/>
+    <w:uiPriority w:val="0"/>
     <w:tblPr>
       <w:tblCellMar>
         <w:top w:w="0" w:type="dxa"/>
@@ -7661,25 +8369,27 @@
     <w:tblStylePr w:type="firstRow">
       <w:tcPr>
         <w:tcBorders>
-          <w:bottom w:val="single" w:sz="0" w:space="0" w:color="auto"/>
+          <w:bottom w:val="single" w:color="auto" w:sz="0" w:space="0"/>
         </w:tcBorders>
         <w:vAlign w:val="bottom"/>
       </w:tcPr>
     </w:tblStylePr>
   </w:style>
-  <w:style w:type="character" w:customStyle="1" w:styleId="1Char">
+  <w:style w:type="character" w:customStyle="1" w:styleId="38">
     <w:name w:val="柴_标题1 Char"/>
-    <w:link w:val="1"/>
+    <w:link w:val="28"/>
     <w:qFormat/>
+    <w:uiPriority w:val="0"/>
     <w:rPr>
-      <w:rFonts w:ascii="Arial" w:eastAsia="宋体" w:hAnsi="Arial"/>
+      <w:rFonts w:ascii="Arial" w:hAnsi="Arial" w:eastAsia="宋体"/>
       <w:sz w:val="32"/>
     </w:rPr>
   </w:style>
-  <w:style w:type="paragraph" w:customStyle="1" w:styleId="a3">
+  <w:style w:type="paragraph" w:customStyle="1" w:styleId="39">
     <w:name w:val="柴_正文_无缩进"/>
-    <w:basedOn w:val="Normal"/>
+    <w:basedOn w:val="1"/>
     <w:qFormat/>
+    <w:uiPriority w:val="0"/>
     <w:pPr>
       <w:ind w:firstLine="0" w:firstLineChars="0"/>
     </w:pPr>
@@ -7689,47 +8399,50 @@
       <w:lang w:eastAsia="zh-CN"/>
     </w:rPr>
   </w:style>
-  <w:style w:type="paragraph" w:customStyle="1" w:styleId="4">
+  <w:style w:type="paragraph" w:customStyle="1" w:styleId="40">
     <w:name w:val="柴_标题4"/>
-    <w:basedOn w:val="Heading4"/>
-    <w:next w:val="Normal"/>
+    <w:basedOn w:val="5"/>
+    <w:next w:val="1"/>
     <w:qFormat/>
+    <w:uiPriority w:val="0"/>
     <w:pPr>
       <w:widowControl w:val="0"/>
       <w:spacing w:before="160" w:line="360" w:lineRule="auto"/>
-      <w:ind w:left="981" w:hanging="862" w:leftChars="300"/>
+      <w:ind w:left="981" w:leftChars="300" w:hanging="862"/>
     </w:pPr>
     <w:rPr>
-      <w:rFonts w:ascii="Calibri" w:eastAsia="宋体" w:hAnsi="Calibri" w:cs="宋体" w:hint="eastAsia"/>
+      <w:rFonts w:hint="eastAsia" w:ascii="Calibri" w:hAnsi="Calibri" w:eastAsia="宋体" w:cs="宋体"/>
       <w:sz w:val="24"/>
       <w:szCs w:val="24"/>
       <w:lang w:eastAsia="zh-CN" w:bidi="zh-CN"/>
     </w:rPr>
   </w:style>
-  <w:style w:type="character" w:customStyle="1" w:styleId="Char">
+  <w:style w:type="character" w:customStyle="1" w:styleId="41">
     <w:name w:val="柴_正文 Char"/>
-    <w:link w:val="a1"/>
+    <w:link w:val="29"/>
     <w:qFormat/>
+    <w:uiPriority w:val="0"/>
     <w:rPr>
-      <w:rFonts w:ascii="Arial" w:eastAsia="宋体" w:hAnsi="Arial"/>
+      <w:rFonts w:ascii="Arial" w:hAnsi="Arial" w:eastAsia="宋体"/>
       <w:sz w:val="24"/>
       <w:lang w:eastAsia="zh-CN"/>
     </w:rPr>
   </w:style>
-  <w:style w:type="character" w:customStyle="1" w:styleId="2Char">
+  <w:style w:type="character" w:customStyle="1" w:styleId="42">
     <w:name w:val="柴_标题2 Char"/>
-    <w:link w:val="2"/>
+    <w:link w:val="30"/>
     <w:qFormat/>
+    <w:uiPriority w:val="0"/>
     <w:rPr>
-      <w:rFonts w:ascii="Arial" w:eastAsia="宋体" w:hAnsi="Arial"/>
+      <w:rFonts w:ascii="Arial" w:hAnsi="Arial" w:eastAsia="宋体"/>
       <w:sz w:val="28"/>
     </w:rPr>
   </w:style>
-  <w:style w:type="paragraph" w:customStyle="1" w:styleId="ListParagraph">
+  <w:style w:type="paragraph" w:customStyle="1" w:styleId="43">
     <w:name w:val="List Paragraph"/>
-    <w:basedOn w:val="Normal"/>
+    <w:basedOn w:val="1"/>
+    <w:qFormat/>
     <w:uiPriority w:val="34"/>
-    <w:qFormat/>
     <w:pPr>
       <w:ind w:firstLine="420" w:firstLineChars="200"/>
     </w:pPr>

--- a/6-过程管理/流程制度规范类文件/060111-信息安全管理制度.docx
+++ b/6-过程管理/流程制度规范类文件/060111-信息安全管理制度.docx
@@ -3817,14 +3817,13 @@
           <w:lang w:val="en-US" w:eastAsia="zh-CN"/>
         </w:rPr>
       </w:pPr>
-      <w:bookmarkStart w:id="45" w:name="_GoBack"/>
       <w:r>
         <w:rPr>
           <w:rFonts w:hint="default"/>
           <w:lang w:val="en-US" w:eastAsia="zh-CN"/>
         </w:rPr>
         <w:object>
-          <v:shape id="_x0000_i1025" o:spt="75" alt="" type="#_x0000_t75" style="height:371.65pt;width:536.3pt;" o:ole="t" filled="f" o:preferrelative="t" stroked="f" coordsize="21600,21600">
+          <v:shape id="_x0000_i1025" o:spt="75" type="#_x0000_t75" style="height:371.65pt;width:536.3pt;" o:ole="t" filled="f" o:preferrelative="t" stroked="f" coordsize="21600,21600">
             <v:path/>
             <v:fill on="f" focussize="0,0"/>
             <v:stroke on="f"/>
@@ -3838,7 +3837,6 @@
           </o:OLEObject>
         </w:object>
       </w:r>
-      <w:bookmarkEnd w:id="45"/>
     </w:p>
     <w:p>
       <w:pPr>
@@ -4449,8 +4447,8 @@
         <w:pStyle w:val="31"/>
         <w:bidi w:val="0"/>
       </w:pPr>
-      <w:bookmarkStart w:id="27" w:name="_Toc31589"/>
-      <w:bookmarkStart w:id="28" w:name="_Toc455763769"/>
+      <w:bookmarkStart w:id="27" w:name="_Toc455763769"/>
+      <w:bookmarkStart w:id="28" w:name="_Toc31589"/>
       <w:r>
         <w:rPr>
           <w:rFonts w:hint="eastAsia"/>
@@ -6328,7 +6326,17 @@
         <w:bidi w:val="0"/>
       </w:pPr>
       <w:r>
-        <w:t>每年至少一次全面审查风险评估内容与状态的适应性，以确定是否存在新的风险及是否需要增加新的控制措施，对发生以下情况需及时进行风险评估：</w:t>
+        <w:t>每年</w:t>
+      </w:r>
+      <w:r>
+        <w:rPr>
+          <w:rFonts w:hint="eastAsia"/>
+          <w:lang w:val="en-US" w:eastAsia="zh-CN"/>
+        </w:rPr>
+        <w:t>度</w:t>
+      </w:r>
+      <w:r>
+        <w:t>至少一次全面审查风险评估内容与状态的适应性，以确定是否存在新的风险及是否需要增加新的控制措施，对发生以下情况需及时进行风险评估：</w:t>
       </w:r>
     </w:p>
     <w:p>
@@ -6679,7 +6687,7 @@
             <w:pPr>
               <w:widowControl w:val="0"/>
               <w:rPr>
-                <w:rFonts w:hint="default" w:ascii="宋体" w:hAnsi="宋体" w:eastAsia="宋体" w:cs="宋体"/>
+                <w:rFonts w:hint="eastAsia" w:ascii="宋体" w:hAnsi="宋体" w:eastAsia="宋体" w:cs="宋体"/>
                 <w:snapToGrid w:val="0"/>
                 <w:color w:val="000000"/>
                 <w:kern w:val="0"/>
@@ -6695,6 +6703,15 @@
                 <w:szCs w:val="18"/>
               </w:rPr>
               <w:t>每年</w:t>
+            </w:r>
+            <w:r>
+              <w:rPr>
+                <w:rFonts w:hint="eastAsia" w:ascii="宋体" w:hAnsi="宋体" w:cs="宋体"/>
+                <w:sz w:val="18"/>
+                <w:szCs w:val="18"/>
+                <w:lang w:val="en-US" w:eastAsia="zh-CN"/>
+              </w:rPr>
+              <w:t>度</w:t>
             </w:r>
           </w:p>
         </w:tc>
@@ -6812,34 +6829,6 @@
             <w:pPr>
               <w:widowControl w:val="0"/>
               <w:rPr>
-                <w:rFonts w:hint="default" w:ascii="宋体" w:hAnsi="宋体" w:eastAsia="宋体" w:cs="宋体"/>
-                <w:snapToGrid w:val="0"/>
-                <w:color w:val="000000"/>
-                <w:kern w:val="0"/>
-                <w:sz w:val="18"/>
-                <w:szCs w:val="18"/>
-                <w:lang w:val="en-US" w:eastAsia="zh-CN" w:bidi="ar-SA"/>
-              </w:rPr>
-            </w:pPr>
-            <w:r>
-              <w:rPr>
-                <w:rFonts w:hint="eastAsia" w:ascii="宋体" w:hAnsi="宋体" w:eastAsia="宋体" w:cs="宋体"/>
-                <w:sz w:val="18"/>
-                <w:szCs w:val="18"/>
-              </w:rPr>
-              <w:t>每年</w:t>
-            </w:r>
-          </w:p>
-        </w:tc>
-        <w:tc>
-          <w:tcPr>
-            <w:tcW w:w="0" w:type="auto"/>
-            <w:shd w:val="clear" w:color="auto" w:fill="auto"/>
-          </w:tcPr>
-          <w:p>
-            <w:pPr>
-              <w:widowControl w:val="0"/>
-              <w:rPr>
                 <w:rFonts w:hint="eastAsia" w:ascii="宋体" w:hAnsi="宋体" w:eastAsia="宋体" w:cs="宋体"/>
                 <w:snapToGrid w:val="0"/>
                 <w:color w:val="000000"/>
@@ -6855,6 +6844,45 @@
                 <w:sz w:val="18"/>
                 <w:szCs w:val="18"/>
               </w:rPr>
+              <w:t>每年</w:t>
+            </w:r>
+            <w:r>
+              <w:rPr>
+                <w:rFonts w:hint="eastAsia" w:ascii="宋体" w:hAnsi="宋体" w:cs="宋体"/>
+                <w:sz w:val="18"/>
+                <w:szCs w:val="18"/>
+                <w:lang w:val="en-US" w:eastAsia="zh-CN"/>
+              </w:rPr>
+              <w:t>度</w:t>
+            </w:r>
+            <w:bookmarkStart w:id="45" w:name="_GoBack"/>
+            <w:bookmarkEnd w:id="45"/>
+          </w:p>
+        </w:tc>
+        <w:tc>
+          <w:tcPr>
+            <w:tcW w:w="0" w:type="auto"/>
+            <w:shd w:val="clear" w:color="auto" w:fill="auto"/>
+          </w:tcPr>
+          <w:p>
+            <w:pPr>
+              <w:widowControl w:val="0"/>
+              <w:rPr>
+                <w:rFonts w:hint="eastAsia" w:ascii="宋体" w:hAnsi="宋体" w:eastAsia="宋体" w:cs="宋体"/>
+                <w:snapToGrid w:val="0"/>
+                <w:color w:val="000000"/>
+                <w:kern w:val="0"/>
+                <w:sz w:val="18"/>
+                <w:szCs w:val="18"/>
+                <w:lang w:val="en-US" w:eastAsia="zh-CN" w:bidi="ar-SA"/>
+              </w:rPr>
+            </w:pPr>
+            <w:r>
+              <w:rPr>
+                <w:rFonts w:hint="eastAsia" w:ascii="宋体" w:hAnsi="宋体" w:eastAsia="宋体" w:cs="宋体"/>
+                <w:sz w:val="18"/>
+                <w:szCs w:val="18"/>
+              </w:rPr>
               <w:t>0次</w:t>
             </w:r>
           </w:p>
@@ -6874,8 +6902,8 @@
       <w:bookmarkStart w:id="38" w:name="bookmark3"/>
       <w:bookmarkEnd w:id="38"/>
       <w:bookmarkStart w:id="39" w:name="_Toc27576"/>
-      <w:bookmarkStart w:id="40" w:name="_Toc5809"/>
-      <w:bookmarkStart w:id="41" w:name="_Toc17424"/>
+      <w:bookmarkStart w:id="40" w:name="_Toc17424"/>
+      <w:bookmarkStart w:id="41" w:name="_Toc5809"/>
       <w:r>
         <w:rPr>
           <w:rStyle w:val="38"/>
